--- a/docs/installation-traceagile.docx
+++ b/docs/installation-traceagile.docx
@@ -11,7 +11,7 @@
           <w:sz w:val="18"/>
           <w:szCs w:val="18"/>
         </w:rPr>
-        <w:t xml:space="preserve">DEUX JARS · POSTGRESQL · DÉMO SWAGLABS</w:t>
+        <w:t xml:space="preserve">HORS DOCKER OU CONTENEUR · 8 COMBINAISONS · DÉMO SWAGLABS</w:t>
       </w:r>
     </w:p>
     <w:p>
@@ -19,30 +19,60 @@
         <w:pStyle w:val="Title"/>
       </w:pPr>
       <w:r>
-        <w:t xml:space="preserve">Installation de TraceAgile hors Docker</w:t>
-      </w:r>
-    </w:p>
-    <w:p>
-      <w:r>
-        <w:t xml:space="preserve">Cette note décrit l'installation de TraceAgile et de son serveur d'exécution sur des machines
-indépendantes, sans Docker : deux jars Java autonomes, une base PostgreSQL, et en option le jeu de
-démonstration SwagLabs. Pour un poste de développement, </w:t>
-      </w:r>
-      <w:r>
-        <w:rPr>
-          <w:rFonts w:ascii="Consolas" w:cs="Consolas" w:eastAsia="Consolas" w:hAnsi="Consolas"/>
-          <w:sz w:val="19"/>
-          <w:szCs w:val="19"/>
-          <w:shd w:fill="E2EEF2" w:val="clear"/>
-        </w:rPr>
-        <w:t xml:space="preserve">docker compose up</w:t>
-      </w:r>
-      <w:r>
-        <w:t xml:space="preserve"> reste plus simple
-(voir </w:t>
-      </w:r>
-      <w:r>
-        <w:t xml:space="preserve">CLAUDE.md</w:t>
+        <w:t xml:space="preserve">Installation de TraceAgile et du serveur d’exécution</w:t>
+      </w:r>
+    </w:p>
+    <w:p>
+      <w:r>
+        <w:t xml:space="preserve">Cette note décrit l'installation des deux logiciels livrés : </w:t>
+      </w:r>
+      <w:r>
+        <w:rPr>
+          <w:b/>
+          <w:bCs/>
+        </w:rPr>
+        <w:t xml:space="preserve">TraceAgile</w:t>
+      </w:r>
+      <w:r>
+        <w:t xml:space="preserve"> (API, interface web et
+guide d'utilisation) et son </w:t>
+      </w:r>
+      <w:r>
+        <w:rPr>
+          <w:b/>
+          <w:bCs/>
+        </w:rPr>
+        <w:t xml:space="preserve">serveur d'exécution</w:t>
+      </w:r>
+      <w:r>
+        <w:t xml:space="preserve"> des tests automatisés. Chacun s'installe au
+choix </w:t>
+      </w:r>
+      <w:r>
+        <w:rPr>
+          <w:b/>
+          <w:bCs/>
+        </w:rPr>
+        <w:t xml:space="preserve">hors Docker</w:t>
+      </w:r>
+      <w:r>
+        <w:t xml:space="preserve"> (un jar Java lancé comme un service) ou </w:t>
+      </w:r>
+      <w:r>
+        <w:rPr>
+          <w:b/>
+          <w:bCs/>
+        </w:rPr>
+        <w:t xml:space="preserve">en conteneur Docker</w:t>
+      </w:r>
+      <w:r>
+        <w:t xml:space="preserve"> (image construite
+sur place à partir du même jar), sur la même machine ou sur des machines séparées. TraceAgile utilise
+une base PostgreSQL, existante ou dans un conteneur, vide ou avec la démonstration SwagLabs. Les
+choix techniques sont dans l'</w:t>
+      </w:r>
+      <w:r>
+        <w:t xml:space="preserve">ADR-0027</w:t>
       </w:r>
       <w:r>
         <w:rPr>
@@ -50,20 +80,6 @@
           <w:sz w:val="18"/>
           <w:szCs w:val="18"/>
         </w:rPr>
-        <w:t xml:space="preserve"> (CLAUDE.md)</w:t>
-      </w:r>
-      <w:r>
-        <w:t xml:space="preserve">). Les choix techniques sont dans l'</w:t>
-      </w:r>
-      <w:r>
-        <w:t xml:space="preserve">ADR-0027</w:t>
-      </w:r>
-      <w:r>
-        <w:rPr>
-          <w:rFonts w:ascii="Consolas" w:cs="Consolas" w:eastAsia="Consolas" w:hAnsi="Consolas"/>
-          <w:sz w:val="18"/>
-          <w:szCs w:val="18"/>
-        </w:rPr>
         <w:t xml:space="preserve"> (docs/adr/0027-installation-hors-docker.md)</w:t>
       </w:r>
       <w:r>
@@ -91,7 +107,7 @@
       </w:r>
       <w:r>
         <w:br/>
-        <w:t xml:space="preserve"> |                              | &lt;---------- | Java 21, Git, Node.js, Python |</w:t>
+        <w:t xml:space="preserve"> | jar ou conteneur             | &lt;---------- | jar ou conteneur              |</w:t>
       </w:r>
       <w:r>
         <w:br/>
@@ -111,7 +127,7 @@
       </w:r>
       <w:r>
         <w:br/>
-        <w:t xml:space="preserve"> | PostgreSQL 16+  :5432        |   (machine A ou une machine dédiée)</w:t>
+        <w:t xml:space="preserve"> | PostgreSQL 16+  :5432        |   (serveur existant ou conteneur)</w:t>
       </w:r>
       <w:r>
         <w:br/>
@@ -120,8 +136,8 @@
     </w:p>
     <w:p>
       <w:r>
-        <w:t xml:space="preserve">Les deux jars peuvent aussi tourner sur la même machine, et plusieurs serveurs d'exécution peuvent
-être rattachés à un même TraceAgile.</w:t>
+        <w:t xml:space="preserve">Plusieurs serveurs d'exécution peuvent être rattachés à un même TraceAgile, chacun installé dans le
+mode qui convient à sa machine.</w:t>
       </w:r>
     </w:p>
     <w:p>
@@ -146,43 +162,43 @@
             <w:sz w:val="22"/>
             <w:szCs w:val="22"/>
           </w:rPr>
-          <w:t xml:space="preserve">1. Prérequis</w:t>
+          <w:t xml:space="preserve">1. Choisir le type d'installation</w:t>
         </w:r>
       </w:hyperlink>
     </w:p>
     <w:p>
       <w:pPr>
-        <w:spacing w:after="60"/>
-        <w:ind w:left="0"/>
+        <w:spacing w:after="20"/>
+        <w:ind w:left="400"/>
       </w:pPr>
       <w:hyperlink w:history="1" w:anchor="chap_2">
         <w:r>
           <w:rPr>
-            <w:b/>
-            <w:bCs/>
+            <w:b w:val="false"/>
+            <w:bCs w:val="false"/>
             <w:color w:val="19647E"/>
-            <w:sz w:val="22"/>
-            <w:szCs w:val="22"/>
+            <w:sz w:val="20"/>
+            <w:szCs w:val="20"/>
           </w:rPr>
-          <w:t xml:space="preserve">2. Produire les deux jars distribuables</w:t>
+          <w:t xml:space="preserve">1.1 Les deux modes</w:t>
         </w:r>
       </w:hyperlink>
     </w:p>
     <w:p>
       <w:pPr>
-        <w:spacing w:after="60"/>
-        <w:ind w:left="0"/>
+        <w:spacing w:after="20"/>
+        <w:ind w:left="400"/>
       </w:pPr>
       <w:hyperlink w:history="1" w:anchor="chap_3">
         <w:r>
           <w:rPr>
-            <w:b/>
-            <w:bCs/>
+            <w:b w:val="false"/>
+            <w:bCs w:val="false"/>
             <w:color w:val="19647E"/>
-            <w:sz w:val="22"/>
-            <w:szCs w:val="22"/>
+            <w:sz w:val="20"/>
+            <w:szCs w:val="20"/>
           </w:rPr>
-          <w:t xml:space="preserve">3. Créer la base de données</w:t>
+          <w:t xml:space="preserve">1.2 Les combinaisons</w:t>
         </w:r>
       </w:hyperlink>
     </w:p>
@@ -200,7 +216,7 @@
             <w:sz w:val="20"/>
             <w:szCs w:val="20"/>
           </w:rPr>
-          <w:t xml:space="preserve">3.1 Base vide (production)</w:t>
+          <w:t xml:space="preserve">1.3 La base de données</w:t>
         </w:r>
       </w:hyperlink>
     </w:p>
@@ -218,7 +234,7 @@
             <w:sz w:val="20"/>
             <w:szCs w:val="20"/>
           </w:rPr>
-          <w:t xml:space="preserve">3.2 Base avec la démonstration SwagLabs</w:t>
+          <w:t xml:space="preserve">1.4 Ordre d'installation</w:t>
         </w:r>
       </w:hyperlink>
     </w:p>
@@ -236,7 +252,7 @@
             <w:sz w:val="22"/>
             <w:szCs w:val="22"/>
           </w:rPr>
-          <w:t xml:space="preserve">4. Configurer TraceAgile</w:t>
+          <w:t xml:space="preserve">2. Prérequis</w:t>
         </w:r>
       </w:hyperlink>
     </w:p>
@@ -254,7 +270,7 @@
             <w:sz w:val="22"/>
             <w:szCs w:val="22"/>
           </w:rPr>
-          <w:t xml:space="preserve">5. Démarrer TraceAgile</w:t>
+          <w:t xml:space="preserve">3. Produire la distribution</w:t>
         </w:r>
       </w:hyperlink>
     </w:p>
@@ -272,25 +288,25 @@
             <w:sz w:val="22"/>
             <w:szCs w:val="22"/>
           </w:rPr>
-          <w:t xml:space="preserve">6. Démarrer en service</w:t>
+          <w:t xml:space="preserve">4. Base de données PostgreSQL existante</w:t>
         </w:r>
       </w:hyperlink>
     </w:p>
     <w:p>
       <w:pPr>
-        <w:spacing w:after="60"/>
-        <w:ind w:left="0"/>
+        <w:spacing w:after="20"/>
+        <w:ind w:left="400"/>
       </w:pPr>
       <w:hyperlink w:history="1" w:anchor="chap_9">
         <w:r>
           <w:rPr>
-            <w:b/>
-            <w:bCs/>
+            <w:b w:val="false"/>
+            <w:bCs w:val="false"/>
             <w:color w:val="19647E"/>
-            <w:sz w:val="22"/>
-            <w:szCs w:val="22"/>
+            <w:sz w:val="20"/>
+            <w:szCs w:val="20"/>
           </w:rPr>
-          <w:t xml:space="preserve">7. Installer le serveur d'exécution</w:t>
+          <w:t xml:space="preserve">4.1 Script de création</w:t>
         </w:r>
       </w:hyperlink>
     </w:p>
@@ -308,7 +324,7 @@
             <w:sz w:val="20"/>
             <w:szCs w:val="20"/>
           </w:rPr>
-          <w:t xml:space="preserve">7.1 Configuration et démarrage</w:t>
+          <w:t xml:space="preserve">4.2 Base vide (production)</w:t>
         </w:r>
       </w:hyperlink>
     </w:p>
@@ -326,25 +342,25 @@
             <w:sz w:val="20"/>
             <w:szCs w:val="20"/>
           </w:rPr>
-          <w:t xml:space="preserve">7.2 Outils de test</w:t>
+          <w:t xml:space="preserve">4.3 Base avec la démonstration SwagLabs</w:t>
         </w:r>
       </w:hyperlink>
     </w:p>
     <w:p>
       <w:pPr>
-        <w:spacing w:after="20"/>
-        <w:ind w:left="400"/>
+        <w:spacing w:after="60"/>
+        <w:ind w:left="0"/>
       </w:pPr>
       <w:hyperlink w:history="1" w:anchor="chap_12">
         <w:r>
           <w:rPr>
-            <w:b w:val="false"/>
-            <w:bCs w:val="false"/>
+            <w:b/>
+            <w:bCs/>
             <w:color w:val="19647E"/>
-            <w:sz w:val="20"/>
-            <w:szCs w:val="20"/>
+            <w:sz w:val="22"/>
+            <w:szCs w:val="22"/>
           </w:rPr>
-          <w:t xml:space="preserve">7.3 Relier TraceAgile au serveur</w:t>
+          <w:t xml:space="preserve">5. TraceAgile hors Docker</w:t>
         </w:r>
       </w:hyperlink>
     </w:p>
@@ -362,43 +378,43 @@
             <w:sz w:val="20"/>
             <w:szCs w:val="20"/>
           </w:rPr>
-          <w:t xml:space="preserve">7.4 Réseau</w:t>
+          <w:t xml:space="preserve">5.1 Configuration</w:t>
         </w:r>
       </w:hyperlink>
     </w:p>
     <w:p>
       <w:pPr>
-        <w:spacing w:after="60"/>
-        <w:ind w:left="0"/>
+        <w:spacing w:after="20"/>
+        <w:ind w:left="400"/>
       </w:pPr>
       <w:hyperlink w:history="1" w:anchor="chap_14">
         <w:r>
           <w:rPr>
-            <w:b/>
-            <w:bCs/>
+            <w:b w:val="false"/>
+            <w:bCs w:val="false"/>
             <w:color w:val="19647E"/>
-            <w:sz w:val="22"/>
-            <w:szCs w:val="22"/>
+            <w:sz w:val="20"/>
+            <w:szCs w:val="20"/>
           </w:rPr>
-          <w:t xml:space="preserve">8. HTTPS et proxy inverse</w:t>
+          <w:t xml:space="preserve">5.2 Démarrage</w:t>
         </w:r>
       </w:hyperlink>
     </w:p>
     <w:p>
       <w:pPr>
-        <w:spacing w:after="60"/>
-        <w:ind w:left="0"/>
+        <w:spacing w:after="20"/>
+        <w:ind w:left="400"/>
       </w:pPr>
       <w:hyperlink w:history="1" w:anchor="chap_15">
         <w:r>
           <w:rPr>
-            <w:b/>
-            <w:bCs/>
+            <w:b w:val="false"/>
+            <w:bCs w:val="false"/>
             <w:color w:val="19647E"/>
-            <w:sz w:val="22"/>
-            <w:szCs w:val="22"/>
+            <w:sz w:val="20"/>
+            <w:szCs w:val="20"/>
           </w:rPr>
-          <w:t xml:space="preserve">9. Sauvegarde, mise à jour, désinstallation</w:t>
+          <w:t xml:space="preserve">5.3 Service</w:t>
         </w:r>
       </w:hyperlink>
     </w:p>
@@ -416,16 +432,70 @@
             <w:sz w:val="22"/>
             <w:szCs w:val="22"/>
           </w:rPr>
-          <w:t xml:space="preserve">10. Dépannage</w:t>
+          <w:t xml:space="preserve">6. TraceAgile en conteneur Docker</w:t>
         </w:r>
       </w:hyperlink>
     </w:p>
     <w:p>
       <w:pPr>
+        <w:spacing w:after="20"/>
+        <w:ind w:left="400"/>
+      </w:pPr>
+      <w:hyperlink w:history="1" w:anchor="chap_17">
+        <w:r>
+          <w:rPr>
+            <w:b w:val="false"/>
+            <w:bCs w:val="false"/>
+            <w:color w:val="19647E"/>
+            <w:sz w:val="20"/>
+            <w:szCs w:val="20"/>
+          </w:rPr>
+          <w:t xml:space="preserve">6.1 Configuration</w:t>
+        </w:r>
+      </w:hyperlink>
+    </w:p>
+    <w:p>
+      <w:pPr>
+        <w:spacing w:after="20"/>
+        <w:ind w:left="400"/>
+      </w:pPr>
+      <w:hyperlink w:history="1" w:anchor="chap_18">
+        <w:r>
+          <w:rPr>
+            <w:b w:val="false"/>
+            <w:bCs w:val="false"/>
+            <w:color w:val="19647E"/>
+            <w:sz w:val="20"/>
+            <w:szCs w:val="20"/>
+          </w:rPr>
+          <w:t xml:space="preserve">6.2 Démarrage</w:t>
+        </w:r>
+      </w:hyperlink>
+    </w:p>
+    <w:p>
+      <w:pPr>
+        <w:spacing w:after="20"/>
+        <w:ind w:left="400"/>
+      </w:pPr>
+      <w:hyperlink w:history="1" w:anchor="chap_19">
+        <w:r>
+          <w:rPr>
+            <w:b w:val="false"/>
+            <w:bCs w:val="false"/>
+            <w:color w:val="19647E"/>
+            <w:sz w:val="20"/>
+            <w:szCs w:val="20"/>
+          </w:rPr>
+          <w:t xml:space="preserve">6.3 Démonstration SwagLabs en conteneur</w:t>
+        </w:r>
+      </w:hyperlink>
+    </w:p>
+    <w:p>
+      <w:pPr>
         <w:spacing w:after="60"/>
         <w:ind w:left="0"/>
       </w:pPr>
-      <w:hyperlink w:history="1" w:anchor="chap_17">
+      <w:hyperlink w:history="1" w:anchor="chap_20">
         <w:r>
           <w:rPr>
             <w:b/>
@@ -434,17 +504,189 @@
             <w:sz w:val="22"/>
             <w:szCs w:val="22"/>
           </w:rPr>
-          <w:t xml:space="preserve">11. Limites de la démonstration</w:t>
+          <w:t xml:space="preserve">7. Serveur d'exécution hors Docker</w:t>
         </w:r>
       </w:hyperlink>
     </w:p>
     <w:p>
       <w:pPr>
+        <w:spacing w:after="60"/>
+        <w:ind w:left="0"/>
+      </w:pPr>
+      <w:hyperlink w:history="1" w:anchor="chap_21">
+        <w:r>
+          <w:rPr>
+            <w:b/>
+            <w:bCs/>
+            <w:color w:val="19647E"/>
+            <w:sz w:val="22"/>
+            <w:szCs w:val="22"/>
+          </w:rPr>
+          <w:t xml:space="preserve">8. Serveur d'exécution en conteneur Docker</w:t>
+        </w:r>
+      </w:hyperlink>
+    </w:p>
+    <w:p>
+      <w:pPr>
+        <w:spacing w:after="60"/>
+        <w:ind w:left="0"/>
+      </w:pPr>
+      <w:hyperlink w:history="1" w:anchor="chap_22">
+        <w:r>
+          <w:rPr>
+            <w:b/>
+            <w:bCs/>
+            <w:color w:val="19647E"/>
+            <w:sz w:val="22"/>
+            <w:szCs w:val="22"/>
+          </w:rPr>
+          <w:t xml:space="preserve">9. Relier TraceAgile et le serveur d'exécution</w:t>
+        </w:r>
+      </w:hyperlink>
+    </w:p>
+    <w:p>
+      <w:pPr>
+        <w:spacing w:after="20"/>
+        <w:ind w:left="400"/>
+      </w:pPr>
+      <w:hyperlink w:history="1" w:anchor="chap_23">
+        <w:r>
+          <w:rPr>
+            <w:b w:val="false"/>
+            <w:bCs w:val="false"/>
+            <w:color w:val="19647E"/>
+            <w:sz w:val="20"/>
+            <w:szCs w:val="20"/>
+          </w:rPr>
+          <w:t xml:space="preserve">9.1 Appairage</w:t>
+        </w:r>
+      </w:hyperlink>
+    </w:p>
+    <w:p>
+      <w:pPr>
+        <w:spacing w:after="20"/>
+        <w:ind w:left="400"/>
+      </w:pPr>
+      <w:hyperlink w:history="1" w:anchor="chap_24">
+        <w:r>
+          <w:rPr>
+            <w:b w:val="false"/>
+            <w:bCs w:val="false"/>
+            <w:color w:val="19647E"/>
+            <w:sz w:val="20"/>
+            <w:szCs w:val="20"/>
+          </w:rPr>
+          <w:t xml:space="preserve">9.2 Outils de test</w:t>
+        </w:r>
+      </w:hyperlink>
+    </w:p>
+    <w:p>
+      <w:pPr>
+        <w:spacing w:after="60"/>
+        <w:ind w:left="0"/>
+      </w:pPr>
+      <w:hyperlink w:history="1" w:anchor="chap_25">
+        <w:r>
+          <w:rPr>
+            <w:b/>
+            <w:bCs/>
+            <w:color w:val="19647E"/>
+            <w:sz w:val="22"/>
+            <w:szCs w:val="22"/>
+          </w:rPr>
+          <w:t xml:space="preserve">10. Réseau et pare-feu</w:t>
+        </w:r>
+      </w:hyperlink>
+    </w:p>
+    <w:p>
+      <w:pPr>
+        <w:spacing w:after="60"/>
+        <w:ind w:left="0"/>
+      </w:pPr>
+      <w:hyperlink w:history="1" w:anchor="chap_26">
+        <w:r>
+          <w:rPr>
+            <w:b/>
+            <w:bCs/>
+            <w:color w:val="19647E"/>
+            <w:sz w:val="22"/>
+            <w:szCs w:val="22"/>
+          </w:rPr>
+          <w:t xml:space="preserve">11. HTTPS et proxy inverse</w:t>
+        </w:r>
+      </w:hyperlink>
+    </w:p>
+    <w:p>
+      <w:pPr>
+        <w:spacing w:after="60"/>
+        <w:ind w:left="0"/>
+      </w:pPr>
+      <w:hyperlink w:history="1" w:anchor="chap_27">
+        <w:r>
+          <w:rPr>
+            <w:b/>
+            <w:bCs/>
+            <w:color w:val="19647E"/>
+            <w:sz w:val="22"/>
+            <w:szCs w:val="22"/>
+          </w:rPr>
+          <w:t xml:space="preserve">12. Sauvegarde, mise à jour, désinstallation</w:t>
+        </w:r>
+      </w:hyperlink>
+    </w:p>
+    <w:p>
+      <w:pPr>
+        <w:spacing w:after="60"/>
+        <w:ind w:left="0"/>
+      </w:pPr>
+      <w:hyperlink w:history="1" w:anchor="chap_28">
+        <w:r>
+          <w:rPr>
+            <w:b/>
+            <w:bCs/>
+            <w:color w:val="19647E"/>
+            <w:sz w:val="22"/>
+            <w:szCs w:val="22"/>
+          </w:rPr>
+          <w:t xml:space="preserve">13. Dépannage</w:t>
+        </w:r>
+      </w:hyperlink>
+    </w:p>
+    <w:p>
+      <w:pPr>
+        <w:spacing w:after="60"/>
+        <w:ind w:left="0"/>
+      </w:pPr>
+      <w:hyperlink w:history="1" w:anchor="chap_29">
+        <w:r>
+          <w:rPr>
+            <w:b/>
+            <w:bCs/>
+            <w:color w:val="19647E"/>
+            <w:sz w:val="22"/>
+            <w:szCs w:val="22"/>
+          </w:rPr>
+          <w:t xml:space="preserve">14. Limites de la démonstration</w:t>
+        </w:r>
+      </w:hyperlink>
+    </w:p>
+    <w:p>
+      <w:pPr>
         <w:pStyle w:val="Heading1"/>
       </w:pPr>
       <w:bookmarkStart w:name="chap_1" w:id="1"/>
       <w:r>
-        <w:t xml:space="preserve">1. Prérequis</w:t>
+        <w:t xml:space="preserve">1. Choisir le type d'installation</w:t>
+      </w:r>
+      <w:bookmarkEnd w:id="1"/>
+    </w:p>
+    <w:p>
+      <w:pPr>
+        <w:pStyle w:val="Heading2"/>
+      </w:pPr>
+      <w:bookmarkStart w:name="chap_2" w:id="1"/>
+      <w:r>
+        <w:t xml:space="preserve">1.1 Les deux modes</w:t>
       </w:r>
       <w:bookmarkEnd w:id="1"/>
     </w:p>
@@ -479,13 +721,25 @@
               <w:right w:type="dxa" w:w="100"/>
             </w:tcMar>
           </w:tcPr>
+          <w:p/>
+        </w:tc>
+        <w:tc>
+          <w:tcPr>
+            <w:shd w:fill="E2EEF2" w:val="clear"/>
+            <w:tcMar>
+              <w:top w:type="dxa" w:w="60"/>
+              <w:left w:type="dxa" w:w="100"/>
+              <w:bottom w:type="dxa" w:w="60"/>
+              <w:right w:type="dxa" w:w="100"/>
+            </w:tcMar>
+          </w:tcPr>
           <w:p>
             <w:r>
               <w:rPr>
                 <w:b/>
                 <w:bCs/>
               </w:rPr>
-              <w:t xml:space="preserve">Machine</w:t>
+              <w:t xml:space="preserve">Hors Docker</w:t>
             </w:r>
           </w:p>
         </w:tc>
@@ -505,27 +759,7 @@
                 <w:b/>
                 <w:bCs/>
               </w:rPr>
-              <w:t xml:space="preserve">Logiciel</w:t>
-            </w:r>
-          </w:p>
-        </w:tc>
-        <w:tc>
-          <w:tcPr>
-            <w:shd w:fill="E2EEF2" w:val="clear"/>
-            <w:tcMar>
-              <w:top w:type="dxa" w:w="60"/>
-              <w:left w:type="dxa" w:w="100"/>
-              <w:bottom w:type="dxa" w:w="60"/>
-              <w:right w:type="dxa" w:w="100"/>
-            </w:tcMar>
-          </w:tcPr>
-          <w:p>
-            <w:r>
-              <w:rPr>
-                <w:b/>
-                <w:bCs/>
-              </w:rPr>
-              <w:t xml:space="preserve">Remarque</w:t>
+              <w:t xml:space="preserve">En conteneur Docker</w:t>
             </w:r>
           </w:p>
         </w:tc>
@@ -545,46 +779,82 @@
           </w:tcPr>
           <w:p>
             <w:r>
-              <w:t xml:space="preserve">TraceAgile</w:t>
-            </w:r>
-          </w:p>
-        </w:tc>
-        <w:tc>
-          <w:tcPr>
-            <w:tcMar>
-              <w:top w:type="dxa" w:w="60"/>
-              <w:left w:type="dxa" w:w="100"/>
-              <w:bottom w:type="dxa" w:w="60"/>
-              <w:right w:type="dxa" w:w="100"/>
-            </w:tcMar>
-          </w:tcPr>
-          <w:p>
-            <w:r>
-              <w:t xml:space="preserve">Java 21 (JRE suffit)</w:t>
-            </w:r>
-          </w:p>
-        </w:tc>
-        <w:tc>
-          <w:tcPr>
-            <w:tcMar>
-              <w:top w:type="dxa" w:w="60"/>
-              <w:left w:type="dxa" w:w="100"/>
-              <w:bottom w:type="dxa" w:w="60"/>
-              <w:right w:type="dxa" w:w="100"/>
-            </w:tcMar>
-          </w:tcPr>
-          <w:p>
-            <w:r>
-              <w:rPr>
-                <w:rFonts w:ascii="Consolas" w:cs="Consolas" w:eastAsia="Consolas" w:hAnsi="Consolas"/>
-                <w:sz w:val="19"/>
-                <w:szCs w:val="19"/>
-                <w:shd w:fill="E2EEF2" w:val="clear"/>
-              </w:rPr>
-              <w:t xml:space="preserve">java -version</w:t>
-            </w:r>
-            <w:r>
-              <w:t xml:space="preserve"> doit afficher 21 ou plus.</w:t>
+              <w:t xml:space="preserve">Livrable</w:t>
+            </w:r>
+          </w:p>
+        </w:tc>
+        <w:tc>
+          <w:tcPr>
+            <w:tcMar>
+              <w:top w:type="dxa" w:w="60"/>
+              <w:left w:type="dxa" w:w="100"/>
+              <w:bottom w:type="dxa" w:w="60"/>
+              <w:right w:type="dxa" w:w="100"/>
+            </w:tcMar>
+          </w:tcPr>
+          <w:p>
+            <w:r>
+              <w:t xml:space="preserve">le jar et ses scripts </w:t>
+            </w:r>
+            <w:r>
+              <w:rPr>
+                <w:rFonts w:ascii="Consolas" w:cs="Consolas" w:eastAsia="Consolas" w:hAnsi="Consolas"/>
+                <w:sz w:val="19"/>
+                <w:szCs w:val="19"/>
+                <w:shd w:fill="E2EEF2" w:val="clear"/>
+              </w:rPr>
+              <w:t xml:space="preserve">demarrer.sh</w:t>
+            </w:r>
+            <w:r>
+              <w:t xml:space="preserve"> / </w:t>
+            </w:r>
+            <w:r>
+              <w:rPr>
+                <w:rFonts w:ascii="Consolas" w:cs="Consolas" w:eastAsia="Consolas" w:hAnsi="Consolas"/>
+                <w:sz w:val="19"/>
+                <w:szCs w:val="19"/>
+                <w:shd w:fill="E2EEF2" w:val="clear"/>
+              </w:rPr>
+              <w:t xml:space="preserve">demarrer.ps1</w:t>
+            </w:r>
+          </w:p>
+        </w:tc>
+        <w:tc>
+          <w:tcPr>
+            <w:tcMar>
+              <w:top w:type="dxa" w:w="60"/>
+              <w:left w:type="dxa" w:w="100"/>
+              <w:bottom w:type="dxa" w:w="60"/>
+              <w:right w:type="dxa" w:w="100"/>
+            </w:tcMar>
+          </w:tcPr>
+          <w:p>
+            <w:r>
+              <w:t xml:space="preserve">le même dossier : </w:t>
+            </w:r>
+            <w:r>
+              <w:rPr>
+                <w:rFonts w:ascii="Consolas" w:cs="Consolas" w:eastAsia="Consolas" w:hAnsi="Consolas"/>
+                <w:sz w:val="19"/>
+                <w:szCs w:val="19"/>
+                <w:shd w:fill="E2EEF2" w:val="clear"/>
+              </w:rPr>
+              <w:t xml:space="preserve">Dockerfile</w:t>
+            </w:r>
+            <w:r>
+              <w:t xml:space="preserve"> et </w:t>
+            </w:r>
+            <w:r>
+              <w:rPr>
+                <w:rFonts w:ascii="Consolas" w:cs="Consolas" w:eastAsia="Consolas" w:hAnsi="Consolas"/>
+                <w:sz w:val="19"/>
+                <w:szCs w:val="19"/>
+                <w:shd w:fill="E2EEF2" w:val="clear"/>
+              </w:rPr>
+              <w:t xml:space="preserve">docker-compose.yml</w:t>
+            </w:r>
+            <w:r>
+              <w:t xml:space="preserve"> construisent l'image à partir du jar</w:t>
             </w:r>
           </w:p>
         </w:tc>
@@ -604,68 +874,37 @@
           </w:tcPr>
           <w:p>
             <w:r>
-              <w:t xml:space="preserve">Base de données</w:t>
-            </w:r>
-          </w:p>
-        </w:tc>
-        <w:tc>
-          <w:tcPr>
-            <w:tcMar>
-              <w:top w:type="dxa" w:w="60"/>
-              <w:left w:type="dxa" w:w="100"/>
-              <w:bottom w:type="dxa" w:w="60"/>
-              <w:right w:type="dxa" w:w="100"/>
-            </w:tcMar>
-          </w:tcPr>
-          <w:p>
-            <w:r>
-              <w:t xml:space="preserve">PostgreSQL </w:t>
-            </w:r>
-            <w:r>
-              <w:rPr>
-                <w:b/>
-                <w:bCs/>
-              </w:rPr>
-              <w:t xml:space="preserve">16 ou plus</w:t>
-            </w:r>
-            <w:r>
-              <w:t xml:space="preserve">, avec </w:t>
-            </w:r>
-            <w:r>
-              <w:rPr>
-                <w:rFonts w:ascii="Consolas" w:cs="Consolas" w:eastAsia="Consolas" w:hAnsi="Consolas"/>
-                <w:sz w:val="19"/>
-                <w:szCs w:val="19"/>
-                <w:shd w:fill="E2EEF2" w:val="clear"/>
-              </w:rPr>
-              <w:t xml:space="preserve">psql</w:t>
-            </w:r>
-          </w:p>
-        </w:tc>
-        <w:tc>
-          <w:tcPr>
-            <w:tcMar>
-              <w:top w:type="dxa" w:w="60"/>
-              <w:left w:type="dxa" w:w="100"/>
-              <w:bottom w:type="dxa" w:w="60"/>
-              <w:right w:type="dxa" w:w="100"/>
-            </w:tcMar>
-          </w:tcPr>
-          <w:p>
-            <w:r>
-              <w:t xml:space="preserve">Le jeu de démonstration est un export PostgreSQL 16. Un superutilisateur (ex. </w:t>
-            </w:r>
-            <w:r>
-              <w:rPr>
-                <w:rFonts w:ascii="Consolas" w:cs="Consolas" w:eastAsia="Consolas" w:hAnsi="Consolas"/>
-                <w:sz w:val="19"/>
-                <w:szCs w:val="19"/>
-                <w:shd w:fill="E2EEF2" w:val="clear"/>
-              </w:rPr>
-              <w:t xml:space="preserve">postgres</w:t>
-            </w:r>
-            <w:r>
-              <w:t xml:space="preserve">) est nécessaire pour la création du rôle et de la base.</w:t>
+              <w:t xml:space="preserve">Prérequis de la machine</w:t>
+            </w:r>
+          </w:p>
+        </w:tc>
+        <w:tc>
+          <w:tcPr>
+            <w:tcMar>
+              <w:top w:type="dxa" w:w="60"/>
+              <w:left w:type="dxa" w:w="100"/>
+              <w:bottom w:type="dxa" w:w="60"/>
+              <w:right w:type="dxa" w:w="100"/>
+            </w:tcMar>
+          </w:tcPr>
+          <w:p>
+            <w:r>
+              <w:t xml:space="preserve">Java 21 ; pour le serveur d'exécution, aussi Git, Node.js, Python selon les frameworks</w:t>
+            </w:r>
+          </w:p>
+        </w:tc>
+        <w:tc>
+          <w:tcPr>
+            <w:tcMar>
+              <w:top w:type="dxa" w:w="60"/>
+              <w:left w:type="dxa" w:w="100"/>
+              <w:bottom w:type="dxa" w:w="60"/>
+              <w:right w:type="dxa" w:w="100"/>
+            </w:tcMar>
+          </w:tcPr>
+          <w:p>
+            <w:r>
+              <w:t xml:space="preserve">Docker Engine 24+ et Docker Compose 2.20+ (Docker Desktop sous Windows et macOS)</w:t>
             </w:r>
           </w:p>
         </w:tc>
@@ -685,37 +924,64 @@
           </w:tcPr>
           <w:p>
             <w:r>
-              <w:t xml:space="preserve">Serveur d'exécution</w:t>
-            </w:r>
-          </w:p>
-        </w:tc>
-        <w:tc>
-          <w:tcPr>
-            <w:tcMar>
-              <w:top w:type="dxa" w:w="60"/>
-              <w:left w:type="dxa" w:w="100"/>
-              <w:bottom w:type="dxa" w:w="60"/>
-              <w:right w:type="dxa" w:w="100"/>
-            </w:tcMar>
-          </w:tcPr>
-          <w:p>
-            <w:r>
-              <w:t xml:space="preserve">Java 21, Git</w:t>
-            </w:r>
-          </w:p>
-        </w:tc>
-        <w:tc>
-          <w:tcPr>
-            <w:tcMar>
-              <w:top w:type="dxa" w:w="60"/>
-              <w:left w:type="dxa" w:w="100"/>
-              <w:bottom w:type="dxa" w:w="60"/>
-              <w:right w:type="dxa" w:w="100"/>
-            </w:tcMar>
-          </w:tcPr>
-          <w:p>
-            <w:r>
-              <w:t xml:space="preserve">Node.js 22, Python 3.10+ selon les frameworks utilisés (Playwright, Cypress, Robot Framework). L'interface du serveur détecte ces prérequis et explique comment les installer. Les outils de test eux-mêmes s'installent depuis cette interface.</w:t>
+              <w:t xml:space="preserve">Configuration</w:t>
+            </w:r>
+          </w:p>
+        </w:tc>
+        <w:tc>
+          <w:tcPr>
+            <w:tcMar>
+              <w:top w:type="dxa" w:w="60"/>
+              <w:left w:type="dxa" w:w="100"/>
+              <w:bottom w:type="dxa" w:w="60"/>
+              <w:right w:type="dxa" w:w="100"/>
+            </w:tcMar>
+          </w:tcPr>
+          <w:p>
+            <w:r>
+              <w:rPr>
+                <w:rFonts w:ascii="Consolas" w:cs="Consolas" w:eastAsia="Consolas" w:hAnsi="Consolas"/>
+                <w:sz w:val="19"/>
+                <w:szCs w:val="19"/>
+                <w:shd w:fill="E2EEF2" w:val="clear"/>
+              </w:rPr>
+              <w:t xml:space="preserve">traceagile.env</w:t>
+            </w:r>
+            <w:r>
+              <w:t xml:space="preserve"> / </w:t>
+            </w:r>
+            <w:r>
+              <w:rPr>
+                <w:rFonts w:ascii="Consolas" w:cs="Consolas" w:eastAsia="Consolas" w:hAnsi="Consolas"/>
+                <w:sz w:val="19"/>
+                <w:szCs w:val="19"/>
+                <w:shd w:fill="E2EEF2" w:val="clear"/>
+              </w:rPr>
+              <w:t xml:space="preserve">serveur-execution.env</w:t>
+            </w:r>
+          </w:p>
+        </w:tc>
+        <w:tc>
+          <w:tcPr>
+            <w:tcMar>
+              <w:top w:type="dxa" w:w="60"/>
+              <w:left w:type="dxa" w:w="100"/>
+              <w:bottom w:type="dxa" w:w="60"/>
+              <w:right w:type="dxa" w:w="100"/>
+            </w:tcMar>
+          </w:tcPr>
+          <w:p>
+            <w:r>
+              <w:t xml:space="preserve">les mêmes variables, dans un fichier </w:t>
+            </w:r>
+            <w:r>
+              <w:rPr>
+                <w:rFonts w:ascii="Consolas" w:cs="Consolas" w:eastAsia="Consolas" w:hAnsi="Consolas"/>
+                <w:sz w:val="19"/>
+                <w:szCs w:val="19"/>
+                <w:shd w:fill="E2EEF2" w:val="clear"/>
+              </w:rPr>
+              <w:t xml:space="preserve">.env</w:t>
             </w:r>
           </w:p>
         </w:tc>
@@ -735,37 +1001,146 @@
           </w:tcPr>
           <w:p>
             <w:r>
-              <w:t xml:space="preserve">Construction des jars</w:t>
-            </w:r>
-          </w:p>
-        </w:tc>
-        <w:tc>
-          <w:tcPr>
-            <w:tcMar>
-              <w:top w:type="dxa" w:w="60"/>
-              <w:left w:type="dxa" w:w="100"/>
-              <w:bottom w:type="dxa" w:w="60"/>
-              <w:right w:type="dxa" w:w="100"/>
-            </w:tcMar>
-          </w:tcPr>
-          <w:p>
-            <w:r>
-              <w:t xml:space="preserve">Java 21, Maven 3.9</w:t>
-            </w:r>
-          </w:p>
-        </w:tc>
-        <w:tc>
-          <w:tcPr>
-            <w:tcMar>
-              <w:top w:type="dxa" w:w="60"/>
-              <w:left w:type="dxa" w:w="100"/>
-              <w:bottom w:type="dxa" w:w="60"/>
-              <w:right w:type="dxa" w:w="100"/>
-            </w:tcMar>
-          </w:tcPr>
-          <w:p>
-            <w:r>
-              <w:t xml:space="preserve">Node.js est téléchargé par Maven. À faire une fois, sur un poste de développement.</w:t>
+              <w:t xml:space="preserve">Démarrage automatique</w:t>
+            </w:r>
+          </w:p>
+        </w:tc>
+        <w:tc>
+          <w:tcPr>
+            <w:tcMar>
+              <w:top w:type="dxa" w:w="60"/>
+              <w:left w:type="dxa" w:w="100"/>
+              <w:bottom w:type="dxa" w:w="60"/>
+              <w:right w:type="dxa" w:w="100"/>
+            </w:tcMar>
+          </w:tcPr>
+          <w:p>
+            <w:r>
+              <w:t xml:space="preserve">service systemd ou service Windows (§5.3)</w:t>
+            </w:r>
+          </w:p>
+        </w:tc>
+        <w:tc>
+          <w:tcPr>
+            <w:tcMar>
+              <w:top w:type="dxa" w:w="60"/>
+              <w:left w:type="dxa" w:w="100"/>
+              <w:bottom w:type="dxa" w:w="60"/>
+              <w:right w:type="dxa" w:w="100"/>
+            </w:tcMar>
+          </w:tcPr>
+          <w:p>
+            <w:r>
+              <w:rPr>
+                <w:rFonts w:ascii="Consolas" w:cs="Consolas" w:eastAsia="Consolas" w:hAnsi="Consolas"/>
+                <w:sz w:val="19"/>
+                <w:szCs w:val="19"/>
+                <w:shd w:fill="E2EEF2" w:val="clear"/>
+              </w:rPr>
+              <w:t xml:space="preserve">restart: unless-stopped</w:t>
+            </w:r>
+            <w:r>
+              <w:t xml:space="preserve"> (démarre avec Docker)</w:t>
+            </w:r>
+          </w:p>
+        </w:tc>
+      </w:tr>
+      <w:tr>
+        <w:trPr>
+          <w:cantSplit/>
+        </w:trPr>
+        <w:tc>
+          <w:tcPr>
+            <w:tcMar>
+              <w:top w:type="dxa" w:w="60"/>
+              <w:left w:type="dxa" w:w="100"/>
+              <w:bottom w:type="dxa" w:w="60"/>
+              <w:right w:type="dxa" w:w="100"/>
+            </w:tcMar>
+          </w:tcPr>
+          <w:p>
+            <w:r>
+              <w:t xml:space="preserve">Données</w:t>
+            </w:r>
+          </w:p>
+        </w:tc>
+        <w:tc>
+          <w:tcPr>
+            <w:tcMar>
+              <w:top w:type="dxa" w:w="60"/>
+              <w:left w:type="dxa" w:w="100"/>
+              <w:bottom w:type="dxa" w:w="60"/>
+              <w:right w:type="dxa" w:w="100"/>
+            </w:tcMar>
+          </w:tcPr>
+          <w:p>
+            <w:r>
+              <w:t xml:space="preserve">dossiers de la machine</w:t>
+            </w:r>
+          </w:p>
+        </w:tc>
+        <w:tc>
+          <w:tcPr>
+            <w:tcMar>
+              <w:top w:type="dxa" w:w="60"/>
+              <w:left w:type="dxa" w:w="100"/>
+              <w:bottom w:type="dxa" w:w="60"/>
+              <w:right w:type="dxa" w:w="100"/>
+            </w:tcMar>
+          </w:tcPr>
+          <w:p>
+            <w:r>
+              <w:t xml:space="preserve">volumes Docker</w:t>
+            </w:r>
+          </w:p>
+        </w:tc>
+      </w:tr>
+      <w:tr>
+        <w:trPr>
+          <w:cantSplit/>
+        </w:trPr>
+        <w:tc>
+          <w:tcPr>
+            <w:tcMar>
+              <w:top w:type="dxa" w:w="60"/>
+              <w:left w:type="dxa" w:w="100"/>
+              <w:bottom w:type="dxa" w:w="60"/>
+              <w:right w:type="dxa" w:w="100"/>
+            </w:tcMar>
+          </w:tcPr>
+          <w:p>
+            <w:r>
+              <w:t xml:space="preserve">Conseillé quand</w:t>
+            </w:r>
+          </w:p>
+        </w:tc>
+        <w:tc>
+          <w:tcPr>
+            <w:tcMar>
+              <w:top w:type="dxa" w:w="60"/>
+              <w:left w:type="dxa" w:w="100"/>
+              <w:bottom w:type="dxa" w:w="60"/>
+              <w:right w:type="dxa" w:w="100"/>
+            </w:tcMar>
+          </w:tcPr>
+          <w:p>
+            <w:r>
+              <w:t xml:space="preserve">la machine n'a pas Docker, ou le serveur d'exécution doit piloter des navigateurs ou outils déjà installés sur la machine (Windows en particulier)</w:t>
+            </w:r>
+          </w:p>
+        </w:tc>
+        <w:tc>
+          <w:tcPr>
+            <w:tcMar>
+              <w:top w:type="dxa" w:w="60"/>
+              <w:left w:type="dxa" w:w="100"/>
+              <w:bottom w:type="dxa" w:w="60"/>
+              <w:right w:type="dxa" w:w="100"/>
+            </w:tcMar>
+          </w:tcPr>
+          <w:p>
+            <w:r>
+              <w:t xml:space="preserve">la machine a Docker : prérequis inclus dans l'image, mises à jour par reconstruction</w:t>
             </w:r>
           </w:p>
         </w:tc>
@@ -778,304 +1153,22 @@
     </w:p>
     <w:p>
       <w:r>
-        <w:t xml:space="preserve">Système : Windows 10/11 ou Server 2019+, Linux (x64 ou arm64), macOS. Mémoire : 1 Go pour
-TraceAgile, 512 Mo pour le serveur d'exécution, plus ce que demandent les navigateurs des tests.</w:t>
-      </w:r>
-    </w:p>
-    <w:p>
-      <w:pPr>
-        <w:pStyle w:val="Heading1"/>
-      </w:pPr>
-      <w:bookmarkStart w:name="chap_2" w:id="1"/>
-      <w:r>
-        <w:t xml:space="preserve">2. Produire les deux jars distribuables</w:t>
+        <w:t xml:space="preserve">Le mode de l'un ne contraint pas le mode de l'autre : ils ne communiquent que par HTTP.</w:t>
+      </w:r>
+    </w:p>
+    <w:p>
+      <w:pPr>
+        <w:pStyle w:val="Heading2"/>
+      </w:pPr>
+      <w:bookmarkStart w:name="chap_3" w:id="1"/>
+      <w:r>
+        <w:t xml:space="preserve">1.2 Les combinaisons</w:t>
       </w:r>
       <w:bookmarkEnd w:id="1"/>
     </w:p>
     <w:p>
       <w:r>
-        <w:t xml:space="preserve">Depuis la racine du dépôt :</w:t>
-      </w:r>
-    </w:p>
-    <w:p>
-      <w:pPr>
-        <w:pStyle w:val="Code"/>
-      </w:pPr>
-      <w:r>
-        <w:t xml:space="preserve">scripts/construire-distribution.sh</w:t>
-      </w:r>
-    </w:p>
-    <w:p>
-      <w:r>
-        <w:t xml:space="preserve">ou, sous Windows :</w:t>
-      </w:r>
-    </w:p>
-    <w:p>
-      <w:pPr>
-        <w:pStyle w:val="Code"/>
-      </w:pPr>
-      <w:r>
-        <w:t xml:space="preserve">.\scripts\construire-distribution.ps1</w:t>
-      </w:r>
-    </w:p>
-    <w:p>
-      <w:r>
-        <w:t xml:space="preserve">Le script lance </w:t>
-      </w:r>
-      <w:r>
-        <w:rPr>
-          <w:rFonts w:ascii="Consolas" w:cs="Consolas" w:eastAsia="Consolas" w:hAnsi="Consolas"/>
-          <w:sz w:val="19"/>
-          <w:szCs w:val="19"/>
-          <w:shd w:fill="E2EEF2" w:val="clear"/>
-        </w:rPr>
-        <w:t xml:space="preserve">mvn -pl traceagile-api,execution-server -am package -Pdistribution -DskipTests</w:t>
-      </w:r>
-      <w:r>
-        <w:t xml:space="preserve">,
-puis assemble </w:t>
-      </w:r>
-      <w:r>
-        <w:rPr>
-          <w:rFonts w:ascii="Consolas" w:cs="Consolas" w:eastAsia="Consolas" w:hAnsi="Consolas"/>
-          <w:sz w:val="19"/>
-          <w:szCs w:val="19"/>
-          <w:shd w:fill="E2EEF2" w:val="clear"/>
-        </w:rPr>
-        <w:t xml:space="preserve">dist/traceagile-&lt;version&gt;/</w:t>
-      </w:r>
-      <w:r>
-        <w:t xml:space="preserve"> :</w:t>
-      </w:r>
-    </w:p>
-    <w:p>
-      <w:pPr>
-        <w:pStyle w:val="Code"/>
-      </w:pPr>
-      <w:r>
-        <w:t xml:space="preserve">dist/</w:t>
-      </w:r>
-      <w:r>
-        <w:br/>
-        <w:t xml:space="preserve">  traceagile-&lt;version&gt;/</w:t>
-      </w:r>
-      <w:r>
-        <w:br/>
-        <w:t xml:space="preserve">    INSTALLATION.md                 cette note</w:t>
-      </w:r>
-      <w:r>
-        <w:br/>
-        <w:t xml:space="preserve">    traceagile/</w:t>
-      </w:r>
-      <w:r>
-        <w:br/>
-        <w:t xml:space="preserve">      traceagile-api.jar            API, interface web et guide d'utilisation (≈ 105 Mo)</w:t>
-      </w:r>
-      <w:r>
-        <w:br/>
-        <w:t xml:space="preserve">      traceagile.env.exemple        configuration à copier en traceagile.env</w:t>
-      </w:r>
-      <w:r>
-        <w:br/>
-        <w:t xml:space="preserve">      demarrer.sh  demarrer.ps1     lancement (lit traceagile.env)</w:t>
-      </w:r>
-      <w:r>
-        <w:br/>
-        <w:t xml:space="preserve">      traceagile.service            service systemd</w:t>
-      </w:r>
-      <w:r>
-        <w:br/>
-        <w:t xml:space="preserve">    serveur-execution/</w:t>
-      </w:r>
-      <w:r>
-        <w:br/>
-        <w:t xml:space="preserve">      execution-server.jar          serveur d'exécution et son interface</w:t>
-      </w:r>
-      <w:r>
-        <w:br/>
-        <w:t xml:space="preserve">      serveur-execution.env.exemple</w:t>
-      </w:r>
-      <w:r>
-        <w:br/>
-        <w:t xml:space="preserve">      demarrer.sh  demarrer.ps1</w:t>
-      </w:r>
-      <w:r>
-        <w:br/>
-        <w:t xml:space="preserve">      serveur-execution.service</w:t>
-      </w:r>
-      <w:r>
-        <w:br/>
-        <w:t xml:space="preserve">    base-de-donnees/</w:t>
-      </w:r>
-      <w:r>
-        <w:br/>
-        <w:t xml:space="preserve">      installer-base.sh  installer-base.ps1   création du rôle et de la base, démo en option</w:t>
-      </w:r>
-      <w:r>
-        <w:br/>
-        <w:t xml:space="preserve">      creer-base.sql  apres-demo.sql</w:t>
-      </w:r>
-      <w:r>
-        <w:br/>
-        <w:t xml:space="preserve">      demo/swaglabs.sql             jeu de démonstration SwagLabs (projet SWAG)</w:t>
-      </w:r>
-      <w:r>
-        <w:br/>
-        <w:t xml:space="preserve">      demo/pieces-jointes/          captures jointes de la démo</w:t>
-      </w:r>
-      <w:r>
-        <w:br/>
-        <w:t xml:space="preserve">  traceagile-&lt;version&gt;.zip          traceagile/ + base-de-donnees/ + note</w:t>
-      </w:r>
-      <w:r>
-        <w:br/>
-        <w:t xml:space="preserve">  serveur-execution-&lt;version&gt;.zip   serveur-execution/ + note</w:t>
-      </w:r>
-    </w:p>
-    <w:p>
-      <w:r>
-        <w:t xml:space="preserve">Sans le script, les jars s'obtiennent ainsi :</w:t>
-      </w:r>
-    </w:p>
-    <w:p>
-      <w:pPr>
-        <w:pStyle w:val="Code"/>
-      </w:pPr>
-      <w:r>
-        <w:t xml:space="preserve">cd backend</w:t>
-      </w:r>
-      <w:r>
-        <w:br/>
-        <w:t xml:space="preserve">mvn -pl traceagile-api -am package -Pdistribution -DskipTests   # → traceagile-api/target/traceagile-api.jar</w:t>
-      </w:r>
-      <w:r>
-        <w:br/>
-        <w:t xml:space="preserve">mvn -pl execution-server -am package -DskipTests                # → execution-server/target/execution-server.jar</w:t>
-      </w:r>
-    </w:p>
-    <w:p>
-      <w:r>
-        <w:t xml:space="preserve">Le profil </w:t>
-      </w:r>
-      <w:r>
-        <w:rPr>
-          <w:rFonts w:ascii="Consolas" w:cs="Consolas" w:eastAsia="Consolas" w:hAnsi="Consolas"/>
-          <w:sz w:val="19"/>
-          <w:szCs w:val="19"/>
-          <w:shd w:fill="E2EEF2" w:val="clear"/>
-        </w:rPr>
-        <w:t xml:space="preserve">distribution</w:t>
-      </w:r>
-      <w:r>
-        <w:t xml:space="preserve"> construit l'interface React (</w:t>
-      </w:r>
-      <w:r>
-        <w:rPr>
-          <w:rFonts w:ascii="Consolas" w:cs="Consolas" w:eastAsia="Consolas" w:hAnsi="Consolas"/>
-          <w:sz w:val="19"/>
-          <w:szCs w:val="19"/>
-          <w:shd w:fill="E2EEF2" w:val="clear"/>
-        </w:rPr>
-        <w:t xml:space="preserve">frontend/</w:t>
-      </w:r>
-      <w:r>
-        <w:t xml:space="preserve">) et l'embarque dans le jar, avec le
-guide d'utilisation. Sans lui, le jar ne contient que l'API (c'est le cas de l'image Docker, où nginx
-sert l'interface).</w:t>
-      </w:r>
-    </w:p>
-    <w:p>
-      <w:r>
-        <w:t xml:space="preserve">Copier </w:t>
-      </w:r>
-      <w:r>
-        <w:rPr>
-          <w:rFonts w:ascii="Consolas" w:cs="Consolas" w:eastAsia="Consolas" w:hAnsi="Consolas"/>
-          <w:sz w:val="19"/>
-          <w:szCs w:val="19"/>
-          <w:shd w:fill="E2EEF2" w:val="clear"/>
-        </w:rPr>
-        <w:t xml:space="preserve">traceagile-&lt;version&gt;.zip</w:t>
-      </w:r>
-      <w:r>
-        <w:t xml:space="preserve"> sur la machine A et </w:t>
-      </w:r>
-      <w:r>
-        <w:rPr>
-          <w:rFonts w:ascii="Consolas" w:cs="Consolas" w:eastAsia="Consolas" w:hAnsi="Consolas"/>
-          <w:sz w:val="19"/>
-          <w:szCs w:val="19"/>
-          <w:shd w:fill="E2EEF2" w:val="clear"/>
-        </w:rPr>
-        <w:t xml:space="preserve">serveur-execution-&lt;version&gt;.zip</w:t>
-      </w:r>
-      <w:r>
-        <w:t xml:space="preserve"> sur la
-machine B, puis les décompresser (ex. </w:t>
-      </w:r>
-      <w:r>
-        <w:rPr>
-          <w:rFonts w:ascii="Consolas" w:cs="Consolas" w:eastAsia="Consolas" w:hAnsi="Consolas"/>
-          <w:sz w:val="19"/>
-          <w:szCs w:val="19"/>
-          <w:shd w:fill="E2EEF2" w:val="clear"/>
-        </w:rPr>
-        <w:t xml:space="preserve">/opt/traceagile</w:t>
-      </w:r>
-      <w:r>
-        <w:t xml:space="preserve">, </w:t>
-      </w:r>
-      <w:r>
-        <w:rPr>
-          <w:rFonts w:ascii="Consolas" w:cs="Consolas" w:eastAsia="Consolas" w:hAnsi="Consolas"/>
-          <w:sz w:val="19"/>
-          <w:szCs w:val="19"/>
-          <w:shd w:fill="E2EEF2" w:val="clear"/>
-        </w:rPr>
-        <w:t xml:space="preserve">C:\TraceAgile</w:t>
-      </w:r>
-      <w:r>
-        <w:t xml:space="preserve">).</w:t>
-      </w:r>
-    </w:p>
-    <w:p>
-      <w:pPr>
-        <w:pStyle w:val="Heading1"/>
-      </w:pPr>
-      <w:bookmarkStart w:name="chap_3" w:id="1"/>
-      <w:r>
-        <w:t xml:space="preserve">3. Créer la base de données</w:t>
-      </w:r>
-      <w:bookmarkEnd w:id="1"/>
-    </w:p>
-    <w:p>
-      <w:r>
-        <w:t xml:space="preserve">Le script </w:t>
-      </w:r>
-      <w:r>
-        <w:rPr>
-          <w:rFonts w:ascii="Consolas" w:cs="Consolas" w:eastAsia="Consolas" w:hAnsi="Consolas"/>
-          <w:sz w:val="19"/>
-          <w:szCs w:val="19"/>
-          <w:shd w:fill="E2EEF2" w:val="clear"/>
-        </w:rPr>
-        <w:t xml:space="preserve">base-de-donnees/installer-base.(sh|ps1)</w:t>
-      </w:r>
-      <w:r>
-        <w:t xml:space="preserve"> se lance depuis toute machine qui a </w:t>
-      </w:r>
-      <w:r>
-        <w:rPr>
-          <w:rFonts w:ascii="Consolas" w:cs="Consolas" w:eastAsia="Consolas" w:hAnsi="Consolas"/>
-          <w:sz w:val="19"/>
-          <w:szCs w:val="19"/>
-          <w:shd w:fill="E2EEF2" w:val="clear"/>
-        </w:rPr>
-        <w:t xml:space="preserve">psql</w:t>
-      </w:r>
-      <w:r>
-        <w:t xml:space="preserve"> et
-accède au serveur PostgreSQL. Il :</w:t>
+        <w:t xml:space="preserve">Deux réglages dépendent de la combinaison choisie :</w:t>
       </w:r>
     </w:p>
     <w:p>
@@ -1087,7 +1180,18 @@
         </w:numPr>
       </w:pPr>
       <w:r>
-        <w:t xml:space="preserve">crée le rôle applicatif (ou met à jour son mot de passe) et la base, propriété de ce rôle, en UTF-8 ;</w:t>
+        <w:t xml:space="preserve">l'</w:t>
+      </w:r>
+      <w:r>
+        <w:rPr>
+          <w:b/>
+          <w:bCs/>
+        </w:rPr>
+        <w:t xml:space="preserve">adresse du serveur d'exécution</w:t>
+      </w:r>
+      <w:r>
+        <w:t xml:space="preserve">, déclarée dans TraceAgile (§9) ; elle doit être joignable
+depuis TraceAgile ;</w:t>
       </w:r>
     </w:p>
     <w:p>
@@ -1099,7 +1203,1063 @@
         </w:numPr>
       </w:pPr>
       <w:r>
-        <w:t xml:space="preserve">avec l'option démo, injecte le jeu SwagLabs ;</w:t>
+        <w:rPr>
+          <w:rFonts w:ascii="Consolas" w:cs="Consolas" w:eastAsia="Consolas" w:hAnsi="Consolas"/>
+          <w:b/>
+          <w:bCs/>
+          <w:sz w:val="19"/>
+          <w:szCs w:val="19"/>
+          <w:shd w:fill="E2EEF2" w:val="clear"/>
+        </w:rPr>
+        <w:t xml:space="preserve">TRACEAGILE_CALLBACK_URL</w:t>
+      </w:r>
+      <w:r>
+        <w:t xml:space="preserve">, réglée dans la configuration de TraceAgile ; c'est l'adresse à
+laquelle le serveur d'exécution renvoie les résultats, et elle doit être joignable depuis le
+serveur d'exécution.</w:t>
+      </w:r>
+    </w:p>
+    <w:p>
+      <w:r>
+        <w:rPr>
+          <w:rFonts w:ascii="Consolas" w:cs="Consolas" w:eastAsia="Consolas" w:hAnsi="Consolas"/>
+          <w:sz w:val="19"/>
+          <w:szCs w:val="19"/>
+          <w:shd w:fill="E2EEF2" w:val="clear"/>
+        </w:rPr>
+        <w:t xml:space="preserve">machine-a</w:t>
+      </w:r>
+      <w:r>
+        <w:t xml:space="preserve"> et </w:t>
+      </w:r>
+      <w:r>
+        <w:rPr>
+          <w:rFonts w:ascii="Consolas" w:cs="Consolas" w:eastAsia="Consolas" w:hAnsi="Consolas"/>
+          <w:sz w:val="19"/>
+          <w:szCs w:val="19"/>
+          <w:shd w:fill="E2EEF2" w:val="clear"/>
+        </w:rPr>
+        <w:t xml:space="preserve">machine-b</w:t>
+      </w:r>
+      <w:r>
+        <w:t xml:space="preserve"> désignent le nom DNS ou l'adresse IP des machines de TraceAgile et du
+serveur d'exécution ; les ports sont ceux par défaut.</w:t>
+      </w:r>
+    </w:p>
+    <w:tbl>
+      <w:tblPr>
+        <w:tblW w:type="pct" w:w="100%"/>
+        <w:tblBorders>
+          <w:top w:val="single" w:color="auto" w:sz="4"/>
+          <w:left w:val="single" w:color="auto" w:sz="4"/>
+          <w:bottom w:val="single" w:color="auto" w:sz="4"/>
+          <w:right w:val="single" w:color="auto" w:sz="4"/>
+          <w:insideH w:val="single" w:color="auto" w:sz="4"/>
+          <w:insideV w:val="single" w:color="auto" w:sz="4"/>
+        </w:tblBorders>
+      </w:tblPr>
+      <w:tblGrid>
+        <w:gridCol w:w="100"/>
+        <w:gridCol w:w="100"/>
+        <w:gridCol w:w="100"/>
+        <w:gridCol w:w="100"/>
+        <w:gridCol w:w="100"/>
+        <w:gridCol w:w="100"/>
+      </w:tblGrid>
+      <w:tr>
+        <w:trPr>
+          <w:tblHeader/>
+        </w:trPr>
+        <w:tc>
+          <w:tcPr>
+            <w:shd w:fill="E2EEF2" w:val="clear"/>
+            <w:tcMar>
+              <w:top w:type="dxa" w:w="60"/>
+              <w:left w:type="dxa" w:w="100"/>
+              <w:bottom w:type="dxa" w:w="60"/>
+              <w:right w:type="dxa" w:w="100"/>
+            </w:tcMar>
+          </w:tcPr>
+          <w:p>
+            <w:r>
+              <w:rPr>
+                <w:b/>
+                <w:bCs/>
+              </w:rPr>
+              <w:t xml:space="preserve">Combinaison</w:t>
+            </w:r>
+          </w:p>
+        </w:tc>
+        <w:tc>
+          <w:tcPr>
+            <w:shd w:fill="E2EEF2" w:val="clear"/>
+            <w:tcMar>
+              <w:top w:type="dxa" w:w="60"/>
+              <w:left w:type="dxa" w:w="100"/>
+              <w:bottom w:type="dxa" w:w="60"/>
+              <w:right w:type="dxa" w:w="100"/>
+            </w:tcMar>
+          </w:tcPr>
+          <w:p>
+            <w:r>
+              <w:rPr>
+                <w:b/>
+                <w:bCs/>
+              </w:rPr>
+              <w:t xml:space="preserve">TraceAgile</w:t>
+            </w:r>
+          </w:p>
+        </w:tc>
+        <w:tc>
+          <w:tcPr>
+            <w:shd w:fill="E2EEF2" w:val="clear"/>
+            <w:tcMar>
+              <w:top w:type="dxa" w:w="60"/>
+              <w:left w:type="dxa" w:w="100"/>
+              <w:bottom w:type="dxa" w:w="60"/>
+              <w:right w:type="dxa" w:w="100"/>
+            </w:tcMar>
+          </w:tcPr>
+          <w:p>
+            <w:r>
+              <w:rPr>
+                <w:b/>
+                <w:bCs/>
+              </w:rPr>
+              <w:t xml:space="preserve">Serveur d'exécution</w:t>
+            </w:r>
+          </w:p>
+        </w:tc>
+        <w:tc>
+          <w:tcPr>
+            <w:shd w:fill="E2EEF2" w:val="clear"/>
+            <w:tcMar>
+              <w:top w:type="dxa" w:w="60"/>
+              <w:left w:type="dxa" w:w="100"/>
+              <w:bottom w:type="dxa" w:w="60"/>
+              <w:right w:type="dxa" w:w="100"/>
+            </w:tcMar>
+          </w:tcPr>
+          <w:p>
+            <w:r>
+              <w:rPr>
+                <w:b/>
+                <w:bCs/>
+              </w:rPr>
+              <w:t xml:space="preserve">Machines</w:t>
+            </w:r>
+          </w:p>
+        </w:tc>
+        <w:tc>
+          <w:tcPr>
+            <w:shd w:fill="E2EEF2" w:val="clear"/>
+            <w:tcMar>
+              <w:top w:type="dxa" w:w="60"/>
+              <w:left w:type="dxa" w:w="100"/>
+              <w:bottom w:type="dxa" w:w="60"/>
+              <w:right w:type="dxa" w:w="100"/>
+            </w:tcMar>
+          </w:tcPr>
+          <w:p>
+            <w:r>
+              <w:rPr>
+                <w:b/>
+                <w:bCs/>
+              </w:rPr>
+              <w:t xml:space="preserve">Adresse du serveur dans TraceAgile</w:t>
+            </w:r>
+          </w:p>
+        </w:tc>
+        <w:tc>
+          <w:tcPr>
+            <w:shd w:fill="E2EEF2" w:val="clear"/>
+            <w:tcMar>
+              <w:top w:type="dxa" w:w="60"/>
+              <w:left w:type="dxa" w:w="100"/>
+              <w:bottom w:type="dxa" w:w="60"/>
+              <w:right w:type="dxa" w:w="100"/>
+            </w:tcMar>
+          </w:tcPr>
+          <w:p>
+            <w:r>
+              <w:rPr>
+                <w:rFonts w:ascii="Consolas" w:cs="Consolas" w:eastAsia="Consolas" w:hAnsi="Consolas"/>
+                <w:b/>
+                <w:bCs/>
+                <w:sz w:val="19"/>
+                <w:szCs w:val="19"/>
+                <w:shd w:fill="E2EEF2" w:val="clear"/>
+              </w:rPr>
+              <w:t xml:space="preserve">TRACEAGILE_CALLBACK_URL</w:t>
+            </w:r>
+          </w:p>
+        </w:tc>
+      </w:tr>
+      <w:tr>
+        <w:trPr>
+          <w:cantSplit/>
+        </w:trPr>
+        <w:tc>
+          <w:tcPr>
+            <w:tcMar>
+              <w:top w:type="dxa" w:w="60"/>
+              <w:left w:type="dxa" w:w="100"/>
+              <w:bottom w:type="dxa" w:w="60"/>
+              <w:right w:type="dxa" w:w="100"/>
+            </w:tcMar>
+          </w:tcPr>
+          <w:p>
+            <w:r>
+              <w:t xml:space="preserve">A1</w:t>
+            </w:r>
+          </w:p>
+        </w:tc>
+        <w:tc>
+          <w:tcPr>
+            <w:tcMar>
+              <w:top w:type="dxa" w:w="60"/>
+              <w:left w:type="dxa" w:w="100"/>
+              <w:bottom w:type="dxa" w:w="60"/>
+              <w:right w:type="dxa" w:w="100"/>
+            </w:tcMar>
+          </w:tcPr>
+          <w:p>
+            <w:r>
+              <w:t xml:space="preserve">hors Docker</w:t>
+            </w:r>
+          </w:p>
+        </w:tc>
+        <w:tc>
+          <w:tcPr>
+            <w:tcMar>
+              <w:top w:type="dxa" w:w="60"/>
+              <w:left w:type="dxa" w:w="100"/>
+              <w:bottom w:type="dxa" w:w="60"/>
+              <w:right w:type="dxa" w:w="100"/>
+            </w:tcMar>
+          </w:tcPr>
+          <w:p>
+            <w:r>
+              <w:t xml:space="preserve">hors Docker</w:t>
+            </w:r>
+          </w:p>
+        </w:tc>
+        <w:tc>
+          <w:tcPr>
+            <w:tcMar>
+              <w:top w:type="dxa" w:w="60"/>
+              <w:left w:type="dxa" w:w="100"/>
+              <w:bottom w:type="dxa" w:w="60"/>
+              <w:right w:type="dxa" w:w="100"/>
+            </w:tcMar>
+          </w:tcPr>
+          <w:p>
+            <w:r>
+              <w:t xml:space="preserve">une seule</w:t>
+            </w:r>
+          </w:p>
+        </w:tc>
+        <w:tc>
+          <w:tcPr>
+            <w:tcMar>
+              <w:top w:type="dxa" w:w="60"/>
+              <w:left w:type="dxa" w:w="100"/>
+              <w:bottom w:type="dxa" w:w="60"/>
+              <w:right w:type="dxa" w:w="100"/>
+            </w:tcMar>
+          </w:tcPr>
+          <w:p>
+            <w:r>
+              <w:rPr>
+                <w:rFonts w:ascii="Consolas" w:cs="Consolas" w:eastAsia="Consolas" w:hAnsi="Consolas"/>
+                <w:sz w:val="19"/>
+                <w:szCs w:val="19"/>
+                <w:shd w:fill="E2EEF2" w:val="clear"/>
+              </w:rPr>
+              <w:t xml:space="preserve">http://localhost:8091</w:t>
+            </w:r>
+          </w:p>
+        </w:tc>
+        <w:tc>
+          <w:tcPr>
+            <w:tcMar>
+              <w:top w:type="dxa" w:w="60"/>
+              <w:left w:type="dxa" w:w="100"/>
+              <w:bottom w:type="dxa" w:w="60"/>
+              <w:right w:type="dxa" w:w="100"/>
+            </w:tcMar>
+          </w:tcPr>
+          <w:p>
+            <w:r>
+              <w:rPr>
+                <w:rFonts w:ascii="Consolas" w:cs="Consolas" w:eastAsia="Consolas" w:hAnsi="Consolas"/>
+                <w:sz w:val="19"/>
+                <w:szCs w:val="19"/>
+                <w:shd w:fill="E2EEF2" w:val="clear"/>
+              </w:rPr>
+              <w:t xml:space="preserve">http://localhost:8085/api/v1/execution-callbacks</w:t>
+            </w:r>
+          </w:p>
+        </w:tc>
+      </w:tr>
+      <w:tr>
+        <w:trPr>
+          <w:cantSplit/>
+        </w:trPr>
+        <w:tc>
+          <w:tcPr>
+            <w:tcMar>
+              <w:top w:type="dxa" w:w="60"/>
+              <w:left w:type="dxa" w:w="100"/>
+              <w:bottom w:type="dxa" w:w="60"/>
+              <w:right w:type="dxa" w:w="100"/>
+            </w:tcMar>
+          </w:tcPr>
+          <w:p>
+            <w:r>
+              <w:t xml:space="preserve">A2</w:t>
+            </w:r>
+          </w:p>
+        </w:tc>
+        <w:tc>
+          <w:tcPr>
+            <w:tcMar>
+              <w:top w:type="dxa" w:w="60"/>
+              <w:left w:type="dxa" w:w="100"/>
+              <w:bottom w:type="dxa" w:w="60"/>
+              <w:right w:type="dxa" w:w="100"/>
+            </w:tcMar>
+          </w:tcPr>
+          <w:p>
+            <w:r>
+              <w:t xml:space="preserve">hors Docker</w:t>
+            </w:r>
+          </w:p>
+        </w:tc>
+        <w:tc>
+          <w:tcPr>
+            <w:tcMar>
+              <w:top w:type="dxa" w:w="60"/>
+              <w:left w:type="dxa" w:w="100"/>
+              <w:bottom w:type="dxa" w:w="60"/>
+              <w:right w:type="dxa" w:w="100"/>
+            </w:tcMar>
+          </w:tcPr>
+          <w:p>
+            <w:r>
+              <w:t xml:space="preserve">hors Docker</w:t>
+            </w:r>
+          </w:p>
+        </w:tc>
+        <w:tc>
+          <w:tcPr>
+            <w:tcMar>
+              <w:top w:type="dxa" w:w="60"/>
+              <w:left w:type="dxa" w:w="100"/>
+              <w:bottom w:type="dxa" w:w="60"/>
+              <w:right w:type="dxa" w:w="100"/>
+            </w:tcMar>
+          </w:tcPr>
+          <w:p>
+            <w:r>
+              <w:t xml:space="preserve">deux</w:t>
+            </w:r>
+          </w:p>
+        </w:tc>
+        <w:tc>
+          <w:tcPr>
+            <w:tcMar>
+              <w:top w:type="dxa" w:w="60"/>
+              <w:left w:type="dxa" w:w="100"/>
+              <w:bottom w:type="dxa" w:w="60"/>
+              <w:right w:type="dxa" w:w="100"/>
+            </w:tcMar>
+          </w:tcPr>
+          <w:p>
+            <w:r>
+              <w:rPr>
+                <w:rFonts w:ascii="Consolas" w:cs="Consolas" w:eastAsia="Consolas" w:hAnsi="Consolas"/>
+                <w:sz w:val="19"/>
+                <w:szCs w:val="19"/>
+                <w:shd w:fill="E2EEF2" w:val="clear"/>
+              </w:rPr>
+              <w:t xml:space="preserve">http://machine-b:8091</w:t>
+            </w:r>
+          </w:p>
+        </w:tc>
+        <w:tc>
+          <w:tcPr>
+            <w:tcMar>
+              <w:top w:type="dxa" w:w="60"/>
+              <w:left w:type="dxa" w:w="100"/>
+              <w:bottom w:type="dxa" w:w="60"/>
+              <w:right w:type="dxa" w:w="100"/>
+            </w:tcMar>
+          </w:tcPr>
+          <w:p>
+            <w:r>
+              <w:rPr>
+                <w:rFonts w:ascii="Consolas" w:cs="Consolas" w:eastAsia="Consolas" w:hAnsi="Consolas"/>
+                <w:sz w:val="19"/>
+                <w:szCs w:val="19"/>
+                <w:shd w:fill="E2EEF2" w:val="clear"/>
+              </w:rPr>
+              <w:t xml:space="preserve">http://machine-a:8085/api/v1/execution-callbacks</w:t>
+            </w:r>
+          </w:p>
+        </w:tc>
+      </w:tr>
+      <w:tr>
+        <w:trPr>
+          <w:cantSplit/>
+        </w:trPr>
+        <w:tc>
+          <w:tcPr>
+            <w:tcMar>
+              <w:top w:type="dxa" w:w="60"/>
+              <w:left w:type="dxa" w:w="100"/>
+              <w:bottom w:type="dxa" w:w="60"/>
+              <w:right w:type="dxa" w:w="100"/>
+            </w:tcMar>
+          </w:tcPr>
+          <w:p>
+            <w:r>
+              <w:t xml:space="preserve">B1</w:t>
+            </w:r>
+          </w:p>
+        </w:tc>
+        <w:tc>
+          <w:tcPr>
+            <w:tcMar>
+              <w:top w:type="dxa" w:w="60"/>
+              <w:left w:type="dxa" w:w="100"/>
+              <w:bottom w:type="dxa" w:w="60"/>
+              <w:right w:type="dxa" w:w="100"/>
+            </w:tcMar>
+          </w:tcPr>
+          <w:p>
+            <w:r>
+              <w:t xml:space="preserve">conteneur</w:t>
+            </w:r>
+          </w:p>
+        </w:tc>
+        <w:tc>
+          <w:tcPr>
+            <w:tcMar>
+              <w:top w:type="dxa" w:w="60"/>
+              <w:left w:type="dxa" w:w="100"/>
+              <w:bottom w:type="dxa" w:w="60"/>
+              <w:right w:type="dxa" w:w="100"/>
+            </w:tcMar>
+          </w:tcPr>
+          <w:p>
+            <w:r>
+              <w:t xml:space="preserve">conteneur</w:t>
+            </w:r>
+          </w:p>
+        </w:tc>
+        <w:tc>
+          <w:tcPr>
+            <w:tcMar>
+              <w:top w:type="dxa" w:w="60"/>
+              <w:left w:type="dxa" w:w="100"/>
+              <w:bottom w:type="dxa" w:w="60"/>
+              <w:right w:type="dxa" w:w="100"/>
+            </w:tcMar>
+          </w:tcPr>
+          <w:p>
+            <w:r>
+              <w:t xml:space="preserve">une seule</w:t>
+            </w:r>
+          </w:p>
+        </w:tc>
+        <w:tc>
+          <w:tcPr>
+            <w:tcMar>
+              <w:top w:type="dxa" w:w="60"/>
+              <w:left w:type="dxa" w:w="100"/>
+              <w:bottom w:type="dxa" w:w="60"/>
+              <w:right w:type="dxa" w:w="100"/>
+            </w:tcMar>
+          </w:tcPr>
+          <w:p>
+            <w:r>
+              <w:rPr>
+                <w:rFonts w:ascii="Consolas" w:cs="Consolas" w:eastAsia="Consolas" w:hAnsi="Consolas"/>
+                <w:sz w:val="19"/>
+                <w:szCs w:val="19"/>
+                <w:shd w:fill="E2EEF2" w:val="clear"/>
+              </w:rPr>
+              <w:t xml:space="preserve">http://serveur-execution:8091</w:t>
+            </w:r>
+          </w:p>
+        </w:tc>
+        <w:tc>
+          <w:tcPr>
+            <w:tcMar>
+              <w:top w:type="dxa" w:w="60"/>
+              <w:left w:type="dxa" w:w="100"/>
+              <w:bottom w:type="dxa" w:w="60"/>
+              <w:right w:type="dxa" w:w="100"/>
+            </w:tcMar>
+          </w:tcPr>
+          <w:p>
+            <w:r>
+              <w:rPr>
+                <w:rFonts w:ascii="Consolas" w:cs="Consolas" w:eastAsia="Consolas" w:hAnsi="Consolas"/>
+                <w:sz w:val="19"/>
+                <w:szCs w:val="19"/>
+                <w:shd w:fill="E2EEF2" w:val="clear"/>
+              </w:rPr>
+              <w:t xml:space="preserve">http://traceagile:8085/api/v1/execution-callbacks</w:t>
+            </w:r>
+          </w:p>
+        </w:tc>
+      </w:tr>
+      <w:tr>
+        <w:trPr>
+          <w:cantSplit/>
+        </w:trPr>
+        <w:tc>
+          <w:tcPr>
+            <w:tcMar>
+              <w:top w:type="dxa" w:w="60"/>
+              <w:left w:type="dxa" w:w="100"/>
+              <w:bottom w:type="dxa" w:w="60"/>
+              <w:right w:type="dxa" w:w="100"/>
+            </w:tcMar>
+          </w:tcPr>
+          <w:p>
+            <w:r>
+              <w:t xml:space="preserve">B2</w:t>
+            </w:r>
+          </w:p>
+        </w:tc>
+        <w:tc>
+          <w:tcPr>
+            <w:tcMar>
+              <w:top w:type="dxa" w:w="60"/>
+              <w:left w:type="dxa" w:w="100"/>
+              <w:bottom w:type="dxa" w:w="60"/>
+              <w:right w:type="dxa" w:w="100"/>
+            </w:tcMar>
+          </w:tcPr>
+          <w:p>
+            <w:r>
+              <w:t xml:space="preserve">conteneur</w:t>
+            </w:r>
+          </w:p>
+        </w:tc>
+        <w:tc>
+          <w:tcPr>
+            <w:tcMar>
+              <w:top w:type="dxa" w:w="60"/>
+              <w:left w:type="dxa" w:w="100"/>
+              <w:bottom w:type="dxa" w:w="60"/>
+              <w:right w:type="dxa" w:w="100"/>
+            </w:tcMar>
+          </w:tcPr>
+          <w:p>
+            <w:r>
+              <w:t xml:space="preserve">conteneur</w:t>
+            </w:r>
+          </w:p>
+        </w:tc>
+        <w:tc>
+          <w:tcPr>
+            <w:tcMar>
+              <w:top w:type="dxa" w:w="60"/>
+              <w:left w:type="dxa" w:w="100"/>
+              <w:bottom w:type="dxa" w:w="60"/>
+              <w:right w:type="dxa" w:w="100"/>
+            </w:tcMar>
+          </w:tcPr>
+          <w:p>
+            <w:r>
+              <w:t xml:space="preserve">deux</w:t>
+            </w:r>
+          </w:p>
+        </w:tc>
+        <w:tc>
+          <w:tcPr>
+            <w:tcMar>
+              <w:top w:type="dxa" w:w="60"/>
+              <w:left w:type="dxa" w:w="100"/>
+              <w:bottom w:type="dxa" w:w="60"/>
+              <w:right w:type="dxa" w:w="100"/>
+            </w:tcMar>
+          </w:tcPr>
+          <w:p>
+            <w:r>
+              <w:rPr>
+                <w:rFonts w:ascii="Consolas" w:cs="Consolas" w:eastAsia="Consolas" w:hAnsi="Consolas"/>
+                <w:sz w:val="19"/>
+                <w:szCs w:val="19"/>
+                <w:shd w:fill="E2EEF2" w:val="clear"/>
+              </w:rPr>
+              <w:t xml:space="preserve">http://machine-b:8091</w:t>
+            </w:r>
+          </w:p>
+        </w:tc>
+        <w:tc>
+          <w:tcPr>
+            <w:tcMar>
+              <w:top w:type="dxa" w:w="60"/>
+              <w:left w:type="dxa" w:w="100"/>
+              <w:bottom w:type="dxa" w:w="60"/>
+              <w:right w:type="dxa" w:w="100"/>
+            </w:tcMar>
+          </w:tcPr>
+          <w:p>
+            <w:r>
+              <w:rPr>
+                <w:rFonts w:ascii="Consolas" w:cs="Consolas" w:eastAsia="Consolas" w:hAnsi="Consolas"/>
+                <w:sz w:val="19"/>
+                <w:szCs w:val="19"/>
+                <w:shd w:fill="E2EEF2" w:val="clear"/>
+              </w:rPr>
+              <w:t xml:space="preserve">http://machine-a:8085/api/v1/execution-callbacks</w:t>
+            </w:r>
+          </w:p>
+        </w:tc>
+      </w:tr>
+      <w:tr>
+        <w:trPr>
+          <w:cantSplit/>
+        </w:trPr>
+        <w:tc>
+          <w:tcPr>
+            <w:tcMar>
+              <w:top w:type="dxa" w:w="60"/>
+              <w:left w:type="dxa" w:w="100"/>
+              <w:bottom w:type="dxa" w:w="60"/>
+              <w:right w:type="dxa" w:w="100"/>
+            </w:tcMar>
+          </w:tcPr>
+          <w:p>
+            <w:r>
+              <w:t xml:space="preserve">C1</w:t>
+            </w:r>
+          </w:p>
+        </w:tc>
+        <w:tc>
+          <w:tcPr>
+            <w:tcMar>
+              <w:top w:type="dxa" w:w="60"/>
+              <w:left w:type="dxa" w:w="100"/>
+              <w:bottom w:type="dxa" w:w="60"/>
+              <w:right w:type="dxa" w:w="100"/>
+            </w:tcMar>
+          </w:tcPr>
+          <w:p>
+            <w:r>
+              <w:t xml:space="preserve">conteneur</w:t>
+            </w:r>
+          </w:p>
+        </w:tc>
+        <w:tc>
+          <w:tcPr>
+            <w:tcMar>
+              <w:top w:type="dxa" w:w="60"/>
+              <w:left w:type="dxa" w:w="100"/>
+              <w:bottom w:type="dxa" w:w="60"/>
+              <w:right w:type="dxa" w:w="100"/>
+            </w:tcMar>
+          </w:tcPr>
+          <w:p>
+            <w:r>
+              <w:t xml:space="preserve">hors Docker</w:t>
+            </w:r>
+          </w:p>
+        </w:tc>
+        <w:tc>
+          <w:tcPr>
+            <w:tcMar>
+              <w:top w:type="dxa" w:w="60"/>
+              <w:left w:type="dxa" w:w="100"/>
+              <w:bottom w:type="dxa" w:w="60"/>
+              <w:right w:type="dxa" w:w="100"/>
+            </w:tcMar>
+          </w:tcPr>
+          <w:p>
+            <w:r>
+              <w:t xml:space="preserve">une seule</w:t>
+            </w:r>
+          </w:p>
+        </w:tc>
+        <w:tc>
+          <w:tcPr>
+            <w:tcMar>
+              <w:top w:type="dxa" w:w="60"/>
+              <w:left w:type="dxa" w:w="100"/>
+              <w:bottom w:type="dxa" w:w="60"/>
+              <w:right w:type="dxa" w:w="100"/>
+            </w:tcMar>
+          </w:tcPr>
+          <w:p>
+            <w:r>
+              <w:rPr>
+                <w:rFonts w:ascii="Consolas" w:cs="Consolas" w:eastAsia="Consolas" w:hAnsi="Consolas"/>
+                <w:sz w:val="19"/>
+                <w:szCs w:val="19"/>
+                <w:shd w:fill="E2EEF2" w:val="clear"/>
+              </w:rPr>
+              <w:t xml:space="preserve">http://host.docker.internal:8091</w:t>
+            </w:r>
+          </w:p>
+        </w:tc>
+        <w:tc>
+          <w:tcPr>
+            <w:tcMar>
+              <w:top w:type="dxa" w:w="60"/>
+              <w:left w:type="dxa" w:w="100"/>
+              <w:bottom w:type="dxa" w:w="60"/>
+              <w:right w:type="dxa" w:w="100"/>
+            </w:tcMar>
+          </w:tcPr>
+          <w:p>
+            <w:r>
+              <w:rPr>
+                <w:rFonts w:ascii="Consolas" w:cs="Consolas" w:eastAsia="Consolas" w:hAnsi="Consolas"/>
+                <w:sz w:val="19"/>
+                <w:szCs w:val="19"/>
+                <w:shd w:fill="E2EEF2" w:val="clear"/>
+              </w:rPr>
+              <w:t xml:space="preserve">http://localhost:8085/api/v1/execution-callbacks</w:t>
+            </w:r>
+          </w:p>
+        </w:tc>
+      </w:tr>
+      <w:tr>
+        <w:trPr>
+          <w:cantSplit/>
+        </w:trPr>
+        <w:tc>
+          <w:tcPr>
+            <w:tcMar>
+              <w:top w:type="dxa" w:w="60"/>
+              <w:left w:type="dxa" w:w="100"/>
+              <w:bottom w:type="dxa" w:w="60"/>
+              <w:right w:type="dxa" w:w="100"/>
+            </w:tcMar>
+          </w:tcPr>
+          <w:p>
+            <w:r>
+              <w:t xml:space="preserve">C2</w:t>
+            </w:r>
+          </w:p>
+        </w:tc>
+        <w:tc>
+          <w:tcPr>
+            <w:tcMar>
+              <w:top w:type="dxa" w:w="60"/>
+              <w:left w:type="dxa" w:w="100"/>
+              <w:bottom w:type="dxa" w:w="60"/>
+              <w:right w:type="dxa" w:w="100"/>
+            </w:tcMar>
+          </w:tcPr>
+          <w:p>
+            <w:r>
+              <w:t xml:space="preserve">conteneur</w:t>
+            </w:r>
+          </w:p>
+        </w:tc>
+        <w:tc>
+          <w:tcPr>
+            <w:tcMar>
+              <w:top w:type="dxa" w:w="60"/>
+              <w:left w:type="dxa" w:w="100"/>
+              <w:bottom w:type="dxa" w:w="60"/>
+              <w:right w:type="dxa" w:w="100"/>
+            </w:tcMar>
+          </w:tcPr>
+          <w:p>
+            <w:r>
+              <w:t xml:space="preserve">hors Docker</w:t>
+            </w:r>
+          </w:p>
+        </w:tc>
+        <w:tc>
+          <w:tcPr>
+            <w:tcMar>
+              <w:top w:type="dxa" w:w="60"/>
+              <w:left w:type="dxa" w:w="100"/>
+              <w:bottom w:type="dxa" w:w="60"/>
+              <w:right w:type="dxa" w:w="100"/>
+            </w:tcMar>
+          </w:tcPr>
+          <w:p>
+            <w:r>
+              <w:t xml:space="preserve">deux</w:t>
+            </w:r>
+          </w:p>
+        </w:tc>
+        <w:tc>
+          <w:tcPr>
+            <w:tcMar>
+              <w:top w:type="dxa" w:w="60"/>
+              <w:left w:type="dxa" w:w="100"/>
+              <w:bottom w:type="dxa" w:w="60"/>
+              <w:right w:type="dxa" w:w="100"/>
+            </w:tcMar>
+          </w:tcPr>
+          <w:p>
+            <w:r>
+              <w:rPr>
+                <w:rFonts w:ascii="Consolas" w:cs="Consolas" w:eastAsia="Consolas" w:hAnsi="Consolas"/>
+                <w:sz w:val="19"/>
+                <w:szCs w:val="19"/>
+                <w:shd w:fill="E2EEF2" w:val="clear"/>
+              </w:rPr>
+              <w:t xml:space="preserve">http://machine-b:8091</w:t>
+            </w:r>
+          </w:p>
+        </w:tc>
+        <w:tc>
+          <w:tcPr>
+            <w:tcMar>
+              <w:top w:type="dxa" w:w="60"/>
+              <w:left w:type="dxa" w:w="100"/>
+              <w:bottom w:type="dxa" w:w="60"/>
+              <w:right w:type="dxa" w:w="100"/>
+            </w:tcMar>
+          </w:tcPr>
+          <w:p>
+            <w:r>
+              <w:rPr>
+                <w:rFonts w:ascii="Consolas" w:cs="Consolas" w:eastAsia="Consolas" w:hAnsi="Consolas"/>
+                <w:sz w:val="19"/>
+                <w:szCs w:val="19"/>
+                <w:shd w:fill="E2EEF2" w:val="clear"/>
+              </w:rPr>
+              <w:t xml:space="preserve">http://machine-a:8085/api/v1/execution-callbacks</w:t>
+            </w:r>
+          </w:p>
+        </w:tc>
+      </w:tr>
+      <w:tr>
+        <w:trPr>
+          <w:cantSplit/>
+        </w:trPr>
+        <w:tc>
+          <w:tcPr>
+            <w:tcMar>
+              <w:top w:type="dxa" w:w="60"/>
+              <w:left w:type="dxa" w:w="100"/>
+              <w:bottom w:type="dxa" w:w="60"/>
+              <w:right w:type="dxa" w:w="100"/>
+            </w:tcMar>
+          </w:tcPr>
+          <w:p>
+            <w:r>
+              <w:t xml:space="preserve">D1</w:t>
+            </w:r>
+          </w:p>
+        </w:tc>
+        <w:tc>
+          <w:tcPr>
+            <w:tcMar>
+              <w:top w:type="dxa" w:w="60"/>
+              <w:left w:type="dxa" w:w="100"/>
+              <w:bottom w:type="dxa" w:w="60"/>
+              <w:right w:type="dxa" w:w="100"/>
+            </w:tcMar>
+          </w:tcPr>
+          <w:p>
+            <w:r>
+              <w:t xml:space="preserve">hors Docker</w:t>
+            </w:r>
+          </w:p>
+        </w:tc>
+        <w:tc>
+          <w:tcPr>
+            <w:tcMar>
+              <w:top w:type="dxa" w:w="60"/>
+              <w:left w:type="dxa" w:w="100"/>
+              <w:bottom w:type="dxa" w:w="60"/>
+              <w:right w:type="dxa" w:w="100"/>
+            </w:tcMar>
+          </w:tcPr>
+          <w:p>
+            <w:r>
+              <w:t xml:space="preserve">conteneur</w:t>
+            </w:r>
+          </w:p>
+        </w:tc>
+        <w:tc>
+          <w:tcPr>
+            <w:tcMar>
+              <w:top w:type="dxa" w:w="60"/>
+              <w:left w:type="dxa" w:w="100"/>
+              <w:bottom w:type="dxa" w:w="60"/>
+              <w:right w:type="dxa" w:w="100"/>
+            </w:tcMar>
+          </w:tcPr>
+          <w:p>
+            <w:r>
+              <w:t xml:space="preserve">une seule</w:t>
+            </w:r>
+          </w:p>
+        </w:tc>
+        <w:tc>
+          <w:tcPr>
+            <w:tcMar>
+              <w:top w:type="dxa" w:w="60"/>
+              <w:left w:type="dxa" w:w="100"/>
+              <w:bottom w:type="dxa" w:w="60"/>
+              <w:right w:type="dxa" w:w="100"/>
+            </w:tcMar>
+          </w:tcPr>
+          <w:p>
+            <w:r>
+              <w:rPr>
+                <w:rFonts w:ascii="Consolas" w:cs="Consolas" w:eastAsia="Consolas" w:hAnsi="Consolas"/>
+                <w:sz w:val="19"/>
+                <w:szCs w:val="19"/>
+                <w:shd w:fill="E2EEF2" w:val="clear"/>
+              </w:rPr>
+              <w:t xml:space="preserve">http://localhost:8091</w:t>
+            </w:r>
+          </w:p>
+        </w:tc>
+        <w:tc>
+          <w:tcPr>
+            <w:tcMar>
+              <w:top w:type="dxa" w:w="60"/>
+              <w:left w:type="dxa" w:w="100"/>
+              <w:bottom w:type="dxa" w:w="60"/>
+              <w:right w:type="dxa" w:w="100"/>
+            </w:tcMar>
+          </w:tcPr>
+          <w:p>
+            <w:r>
+              <w:rPr>
+                <w:rFonts w:ascii="Consolas" w:cs="Consolas" w:eastAsia="Consolas" w:hAnsi="Consolas"/>
+                <w:sz w:val="19"/>
+                <w:szCs w:val="19"/>
+                <w:shd w:fill="E2EEF2" w:val="clear"/>
+              </w:rPr>
+              <w:t xml:space="preserve">http://host.docker.internal:8085/api/v1/execution-callbacks</w:t>
+            </w:r>
+          </w:p>
+        </w:tc>
+      </w:tr>
+      <w:tr>
+        <w:trPr>
+          <w:cantSplit/>
+        </w:trPr>
+        <w:tc>
+          <w:tcPr>
+            <w:tcMar>
+              <w:top w:type="dxa" w:w="60"/>
+              <w:left w:type="dxa" w:w="100"/>
+              <w:bottom w:type="dxa" w:w="60"/>
+              <w:right w:type="dxa" w:w="100"/>
+            </w:tcMar>
+          </w:tcPr>
+          <w:p>
+            <w:r>
+              <w:t xml:space="preserve">D2</w:t>
+            </w:r>
+          </w:p>
+        </w:tc>
+        <w:tc>
+          <w:tcPr>
+            <w:tcMar>
+              <w:top w:type="dxa" w:w="60"/>
+              <w:left w:type="dxa" w:w="100"/>
+              <w:bottom w:type="dxa" w:w="60"/>
+              <w:right w:type="dxa" w:w="100"/>
+            </w:tcMar>
+          </w:tcPr>
+          <w:p>
+            <w:r>
+              <w:t xml:space="preserve">hors Docker</w:t>
+            </w:r>
+          </w:p>
+        </w:tc>
+        <w:tc>
+          <w:tcPr>
+            <w:tcMar>
+              <w:top w:type="dxa" w:w="60"/>
+              <w:left w:type="dxa" w:w="100"/>
+              <w:bottom w:type="dxa" w:w="60"/>
+              <w:right w:type="dxa" w:w="100"/>
+            </w:tcMar>
+          </w:tcPr>
+          <w:p>
+            <w:r>
+              <w:t xml:space="preserve">conteneur</w:t>
+            </w:r>
+          </w:p>
+        </w:tc>
+        <w:tc>
+          <w:tcPr>
+            <w:tcMar>
+              <w:top w:type="dxa" w:w="60"/>
+              <w:left w:type="dxa" w:w="100"/>
+              <w:bottom w:type="dxa" w:w="60"/>
+              <w:right w:type="dxa" w:w="100"/>
+            </w:tcMar>
+          </w:tcPr>
+          <w:p>
+            <w:r>
+              <w:t xml:space="preserve">deux</w:t>
+            </w:r>
+          </w:p>
+        </w:tc>
+        <w:tc>
+          <w:tcPr>
+            <w:tcMar>
+              <w:top w:type="dxa" w:w="60"/>
+              <w:left w:type="dxa" w:w="100"/>
+              <w:bottom w:type="dxa" w:w="60"/>
+              <w:right w:type="dxa" w:w="100"/>
+            </w:tcMar>
+          </w:tcPr>
+          <w:p>
+            <w:r>
+              <w:rPr>
+                <w:rFonts w:ascii="Consolas" w:cs="Consolas" w:eastAsia="Consolas" w:hAnsi="Consolas"/>
+                <w:sz w:val="19"/>
+                <w:szCs w:val="19"/>
+                <w:shd w:fill="E2EEF2" w:val="clear"/>
+              </w:rPr>
+              <w:t xml:space="preserve">http://machine-b:8091</w:t>
+            </w:r>
+          </w:p>
+        </w:tc>
+        <w:tc>
+          <w:tcPr>
+            <w:tcMar>
+              <w:top w:type="dxa" w:w="60"/>
+              <w:left w:type="dxa" w:w="100"/>
+              <w:bottom w:type="dxa" w:w="60"/>
+              <w:right w:type="dxa" w:w="100"/>
+            </w:tcMar>
+          </w:tcPr>
+          <w:p>
+            <w:r>
+              <w:rPr>
+                <w:rFonts w:ascii="Consolas" w:cs="Consolas" w:eastAsia="Consolas" w:hAnsi="Consolas"/>
+                <w:sz w:val="19"/>
+                <w:szCs w:val="19"/>
+                <w:shd w:fill="E2EEF2" w:val="clear"/>
+              </w:rPr>
+              <w:t xml:space="preserve">http://machine-a:8085/api/v1/execution-callbacks</w:t>
+            </w:r>
+          </w:p>
+        </w:tc>
+      </w:tr>
+    </w:tbl>
+    <w:p>
+      <w:pPr>
+        <w:spacing w:after="120"/>
+      </w:pPr>
+    </w:p>
+    <w:p>
+      <w:r>
+        <w:t xml:space="preserve">Explications :</w:t>
       </w:r>
     </w:p>
     <w:p>
@@ -1111,7 +2271,40 @@
         </w:numPr>
       </w:pPr>
       <w:r>
-        <w:t xml:space="preserve">prépare le serveur d'exécution de la démo (adresse, appairage à refaire) ;</w:t>
+        <w:rPr>
+          <w:b/>
+          <w:bCs/>
+        </w:rPr>
+        <w:t xml:space="preserve">Machines différentes</w:t>
+      </w:r>
+      <w:r>
+        <w:t xml:space="preserve"> (A2, B2, C2, D2) : le mode ne change rien, on utilise toujours les noms
+des machines et les ports publiés. Ne jamais mettre </w:t>
+      </w:r>
+      <w:r>
+        <w:rPr>
+          <w:rFonts w:ascii="Consolas" w:cs="Consolas" w:eastAsia="Consolas" w:hAnsi="Consolas"/>
+          <w:sz w:val="19"/>
+          <w:szCs w:val="19"/>
+          <w:shd w:fill="E2EEF2" w:val="clear"/>
+        </w:rPr>
+        <w:t xml:space="preserve">localhost</w:t>
+      </w:r>
+      <w:r>
+        <w:t xml:space="preserve"> : dans un conteneur, </w:t>
+      </w:r>
+      <w:r>
+        <w:rPr>
+          <w:rFonts w:ascii="Consolas" w:cs="Consolas" w:eastAsia="Consolas" w:hAnsi="Consolas"/>
+          <w:sz w:val="19"/>
+          <w:szCs w:val="19"/>
+          <w:shd w:fill="E2EEF2" w:val="clear"/>
+        </w:rPr>
+        <w:t xml:space="preserve">localhost</w:t>
+      </w:r>
+      <w:r>
+        <w:t xml:space="preserve">
+désigne le conteneur lui-même.</w:t>
       </w:r>
     </w:p>
     <w:p>
@@ -1123,12 +2316,14 @@
         </w:numPr>
       </w:pPr>
       <w:r>
-        <w:t xml:space="preserve">copie les pièces jointes de la démo.</w:t>
-      </w:r>
-    </w:p>
-    <w:p>
-      <w:r>
-        <w:t xml:space="preserve">Le mot de passe du superutilisateur est demandé par </w:t>
+        <w:rPr>
+          <w:b/>
+          <w:bCs/>
+        </w:rPr>
+        <w:t xml:space="preserve">Deux conteneurs sur la même machine</w:t>
+      </w:r>
+      <w:r>
+        <w:t xml:space="preserve"> (B1) : les deux fichiers </w:t>
       </w:r>
       <w:r>
         <w:rPr>
@@ -1137,10 +2332,11 @@
           <w:szCs w:val="19"/>
           <w:shd w:fill="E2EEF2" w:val="clear"/>
         </w:rPr>
-        <w:t xml:space="preserve">psql</w:t>
-      </w:r>
-      <w:r>
-        <w:t xml:space="preserve"> (ou lu dans </w:t>
+        <w:t xml:space="preserve">docker-compose.yml</w:t>
+      </w:r>
+      <w:r>
+        <w:t xml:space="preserve"> rejoignent le
+même réseau Docker </w:t>
       </w:r>
       <w:r>
         <w:rPr>
@@ -1149,10 +2345,11 @@
           <w:szCs w:val="19"/>
           <w:shd w:fill="E2EEF2" w:val="clear"/>
         </w:rPr>
-        <w:t xml:space="preserve">PGPASSWORD</w:t>
-      </w:r>
-      <w:r>
-        <w:t xml:space="preserve">, </w:t>
+        <w:t xml:space="preserve">traceagile-reseau</w:t>
+      </w:r>
+      <w:r>
+        <w:t xml:space="preserve">. Les conteneurs s'y appellent par leur nom de service,
+</w:t>
       </w:r>
       <w:r>
         <w:rPr>
@@ -1161,11 +2358,10 @@
           <w:szCs w:val="19"/>
           <w:shd w:fill="E2EEF2" w:val="clear"/>
         </w:rPr>
-        <w:t xml:space="preserve">~/.pgpass</w:t>
-      </w:r>
-      <w:r>
-        <w:t xml:space="preserve">,
-</w:t>
+        <w:t xml:space="preserve">traceagile</w:t>
+      </w:r>
+      <w:r>
+        <w:t xml:space="preserve"> et </w:t>
       </w:r>
       <w:r>
         <w:rPr>
@@ -1174,10 +2370,1781 @@
           <w:szCs w:val="19"/>
           <w:shd w:fill="E2EEF2" w:val="clear"/>
         </w:rPr>
+        <w:t xml:space="preserve">serveur-execution</w:t>
+      </w:r>
+      <w:r>
+        <w:t xml:space="preserve">.</w:t>
+      </w:r>
+    </w:p>
+    <w:p>
+      <w:pPr>
+        <w:pStyle w:val="ListParagraph"/>
+        <w:numPr>
+          <w:ilvl w:val="0"/>
+          <w:numId w:val="2"/>
+        </w:numPr>
+      </w:pPr>
+      <w:r>
+        <w:rPr>
+          <w:b/>
+          <w:bCs/>
+        </w:rPr>
+        <w:t xml:space="preserve">Un conteneur et un jar sur la même machine</w:t>
+      </w:r>
+      <w:r>
+        <w:t xml:space="preserve"> (C1, D1) : le conteneur joint la machine hôte par
+</w:t>
+      </w:r>
+      <w:r>
+        <w:rPr>
+          <w:rFonts w:ascii="Consolas" w:cs="Consolas" w:eastAsia="Consolas" w:hAnsi="Consolas"/>
+          <w:sz w:val="19"/>
+          <w:szCs w:val="19"/>
+          <w:shd w:fill="E2EEF2" w:val="clear"/>
+        </w:rPr>
+        <w:t xml:space="preserve">host.docker.internal</w:t>
+      </w:r>
+      <w:r>
+        <w:t xml:space="preserve"> (déclaré dans les deux </w:t>
+      </w:r>
+      <w:r>
+        <w:rPr>
+          <w:rFonts w:ascii="Consolas" w:cs="Consolas" w:eastAsia="Consolas" w:hAnsi="Consolas"/>
+          <w:sz w:val="19"/>
+          <w:szCs w:val="19"/>
+          <w:shd w:fill="E2EEF2" w:val="clear"/>
+        </w:rPr>
+        <w:t xml:space="preserve">docker-compose.yml</w:t>
+      </w:r>
+      <w:r>
+        <w:t xml:space="preserve">, y compris sous Linux), et le
+jar joint le conteneur par le port publié sur </w:t>
+      </w:r>
+      <w:r>
+        <w:rPr>
+          <w:rFonts w:ascii="Consolas" w:cs="Consolas" w:eastAsia="Consolas" w:hAnsi="Consolas"/>
+          <w:sz w:val="19"/>
+          <w:szCs w:val="19"/>
+          <w:shd w:fill="E2EEF2" w:val="clear"/>
+        </w:rPr>
+        <w:t xml:space="preserve">localhost</w:t>
+      </w:r>
+      <w:r>
+        <w:t xml:space="preserve">.</w:t>
+      </w:r>
+    </w:p>
+    <w:p>
+      <w:pPr>
+        <w:pStyle w:val="Heading2"/>
+      </w:pPr>
+      <w:bookmarkStart w:name="chap_4" w:id="1"/>
+      <w:r>
+        <w:t xml:space="preserve">1.3 La base de données</w:t>
+      </w:r>
+      <w:bookmarkEnd w:id="1"/>
+    </w:p>
+    <w:tbl>
+      <w:tblPr>
+        <w:tblW w:type="pct" w:w="100%"/>
+        <w:tblBorders>
+          <w:top w:val="single" w:color="auto" w:sz="4"/>
+          <w:left w:val="single" w:color="auto" w:sz="4"/>
+          <w:bottom w:val="single" w:color="auto" w:sz="4"/>
+          <w:right w:val="single" w:color="auto" w:sz="4"/>
+          <w:insideH w:val="single" w:color="auto" w:sz="4"/>
+          <w:insideV w:val="single" w:color="auto" w:sz="4"/>
+        </w:tblBorders>
+      </w:tblPr>
+      <w:tblGrid>
+        <w:gridCol w:w="100"/>
+        <w:gridCol w:w="100"/>
+        <w:gridCol w:w="100"/>
+      </w:tblGrid>
+      <w:tr>
+        <w:trPr>
+          <w:tblHeader/>
+        </w:trPr>
+        <w:tc>
+          <w:tcPr>
+            <w:shd w:fill="E2EEF2" w:val="clear"/>
+            <w:tcMar>
+              <w:top w:type="dxa" w:w="60"/>
+              <w:left w:type="dxa" w:w="100"/>
+              <w:bottom w:type="dxa" w:w="60"/>
+              <w:right w:type="dxa" w:w="100"/>
+            </w:tcMar>
+          </w:tcPr>
+          <w:p>
+            <w:r>
+              <w:rPr>
+                <w:b/>
+                <w:bCs/>
+              </w:rPr>
+              <w:t xml:space="preserve">Option</w:t>
+            </w:r>
+          </w:p>
+        </w:tc>
+        <w:tc>
+          <w:tcPr>
+            <w:shd w:fill="E2EEF2" w:val="clear"/>
+            <w:tcMar>
+              <w:top w:type="dxa" w:w="60"/>
+              <w:left w:type="dxa" w:w="100"/>
+              <w:bottom w:type="dxa" w:w="60"/>
+              <w:right w:type="dxa" w:w="100"/>
+            </w:tcMar>
+          </w:tcPr>
+          <w:p>
+            <w:r>
+              <w:rPr>
+                <w:b/>
+                <w:bCs/>
+              </w:rPr>
+              <w:t xml:space="preserve">Pour</w:t>
+            </w:r>
+          </w:p>
+        </w:tc>
+        <w:tc>
+          <w:tcPr>
+            <w:shd w:fill="E2EEF2" w:val="clear"/>
+            <w:tcMar>
+              <w:top w:type="dxa" w:w="60"/>
+              <w:left w:type="dxa" w:w="100"/>
+              <w:bottom w:type="dxa" w:w="60"/>
+              <w:right w:type="dxa" w:w="100"/>
+            </w:tcMar>
+          </w:tcPr>
+          <w:p>
+            <w:r>
+              <w:rPr>
+                <w:b/>
+                <w:bCs/>
+              </w:rPr>
+              <w:t xml:space="preserve">Comment</w:t>
+            </w:r>
+          </w:p>
+        </w:tc>
+      </w:tr>
+      <w:tr>
+        <w:trPr>
+          <w:cantSplit/>
+        </w:trPr>
+        <w:tc>
+          <w:tcPr>
+            <w:tcMar>
+              <w:top w:type="dxa" w:w="60"/>
+              <w:left w:type="dxa" w:w="100"/>
+              <w:bottom w:type="dxa" w:w="60"/>
+              <w:right w:type="dxa" w:w="100"/>
+            </w:tcMar>
+          </w:tcPr>
+          <w:p>
+            <w:r>
+              <w:t xml:space="preserve">PostgreSQL existant (installé sur une machine, ou service géré)</w:t>
+            </w:r>
+          </w:p>
+        </w:tc>
+        <w:tc>
+          <w:tcPr>
+            <w:tcMar>
+              <w:top w:type="dxa" w:w="60"/>
+              <w:left w:type="dxa" w:w="100"/>
+              <w:bottom w:type="dxa" w:w="60"/>
+              <w:right w:type="dxa" w:w="100"/>
+            </w:tcMar>
+          </w:tcPr>
+          <w:p>
+            <w:r>
+              <w:t xml:space="preserve">TraceAgile dans les deux modes</w:t>
+            </w:r>
+          </w:p>
+        </w:tc>
+        <w:tc>
+          <w:tcPr>
+            <w:tcMar>
+              <w:top w:type="dxa" w:w="60"/>
+              <w:left w:type="dxa" w:w="100"/>
+              <w:bottom w:type="dxa" w:w="60"/>
+              <w:right w:type="dxa" w:w="100"/>
+            </w:tcMar>
+          </w:tcPr>
+          <w:p>
+            <w:r>
+              <w:rPr>
+                <w:rFonts w:ascii="Consolas" w:cs="Consolas" w:eastAsia="Consolas" w:hAnsi="Consolas"/>
+                <w:sz w:val="19"/>
+                <w:szCs w:val="19"/>
+                <w:shd w:fill="E2EEF2" w:val="clear"/>
+              </w:rPr>
+              <w:t xml:space="preserve">base-de-donnees/installer-base.(sh|ps1)</w:t>
+            </w:r>
+            <w:r>
+              <w:t xml:space="preserve"> crée le rôle et la base (§4.1)</w:t>
+            </w:r>
+          </w:p>
+        </w:tc>
+      </w:tr>
+      <w:tr>
+        <w:trPr>
+          <w:cantSplit/>
+        </w:trPr>
+        <w:tc>
+          <w:tcPr>
+            <w:tcMar>
+              <w:top w:type="dxa" w:w="60"/>
+              <w:left w:type="dxa" w:w="100"/>
+              <w:bottom w:type="dxa" w:w="60"/>
+              <w:right w:type="dxa" w:w="100"/>
+            </w:tcMar>
+          </w:tcPr>
+          <w:p>
+            <w:r>
+              <w:t xml:space="preserve">PostgreSQL dans un conteneur, géré avec TraceAgile</w:t>
+            </w:r>
+          </w:p>
+        </w:tc>
+        <w:tc>
+          <w:tcPr>
+            <w:tcMar>
+              <w:top w:type="dxa" w:w="60"/>
+              <w:left w:type="dxa" w:w="100"/>
+              <w:bottom w:type="dxa" w:w="60"/>
+              <w:right w:type="dxa" w:w="100"/>
+            </w:tcMar>
+          </w:tcPr>
+          <w:p>
+            <w:r>
+              <w:t xml:space="preserve">TraceAgile en conteneur</w:t>
+            </w:r>
+          </w:p>
+        </w:tc>
+        <w:tc>
+          <w:tcPr>
+            <w:tcMar>
+              <w:top w:type="dxa" w:w="60"/>
+              <w:left w:type="dxa" w:w="100"/>
+              <w:bottom w:type="dxa" w:w="60"/>
+              <w:right w:type="dxa" w:w="100"/>
+            </w:tcMar>
+          </w:tcPr>
+          <w:p>
+            <w:r>
+              <w:t xml:space="preserve">profil </w:t>
+            </w:r>
+            <w:r>
+              <w:rPr>
+                <w:rFonts w:ascii="Consolas" w:cs="Consolas" w:eastAsia="Consolas" w:hAnsi="Consolas"/>
+                <w:sz w:val="19"/>
+                <w:szCs w:val="19"/>
+                <w:shd w:fill="E2EEF2" w:val="clear"/>
+              </w:rPr>
+              <w:t xml:space="preserve">base-locale</w:t>
+            </w:r>
+            <w:r>
+              <w:t xml:space="preserve"> du </w:t>
+            </w:r>
+            <w:r>
+              <w:rPr>
+                <w:rFonts w:ascii="Consolas" w:cs="Consolas" w:eastAsia="Consolas" w:hAnsi="Consolas"/>
+                <w:sz w:val="19"/>
+                <w:szCs w:val="19"/>
+                <w:shd w:fill="E2EEF2" w:val="clear"/>
+              </w:rPr>
+              <w:t xml:space="preserve">docker-compose.yml</w:t>
+            </w:r>
+            <w:r>
+              <w:t xml:space="preserve"> de TraceAgile (§6.2) ; rien à créer à la main</w:t>
+            </w:r>
+          </w:p>
+        </w:tc>
+      </w:tr>
+    </w:tbl>
+    <w:p>
+      <w:pPr>
+        <w:spacing w:after="120"/>
+      </w:pPr>
+    </w:p>
+    <w:p>
+      <w:r>
+        <w:t xml:space="preserve">La </w:t>
+      </w:r>
+      <w:r>
+        <w:rPr>
+          <w:b/>
+          <w:bCs/>
+        </w:rPr>
+        <w:t xml:space="preserve">démonstration SwagLabs</w:t>
+      </w:r>
+      <w:r>
+        <w:t xml:space="preserve"> s'injecte dans tous les cas, dans une base vide, avant le premier
+démarrage de TraceAgile :</w:t>
+      </w:r>
+    </w:p>
+    <w:p>
+      <w:pPr>
+        <w:pStyle w:val="ListParagraph"/>
+        <w:numPr>
+          <w:ilvl w:val="0"/>
+          <w:numId w:val="2"/>
+        </w:numPr>
+      </w:pPr>
+      <w:r>
+        <w:t xml:space="preserve">avec </w:t>
+      </w:r>
+      <w:r>
+        <w:rPr>
+          <w:rFonts w:ascii="Consolas" w:cs="Consolas" w:eastAsia="Consolas" w:hAnsi="Consolas"/>
+          <w:sz w:val="19"/>
+          <w:szCs w:val="19"/>
+          <w:shd w:fill="E2EEF2" w:val="clear"/>
+        </w:rPr>
+        <w:t xml:space="preserve">installer-base --demo</w:t>
+      </w:r>
+      <w:r>
+        <w:t xml:space="preserve"> (§4.3) ;</w:t>
+      </w:r>
+    </w:p>
+    <w:p>
+      <w:pPr>
+        <w:pStyle w:val="ListParagraph"/>
+        <w:numPr>
+          <w:ilvl w:val="0"/>
+          <w:numId w:val="2"/>
+        </w:numPr>
+      </w:pPr>
+      <w:r>
+        <w:t xml:space="preserve">ou, si TraceAgile est en conteneur, avec le service </w:t>
+      </w:r>
+      <w:r>
+        <w:rPr>
+          <w:rFonts w:ascii="Consolas" w:cs="Consolas" w:eastAsia="Consolas" w:hAnsi="Consolas"/>
+          <w:sz w:val="19"/>
+          <w:szCs w:val="19"/>
+          <w:shd w:fill="E2EEF2" w:val="clear"/>
+        </w:rPr>
+        <w:t xml:space="preserve">installation-demo</w:t>
+      </w:r>
+      <w:r>
+        <w:t xml:space="preserve"> (§6.3).</w:t>
+      </w:r>
+    </w:p>
+    <w:p>
+      <w:r>
+        <w:t xml:space="preserve">Sans démonstration, TraceAgile crée lui-même au premier démarrage le schéma, les données de
+démarrage et l'administrateur.</w:t>
+      </w:r>
+    </w:p>
+    <w:p>
+      <w:r>
+        <w:t xml:space="preserve">Le serveur d'exécution n'a pas de base à installer : il garde ses données dans une base H2 créée
+au premier démarrage.</w:t>
+      </w:r>
+    </w:p>
+    <w:p>
+      <w:pPr>
+        <w:pStyle w:val="Heading2"/>
+      </w:pPr>
+      <w:bookmarkStart w:name="chap_5" w:id="1"/>
+      <w:r>
+        <w:t xml:space="preserve">1.4 Ordre d'installation</w:t>
+      </w:r>
+      <w:bookmarkEnd w:id="1"/>
+    </w:p>
+    <w:tbl>
+      <w:tblPr>
+        <w:tblW w:type="pct" w:w="100%"/>
+        <w:tblBorders>
+          <w:top w:val="single" w:color="auto" w:sz="4"/>
+          <w:left w:val="single" w:color="auto" w:sz="4"/>
+          <w:bottom w:val="single" w:color="auto" w:sz="4"/>
+          <w:right w:val="single" w:color="auto" w:sz="4"/>
+          <w:insideH w:val="single" w:color="auto" w:sz="4"/>
+          <w:insideV w:val="single" w:color="auto" w:sz="4"/>
+        </w:tblBorders>
+      </w:tblPr>
+      <w:tblGrid>
+        <w:gridCol w:w="100"/>
+        <w:gridCol w:w="100"/>
+        <w:gridCol w:w="100"/>
+      </w:tblGrid>
+      <w:tr>
+        <w:trPr>
+          <w:tblHeader/>
+        </w:trPr>
+        <w:tc>
+          <w:tcPr>
+            <w:shd w:fill="E2EEF2" w:val="clear"/>
+            <w:tcMar>
+              <w:top w:type="dxa" w:w="60"/>
+              <w:left w:type="dxa" w:w="100"/>
+              <w:bottom w:type="dxa" w:w="60"/>
+              <w:right w:type="dxa" w:w="100"/>
+            </w:tcMar>
+          </w:tcPr>
+          <w:p>
+            <w:r>
+              <w:rPr>
+                <w:b/>
+                <w:bCs/>
+              </w:rPr>
+              <w:t xml:space="preserve">Étape</w:t>
+            </w:r>
+          </w:p>
+        </w:tc>
+        <w:tc>
+          <w:tcPr>
+            <w:shd w:fill="E2EEF2" w:val="clear"/>
+            <w:tcMar>
+              <w:top w:type="dxa" w:w="60"/>
+              <w:left w:type="dxa" w:w="100"/>
+              <w:bottom w:type="dxa" w:w="60"/>
+              <w:right w:type="dxa" w:w="100"/>
+            </w:tcMar>
+          </w:tcPr>
+          <w:p>
+            <w:r>
+              <w:rPr>
+                <w:b/>
+                <w:bCs/>
+              </w:rPr>
+              <w:t xml:space="preserve">Hors Docker</w:t>
+            </w:r>
+          </w:p>
+        </w:tc>
+        <w:tc>
+          <w:tcPr>
+            <w:shd w:fill="E2EEF2" w:val="clear"/>
+            <w:tcMar>
+              <w:top w:type="dxa" w:w="60"/>
+              <w:left w:type="dxa" w:w="100"/>
+              <w:bottom w:type="dxa" w:w="60"/>
+              <w:right w:type="dxa" w:w="100"/>
+            </w:tcMar>
+          </w:tcPr>
+          <w:p>
+            <w:r>
+              <w:rPr>
+                <w:b/>
+                <w:bCs/>
+              </w:rPr>
+              <w:t xml:space="preserve">En conteneur</w:t>
+            </w:r>
+          </w:p>
+        </w:tc>
+      </w:tr>
+      <w:tr>
+        <w:trPr>
+          <w:cantSplit/>
+        </w:trPr>
+        <w:tc>
+          <w:tcPr>
+            <w:tcMar>
+              <w:top w:type="dxa" w:w="60"/>
+              <w:left w:type="dxa" w:w="100"/>
+              <w:bottom w:type="dxa" w:w="60"/>
+              <w:right w:type="dxa" w:w="100"/>
+            </w:tcMar>
+          </w:tcPr>
+          <w:p>
+            <w:r>
+              <w:t xml:space="preserve">1. Produire la distribution</w:t>
+            </w:r>
+          </w:p>
+        </w:tc>
+        <w:tc>
+          <w:tcPr>
+            <w:tcMar>
+              <w:top w:type="dxa" w:w="60"/>
+              <w:left w:type="dxa" w:w="100"/>
+              <w:bottom w:type="dxa" w:w="60"/>
+              <w:right w:type="dxa" w:w="100"/>
+            </w:tcMar>
+          </w:tcPr>
+          <w:p>
+            <w:r>
+              <w:t xml:space="preserve">§3 (une fois, sur un poste de développement)</w:t>
+            </w:r>
+          </w:p>
+        </w:tc>
+        <w:tc>
+          <w:tcPr>
+            <w:tcMar>
+              <w:top w:type="dxa" w:w="60"/>
+              <w:left w:type="dxa" w:w="100"/>
+              <w:bottom w:type="dxa" w:w="60"/>
+              <w:right w:type="dxa" w:w="100"/>
+            </w:tcMar>
+          </w:tcPr>
+          <w:p>
+            <w:r>
+              <w:t xml:space="preserve">§3</w:t>
+            </w:r>
+          </w:p>
+        </w:tc>
+      </w:tr>
+      <w:tr>
+        <w:trPr>
+          <w:cantSplit/>
+        </w:trPr>
+        <w:tc>
+          <w:tcPr>
+            <w:tcMar>
+              <w:top w:type="dxa" w:w="60"/>
+              <w:left w:type="dxa" w:w="100"/>
+              <w:bottom w:type="dxa" w:w="60"/>
+              <w:right w:type="dxa" w:w="100"/>
+            </w:tcMar>
+          </w:tcPr>
+          <w:p>
+            <w:r>
+              <w:t xml:space="preserve">2. Base de données</w:t>
+            </w:r>
+          </w:p>
+        </w:tc>
+        <w:tc>
+          <w:tcPr>
+            <w:tcMar>
+              <w:top w:type="dxa" w:w="60"/>
+              <w:left w:type="dxa" w:w="100"/>
+              <w:bottom w:type="dxa" w:w="60"/>
+              <w:right w:type="dxa" w:w="100"/>
+            </w:tcMar>
+          </w:tcPr>
+          <w:p>
+            <w:r>
+              <w:t xml:space="preserve">§4 (PostgreSQL existant)</w:t>
+            </w:r>
+          </w:p>
+        </w:tc>
+        <w:tc>
+          <w:tcPr>
+            <w:tcMar>
+              <w:top w:type="dxa" w:w="60"/>
+              <w:left w:type="dxa" w:w="100"/>
+              <w:bottom w:type="dxa" w:w="60"/>
+              <w:right w:type="dxa" w:w="100"/>
+            </w:tcMar>
+          </w:tcPr>
+          <w:p>
+            <w:r>
+              <w:t xml:space="preserve">§4 (PostgreSQL existant) ou rien (profil </w:t>
+            </w:r>
+            <w:r>
+              <w:rPr>
+                <w:rFonts w:ascii="Consolas" w:cs="Consolas" w:eastAsia="Consolas" w:hAnsi="Consolas"/>
+                <w:sz w:val="19"/>
+                <w:szCs w:val="19"/>
+                <w:shd w:fill="E2EEF2" w:val="clear"/>
+              </w:rPr>
+              <w:t xml:space="preserve">base-locale</w:t>
+            </w:r>
+            <w:r>
+              <w:t xml:space="preserve">)</w:t>
+            </w:r>
+          </w:p>
+        </w:tc>
+      </w:tr>
+      <w:tr>
+        <w:trPr>
+          <w:cantSplit/>
+        </w:trPr>
+        <w:tc>
+          <w:tcPr>
+            <w:tcMar>
+              <w:top w:type="dxa" w:w="60"/>
+              <w:left w:type="dxa" w:w="100"/>
+              <w:bottom w:type="dxa" w:w="60"/>
+              <w:right w:type="dxa" w:w="100"/>
+            </w:tcMar>
+          </w:tcPr>
+          <w:p>
+            <w:r>
+              <w:t xml:space="preserve">3. Démo SwagLabs (option)</w:t>
+            </w:r>
+          </w:p>
+        </w:tc>
+        <w:tc>
+          <w:tcPr>
+            <w:tcMar>
+              <w:top w:type="dxa" w:w="60"/>
+              <w:left w:type="dxa" w:w="100"/>
+              <w:bottom w:type="dxa" w:w="60"/>
+              <w:right w:type="dxa" w:w="100"/>
+            </w:tcMar>
+          </w:tcPr>
+          <w:p>
+            <w:r>
+              <w:t xml:space="preserve">§4.3</w:t>
+            </w:r>
+          </w:p>
+        </w:tc>
+        <w:tc>
+          <w:tcPr>
+            <w:tcMar>
+              <w:top w:type="dxa" w:w="60"/>
+              <w:left w:type="dxa" w:w="100"/>
+              <w:bottom w:type="dxa" w:w="60"/>
+              <w:right w:type="dxa" w:w="100"/>
+            </w:tcMar>
+          </w:tcPr>
+          <w:p>
+            <w:r>
+              <w:t xml:space="preserve">§4.3 ou §6.3</w:t>
+            </w:r>
+          </w:p>
+        </w:tc>
+      </w:tr>
+      <w:tr>
+        <w:trPr>
+          <w:cantSplit/>
+        </w:trPr>
+        <w:tc>
+          <w:tcPr>
+            <w:tcMar>
+              <w:top w:type="dxa" w:w="60"/>
+              <w:left w:type="dxa" w:w="100"/>
+              <w:bottom w:type="dxa" w:w="60"/>
+              <w:right w:type="dxa" w:w="100"/>
+            </w:tcMar>
+          </w:tcPr>
+          <w:p>
+            <w:r>
+              <w:t xml:space="preserve">4. TraceAgile</w:t>
+            </w:r>
+          </w:p>
+        </w:tc>
+        <w:tc>
+          <w:tcPr>
+            <w:tcMar>
+              <w:top w:type="dxa" w:w="60"/>
+              <w:left w:type="dxa" w:w="100"/>
+              <w:bottom w:type="dxa" w:w="60"/>
+              <w:right w:type="dxa" w:w="100"/>
+            </w:tcMar>
+          </w:tcPr>
+          <w:p>
+            <w:r>
+              <w:t xml:space="preserve">§5</w:t>
+            </w:r>
+          </w:p>
+        </w:tc>
+        <w:tc>
+          <w:tcPr>
+            <w:tcMar>
+              <w:top w:type="dxa" w:w="60"/>
+              <w:left w:type="dxa" w:w="100"/>
+              <w:bottom w:type="dxa" w:w="60"/>
+              <w:right w:type="dxa" w:w="100"/>
+            </w:tcMar>
+          </w:tcPr>
+          <w:p>
+            <w:r>
+              <w:t xml:space="preserve">§6</w:t>
+            </w:r>
+          </w:p>
+        </w:tc>
+      </w:tr>
+      <w:tr>
+        <w:trPr>
+          <w:cantSplit/>
+        </w:trPr>
+        <w:tc>
+          <w:tcPr>
+            <w:tcMar>
+              <w:top w:type="dxa" w:w="60"/>
+              <w:left w:type="dxa" w:w="100"/>
+              <w:bottom w:type="dxa" w:w="60"/>
+              <w:right w:type="dxa" w:w="100"/>
+            </w:tcMar>
+          </w:tcPr>
+          <w:p>
+            <w:r>
+              <w:t xml:space="preserve">5. Serveur d'exécution</w:t>
+            </w:r>
+          </w:p>
+        </w:tc>
+        <w:tc>
+          <w:tcPr>
+            <w:tcMar>
+              <w:top w:type="dxa" w:w="60"/>
+              <w:left w:type="dxa" w:w="100"/>
+              <w:bottom w:type="dxa" w:w="60"/>
+              <w:right w:type="dxa" w:w="100"/>
+            </w:tcMar>
+          </w:tcPr>
+          <w:p>
+            <w:r>
+              <w:t xml:space="preserve">§7</w:t>
+            </w:r>
+          </w:p>
+        </w:tc>
+        <w:tc>
+          <w:tcPr>
+            <w:tcMar>
+              <w:top w:type="dxa" w:w="60"/>
+              <w:left w:type="dxa" w:w="100"/>
+              <w:bottom w:type="dxa" w:w="60"/>
+              <w:right w:type="dxa" w:w="100"/>
+            </w:tcMar>
+          </w:tcPr>
+          <w:p>
+            <w:r>
+              <w:t xml:space="preserve">§8</w:t>
+            </w:r>
+          </w:p>
+        </w:tc>
+      </w:tr>
+      <w:tr>
+        <w:trPr>
+          <w:cantSplit/>
+        </w:trPr>
+        <w:tc>
+          <w:tcPr>
+            <w:tcMar>
+              <w:top w:type="dxa" w:w="60"/>
+              <w:left w:type="dxa" w:w="100"/>
+              <w:bottom w:type="dxa" w:w="60"/>
+              <w:right w:type="dxa" w:w="100"/>
+            </w:tcMar>
+          </w:tcPr>
+          <w:p>
+            <w:r>
+              <w:t xml:space="preserve">6. Relier les deux, installer les outils de test</w:t>
+            </w:r>
+          </w:p>
+        </w:tc>
+        <w:tc>
+          <w:tcPr>
+            <w:tcMar>
+              <w:top w:type="dxa" w:w="60"/>
+              <w:left w:type="dxa" w:w="100"/>
+              <w:bottom w:type="dxa" w:w="60"/>
+              <w:right w:type="dxa" w:w="100"/>
+            </w:tcMar>
+          </w:tcPr>
+          <w:p>
+            <w:r>
+              <w:t xml:space="preserve">§9</w:t>
+            </w:r>
+          </w:p>
+        </w:tc>
+        <w:tc>
+          <w:tcPr>
+            <w:tcMar>
+              <w:top w:type="dxa" w:w="60"/>
+              <w:left w:type="dxa" w:w="100"/>
+              <w:bottom w:type="dxa" w:w="60"/>
+              <w:right w:type="dxa" w:w="100"/>
+            </w:tcMar>
+          </w:tcPr>
+          <w:p>
+            <w:r>
+              <w:t xml:space="preserve">§9</w:t>
+            </w:r>
+          </w:p>
+        </w:tc>
+      </w:tr>
+      <w:tr>
+        <w:trPr>
+          <w:cantSplit/>
+        </w:trPr>
+        <w:tc>
+          <w:tcPr>
+            <w:tcMar>
+              <w:top w:type="dxa" w:w="60"/>
+              <w:left w:type="dxa" w:w="100"/>
+              <w:bottom w:type="dxa" w:w="60"/>
+              <w:right w:type="dxa" w:w="100"/>
+            </w:tcMar>
+          </w:tcPr>
+          <w:p>
+            <w:r>
+              <w:t xml:space="preserve">7. Réseau, HTTPS</w:t>
+            </w:r>
+          </w:p>
+        </w:tc>
+        <w:tc>
+          <w:tcPr>
+            <w:tcMar>
+              <w:top w:type="dxa" w:w="60"/>
+              <w:left w:type="dxa" w:w="100"/>
+              <w:bottom w:type="dxa" w:w="60"/>
+              <w:right w:type="dxa" w:w="100"/>
+            </w:tcMar>
+          </w:tcPr>
+          <w:p>
+            <w:r>
+              <w:t xml:space="preserve">§10, §11</w:t>
+            </w:r>
+          </w:p>
+        </w:tc>
+        <w:tc>
+          <w:tcPr>
+            <w:tcMar>
+              <w:top w:type="dxa" w:w="60"/>
+              <w:left w:type="dxa" w:w="100"/>
+              <w:bottom w:type="dxa" w:w="60"/>
+              <w:right w:type="dxa" w:w="100"/>
+            </w:tcMar>
+          </w:tcPr>
+          <w:p>
+            <w:r>
+              <w:t xml:space="preserve">§10, §11</w:t>
+            </w:r>
+          </w:p>
+        </w:tc>
+      </w:tr>
+    </w:tbl>
+    <w:p>
+      <w:pPr>
+        <w:spacing w:after="120"/>
+      </w:pPr>
+    </w:p>
+    <w:p>
+      <w:r>
+        <w:t xml:space="preserve">La pile </w:t>
+      </w:r>
+      <w:r>
+        <w:rPr>
+          <w:rFonts w:ascii="Consolas" w:cs="Consolas" w:eastAsia="Consolas" w:hAnsi="Consolas"/>
+          <w:sz w:val="19"/>
+          <w:szCs w:val="19"/>
+          <w:shd w:fill="E2EEF2" w:val="clear"/>
+        </w:rPr>
+        <w:t xml:space="preserve">docker-compose.yml</w:t>
+      </w:r>
+      <w:r>
+        <w:t xml:space="preserve"> à la racine du dépôt est autre chose : c'est l'environnement de
+</w:t>
+      </w:r>
+      <w:r>
+        <w:rPr>
+          <w:b/>
+          <w:bCs/>
+        </w:rPr>
+        <w:t xml:space="preserve">développement</w:t>
+      </w:r>
+      <w:r>
+        <w:t xml:space="preserve">, avec un profil de démonstration différent (projet SHOP), un simulateur et des
+secrets connus. Elle se construit depuis les sources et ne sert pas à une installation.</w:t>
+      </w:r>
+    </w:p>
+    <w:p>
+      <w:pPr>
+        <w:pStyle w:val="Heading1"/>
+      </w:pPr>
+      <w:bookmarkStart w:name="chap_6" w:id="1"/>
+      <w:r>
+        <w:t xml:space="preserve">2. Prérequis</w:t>
+      </w:r>
+      <w:bookmarkEnd w:id="1"/>
+    </w:p>
+    <w:tbl>
+      <w:tblPr>
+        <w:tblW w:type="pct" w:w="100%"/>
+        <w:tblBorders>
+          <w:top w:val="single" w:color="auto" w:sz="4"/>
+          <w:left w:val="single" w:color="auto" w:sz="4"/>
+          <w:bottom w:val="single" w:color="auto" w:sz="4"/>
+          <w:right w:val="single" w:color="auto" w:sz="4"/>
+          <w:insideH w:val="single" w:color="auto" w:sz="4"/>
+          <w:insideV w:val="single" w:color="auto" w:sz="4"/>
+        </w:tblBorders>
+      </w:tblPr>
+      <w:tblGrid>
+        <w:gridCol w:w="100"/>
+        <w:gridCol w:w="100"/>
+        <w:gridCol w:w="100"/>
+      </w:tblGrid>
+      <w:tr>
+        <w:trPr>
+          <w:tblHeader/>
+        </w:trPr>
+        <w:tc>
+          <w:tcPr>
+            <w:shd w:fill="E2EEF2" w:val="clear"/>
+            <w:tcMar>
+              <w:top w:type="dxa" w:w="60"/>
+              <w:left w:type="dxa" w:w="100"/>
+              <w:bottom w:type="dxa" w:w="60"/>
+              <w:right w:type="dxa" w:w="100"/>
+            </w:tcMar>
+          </w:tcPr>
+          <w:p>
+            <w:r>
+              <w:rPr>
+                <w:b/>
+                <w:bCs/>
+              </w:rPr>
+              <w:t xml:space="preserve">Rôle</w:t>
+            </w:r>
+          </w:p>
+        </w:tc>
+        <w:tc>
+          <w:tcPr>
+            <w:shd w:fill="E2EEF2" w:val="clear"/>
+            <w:tcMar>
+              <w:top w:type="dxa" w:w="60"/>
+              <w:left w:type="dxa" w:w="100"/>
+              <w:bottom w:type="dxa" w:w="60"/>
+              <w:right w:type="dxa" w:w="100"/>
+            </w:tcMar>
+          </w:tcPr>
+          <w:p>
+            <w:r>
+              <w:rPr>
+                <w:b/>
+                <w:bCs/>
+              </w:rPr>
+              <w:t xml:space="preserve">Hors Docker</w:t>
+            </w:r>
+          </w:p>
+        </w:tc>
+        <w:tc>
+          <w:tcPr>
+            <w:shd w:fill="E2EEF2" w:val="clear"/>
+            <w:tcMar>
+              <w:top w:type="dxa" w:w="60"/>
+              <w:left w:type="dxa" w:w="100"/>
+              <w:bottom w:type="dxa" w:w="60"/>
+              <w:right w:type="dxa" w:w="100"/>
+            </w:tcMar>
+          </w:tcPr>
+          <w:p>
+            <w:r>
+              <w:rPr>
+                <w:b/>
+                <w:bCs/>
+              </w:rPr>
+              <w:t xml:space="preserve">En conteneur</w:t>
+            </w:r>
+          </w:p>
+        </w:tc>
+      </w:tr>
+      <w:tr>
+        <w:trPr>
+          <w:cantSplit/>
+        </w:trPr>
+        <w:tc>
+          <w:tcPr>
+            <w:tcMar>
+              <w:top w:type="dxa" w:w="60"/>
+              <w:left w:type="dxa" w:w="100"/>
+              <w:bottom w:type="dxa" w:w="60"/>
+              <w:right w:type="dxa" w:w="100"/>
+            </w:tcMar>
+          </w:tcPr>
+          <w:p>
+            <w:r>
+              <w:t xml:space="preserve">TraceAgile</w:t>
+            </w:r>
+          </w:p>
+        </w:tc>
+        <w:tc>
+          <w:tcPr>
+            <w:tcMar>
+              <w:top w:type="dxa" w:w="60"/>
+              <w:left w:type="dxa" w:w="100"/>
+              <w:bottom w:type="dxa" w:w="60"/>
+              <w:right w:type="dxa" w:w="100"/>
+            </w:tcMar>
+          </w:tcPr>
+          <w:p>
+            <w:r>
+              <w:t xml:space="preserve">Java 21 (un JRE suffit)</w:t>
+            </w:r>
+          </w:p>
+        </w:tc>
+        <w:tc>
+          <w:tcPr>
+            <w:tcMar>
+              <w:top w:type="dxa" w:w="60"/>
+              <w:left w:type="dxa" w:w="100"/>
+              <w:bottom w:type="dxa" w:w="60"/>
+              <w:right w:type="dxa" w:w="100"/>
+            </w:tcMar>
+          </w:tcPr>
+          <w:p>
+            <w:r>
+              <w:t xml:space="preserve">Docker Engine 24+ / Docker Desktop, Compose 2.20+</w:t>
+            </w:r>
+          </w:p>
+        </w:tc>
+      </w:tr>
+      <w:tr>
+        <w:trPr>
+          <w:cantSplit/>
+        </w:trPr>
+        <w:tc>
+          <w:tcPr>
+            <w:tcMar>
+              <w:top w:type="dxa" w:w="60"/>
+              <w:left w:type="dxa" w:w="100"/>
+              <w:bottom w:type="dxa" w:w="60"/>
+              <w:right w:type="dxa" w:w="100"/>
+            </w:tcMar>
+          </w:tcPr>
+          <w:p>
+            <w:r>
+              <w:t xml:space="preserve">Base de données</w:t>
+            </w:r>
+          </w:p>
+        </w:tc>
+        <w:tc>
+          <w:tcPr>
+            <w:tcMar>
+              <w:top w:type="dxa" w:w="60"/>
+              <w:left w:type="dxa" w:w="100"/>
+              <w:bottom w:type="dxa" w:w="60"/>
+              <w:right w:type="dxa" w:w="100"/>
+            </w:tcMar>
+          </w:tcPr>
+          <w:p>
+            <w:r>
+              <w:t xml:space="preserve">PostgreSQL </w:t>
+            </w:r>
+            <w:r>
+              <w:rPr>
+                <w:b/>
+                <w:bCs/>
+              </w:rPr>
+              <w:t xml:space="preserve">16 ou plus</w:t>
+            </w:r>
+            <w:r>
+              <w:t xml:space="preserve"> et </w:t>
+            </w:r>
+            <w:r>
+              <w:rPr>
+                <w:rFonts w:ascii="Consolas" w:cs="Consolas" w:eastAsia="Consolas" w:hAnsi="Consolas"/>
+                <w:sz w:val="19"/>
+                <w:szCs w:val="19"/>
+                <w:shd w:fill="E2EEF2" w:val="clear"/>
+              </w:rPr>
+              <w:t xml:space="preserve">psql</w:t>
+            </w:r>
+            <w:r>
+              <w:t xml:space="preserve"> ; un superutilisateur (ex. </w:t>
+            </w:r>
+            <w:r>
+              <w:rPr>
+                <w:rFonts w:ascii="Consolas" w:cs="Consolas" w:eastAsia="Consolas" w:hAnsi="Consolas"/>
+                <w:sz w:val="19"/>
+                <w:szCs w:val="19"/>
+                <w:shd w:fill="E2EEF2" w:val="clear"/>
+              </w:rPr>
+              <w:t xml:space="preserve">postgres</w:t>
+            </w:r>
+            <w:r>
+              <w:t xml:space="preserve">) pour créer le rôle et la base</w:t>
+            </w:r>
+          </w:p>
+        </w:tc>
+        <w:tc>
+          <w:tcPr>
+            <w:tcMar>
+              <w:top w:type="dxa" w:w="60"/>
+              <w:left w:type="dxa" w:w="100"/>
+              <w:bottom w:type="dxa" w:w="60"/>
+              <w:right w:type="dxa" w:w="100"/>
+            </w:tcMar>
+          </w:tcPr>
+          <w:p>
+            <w:r>
+              <w:t xml:space="preserve">idem, ou rien avec le profil </w:t>
+            </w:r>
+            <w:r>
+              <w:rPr>
+                <w:rFonts w:ascii="Consolas" w:cs="Consolas" w:eastAsia="Consolas" w:hAnsi="Consolas"/>
+                <w:sz w:val="19"/>
+                <w:szCs w:val="19"/>
+                <w:shd w:fill="E2EEF2" w:val="clear"/>
+              </w:rPr>
+              <w:t xml:space="preserve">base-locale</w:t>
+            </w:r>
+            <w:r>
+              <w:t xml:space="preserve"> (image </w:t>
+            </w:r>
+            <w:r>
+              <w:rPr>
+                <w:rFonts w:ascii="Consolas" w:cs="Consolas" w:eastAsia="Consolas" w:hAnsi="Consolas"/>
+                <w:sz w:val="19"/>
+                <w:szCs w:val="19"/>
+                <w:shd w:fill="E2EEF2" w:val="clear"/>
+              </w:rPr>
+              <w:t xml:space="preserve">postgres:16-alpine</w:t>
+            </w:r>
+            <w:r>
+              <w:t xml:space="preserve">)</w:t>
+            </w:r>
+          </w:p>
+        </w:tc>
+      </w:tr>
+      <w:tr>
+        <w:trPr>
+          <w:cantSplit/>
+        </w:trPr>
+        <w:tc>
+          <w:tcPr>
+            <w:tcMar>
+              <w:top w:type="dxa" w:w="60"/>
+              <w:left w:type="dxa" w:w="100"/>
+              <w:bottom w:type="dxa" w:w="60"/>
+              <w:right w:type="dxa" w:w="100"/>
+            </w:tcMar>
+          </w:tcPr>
+          <w:p>
+            <w:r>
+              <w:t xml:space="preserve">Serveur d'exécution</w:t>
+            </w:r>
+          </w:p>
+        </w:tc>
+        <w:tc>
+          <w:tcPr>
+            <w:tcMar>
+              <w:top w:type="dxa" w:w="60"/>
+              <w:left w:type="dxa" w:w="100"/>
+              <w:bottom w:type="dxa" w:w="60"/>
+              <w:right w:type="dxa" w:w="100"/>
+            </w:tcMar>
+          </w:tcPr>
+          <w:p>
+            <w:r>
+              <w:t xml:space="preserve">Java 21 et Git. Node.js 22 et Python 3.10+ selon les frameworks (Playwright, Cypress, Robot Framework). L'interface du serveur détecte ces prérequis et explique comment les installer</w:t>
+            </w:r>
+          </w:p>
+        </w:tc>
+        <w:tc>
+          <w:tcPr>
+            <w:tcMar>
+              <w:top w:type="dxa" w:w="60"/>
+              <w:left w:type="dxa" w:w="100"/>
+              <w:bottom w:type="dxa" w:w="60"/>
+              <w:right w:type="dxa" w:w="100"/>
+            </w:tcMar>
+          </w:tcPr>
+          <w:p>
+            <w:r>
+              <w:t xml:space="preserve">Docker : l'image contient JDK 21, Git, Node.js 22, Python 3 et les bibliothèques des navigateurs (Linux x64)</w:t>
+            </w:r>
+          </w:p>
+        </w:tc>
+      </w:tr>
+      <w:tr>
+        <w:trPr>
+          <w:cantSplit/>
+        </w:trPr>
+        <w:tc>
+          <w:tcPr>
+            <w:tcMar>
+              <w:top w:type="dxa" w:w="60"/>
+              <w:left w:type="dxa" w:w="100"/>
+              <w:bottom w:type="dxa" w:w="60"/>
+              <w:right w:type="dxa" w:w="100"/>
+            </w:tcMar>
+          </w:tcPr>
+          <w:p>
+            <w:r>
+              <w:t xml:space="preserve">Construction de la distribution</w:t>
+            </w:r>
+          </w:p>
+        </w:tc>
+        <w:tc>
+          <w:tcPr>
+            <w:tcMar>
+              <w:top w:type="dxa" w:w="60"/>
+              <w:left w:type="dxa" w:w="100"/>
+              <w:bottom w:type="dxa" w:w="60"/>
+              <w:right w:type="dxa" w:w="100"/>
+            </w:tcMar>
+          </w:tcPr>
+          <w:p>
+            <w:r>
+              <w:t xml:space="preserve">Java 21, Maven 3.9 (Node.js est téléchargé par Maven)</w:t>
+            </w:r>
+          </w:p>
+        </w:tc>
+        <w:tc>
+          <w:tcPr>
+            <w:tcMar>
+              <w:top w:type="dxa" w:w="60"/>
+              <w:left w:type="dxa" w:w="100"/>
+              <w:bottom w:type="dxa" w:w="60"/>
+              <w:right w:type="dxa" w:w="100"/>
+            </w:tcMar>
+          </w:tcPr>
+          <w:p>
+            <w:r>
+              <w:t xml:space="preserve">idem ; les images sont construites ensuite sur chaque machine cible, sans Maven</w:t>
+            </w:r>
+          </w:p>
+        </w:tc>
+      </w:tr>
+    </w:tbl>
+    <w:p>
+      <w:pPr>
+        <w:spacing w:after="120"/>
+      </w:pPr>
+    </w:p>
+    <w:p>
+      <w:r>
+        <w:t xml:space="preserve">Le jeu de démonstration est un export PostgreSQL 16 : la base doit être en version 16 ou plus.</w:t>
+      </w:r>
+    </w:p>
+    <w:p>
+      <w:r>
+        <w:t xml:space="preserve">Systèmes :</w:t>
+      </w:r>
+    </w:p>
+    <w:p>
+      <w:pPr>
+        <w:pStyle w:val="ListParagraph"/>
+        <w:numPr>
+          <w:ilvl w:val="0"/>
+          <w:numId w:val="2"/>
+        </w:numPr>
+      </w:pPr>
+      <w:r>
+        <w:rPr>
+          <w:b/>
+          <w:bCs/>
+        </w:rPr>
+        <w:t xml:space="preserve">Hors Docker</w:t>
+      </w:r>
+      <w:r>
+        <w:t xml:space="preserve"> : Windows 10/11 ou Server 2019+, Linux (x64 ou arm64), macOS.</w:t>
+      </w:r>
+    </w:p>
+    <w:p>
+      <w:pPr>
+        <w:pStyle w:val="ListParagraph"/>
+        <w:numPr>
+          <w:ilvl w:val="0"/>
+          <w:numId w:val="2"/>
+        </w:numPr>
+      </w:pPr>
+      <w:r>
+        <w:rPr>
+          <w:b/>
+          <w:bCs/>
+        </w:rPr>
+        <w:t xml:space="preserve">En conteneur</w:t>
+      </w:r>
+      <w:r>
+        <w:t xml:space="preserve"> : toute machine qui exécute des conteneurs Linux. L'image du serveur
+d'exécution est prévue pour x64.</w:t>
+      </w:r>
+    </w:p>
+    <w:p>
+      <w:r>
+        <w:t xml:space="preserve">Mémoire : 1 Go pour TraceAgile, 512 Mo pour le serveur d'exécution, plus ce que demandent les
+navigateurs des tests.</w:t>
+      </w:r>
+    </w:p>
+    <w:p>
+      <w:pPr>
+        <w:pStyle w:val="Heading1"/>
+      </w:pPr>
+      <w:bookmarkStart w:name="chap_7" w:id="1"/>
+      <w:r>
+        <w:t xml:space="preserve">3. Produire la distribution</w:t>
+      </w:r>
+      <w:bookmarkEnd w:id="1"/>
+    </w:p>
+    <w:p>
+      <w:r>
+        <w:t xml:space="preserve">Depuis la racine du dépôt :</w:t>
+      </w:r>
+    </w:p>
+    <w:p>
+      <w:pPr>
+        <w:pStyle w:val="Code"/>
+      </w:pPr>
+      <w:r>
+        <w:t xml:space="preserve">scripts/construire-distribution.sh</w:t>
+      </w:r>
+    </w:p>
+    <w:p>
+      <w:r>
+        <w:t xml:space="preserve">ou, sous Windows :</w:t>
+      </w:r>
+    </w:p>
+    <w:p>
+      <w:pPr>
+        <w:pStyle w:val="Code"/>
+      </w:pPr>
+      <w:r>
+        <w:t xml:space="preserve">.\scripts\construire-distribution.ps1</w:t>
+      </w:r>
+    </w:p>
+    <w:p>
+      <w:r>
+        <w:t xml:space="preserve">Le script lance </w:t>
+      </w:r>
+      <w:r>
+        <w:rPr>
+          <w:rFonts w:ascii="Consolas" w:cs="Consolas" w:eastAsia="Consolas" w:hAnsi="Consolas"/>
+          <w:sz w:val="19"/>
+          <w:szCs w:val="19"/>
+          <w:shd w:fill="E2EEF2" w:val="clear"/>
+        </w:rPr>
+        <w:t xml:space="preserve">mvn -pl traceagile-api,execution-server -am package -Pdistribution -DskipTests</w:t>
+      </w:r>
+      <w:r>
+        <w:t xml:space="preserve">,
+puis assemble </w:t>
+      </w:r>
+      <w:r>
+        <w:rPr>
+          <w:rFonts w:ascii="Consolas" w:cs="Consolas" w:eastAsia="Consolas" w:hAnsi="Consolas"/>
+          <w:sz w:val="19"/>
+          <w:szCs w:val="19"/>
+          <w:shd w:fill="E2EEF2" w:val="clear"/>
+        </w:rPr>
+        <w:t xml:space="preserve">dist/traceagile-&lt;version&gt;/</w:t>
+      </w:r>
+      <w:r>
+        <w:t xml:space="preserve"> :</w:t>
+      </w:r>
+    </w:p>
+    <w:p>
+      <w:pPr>
+        <w:pStyle w:val="Code"/>
+      </w:pPr>
+      <w:r>
+        <w:t xml:space="preserve">dist/</w:t>
+      </w:r>
+      <w:r>
+        <w:br/>
+        <w:t xml:space="preserve">  traceagile-&lt;version&gt;/</w:t>
+      </w:r>
+      <w:r>
+        <w:br/>
+        <w:t xml:space="preserve">    INSTALLATION.md .html .docx       cette note</w:t>
+      </w:r>
+      <w:r>
+        <w:br/>
+        <w:t xml:space="preserve">    traceagile/</w:t>
+      </w:r>
+      <w:r>
+        <w:br/>
+        <w:t xml:space="preserve">      traceagile-api.jar              API, interface web et guide d'utilisation (≈ 105 Mo)</w:t>
+      </w:r>
+      <w:r>
+        <w:br/>
+        <w:t xml:space="preserve">      traceagile.env.exemple          configuration (traceagile.env hors Docker, .env en conteneur)</w:t>
+      </w:r>
+      <w:r>
+        <w:br/>
+        <w:t xml:space="preserve">      demarrer.sh  demarrer.ps1       lancement hors Docker</w:t>
+      </w:r>
+      <w:r>
+        <w:br/>
+        <w:t xml:space="preserve">      traceagile.service              service systemd</w:t>
+      </w:r>
+      <w:r>
+        <w:br/>
+        <w:t xml:space="preserve">      Dockerfile  docker-compose.yml  installation en conteneur</w:t>
+      </w:r>
+      <w:r>
+        <w:br/>
+        <w:t xml:space="preserve">    serveur-execution/</w:t>
+      </w:r>
+      <w:r>
+        <w:br/>
+        <w:t xml:space="preserve">      execution-server.jar            serveur d'exécution et son interface</w:t>
+      </w:r>
+      <w:r>
+        <w:br/>
+        <w:t xml:space="preserve">      serveur-execution.env.exemple</w:t>
+      </w:r>
+      <w:r>
+        <w:br/>
+        <w:t xml:space="preserve">      demarrer.sh  demarrer.ps1  serveur-execution.service</w:t>
+      </w:r>
+      <w:r>
+        <w:br/>
+        <w:t xml:space="preserve">      Dockerfile  docker-compose.yml</w:t>
+      </w:r>
+      <w:r>
+        <w:br/>
+        <w:t xml:space="preserve">    base-de-donnees/</w:t>
+      </w:r>
+      <w:r>
+        <w:br/>
+        <w:t xml:space="preserve">      installer-base.sh  installer-base.ps1   création du rôle et de la base, démo en option</w:t>
+      </w:r>
+      <w:r>
+        <w:br/>
+        <w:t xml:space="preserve">      installer-demo-docker.sh        démo pour TraceAgile en conteneur (service installation-demo)</w:t>
+      </w:r>
+      <w:r>
+        <w:br/>
+        <w:t xml:space="preserve">      creer-base.sql  apres-demo.sql</w:t>
+      </w:r>
+      <w:r>
+        <w:br/>
+        <w:t xml:space="preserve">      demo/swaglabs.sql               jeu de démonstration SwagLabs (projet SWAG)</w:t>
+      </w:r>
+      <w:r>
+        <w:br/>
+        <w:t xml:space="preserve">      demo/pieces-jointes/            captures jointes de la démo</w:t>
+      </w:r>
+      <w:r>
+        <w:br/>
+        <w:t xml:space="preserve">  traceagile-&lt;version&gt;.zip            traceagile/ + base-de-donnees/ + note</w:t>
+      </w:r>
+      <w:r>
+        <w:br/>
+        <w:t xml:space="preserve">  serveur-execution-&lt;version&gt;.zip     serveur-execution/ + note</w:t>
+      </w:r>
+    </w:p>
+    <w:p>
+      <w:r>
+        <w:t xml:space="preserve">Sans le script, les jars s'obtiennent ainsi :</w:t>
+      </w:r>
+    </w:p>
+    <w:p>
+      <w:pPr>
+        <w:pStyle w:val="Code"/>
+      </w:pPr>
+      <w:r>
+        <w:t xml:space="preserve">cd backend</w:t>
+      </w:r>
+      <w:r>
+        <w:br/>
+        <w:t xml:space="preserve">mvn -pl traceagile-api -am package -Pdistribution -DskipTests   # → traceagile-api/target/traceagile-api.jar</w:t>
+      </w:r>
+      <w:r>
+        <w:br/>
+        <w:t xml:space="preserve">mvn -pl execution-server -am package -DskipTests                # → execution-server/target/execution-server.jar</w:t>
+      </w:r>
+    </w:p>
+    <w:p>
+      <w:r>
+        <w:t xml:space="preserve">Le profil </w:t>
+      </w:r>
+      <w:r>
+        <w:rPr>
+          <w:rFonts w:ascii="Consolas" w:cs="Consolas" w:eastAsia="Consolas" w:hAnsi="Consolas"/>
+          <w:sz w:val="19"/>
+          <w:szCs w:val="19"/>
+          <w:shd w:fill="E2EEF2" w:val="clear"/>
+        </w:rPr>
+        <w:t xml:space="preserve">distribution</w:t>
+      </w:r>
+      <w:r>
+        <w:t xml:space="preserve"> construit l'interface React (</w:t>
+      </w:r>
+      <w:r>
+        <w:rPr>
+          <w:rFonts w:ascii="Consolas" w:cs="Consolas" w:eastAsia="Consolas" w:hAnsi="Consolas"/>
+          <w:sz w:val="19"/>
+          <w:szCs w:val="19"/>
+          <w:shd w:fill="E2EEF2" w:val="clear"/>
+        </w:rPr>
+        <w:t xml:space="preserve">frontend/</w:t>
+      </w:r>
+      <w:r>
+        <w:t xml:space="preserve">) et l'embarque dans le jar, avec le
+guide d'utilisation. Sans lui, le jar ne contient que l'API. C'est le cas de l'image de la pile de
+développement, où nginx sert l'interface.</w:t>
+      </w:r>
+    </w:p>
+    <w:p>
+      <w:r>
+        <w:t xml:space="preserve">Copier les archives sur les machines cibles et les décompresser, par exemple dans </w:t>
+      </w:r>
+      <w:r>
+        <w:rPr>
+          <w:rFonts w:ascii="Consolas" w:cs="Consolas" w:eastAsia="Consolas" w:hAnsi="Consolas"/>
+          <w:sz w:val="19"/>
+          <w:szCs w:val="19"/>
+          <w:shd w:fill="E2EEF2" w:val="clear"/>
+        </w:rPr>
+        <w:t xml:space="preserve">/opt/traceagile</w:t>
+      </w:r>
+      <w:r>
+        <w:t xml:space="preserve">
+ou </w:t>
+      </w:r>
+      <w:r>
+        <w:rPr>
+          <w:rFonts w:ascii="Consolas" w:cs="Consolas" w:eastAsia="Consolas" w:hAnsi="Consolas"/>
+          <w:sz w:val="19"/>
+          <w:szCs w:val="19"/>
+          <w:shd w:fill="E2EEF2" w:val="clear"/>
+        </w:rPr>
+        <w:t xml:space="preserve">C:\TraceAgile</w:t>
+      </w:r>
+      <w:r>
+        <w:t xml:space="preserve"> :</w:t>
+      </w:r>
+    </w:p>
+    <w:p>
+      <w:pPr>
+        <w:pStyle w:val="ListParagraph"/>
+        <w:numPr>
+          <w:ilvl w:val="0"/>
+          <w:numId w:val="2"/>
+        </w:numPr>
+      </w:pPr>
+      <w:r>
+        <w:rPr>
+          <w:rFonts w:ascii="Consolas" w:cs="Consolas" w:eastAsia="Consolas" w:hAnsi="Consolas"/>
+          <w:sz w:val="19"/>
+          <w:szCs w:val="19"/>
+          <w:shd w:fill="E2EEF2" w:val="clear"/>
+        </w:rPr>
+        <w:t xml:space="preserve">traceagile-&lt;version&gt;.zip</w:t>
+      </w:r>
+      <w:r>
+        <w:t xml:space="preserve"> sur la machine de TraceAgile ;</w:t>
+      </w:r>
+    </w:p>
+    <w:p>
+      <w:pPr>
+        <w:pStyle w:val="ListParagraph"/>
+        <w:numPr>
+          <w:ilvl w:val="0"/>
+          <w:numId w:val="2"/>
+        </w:numPr>
+      </w:pPr>
+      <w:r>
+        <w:rPr>
+          <w:rFonts w:ascii="Consolas" w:cs="Consolas" w:eastAsia="Consolas" w:hAnsi="Consolas"/>
+          <w:sz w:val="19"/>
+          <w:szCs w:val="19"/>
+          <w:shd w:fill="E2EEF2" w:val="clear"/>
+        </w:rPr>
+        <w:t xml:space="preserve">serveur-execution-&lt;version&gt;.zip</w:t>
+      </w:r>
+      <w:r>
+        <w:t xml:space="preserve"> sur chaque machine de serveur d'exécution.</w:t>
+      </w:r>
+    </w:p>
+    <w:p>
+      <w:r>
+        <w:t xml:space="preserve">Pour TraceAgile en conteneur, garder </w:t>
+      </w:r>
+      <w:r>
+        <w:rPr>
+          <w:rFonts w:ascii="Consolas" w:cs="Consolas" w:eastAsia="Consolas" w:hAnsi="Consolas"/>
+          <w:sz w:val="19"/>
+          <w:szCs w:val="19"/>
+          <w:shd w:fill="E2EEF2" w:val="clear"/>
+        </w:rPr>
+        <w:t xml:space="preserve">traceagile/</w:t>
+      </w:r>
+      <w:r>
+        <w:t xml:space="preserve"> et </w:t>
+      </w:r>
+      <w:r>
+        <w:rPr>
+          <w:rFonts w:ascii="Consolas" w:cs="Consolas" w:eastAsia="Consolas" w:hAnsi="Consolas"/>
+          <w:sz w:val="19"/>
+          <w:szCs w:val="19"/>
+          <w:shd w:fill="E2EEF2" w:val="clear"/>
+        </w:rPr>
+        <w:t xml:space="preserve">base-de-donnees/</w:t>
+      </w:r>
+      <w:r>
+        <w:t xml:space="preserve"> côte à côte : le service
+</w:t>
+      </w:r>
+      <w:r>
+        <w:rPr>
+          <w:rFonts w:ascii="Consolas" w:cs="Consolas" w:eastAsia="Consolas" w:hAnsi="Consolas"/>
+          <w:sz w:val="19"/>
+          <w:szCs w:val="19"/>
+          <w:shd w:fill="E2EEF2" w:val="clear"/>
+        </w:rPr>
+        <w:t xml:space="preserve">installation-demo</w:t>
+      </w:r>
+      <w:r>
+        <w:t xml:space="preserve"> lit </w:t>
+      </w:r>
+      <w:r>
+        <w:rPr>
+          <w:rFonts w:ascii="Consolas" w:cs="Consolas" w:eastAsia="Consolas" w:hAnsi="Consolas"/>
+          <w:sz w:val="19"/>
+          <w:szCs w:val="19"/>
+          <w:shd w:fill="E2EEF2" w:val="clear"/>
+        </w:rPr>
+        <w:t xml:space="preserve">../base-de-donnees</w:t>
+      </w:r>
+      <w:r>
+        <w:t xml:space="preserve">. Les images Docker se construisent sur place à partir
+du jar. Aucun registre n'est nécessaire.</w:t>
+      </w:r>
+    </w:p>
+    <w:p>
+      <w:pPr>
+        <w:pStyle w:val="Heading1"/>
+      </w:pPr>
+      <w:bookmarkStart w:name="chap_8" w:id="1"/>
+      <w:r>
+        <w:t xml:space="preserve">4. Base de données PostgreSQL existante</w:t>
+      </w:r>
+      <w:bookmarkEnd w:id="1"/>
+    </w:p>
+    <w:p>
+      <w:r>
+        <w:t xml:space="preserve">Cette partie concerne une base sur un serveur PostgreSQL existant, quel que soit le mode de
+TraceAgile. Avec le profil </w:t>
+      </w:r>
+      <w:r>
+        <w:rPr>
+          <w:rFonts w:ascii="Consolas" w:cs="Consolas" w:eastAsia="Consolas" w:hAnsi="Consolas"/>
+          <w:sz w:val="19"/>
+          <w:szCs w:val="19"/>
+          <w:shd w:fill="E2EEF2" w:val="clear"/>
+        </w:rPr>
+        <w:t xml:space="preserve">base-locale</w:t>
+      </w:r>
+      <w:r>
+        <w:t xml:space="preserve"> (§6.2), il n'y a rien à faire ici.</w:t>
+      </w:r>
+    </w:p>
+    <w:p>
+      <w:pPr>
+        <w:pStyle w:val="Heading2"/>
+      </w:pPr>
+      <w:bookmarkStart w:name="chap_9" w:id="1"/>
+      <w:r>
+        <w:t xml:space="preserve">4.1 Script de création</w:t>
+      </w:r>
+      <w:bookmarkEnd w:id="1"/>
+    </w:p>
+    <w:p>
+      <w:r>
+        <w:t xml:space="preserve">Le script </w:t>
+      </w:r>
+      <w:r>
+        <w:rPr>
+          <w:rFonts w:ascii="Consolas" w:cs="Consolas" w:eastAsia="Consolas" w:hAnsi="Consolas"/>
+          <w:sz w:val="19"/>
+          <w:szCs w:val="19"/>
+          <w:shd w:fill="E2EEF2" w:val="clear"/>
+        </w:rPr>
+        <w:t xml:space="preserve">base-de-donnees/installer-base.(sh|ps1)</w:t>
+      </w:r>
+      <w:r>
+        <w:t xml:space="preserve"> se lance depuis toute machine qui a </w:t>
+      </w:r>
+      <w:r>
+        <w:rPr>
+          <w:rFonts w:ascii="Consolas" w:cs="Consolas" w:eastAsia="Consolas" w:hAnsi="Consolas"/>
+          <w:sz w:val="19"/>
+          <w:szCs w:val="19"/>
+          <w:shd w:fill="E2EEF2" w:val="clear"/>
+        </w:rPr>
+        <w:t xml:space="preserve">psql</w:t>
+      </w:r>
+      <w:r>
+        <w:t xml:space="preserve"> et
+accède au serveur PostgreSQL. Il :</w:t>
+      </w:r>
+    </w:p>
+    <w:p>
+      <w:pPr>
+        <w:pStyle w:val="ListParagraph"/>
+        <w:numPr>
+          <w:ilvl w:val="0"/>
+          <w:numId w:val="3"/>
+        </w:numPr>
+      </w:pPr>
+      <w:r>
+        <w:t xml:space="preserve">crée le rôle applicatif (ou met à jour son mot de passe) et la base, propriété de ce rôle, en UTF-8 ;</w:t>
+      </w:r>
+    </w:p>
+    <w:p>
+      <w:pPr>
+        <w:pStyle w:val="ListParagraph"/>
+        <w:numPr>
+          <w:ilvl w:val="0"/>
+          <w:numId w:val="3"/>
+        </w:numPr>
+      </w:pPr>
+      <w:r>
+        <w:t xml:space="preserve">avec l'option démo, injecte le jeu SwagLabs ;</w:t>
+      </w:r>
+    </w:p>
+    <w:p>
+      <w:pPr>
+        <w:pStyle w:val="ListParagraph"/>
+        <w:numPr>
+          <w:ilvl w:val="0"/>
+          <w:numId w:val="3"/>
+        </w:numPr>
+      </w:pPr>
+      <w:r>
+        <w:t xml:space="preserve">prépare le serveur d'exécution de la démo (adresse, appairage à refaire) ;</w:t>
+      </w:r>
+    </w:p>
+    <w:p>
+      <w:pPr>
+        <w:pStyle w:val="ListParagraph"/>
+        <w:numPr>
+          <w:ilvl w:val="0"/>
+          <w:numId w:val="3"/>
+        </w:numPr>
+      </w:pPr>
+      <w:r>
+        <w:t xml:space="preserve">copie les pièces jointes de la démo.</w:t>
+      </w:r>
+    </w:p>
+    <w:p>
+      <w:r>
+        <w:t xml:space="preserve">Le mot de passe du superutilisateur est demandé par </w:t>
+      </w:r>
+      <w:r>
+        <w:rPr>
+          <w:rFonts w:ascii="Consolas" w:cs="Consolas" w:eastAsia="Consolas" w:hAnsi="Consolas"/>
+          <w:sz w:val="19"/>
+          <w:szCs w:val="19"/>
+          <w:shd w:fill="E2EEF2" w:val="clear"/>
+        </w:rPr>
+        <w:t xml:space="preserve">psql</w:t>
+      </w:r>
+      <w:r>
+        <w:t xml:space="preserve">, ou lu dans </w:t>
+      </w:r>
+      <w:r>
+        <w:rPr>
+          <w:rFonts w:ascii="Consolas" w:cs="Consolas" w:eastAsia="Consolas" w:hAnsi="Consolas"/>
+          <w:sz w:val="19"/>
+          <w:szCs w:val="19"/>
+          <w:shd w:fill="E2EEF2" w:val="clear"/>
+        </w:rPr>
+        <w:t xml:space="preserve">PGPASSWORD</w:t>
+      </w:r>
+      <w:r>
+        <w:t xml:space="preserve">, </w:t>
+      </w:r>
+      <w:r>
+        <w:rPr>
+          <w:rFonts w:ascii="Consolas" w:cs="Consolas" w:eastAsia="Consolas" w:hAnsi="Consolas"/>
+          <w:sz w:val="19"/>
+          <w:szCs w:val="19"/>
+          <w:shd w:fill="E2EEF2" w:val="clear"/>
+        </w:rPr>
+        <w:t xml:space="preserve">~/.pgpass</w:t>
+      </w:r>
+      <w:r>
+        <w:t xml:space="preserve">
+ou </w:t>
+      </w:r>
+      <w:r>
+        <w:rPr>
+          <w:rFonts w:ascii="Consolas" w:cs="Consolas" w:eastAsia="Consolas" w:hAnsi="Consolas"/>
+          <w:sz w:val="19"/>
+          <w:szCs w:val="19"/>
+          <w:shd w:fill="E2EEF2" w:val="clear"/>
+        </w:rPr>
         <w:t xml:space="preserve">%APPDATA%\postgresql\pgpass.conf</w:t>
       </w:r>
       <w:r>
-        <w:t xml:space="preserve">).</w:t>
+        <w:t xml:space="preserve">.</w:t>
       </w:r>
     </w:p>
     <w:tbl>
@@ -1954,7 +4921,7 @@
           </w:tcPr>
           <w:p>
             <w:r>
-              <w:t xml:space="preserve">adresse du serveur d'exécution de la démo</w:t>
+              <w:t xml:space="preserve">adresse du serveur d'exécution de la démo (colonne « Adresse du serveur » du §1.2)</w:t>
             </w:r>
           </w:p>
         </w:tc>
@@ -2043,7 +5010,7 @@
               <w:t xml:space="preserve">TRACEAGILE_ATTACHMENTS_DIR</w:t>
             </w:r>
             <w:r>
-              <w:t xml:space="preserve"> où copier les pièces jointes de la démo</w:t>
+              <w:t xml:space="preserve"> où copier les pièces jointes de la démo (TraceAgile hors Docker)</w:t>
             </w:r>
           </w:p>
         </w:tc>
@@ -2055,6 +5022,9 @@
       </w:pPr>
     </w:p>
     <w:p>
+      <w:r>
+        <w:t xml:space="preserve">La variable d'environnement </w:t>
+      </w:r>
       <w:r>
         <w:rPr>
           <w:rFonts w:ascii="Consolas" w:cs="Consolas" w:eastAsia="Consolas" w:hAnsi="Consolas"/>
@@ -2065,7 +5035,7 @@
         <w:t xml:space="preserve">PSQL</w:t>
       </w:r>
       <w:r>
-        <w:t xml:space="preserve"> (variable d'environnement) remplace la commande </w:t>
+        <w:t xml:space="preserve"> remplace la commande </w:t>
       </w:r>
       <w:r>
         <w:rPr>
@@ -2077,9 +5047,17 @@
         <w:t xml:space="preserve">psql</w:t>
       </w:r>
       <w:r>
-        <w:t xml:space="preserve">, par exemple
-</w:t>
-      </w:r>
+        <w:t xml:space="preserve">, par exemple :</w:t>
+      </w:r>
+    </w:p>
+    <w:p>
+      <w:pPr>
+        <w:pStyle w:val="ListParagraph"/>
+        <w:numPr>
+          <w:ilvl w:val="0"/>
+          <w:numId w:val="2"/>
+        </w:numPr>
+      </w:pPr>
       <w:r>
         <w:rPr>
           <w:rFonts w:ascii="Consolas" w:cs="Consolas" w:eastAsia="Consolas" w:hAnsi="Consolas"/>
@@ -2090,8 +5068,19 @@
         <w:t xml:space="preserve">PSQL="/usr/lib/postgresql/16/bin/psql"</w:t>
       </w:r>
       <w:r>
-        <w:t xml:space="preserve"> ou, sous Windows,
-</w:t>
+        <w:t xml:space="preserve"> ;</w:t>
+      </w:r>
+    </w:p>
+    <w:p>
+      <w:pPr>
+        <w:pStyle w:val="ListParagraph"/>
+        <w:numPr>
+          <w:ilvl w:val="0"/>
+          <w:numId w:val="2"/>
+        </w:numPr>
+      </w:pPr>
+      <w:r>
+        <w:t xml:space="preserve">sous Windows, </w:t>
       </w:r>
       <w:r>
         <w:rPr>
@@ -2110,9 +5099,9 @@
       <w:pPr>
         <w:pStyle w:val="Heading2"/>
       </w:pPr>
-      <w:bookmarkStart w:name="chap_4" w:id="1"/>
-      <w:r>
-        <w:t xml:space="preserve">3.1 Base vide (production)</w:t>
+      <w:bookmarkStart w:name="chap_10" w:id="1"/>
+      <w:r>
+        <w:t xml:space="preserve">4.2 Base vide (production)</w:t>
       </w:r>
       <w:bookmarkEnd w:id="1"/>
     </w:p>
@@ -2149,12 +5138,46 @@
           <w:b/>
           <w:bCs/>
         </w:rPr>
-        <w:t xml:space="preserve">Au premier démarrage, TraceAgile crée lui-même le schéma</w:t>
-      </w:r>
-      <w:r>
-        <w:t xml:space="preserve"> (migrations
-Flyway), les données de démarrage (référentiels : statuts, types, priorités…) et le compte
-administrateur défini par </w:t>
+        <w:t xml:space="preserve">Au premier démarrage, TraceAgile crée lui-même</w:t>
+      </w:r>
+      <w:r>
+        <w:t xml:space="preserve"> :</w:t>
+      </w:r>
+    </w:p>
+    <w:p>
+      <w:pPr>
+        <w:pStyle w:val="ListParagraph"/>
+        <w:numPr>
+          <w:ilvl w:val="0"/>
+          <w:numId w:val="2"/>
+        </w:numPr>
+      </w:pPr>
+      <w:r>
+        <w:t xml:space="preserve">le schéma (migrations Flyway) ;</w:t>
+      </w:r>
+    </w:p>
+    <w:p>
+      <w:pPr>
+        <w:pStyle w:val="ListParagraph"/>
+        <w:numPr>
+          <w:ilvl w:val="0"/>
+          <w:numId w:val="2"/>
+        </w:numPr>
+      </w:pPr>
+      <w:r>
+        <w:t xml:space="preserve">les données de démarrage (référentiels : statuts, types, priorités…) ;</w:t>
+      </w:r>
+    </w:p>
+    <w:p>
+      <w:pPr>
+        <w:pStyle w:val="ListParagraph"/>
+        <w:numPr>
+          <w:ilvl w:val="0"/>
+          <w:numId w:val="2"/>
+        </w:numPr>
+      </w:pPr>
+      <w:r>
+        <w:t xml:space="preserve">le compte administrateur défini par </w:t>
       </w:r>
       <w:r>
         <w:rPr>
@@ -2178,17 +5201,17 @@
         <w:t xml:space="preserve">TRACEAGILE_ADMIN_PASSWORD</w:t>
       </w:r>
       <w:r>
-        <w:t xml:space="preserve"> (§4). Ce compte
-n'est créé que si la base ne contient aucun utilisateur.</w:t>
+        <w:t xml:space="preserve"> (§5.1).
+Ce compte n'est créé que si la base ne contient aucun utilisateur.</w:t>
       </w:r>
     </w:p>
     <w:p>
       <w:pPr>
         <w:pStyle w:val="Heading2"/>
       </w:pPr>
-      <w:bookmarkStart w:name="chap_5" w:id="1"/>
-      <w:r>
-        <w:t xml:space="preserve">3.2 Base avec la démonstration SwagLabs</w:t>
+      <w:bookmarkStart w:name="chap_11" w:id="1"/>
+      <w:r>
+        <w:t xml:space="preserve">4.3 Base avec la démonstration SwagLabs</w:t>
       </w:r>
       <w:bookmarkEnd w:id="1"/>
     </w:p>
@@ -2218,6 +5241,37 @@
     </w:p>
     <w:p>
       <w:r>
+        <w:t xml:space="preserve">Si TraceAgile tourne en conteneur, omettre </w:t>
+      </w:r>
+      <w:r>
+        <w:rPr>
+          <w:rFonts w:ascii="Consolas" w:cs="Consolas" w:eastAsia="Consolas" w:hAnsi="Consolas"/>
+          <w:sz w:val="19"/>
+          <w:szCs w:val="19"/>
+          <w:shd w:fill="E2EEF2" w:val="clear"/>
+        </w:rPr>
+        <w:t xml:space="preserve">--pieces-jointes</w:t>
+      </w:r>
+      <w:r>
+        <w:t xml:space="preserve"> et injecter plutôt la démo par le
+service </w:t>
+      </w:r>
+      <w:r>
+        <w:rPr>
+          <w:rFonts w:ascii="Consolas" w:cs="Consolas" w:eastAsia="Consolas" w:hAnsi="Consolas"/>
+          <w:sz w:val="19"/>
+          <w:szCs w:val="19"/>
+          <w:shd w:fill="E2EEF2" w:val="clear"/>
+        </w:rPr>
+        <w:t xml:space="preserve">installation-demo</w:t>
+      </w:r>
+      <w:r>
+        <w:t xml:space="preserve"> (§6.3). Ce service copie aussi les pièces jointes dans le volume du
+conteneur.</w:t>
+      </w:r>
+    </w:p>
+    <w:p>
+      <w:r>
         <w:t xml:space="preserve">La démo contient le projet </w:t>
       </w:r>
       <w:r>
@@ -2230,7 +5284,7 @@
       <w:r>
         <w:t xml:space="preserve"> (application Swag Labs, </w:t>
       </w:r>
-      <w:hyperlink w:history="1" r:id="rIdr94jyagddyfkyesalf-wr">
+      <w:hyperlink w:history="1" r:id="rIddwub40bhpleruutyelhnc">
         <w:r>
           <w:rPr>
             <w:color w:val="19647E"/>
@@ -2255,9 +5309,60 @@
         <w:t xml:space="preserve"> (docs/guide/README.md)</w:t>
       </w:r>
       <w:r>
-        <w:t xml:space="preserve"> : backlog, critères Gherkin, ENF, atelier Example Mapping,
-tests manuels, automatisés, BDD, chartes exploratoires, deux sprints joués avec campagnes, runs
-automatisés réels, session exploratoire, anomalies, bilans. Comptes (mot de passe </w:t>
+        <w:t xml:space="preserve"> :</w:t>
+      </w:r>
+    </w:p>
+    <w:p>
+      <w:pPr>
+        <w:pStyle w:val="ListParagraph"/>
+        <w:numPr>
+          <w:ilvl w:val="0"/>
+          <w:numId w:val="2"/>
+        </w:numPr>
+      </w:pPr>
+      <w:r>
+        <w:t xml:space="preserve">backlog, critères Gherkin, ENF, atelier Example Mapping ;</w:t>
+      </w:r>
+    </w:p>
+    <w:p>
+      <w:pPr>
+        <w:pStyle w:val="ListParagraph"/>
+        <w:numPr>
+          <w:ilvl w:val="0"/>
+          <w:numId w:val="2"/>
+        </w:numPr>
+      </w:pPr>
+      <w:r>
+        <w:t xml:space="preserve">tests manuels, automatisés, BDD et chartes exploratoires ;</w:t>
+      </w:r>
+    </w:p>
+    <w:p>
+      <w:pPr>
+        <w:pStyle w:val="ListParagraph"/>
+        <w:numPr>
+          <w:ilvl w:val="0"/>
+          <w:numId w:val="2"/>
+        </w:numPr>
+      </w:pPr>
+      <w:r>
+        <w:t xml:space="preserve">deux sprints joués, avec campagnes, runs automatisés réels et une session exploratoire ;</w:t>
+      </w:r>
+    </w:p>
+    <w:p>
+      <w:pPr>
+        <w:pStyle w:val="ListParagraph"/>
+        <w:numPr>
+          <w:ilvl w:val="0"/>
+          <w:numId w:val="2"/>
+        </w:numPr>
+      </w:pPr>
+      <w:r>
+        <w:t xml:space="preserve">anomalies et bilans.</w:t>
+      </w:r>
+    </w:p>
+    <w:p>
+      <w:r>
+        <w:t xml:space="preserve">Comptes (mot de passe </w:t>
       </w:r>
       <w:r>
         <w:rPr>
@@ -2271,8 +5376,7 @@
         <w:t xml:space="preserve">SwagLabs-2026</w:t>
       </w:r>
       <w:r>
-        <w:t xml:space="preserve">,
-à changer après la première connexion) :</w:t>
+        <w:t xml:space="preserve">, à changer après la première connexion) :</w:t>
       </w:r>
     </w:p>
     <w:tbl>
@@ -2561,8 +5665,8 @@
     </w:p>
     <w:p>
       <w:r>
-        <w:t xml:space="preserve">Le script refuse d'injecter la démo dans une base qui contient déjà des tables : ajouter
-</w:t>
+        <w:t xml:space="preserve">Le script refuse d'injecter la démo dans une base qui contient déjà des tables. Pour repartir de
+zéro, ajouter </w:t>
       </w:r>
       <w:r>
         <w:rPr>
@@ -2574,13 +5678,24 @@
         <w:t xml:space="preserve">--remplacer</w:t>
       </w:r>
       <w:r>
-        <w:t xml:space="preserve"> pour repartir de zéro (après une sauvegarde si besoin).</w:t>
-      </w:r>
-    </w:p>
-    <w:p>
-      <w:r>
-        <w:t xml:space="preserve">Le serveur d'exécution de la démo garde son nom (« Serveur d'exécution ») ; son adresse devient
-celle de </w:t>
+        <w:t xml:space="preserve">, après une sauvegarde si besoin.</w:t>
+      </w:r>
+    </w:p>
+    <w:p>
+      <w:r>
+        <w:t xml:space="preserve">Le serveur d'exécution de la démo garde son nom (« Serveur d'exécution ») :</w:t>
+      </w:r>
+    </w:p>
+    <w:p>
+      <w:pPr>
+        <w:pStyle w:val="ListParagraph"/>
+        <w:numPr>
+          <w:ilvl w:val="0"/>
+          <w:numId w:val="2"/>
+        </w:numPr>
+      </w:pPr>
+      <w:r>
+        <w:t xml:space="preserve">son adresse devient celle de </w:t>
       </w:r>
       <w:r>
         <w:rPr>
@@ -2592,7 +5707,19 @@
         <w:t xml:space="preserve">--url-serveur</w:t>
       </w:r>
       <w:r>
-        <w:t xml:space="preserve"> et il est </w:t>
+        <w:t xml:space="preserve"> ;</w:t>
+      </w:r>
+    </w:p>
+    <w:p>
+      <w:pPr>
+        <w:pStyle w:val="ListParagraph"/>
+        <w:numPr>
+          <w:ilvl w:val="0"/>
+          <w:numId w:val="2"/>
+        </w:numPr>
+      </w:pPr>
+      <w:r>
+        <w:t xml:space="preserve">il est </w:t>
       </w:r>
       <w:r>
         <w:rPr>
@@ -2602,17 +5729,38 @@
         <w:t xml:space="preserve">à appairer</w:t>
       </w:r>
       <w:r>
-        <w:t xml:space="preserve"> (§7.3). Les jetons de la machine qui a produit la
-démo ne sont jamais distribués.</w:t>
+        <w:t xml:space="preserve"> (§9) ;</w:t>
+      </w:r>
+    </w:p>
+    <w:p>
+      <w:pPr>
+        <w:pStyle w:val="ListParagraph"/>
+        <w:numPr>
+          <w:ilvl w:val="0"/>
+          <w:numId w:val="2"/>
+        </w:numPr>
+      </w:pPr>
+      <w:r>
+        <w:t xml:space="preserve">les jetons de la machine qui a produit la démo ne sont jamais distribués.</w:t>
       </w:r>
     </w:p>
     <w:p>
       <w:pPr>
         <w:pStyle w:val="Heading1"/>
       </w:pPr>
-      <w:bookmarkStart w:name="chap_6" w:id="1"/>
-      <w:r>
-        <w:t xml:space="preserve">4. Configurer TraceAgile</w:t>
+      <w:bookmarkStart w:name="chap_12" w:id="1"/>
+      <w:r>
+        <w:t xml:space="preserve">5. TraceAgile hors Docker</w:t>
+      </w:r>
+      <w:bookmarkEnd w:id="1"/>
+    </w:p>
+    <w:p>
+      <w:pPr>
+        <w:pStyle w:val="Heading2"/>
+      </w:pPr>
+      <w:bookmarkStart w:name="chap_13" w:id="1"/>
+      <w:r>
+        <w:t xml:space="preserve">5.1 Configuration</w:t>
       </w:r>
       <w:bookmarkEnd w:id="1"/>
     </w:p>
@@ -2630,7 +5778,19 @@
         <w:t xml:space="preserve">traceagile/</w:t>
       </w:r>
       <w:r>
-        <w:t xml:space="preserve">, copier </w:t>
+        <w:t xml:space="preserve"> :</w:t>
+      </w:r>
+    </w:p>
+    <w:p>
+      <w:pPr>
+        <w:pStyle w:val="ListParagraph"/>
+        <w:numPr>
+          <w:ilvl w:val="0"/>
+          <w:numId w:val="4"/>
+        </w:numPr>
+      </w:pPr>
+      <w:r>
+        <w:t xml:space="preserve">copier </w:t>
       </w:r>
       <w:r>
         <w:rPr>
@@ -2654,8 +5814,31 @@
         <w:t xml:space="preserve">traceagile.env</w:t>
       </w:r>
       <w:r>
-        <w:t xml:space="preserve">, l'adapter, et
-le protéger (</w:t>
+        <w:t xml:space="preserve"> ;</w:t>
+      </w:r>
+    </w:p>
+    <w:p>
+      <w:pPr>
+        <w:pStyle w:val="ListParagraph"/>
+        <w:numPr>
+          <w:ilvl w:val="0"/>
+          <w:numId w:val="4"/>
+        </w:numPr>
+      </w:pPr>
+      <w:r>
+        <w:t xml:space="preserve">l'adapter ;</w:t>
+      </w:r>
+    </w:p>
+    <w:p>
+      <w:pPr>
+        <w:pStyle w:val="ListParagraph"/>
+        <w:numPr>
+          <w:ilvl w:val="0"/>
+          <w:numId w:val="4"/>
+        </w:numPr>
+      </w:pPr>
+      <w:r>
+        <w:t xml:space="preserve">le protéger, car il contient des secrets : </w:t>
       </w:r>
       <w:r>
         <w:rPr>
@@ -2667,8 +5850,8 @@
         <w:t xml:space="preserve">chmod 600 traceagile.env</w:t>
       </w:r>
       <w:r>
-        <w:t xml:space="preserve">, ou droits NTFS réservés au compte du service) : il contient
-des secrets.</w:t>
+        <w:t xml:space="preserve">, ou droits NTFS réservés
+au compte du service.</w:t>
       </w:r>
     </w:p>
     <w:tbl>
@@ -2952,7 +6135,7 @@
           </w:tcPr>
           <w:p>
             <w:r>
-              <w:t xml:space="preserve">rôle et mot de passe du §3</w:t>
+              <w:t xml:space="preserve">rôle et mot de passe du §4</w:t>
             </w:r>
           </w:p>
         </w:tc>
@@ -3341,19 +6524,7 @@
               <w:t xml:space="preserve">vue depuis le serveur d'exécution</w:t>
             </w:r>
             <w:r>
-              <w:t xml:space="preserve"> (nom ou IP de la machine A, jamais </w:t>
-            </w:r>
-            <w:r>
-              <w:rPr>
-                <w:rFonts w:ascii="Consolas" w:cs="Consolas" w:eastAsia="Consolas" w:hAnsi="Consolas"/>
-                <w:sz w:val="19"/>
-                <w:szCs w:val="19"/>
-                <w:shd w:fill="E2EEF2" w:val="clear"/>
-              </w:rPr>
-              <w:t xml:space="preserve">localhost</w:t>
-            </w:r>
-            <w:r>
-              <w:t xml:space="preserve"> si le serveur est ailleurs)</w:t>
+              <w:t xml:space="preserve"> : voir le §1.2</w:t>
             </w:r>
           </w:p>
         </w:tc>
@@ -3503,8 +6674,17 @@
     </w:p>
     <w:p>
       <w:r>
-        <w:t xml:space="preserve">Générer un secret : </w:t>
-      </w:r>
+        <w:t xml:space="preserve">Pour générer un secret :</w:t>
+      </w:r>
+    </w:p>
+    <w:p>
+      <w:pPr>
+        <w:pStyle w:val="ListParagraph"/>
+        <w:numPr>
+          <w:ilvl w:val="0"/>
+          <w:numId w:val="2"/>
+        </w:numPr>
+      </w:pPr>
       <w:r>
         <w:rPr>
           <w:rFonts w:ascii="Consolas" w:cs="Consolas" w:eastAsia="Consolas" w:hAnsi="Consolas"/>
@@ -3515,8 +6695,19 @@
         <w:t xml:space="preserve">openssl rand -base64 48</w:t>
       </w:r>
       <w:r>
-        <w:t xml:space="preserve">, ou en PowerShell
-</w:t>
+        <w:t xml:space="preserve"> ;</w:t>
+      </w:r>
+    </w:p>
+    <w:p>
+      <w:pPr>
+        <w:pStyle w:val="ListParagraph"/>
+        <w:numPr>
+          <w:ilvl w:val="0"/>
+          <w:numId w:val="2"/>
+        </w:numPr>
+      </w:pPr>
+      <w:r>
+        <w:t xml:space="preserve">ou en PowerShell : </w:t>
       </w:r>
       <w:r>
         <w:rPr>
@@ -3533,7 +6724,7 @@
     </w:p>
     <w:p>
       <w:r>
-        <w:t xml:space="preserve">Toute propriété Spring Boot peut aussi se régler par variable d'environnement ou par un fichier
+        <w:t xml:space="preserve">Toute propriété Spring Boot peut aussi se régler par variable d'environnement, ou par un fichier
 </w:t>
       </w:r>
       <w:r>
@@ -3546,8 +6737,10 @@
         <w:t xml:space="preserve">config/application.yml</w:t>
       </w:r>
       <w:r>
-        <w:t xml:space="preserve"> à côté du jar. </w:t>
-      </w:r>
+        <w:t xml:space="preserve"> à côté du jar.</w:t>
+      </w:r>
+    </w:p>
+    <w:p>
       <w:r>
         <w:rPr>
           <w:b/>
@@ -3567,17 +6760,17 @@
         <w:t xml:space="preserve">demo</w:t>
       </w:r>
       <w:r>
-        <w:t xml:space="preserve"> : il charge un autre jeu
-de démonstration (projet SHOP) et appaire le simulateur de développement.</w:t>
-      </w:r>
-    </w:p>
-    <w:p>
-      <w:pPr>
-        <w:pStyle w:val="Heading1"/>
-      </w:pPr>
-      <w:bookmarkStart w:name="chap_7" w:id="1"/>
-      <w:r>
-        <w:t xml:space="preserve">5. Démarrer TraceAgile</w:t>
+        <w:t xml:space="preserve"> : il charge un autre jeu de démonstration (projet SHOP) et
+appaire le simulateur de développement.</w:t>
+      </w:r>
+    </w:p>
+    <w:p>
+      <w:pPr>
+        <w:pStyle w:val="Heading2"/>
+      </w:pPr>
+      <w:bookmarkStart w:name="chap_14" w:id="1"/>
+      <w:r>
+        <w:t xml:space="preserve">5.2 Démarrage</w:t>
       </w:r>
       <w:bookmarkEnd w:id="1"/>
     </w:p>
@@ -3599,7 +6792,7 @@
     </w:p>
     <w:p>
       <w:r>
-        <w:t xml:space="preserve">Au premier démarrage sur une base vide, le journal indique les migrations Flyway puis la création
+        <w:t xml:space="preserve">Au premier démarrage sur une base vide, le journal indique les migrations Flyway, puis la création
 de l'administrateur. Vérifications :</w:t>
       </w:r>
     </w:p>
@@ -3608,7 +6801,7 @@
         <w:pStyle w:val="ListParagraph"/>
         <w:numPr>
           <w:ilvl w:val="0"/>
-          <w:numId w:val="3"/>
+          <w:numId w:val="2"/>
         </w:numPr>
       </w:pPr>
       <w:r>
@@ -3641,7 +6834,7 @@
         <w:pStyle w:val="ListParagraph"/>
         <w:numPr>
           <w:ilvl w:val="0"/>
-          <w:numId w:val="3"/>
+          <w:numId w:val="2"/>
         </w:numPr>
       </w:pPr>
       <w:r>
@@ -3662,7 +6855,7 @@
         <w:pStyle w:val="ListParagraph"/>
         <w:numPr>
           <w:ilvl w:val="0"/>
-          <w:numId w:val="3"/>
+          <w:numId w:val="2"/>
         </w:numPr>
       </w:pPr>
       <w:r>
@@ -3696,7 +6889,7 @@
         <w:pStyle w:val="ListParagraph"/>
         <w:numPr>
           <w:ilvl w:val="0"/>
-          <w:numId w:val="3"/>
+          <w:numId w:val="2"/>
         </w:numPr>
       </w:pPr>
       <w:r>
@@ -3714,11 +6907,11 @@
     </w:p>
     <w:p>
       <w:pPr>
-        <w:pStyle w:val="Heading1"/>
-      </w:pPr>
-      <w:bookmarkStart w:name="chap_8" w:id="1"/>
-      <w:r>
-        <w:t xml:space="preserve">6. Démarrer en service</w:t>
+        <w:pStyle w:val="Heading2"/>
+      </w:pPr>
+      <w:bookmarkStart w:name="chap_15" w:id="1"/>
+      <w:r>
+        <w:t xml:space="preserve">5.3 Service</w:t>
       </w:r>
       <w:bookmarkEnd w:id="1"/>
     </w:p>
@@ -3730,8 +6923,17 @@
         </w:rPr>
         <w:t xml:space="preserve">Linux (systemd).</w:t>
       </w:r>
-      <w:r>
-        <w:t xml:space="preserve"> Créer un compte sans connexion (</w:t>
+    </w:p>
+    <w:p>
+      <w:pPr>
+        <w:pStyle w:val="ListParagraph"/>
+        <w:numPr>
+          <w:ilvl w:val="0"/>
+          <w:numId w:val="5"/>
+        </w:numPr>
+      </w:pPr>
+      <w:r>
+        <w:t xml:space="preserve">Créer un compte sans connexion : </w:t>
       </w:r>
       <w:r>
         <w:rPr>
@@ -3743,8 +6945,19 @@
         <w:t xml:space="preserve">sudo useradd -r -s /usr/sbin/nologin traceagile</w:t>
       </w:r>
       <w:r>
-        <w:t xml:space="preserve">),
-lui donner le dossier (</w:t>
+        <w:t xml:space="preserve">.</w:t>
+      </w:r>
+    </w:p>
+    <w:p>
+      <w:pPr>
+        <w:pStyle w:val="ListParagraph"/>
+        <w:numPr>
+          <w:ilvl w:val="0"/>
+          <w:numId w:val="5"/>
+        </w:numPr>
+      </w:pPr>
+      <w:r>
+        <w:t xml:space="preserve">Lui donner le dossier : </w:t>
       </w:r>
       <w:r>
         <w:rPr>
@@ -3756,7 +6969,19 @@
         <w:t xml:space="preserve">sudo chown -R traceagile: /opt/traceagile</w:t>
       </w:r>
       <w:r>
-        <w:t xml:space="preserve">), puis :</w:t>
+        <w:t xml:space="preserve">.</w:t>
+      </w:r>
+    </w:p>
+    <w:p>
+      <w:pPr>
+        <w:pStyle w:val="ListParagraph"/>
+        <w:numPr>
+          <w:ilvl w:val="0"/>
+          <w:numId w:val="5"/>
+        </w:numPr>
+      </w:pPr>
+      <w:r>
+        <w:t xml:space="preserve">Installer et démarrer le service :</w:t>
       </w:r>
     </w:p>
     <w:p>
@@ -3781,7 +7006,7 @@
     </w:p>
     <w:p>
       <w:r>
-        <w:t xml:space="preserve">Adapter dans le fichier </w:t>
+        <w:t xml:space="preserve">Si l'installation n'est pas dans </w:t>
       </w:r>
       <w:r>
         <w:rPr>
@@ -3790,10 +7015,11 @@
           <w:szCs w:val="19"/>
           <w:shd w:fill="E2EEF2" w:val="clear"/>
         </w:rPr>
-        <w:t xml:space="preserve">WorkingDirectory</w:t>
-      </w:r>
-      <w:r>
-        <w:t xml:space="preserve">, </w:t>
+        <w:t xml:space="preserve">/opt/traceagile</w:t>
+      </w:r>
+      <w:r>
+        <w:t xml:space="preserve">, adapter dans le fichier de service
+</w:t>
       </w:r>
       <w:r>
         <w:rPr>
@@ -3802,11 +7028,10 @@
           <w:szCs w:val="19"/>
           <w:shd w:fill="E2EEF2" w:val="clear"/>
         </w:rPr>
-        <w:t xml:space="preserve">EnvironmentFile</w:t>
-      </w:r>
-      <w:r>
-        <w:t xml:space="preserve"> et le chemin du jar s'ils diffèrent de
-</w:t>
+        <w:t xml:space="preserve">WorkingDirectory</w:t>
+      </w:r>
+      <w:r>
+        <w:t xml:space="preserve">, </w:t>
       </w:r>
       <w:r>
         <w:rPr>
@@ -3815,11 +7040,11 @@
           <w:szCs w:val="19"/>
           <w:shd w:fill="E2EEF2" w:val="clear"/>
         </w:rPr>
-        <w:t xml:space="preserve">/opt/traceagile</w:t>
-      </w:r>
-      <w:r>
-        <w:t xml:space="preserve">. Les variables y sont lues par systemd : ne pas mettre de guillemets autour des
-valeurs.</w:t>
+        <w:t xml:space="preserve">EnvironmentFile</w:t>
+      </w:r>
+      <w:r>
+        <w:t xml:space="preserve"> et le chemin du jar. Ces variables sont lues par systemd : ne
+pas mettre de guillemets autour des valeurs.</w:t>
       </w:r>
     </w:p>
     <w:p>
@@ -3833,7 +7058,7 @@
       <w:r>
         <w:t xml:space="preserve"> Le plus simple est </w:t>
       </w:r>
-      <w:hyperlink w:history="1" r:id="rId_xq5ulzpouvnwbv2gleu8">
+      <w:hyperlink w:history="1" r:id="rIdxqdrralkcoeifymizodab">
         <w:r>
           <w:rPr>
             <w:color w:val="19647E"/>
@@ -3846,7 +7071,7 @@
         <w:t xml:space="preserve"> ou
 </w:t>
       </w:r>
-      <w:hyperlink w:history="1" r:id="rIdccfabqkucb0dgc8y6d8fm">
+      <w:hyperlink w:history="1" r:id="rIdeo_m1osaaldukju8hxbhj">
         <w:r>
           <w:rPr>
             <w:color w:val="19647E"/>
@@ -3856,7 +7081,19 @@
         </w:r>
       </w:hyperlink>
       <w:r>
-        <w:t xml:space="preserve"> : service qui lance </w:t>
+        <w:t xml:space="preserve">, réglé ainsi :</w:t>
+      </w:r>
+    </w:p>
+    <w:p>
+      <w:pPr>
+        <w:pStyle w:val="ListParagraph"/>
+        <w:numPr>
+          <w:ilvl w:val="0"/>
+          <w:numId w:val="2"/>
+        </w:numPr>
+      </w:pPr>
+      <w:r>
+        <w:t xml:space="preserve">commande : </w:t>
       </w:r>
       <w:r>
         <w:rPr>
@@ -3868,13 +7105,61 @@
         <w:t xml:space="preserve">powershell -ExecutionPolicy Bypass -File C:\TraceAgile\traceagile\demarrer.ps1</w:t>
       </w:r>
       <w:r>
-        <w:t xml:space="preserve">, démarrage automatique, compte de service ayant les droits sur
-le dossier. Sinon, une tâche planifiée « au démarrage du système » fait l'affaire.</w:t>
-      </w:r>
-    </w:p>
-    <w:p>
-      <w:r>
-        <w:t xml:space="preserve">Le serveur d'exécution s'installe de la même façon avec </w:t>
+        <w:t xml:space="preserve"> ;</w:t>
+      </w:r>
+    </w:p>
+    <w:p>
+      <w:pPr>
+        <w:pStyle w:val="ListParagraph"/>
+        <w:numPr>
+          <w:ilvl w:val="0"/>
+          <w:numId w:val="2"/>
+        </w:numPr>
+      </w:pPr>
+      <w:r>
+        <w:t xml:space="preserve">démarrage automatique ;</w:t>
+      </w:r>
+    </w:p>
+    <w:p>
+      <w:pPr>
+        <w:pStyle w:val="ListParagraph"/>
+        <w:numPr>
+          <w:ilvl w:val="0"/>
+          <w:numId w:val="2"/>
+        </w:numPr>
+      </w:pPr>
+      <w:r>
+        <w:t xml:space="preserve">compte de service ayant les droits sur le dossier.</w:t>
+      </w:r>
+    </w:p>
+    <w:p>
+      <w:r>
+        <w:t xml:space="preserve">Une tâche planifiée « au démarrage du système » fait aussi l'affaire.</w:t>
+      </w:r>
+    </w:p>
+    <w:p>
+      <w:pPr>
+        <w:pStyle w:val="Heading1"/>
+      </w:pPr>
+      <w:bookmarkStart w:name="chap_16" w:id="1"/>
+      <w:r>
+        <w:t xml:space="preserve">6. TraceAgile en conteneur Docker</w:t>
+      </w:r>
+      <w:bookmarkEnd w:id="1"/>
+    </w:p>
+    <w:p>
+      <w:pPr>
+        <w:pStyle w:val="Heading2"/>
+      </w:pPr>
+      <w:bookmarkStart w:name="chap_17" w:id="1"/>
+      <w:r>
+        <w:t xml:space="preserve">6.1 Configuration</w:t>
+      </w:r>
+      <w:bookmarkEnd w:id="1"/>
+    </w:p>
+    <w:p>
+      <w:r>
+        <w:t xml:space="preserve">Dans le dossier </w:t>
       </w:r>
       <w:r>
         <w:rPr>
@@ -3883,11 +7168,10 @@
           <w:szCs w:val="19"/>
           <w:shd w:fill="E2EEF2" w:val="clear"/>
         </w:rPr>
-        <w:t xml:space="preserve">serveur-execution.service</w:t>
-      </w:r>
-      <w:r>
-        <w:t xml:space="preserve"> (compte
-</w:t>
+        <w:t xml:space="preserve">traceagile/</w:t>
+      </w:r>
+      <w:r>
+        <w:t xml:space="preserve">, copier </w:t>
       </w:r>
       <w:r>
         <w:rPr>
@@ -3896,19 +7180,450 @@
           <w:szCs w:val="19"/>
           <w:shd w:fill="E2EEF2" w:val="clear"/>
         </w:rPr>
-        <w:t xml:space="preserve">executeur</w:t>
-      </w:r>
-      <w:r>
-        <w:t xml:space="preserve">) ou son </w:t>
-      </w:r>
-      <w:r>
-        <w:rPr>
-          <w:rFonts w:ascii="Consolas" w:cs="Consolas" w:eastAsia="Consolas" w:hAnsi="Consolas"/>
+        <w:t xml:space="preserve">traceagile.env.exemple</w:t>
+      </w:r>
+      <w:r>
+        <w:t xml:space="preserve"> en </w:t>
+      </w:r>
+      <w:r>
+        <w:rPr>
+          <w:rFonts w:ascii="Consolas" w:cs="Consolas" w:eastAsia="Consolas" w:hAnsi="Consolas"/>
+          <w:b/>
+          <w:bCs/>
           <w:sz w:val="19"/>
           <w:szCs w:val="19"/>
           <w:shd w:fill="E2EEF2" w:val="clear"/>
         </w:rPr>
-        <w:t xml:space="preserve">demarrer.ps1</w:t>
+        <w:t xml:space="preserve">.env</w:t>
+      </w:r>
+      <w:r>
+        <w:t xml:space="preserve"> et le régler comme au
+§5.1, avec ces différences :</w:t>
+      </w:r>
+    </w:p>
+    <w:tbl>
+      <w:tblPr>
+        <w:tblW w:type="pct" w:w="100%"/>
+        <w:tblBorders>
+          <w:top w:val="single" w:color="auto" w:sz="4"/>
+          <w:left w:val="single" w:color="auto" w:sz="4"/>
+          <w:bottom w:val="single" w:color="auto" w:sz="4"/>
+          <w:right w:val="single" w:color="auto" w:sz="4"/>
+          <w:insideH w:val="single" w:color="auto" w:sz="4"/>
+          <w:insideV w:val="single" w:color="auto" w:sz="4"/>
+        </w:tblBorders>
+      </w:tblPr>
+      <w:tblGrid>
+        <w:gridCol w:w="100"/>
+        <w:gridCol w:w="100"/>
+      </w:tblGrid>
+      <w:tr>
+        <w:trPr>
+          <w:tblHeader/>
+        </w:trPr>
+        <w:tc>
+          <w:tcPr>
+            <w:shd w:fill="E2EEF2" w:val="clear"/>
+            <w:tcMar>
+              <w:top w:type="dxa" w:w="60"/>
+              <w:left w:type="dxa" w:w="100"/>
+              <w:bottom w:type="dxa" w:w="60"/>
+              <w:right w:type="dxa" w:w="100"/>
+            </w:tcMar>
+          </w:tcPr>
+          <w:p>
+            <w:r>
+              <w:rPr>
+                <w:b/>
+                <w:bCs/>
+              </w:rPr>
+              <w:t xml:space="preserve">Variable</w:t>
+            </w:r>
+          </w:p>
+        </w:tc>
+        <w:tc>
+          <w:tcPr>
+            <w:shd w:fill="E2EEF2" w:val="clear"/>
+            <w:tcMar>
+              <w:top w:type="dxa" w:w="60"/>
+              <w:left w:type="dxa" w:w="100"/>
+              <w:bottom w:type="dxa" w:w="60"/>
+              <w:right w:type="dxa" w:w="100"/>
+            </w:tcMar>
+          </w:tcPr>
+          <w:p>
+            <w:r>
+              <w:rPr>
+                <w:b/>
+                <w:bCs/>
+              </w:rPr>
+              <w:t xml:space="preserve">En conteneur</w:t>
+            </w:r>
+          </w:p>
+        </w:tc>
+      </w:tr>
+      <w:tr>
+        <w:trPr>
+          <w:cantSplit/>
+        </w:trPr>
+        <w:tc>
+          <w:tcPr>
+            <w:tcMar>
+              <w:top w:type="dxa" w:w="60"/>
+              <w:left w:type="dxa" w:w="100"/>
+              <w:bottom w:type="dxa" w:w="60"/>
+              <w:right w:type="dxa" w:w="100"/>
+            </w:tcMar>
+          </w:tcPr>
+          <w:p>
+            <w:r>
+              <w:rPr>
+                <w:rFonts w:ascii="Consolas" w:cs="Consolas" w:eastAsia="Consolas" w:hAnsi="Consolas"/>
+                <w:sz w:val="19"/>
+                <w:szCs w:val="19"/>
+                <w:shd w:fill="E2EEF2" w:val="clear"/>
+              </w:rPr>
+              <w:t xml:space="preserve">SERVER_PORT</w:t>
+            </w:r>
+          </w:p>
+        </w:tc>
+        <w:tc>
+          <w:tcPr>
+            <w:tcMar>
+              <w:top w:type="dxa" w:w="60"/>
+              <w:left w:type="dxa" w:w="100"/>
+              <w:bottom w:type="dxa" w:w="60"/>
+              <w:right w:type="dxa" w:w="100"/>
+            </w:tcMar>
+          </w:tcPr>
+          <w:p>
+            <w:r>
+              <w:t xml:space="preserve">port </w:t>
+            </w:r>
+            <w:r>
+              <w:rPr>
+                <w:b/>
+                <w:bCs/>
+              </w:rPr>
+              <w:t xml:space="preserve">publié sur la machine</w:t>
+            </w:r>
+            <w:r>
+              <w:t xml:space="preserve"> (le conteneur écoute toujours sur 8085)</w:t>
+            </w:r>
+          </w:p>
+        </w:tc>
+      </w:tr>
+      <w:tr>
+        <w:trPr>
+          <w:cantSplit/>
+        </w:trPr>
+        <w:tc>
+          <w:tcPr>
+            <w:tcMar>
+              <w:top w:type="dxa" w:w="60"/>
+              <w:left w:type="dxa" w:w="100"/>
+              <w:bottom w:type="dxa" w:w="60"/>
+              <w:right w:type="dxa" w:w="100"/>
+            </w:tcMar>
+          </w:tcPr>
+          <w:p>
+            <w:r>
+              <w:rPr>
+                <w:rFonts w:ascii="Consolas" w:cs="Consolas" w:eastAsia="Consolas" w:hAnsi="Consolas"/>
+                <w:sz w:val="19"/>
+                <w:szCs w:val="19"/>
+                <w:shd w:fill="E2EEF2" w:val="clear"/>
+              </w:rPr>
+              <w:t xml:space="preserve">TRACEAGILE_DB_URL</w:t>
+            </w:r>
+          </w:p>
+        </w:tc>
+        <w:tc>
+          <w:tcPr>
+            <w:tcMar>
+              <w:top w:type="dxa" w:w="60"/>
+              <w:left w:type="dxa" w:w="100"/>
+              <w:bottom w:type="dxa" w:w="60"/>
+              <w:right w:type="dxa" w:w="100"/>
+            </w:tcMar>
+          </w:tcPr>
+          <w:p>
+            <w:r>
+              <w:t xml:space="preserve">base existante : </w:t>
+            </w:r>
+            <w:r>
+              <w:rPr>
+                <w:rFonts w:ascii="Consolas" w:cs="Consolas" w:eastAsia="Consolas" w:hAnsi="Consolas"/>
+                <w:sz w:val="19"/>
+                <w:szCs w:val="19"/>
+                <w:shd w:fill="E2EEF2" w:val="clear"/>
+              </w:rPr>
+              <w:t xml:space="preserve">jdbc:postgresql://&lt;hôte&gt;:5432/&lt;base&gt;</w:t>
+            </w:r>
+            <w:r>
+              <w:t xml:space="preserve"> ; si PostgreSQL tourne sur la même machine hors Docker, </w:t>
+            </w:r>
+            <w:r>
+              <w:rPr>
+                <w:rFonts w:ascii="Consolas" w:cs="Consolas" w:eastAsia="Consolas" w:hAnsi="Consolas"/>
+                <w:sz w:val="19"/>
+                <w:szCs w:val="19"/>
+                <w:shd w:fill="E2EEF2" w:val="clear"/>
+              </w:rPr>
+              <w:t xml:space="preserve">&lt;hôte&gt;</w:t>
+            </w:r>
+            <w:r>
+              <w:t xml:space="preserve"> = </w:t>
+            </w:r>
+            <w:r>
+              <w:rPr>
+                <w:rFonts w:ascii="Consolas" w:cs="Consolas" w:eastAsia="Consolas" w:hAnsi="Consolas"/>
+                <w:sz w:val="19"/>
+                <w:szCs w:val="19"/>
+                <w:shd w:fill="E2EEF2" w:val="clear"/>
+              </w:rPr>
+              <w:t xml:space="preserve">host.docker.internal</w:t>
+            </w:r>
+            <w:r>
+              <w:t xml:space="preserve">. Base en conteneur : </w:t>
+            </w:r>
+            <w:r>
+              <w:rPr>
+                <w:rFonts w:ascii="Consolas" w:cs="Consolas" w:eastAsia="Consolas" w:hAnsi="Consolas"/>
+                <w:sz w:val="19"/>
+                <w:szCs w:val="19"/>
+                <w:shd w:fill="E2EEF2" w:val="clear"/>
+              </w:rPr>
+              <w:t xml:space="preserve">jdbc:postgresql://postgres:5432/traceagile</w:t>
+            </w:r>
+          </w:p>
+        </w:tc>
+      </w:tr>
+      <w:tr>
+        <w:trPr>
+          <w:cantSplit/>
+        </w:trPr>
+        <w:tc>
+          <w:tcPr>
+            <w:tcMar>
+              <w:top w:type="dxa" w:w="60"/>
+              <w:left w:type="dxa" w:w="100"/>
+              <w:bottom w:type="dxa" w:w="60"/>
+              <w:right w:type="dxa" w:w="100"/>
+            </w:tcMar>
+          </w:tcPr>
+          <w:p>
+            <w:r>
+              <w:rPr>
+                <w:rFonts w:ascii="Consolas" w:cs="Consolas" w:eastAsia="Consolas" w:hAnsi="Consolas"/>
+                <w:sz w:val="19"/>
+                <w:szCs w:val="19"/>
+                <w:shd w:fill="E2EEF2" w:val="clear"/>
+              </w:rPr>
+              <w:t xml:space="preserve">TRACEAGILE_ATTACHMENTS_DIR</w:t>
+            </w:r>
+          </w:p>
+        </w:tc>
+        <w:tc>
+          <w:tcPr>
+            <w:tcMar>
+              <w:top w:type="dxa" w:w="60"/>
+              <w:left w:type="dxa" w:w="100"/>
+              <w:bottom w:type="dxa" w:w="60"/>
+              <w:right w:type="dxa" w:w="100"/>
+            </w:tcMar>
+          </w:tcPr>
+          <w:p>
+            <w:r>
+              <w:t xml:space="preserve">ignorée : les pièces jointes vont dans le volume </w:t>
+            </w:r>
+            <w:r>
+              <w:rPr>
+                <w:rFonts w:ascii="Consolas" w:cs="Consolas" w:eastAsia="Consolas" w:hAnsi="Consolas"/>
+                <w:sz w:val="19"/>
+                <w:szCs w:val="19"/>
+                <w:shd w:fill="E2EEF2" w:val="clear"/>
+              </w:rPr>
+              <w:t xml:space="preserve">pieces-jointes</w:t>
+            </w:r>
+          </w:p>
+        </w:tc>
+      </w:tr>
+      <w:tr>
+        <w:trPr>
+          <w:cantSplit/>
+        </w:trPr>
+        <w:tc>
+          <w:tcPr>
+            <w:tcMar>
+              <w:top w:type="dxa" w:w="60"/>
+              <w:left w:type="dxa" w:w="100"/>
+              <w:bottom w:type="dxa" w:w="60"/>
+              <w:right w:type="dxa" w:w="100"/>
+            </w:tcMar>
+          </w:tcPr>
+          <w:p>
+            <w:r>
+              <w:rPr>
+                <w:rFonts w:ascii="Consolas" w:cs="Consolas" w:eastAsia="Consolas" w:hAnsi="Consolas"/>
+                <w:sz w:val="19"/>
+                <w:szCs w:val="19"/>
+                <w:shd w:fill="E2EEF2" w:val="clear"/>
+              </w:rPr>
+              <w:t xml:space="preserve">TRACEAGILE_CALLBACK_URL</w:t>
+            </w:r>
+          </w:p>
+        </w:tc>
+        <w:tc>
+          <w:tcPr>
+            <w:tcMar>
+              <w:top w:type="dxa" w:w="60"/>
+              <w:left w:type="dxa" w:w="100"/>
+              <w:bottom w:type="dxa" w:w="60"/>
+              <w:right w:type="dxa" w:w="100"/>
+            </w:tcMar>
+          </w:tcPr>
+          <w:p>
+            <w:r>
+              <w:t xml:space="preserve">selon la combinaison (§1.2)</w:t>
+            </w:r>
+          </w:p>
+        </w:tc>
+      </w:tr>
+      <w:tr>
+        <w:trPr>
+          <w:cantSplit/>
+        </w:trPr>
+        <w:tc>
+          <w:tcPr>
+            <w:tcMar>
+              <w:top w:type="dxa" w:w="60"/>
+              <w:left w:type="dxa" w:w="100"/>
+              <w:bottom w:type="dxa" w:w="60"/>
+              <w:right w:type="dxa" w:w="100"/>
+            </w:tcMar>
+          </w:tcPr>
+          <w:p>
+            <w:r>
+              <w:rPr>
+                <w:rFonts w:ascii="Consolas" w:cs="Consolas" w:eastAsia="Consolas" w:hAnsi="Consolas"/>
+                <w:sz w:val="19"/>
+                <w:szCs w:val="19"/>
+                <w:shd w:fill="E2EEF2" w:val="clear"/>
+              </w:rPr>
+              <w:t xml:space="preserve">COMPOSE_PROFILES</w:t>
+            </w:r>
+          </w:p>
+        </w:tc>
+        <w:tc>
+          <w:tcPr>
+            <w:tcMar>
+              <w:top w:type="dxa" w:w="60"/>
+              <w:left w:type="dxa" w:w="100"/>
+              <w:bottom w:type="dxa" w:w="60"/>
+              <w:right w:type="dxa" w:w="100"/>
+            </w:tcMar>
+          </w:tcPr>
+          <w:p>
+            <w:r>
+              <w:rPr>
+                <w:rFonts w:ascii="Consolas" w:cs="Consolas" w:eastAsia="Consolas" w:hAnsi="Consolas"/>
+                <w:sz w:val="19"/>
+                <w:szCs w:val="19"/>
+                <w:shd w:fill="E2EEF2" w:val="clear"/>
+              </w:rPr>
+              <w:t xml:space="preserve">base-locale</w:t>
+            </w:r>
+            <w:r>
+              <w:t xml:space="preserve"> pour une base PostgreSQL en conteneur (§6.2), sinon absente</w:t>
+            </w:r>
+          </w:p>
+        </w:tc>
+      </w:tr>
+      <w:tr>
+        <w:trPr>
+          <w:cantSplit/>
+        </w:trPr>
+        <w:tc>
+          <w:tcPr>
+            <w:tcMar>
+              <w:top w:type="dxa" w:w="60"/>
+              <w:left w:type="dxa" w:w="100"/>
+              <w:bottom w:type="dxa" w:w="60"/>
+              <w:right w:type="dxa" w:w="100"/>
+            </w:tcMar>
+          </w:tcPr>
+          <w:p>
+            <w:r>
+              <w:rPr>
+                <w:rFonts w:ascii="Consolas" w:cs="Consolas" w:eastAsia="Consolas" w:hAnsi="Consolas"/>
+                <w:sz w:val="19"/>
+                <w:szCs w:val="19"/>
+                <w:shd w:fill="E2EEF2" w:val="clear"/>
+              </w:rPr>
+              <w:t xml:space="preserve">TRACEAGILE_DEMO_URL_SERVEUR</w:t>
+            </w:r>
+          </w:p>
+        </w:tc>
+        <w:tc>
+          <w:tcPr>
+            <w:tcMar>
+              <w:top w:type="dxa" w:w="60"/>
+              <w:left w:type="dxa" w:w="100"/>
+              <w:bottom w:type="dxa" w:w="60"/>
+              <w:right w:type="dxa" w:w="100"/>
+            </w:tcMar>
+          </w:tcPr>
+          <w:p>
+            <w:r>
+              <w:t xml:space="preserve">adresse du serveur d'exécution de la démo, utilisée par le service </w:t>
+            </w:r>
+            <w:r>
+              <w:rPr>
+                <w:rFonts w:ascii="Consolas" w:cs="Consolas" w:eastAsia="Consolas" w:hAnsi="Consolas"/>
+                <w:sz w:val="19"/>
+                <w:szCs w:val="19"/>
+                <w:shd w:fill="E2EEF2" w:val="clear"/>
+              </w:rPr>
+              <w:t xml:space="preserve">installation-demo</w:t>
+            </w:r>
+            <w:r>
+              <w:t xml:space="preserve"> (§6.3)</w:t>
+            </w:r>
+          </w:p>
+        </w:tc>
+      </w:tr>
+    </w:tbl>
+    <w:p>
+      <w:pPr>
+        <w:spacing w:after="120"/>
+      </w:pPr>
+    </w:p>
+    <w:p>
+      <w:r>
+        <w:t xml:space="preserve">Docker Compose lit aussi ce fichier pour ses propres réglages. Une valeur contenant </w:t>
+      </w:r>
+      <w:r>
+        <w:rPr>
+          <w:rFonts w:ascii="Consolas" w:cs="Consolas" w:eastAsia="Consolas" w:hAnsi="Consolas"/>
+          <w:sz w:val="19"/>
+          <w:szCs w:val="19"/>
+          <w:shd w:fill="E2EEF2" w:val="clear"/>
+        </w:rPr>
+        <w:t xml:space="preserve">$</w:t>
+      </w:r>
+      <w:r>
+        <w:t xml:space="preserve"> doit
+l'écrire </w:t>
+      </w:r>
+      <w:r>
+        <w:rPr>
+          <w:rFonts w:ascii="Consolas" w:cs="Consolas" w:eastAsia="Consolas" w:hAnsi="Consolas"/>
+          <w:sz w:val="19"/>
+          <w:szCs w:val="19"/>
+          <w:shd w:fill="E2EEF2" w:val="clear"/>
+        </w:rPr>
+        <w:t xml:space="preserve">$$</w:t>
       </w:r>
       <w:r>
         <w:t xml:space="preserve">.</w:t>
@@ -3916,21 +7631,322 @@
     </w:p>
     <w:p>
       <w:pPr>
+        <w:pStyle w:val="Heading2"/>
+      </w:pPr>
+      <w:bookmarkStart w:name="chap_18" w:id="1"/>
+      <w:r>
+        <w:t xml:space="preserve">6.2 Démarrage</w:t>
+      </w:r>
+      <w:bookmarkEnd w:id="1"/>
+    </w:p>
+    <w:p>
+      <w:pPr>
+        <w:pStyle w:val="Code"/>
+      </w:pPr>
+      <w:r>
+        <w:t xml:space="preserve">cd /opt/traceagile/traceagile</w:t>
+      </w:r>
+      <w:r>
+        <w:br/>
+        <w:t xml:space="preserve">docker compose up -d --build</w:t>
+      </w:r>
+      <w:r>
+        <w:br/>
+        <w:t xml:space="preserve">docker compose logs -f traceagile</w:t>
+      </w:r>
+    </w:p>
+    <w:p>
+      <w:r>
+        <w:t xml:space="preserve">Ce que fait cette commande :</w:t>
+      </w:r>
+    </w:p>
+    <w:p>
+      <w:pPr>
+        <w:pStyle w:val="ListParagraph"/>
+        <w:numPr>
+          <w:ilvl w:val="0"/>
+          <w:numId w:val="2"/>
+        </w:numPr>
+      </w:pPr>
+      <w:r>
+        <w:t xml:space="preserve">elle construit l'image </w:t>
+      </w:r>
+      <w:r>
+        <w:rPr>
+          <w:rFonts w:ascii="Consolas" w:cs="Consolas" w:eastAsia="Consolas" w:hAnsi="Consolas"/>
+          <w:sz w:val="19"/>
+          <w:szCs w:val="19"/>
+          <w:shd w:fill="E2EEF2" w:val="clear"/>
+        </w:rPr>
+        <w:t xml:space="preserve">traceagile:local</w:t>
+      </w:r>
+      <w:r>
+        <w:t xml:space="preserve"> à partir du jar ;</w:t>
+      </w:r>
+    </w:p>
+    <w:p>
+      <w:pPr>
+        <w:pStyle w:val="ListParagraph"/>
+        <w:numPr>
+          <w:ilvl w:val="0"/>
+          <w:numId w:val="2"/>
+        </w:numPr>
+      </w:pPr>
+      <w:r>
+        <w:t xml:space="preserve">elle démarre le conteneur </w:t>
+      </w:r>
+      <w:r>
+        <w:rPr>
+          <w:rFonts w:ascii="Consolas" w:cs="Consolas" w:eastAsia="Consolas" w:hAnsi="Consolas"/>
+          <w:sz w:val="19"/>
+          <w:szCs w:val="19"/>
+          <w:shd w:fill="E2EEF2" w:val="clear"/>
+        </w:rPr>
+        <w:t xml:space="preserve">traceagile</w:t>
+      </w:r>
+      <w:r>
+        <w:t xml:space="preserve"> avec le volume </w:t>
+      </w:r>
+      <w:r>
+        <w:rPr>
+          <w:rFonts w:ascii="Consolas" w:cs="Consolas" w:eastAsia="Consolas" w:hAnsi="Consolas"/>
+          <w:sz w:val="19"/>
+          <w:szCs w:val="19"/>
+          <w:shd w:fill="E2EEF2" w:val="clear"/>
+        </w:rPr>
+        <w:t xml:space="preserve">pieces-jointes</w:t>
+      </w:r>
+      <w:r>
+        <w:t xml:space="preserve"> ;</w:t>
+      </w:r>
+    </w:p>
+    <w:p>
+      <w:pPr>
+        <w:pStyle w:val="ListParagraph"/>
+        <w:numPr>
+          <w:ilvl w:val="0"/>
+          <w:numId w:val="2"/>
+        </w:numPr>
+      </w:pPr>
+      <w:r>
+        <w:t xml:space="preserve">avec </w:t>
+      </w:r>
+      <w:r>
+        <w:rPr>
+          <w:rFonts w:ascii="Consolas" w:cs="Consolas" w:eastAsia="Consolas" w:hAnsi="Consolas"/>
+          <w:sz w:val="19"/>
+          <w:szCs w:val="19"/>
+          <w:shd w:fill="E2EEF2" w:val="clear"/>
+        </w:rPr>
+        <w:t xml:space="preserve">COMPOSE_PROFILES=base-locale</w:t>
+      </w:r>
+      <w:r>
+        <w:t xml:space="preserve">, elle démarre aussi le conteneur </w:t>
+      </w:r>
+      <w:r>
+        <w:rPr>
+          <w:rFonts w:ascii="Consolas" w:cs="Consolas" w:eastAsia="Consolas" w:hAnsi="Consolas"/>
+          <w:sz w:val="19"/>
+          <w:szCs w:val="19"/>
+          <w:shd w:fill="E2EEF2" w:val="clear"/>
+        </w:rPr>
+        <w:t xml:space="preserve">postgres</w:t>
+      </w:r>
+      <w:r>
+        <w:t xml:space="preserve"> (volume </w:t>
+      </w:r>
+      <w:r>
+        <w:rPr>
+          <w:rFonts w:ascii="Consolas" w:cs="Consolas" w:eastAsia="Consolas" w:hAnsi="Consolas"/>
+          <w:sz w:val="19"/>
+          <w:szCs w:val="19"/>
+          <w:shd w:fill="E2EEF2" w:val="clear"/>
+        </w:rPr>
+        <w:t xml:space="preserve">base</w:t>
+      </w:r>
+      <w:r>
+        <w:t xml:space="preserve">).
+Son rôle et sa base sont créés au premier démarrage avec </w:t>
+      </w:r>
+      <w:r>
+        <w:rPr>
+          <w:rFonts w:ascii="Consolas" w:cs="Consolas" w:eastAsia="Consolas" w:hAnsi="Consolas"/>
+          <w:sz w:val="19"/>
+          <w:szCs w:val="19"/>
+          <w:shd w:fill="E2EEF2" w:val="clear"/>
+        </w:rPr>
+        <w:t xml:space="preserve">TRACEAGILE_DB_USER</w:t>
+      </w:r>
+      <w:r>
+        <w:t xml:space="preserve"> /
+</w:t>
+      </w:r>
+      <w:r>
+        <w:rPr>
+          <w:rFonts w:ascii="Consolas" w:cs="Consolas" w:eastAsia="Consolas" w:hAnsi="Consolas"/>
+          <w:sz w:val="19"/>
+          <w:szCs w:val="19"/>
+          <w:shd w:fill="E2EEF2" w:val="clear"/>
+        </w:rPr>
+        <w:t xml:space="preserve">TRACEAGILE_DB_PASSWORD</w:t>
+      </w:r>
+      <w:r>
+        <w:t xml:space="preserve">. Cette base n'est pas exposée hors de Docker.</w:t>
+      </w:r>
+    </w:p>
+    <w:p>
+      <w:r>
+        <w:t xml:space="preserve">Les vérifications sont les mêmes qu'au §5.2. Le conteneur redémarre avec Docker
+(</w:t>
+      </w:r>
+      <w:r>
+        <w:rPr>
+          <w:rFonts w:ascii="Consolas" w:cs="Consolas" w:eastAsia="Consolas" w:hAnsi="Consolas"/>
+          <w:sz w:val="19"/>
+          <w:szCs w:val="19"/>
+          <w:shd w:fill="E2EEF2" w:val="clear"/>
+        </w:rPr>
+        <w:t xml:space="preserve">restart: unless-stopped</w:t>
+      </w:r>
+      <w:r>
+        <w:t xml:space="preserve">) : il n'y a pas de service à créer.</w:t>
+      </w:r>
+    </w:p>
+    <w:p>
+      <w:pPr>
+        <w:pStyle w:val="Heading2"/>
+      </w:pPr>
+      <w:bookmarkStart w:name="chap_19" w:id="1"/>
+      <w:r>
+        <w:t xml:space="preserve">6.3 Démonstration SwagLabs en conteneur</w:t>
+      </w:r>
+      <w:bookmarkEnd w:id="1"/>
+    </w:p>
+    <w:p>
+      <w:r>
+        <w:t xml:space="preserve">Le service </w:t>
+      </w:r>
+      <w:r>
+        <w:rPr>
+          <w:rFonts w:ascii="Consolas" w:cs="Consolas" w:eastAsia="Consolas" w:hAnsi="Consolas"/>
+          <w:sz w:val="19"/>
+          <w:szCs w:val="19"/>
+          <w:shd w:fill="E2EEF2" w:val="clear"/>
+        </w:rPr>
+        <w:t xml:space="preserve">installation-demo</w:t>
+      </w:r>
+      <w:r>
+        <w:t xml:space="preserve"> injecte la démo dans la base de </w:t>
+      </w:r>
+      <w:r>
+        <w:rPr>
+          <w:rFonts w:ascii="Consolas" w:cs="Consolas" w:eastAsia="Consolas" w:hAnsi="Consolas"/>
+          <w:sz w:val="19"/>
+          <w:szCs w:val="19"/>
+          <w:shd w:fill="E2EEF2" w:val="clear"/>
+        </w:rPr>
+        <w:t xml:space="preserve">TRACEAGILE_DB_URL</w:t>
+      </w:r>
+      <w:r>
+        <w:t xml:space="preserve"> (en conteneur
+ou existante) et copie les pièces jointes dans le volume. Il se lance </w:t>
+      </w:r>
+      <w:r>
+        <w:rPr>
+          <w:b/>
+          <w:bCs/>
+        </w:rPr>
+        <w:t xml:space="preserve">une fois, sur une base vide,
+avant le premier démarrage de TraceAgile</w:t>
+      </w:r>
+      <w:r>
+        <w:t xml:space="preserve"> :</w:t>
+      </w:r>
+    </w:p>
+    <w:p>
+      <w:pPr>
+        <w:pStyle w:val="Code"/>
+      </w:pPr>
+      <w:r>
+        <w:t xml:space="preserve">cd /opt/traceagile/traceagile</w:t>
+      </w:r>
+      <w:r>
+        <w:br/>
+        <w:t xml:space="preserve">docker compose run --rm installation-demo   # démarre aussi postgres avec le profil base-locale</w:t>
+      </w:r>
+      <w:r>
+        <w:br/>
+        <w:t xml:space="preserve">docker compose up -d --build</w:t>
+      </w:r>
+    </w:p>
+    <w:p>
+      <w:r>
+        <w:t xml:space="preserve">Si TraceAgile a déjà démarré une fois, la base contient son schéma et le service refuse d'injecter
+la démo. Pour repartir de zéro :</w:t>
+      </w:r>
+    </w:p>
+    <w:p>
+      <w:pPr>
+        <w:pStyle w:val="ListParagraph"/>
+        <w:numPr>
+          <w:ilvl w:val="0"/>
+          <w:numId w:val="6"/>
+        </w:numPr>
+      </w:pPr>
+      <w:r>
+        <w:rPr>
+          <w:rFonts w:ascii="Consolas" w:cs="Consolas" w:eastAsia="Consolas" w:hAnsi="Consolas"/>
+          <w:sz w:val="19"/>
+          <w:szCs w:val="19"/>
+          <w:shd w:fill="E2EEF2" w:val="clear"/>
+        </w:rPr>
+        <w:t xml:space="preserve">docker compose down -v</w:t>
+      </w:r>
+      <w:r>
+        <w:t xml:space="preserve"> (</w:t>
+      </w:r>
+      <w:r>
+        <w:rPr>
+          <w:b/>
+          <w:bCs/>
+        </w:rPr>
+        <w:t xml:space="preserve">supprime</w:t>
+      </w:r>
+      <w:r>
+        <w:t xml:space="preserve"> la base en conteneur et les pièces jointes) ;</w:t>
+      </w:r>
+    </w:p>
+    <w:p>
+      <w:pPr>
+        <w:pStyle w:val="ListParagraph"/>
+        <w:numPr>
+          <w:ilvl w:val="0"/>
+          <w:numId w:val="6"/>
+        </w:numPr>
+      </w:pPr>
+      <w:r>
+        <w:t xml:space="preserve">pour une base existante, la recréer avec </w:t>
+      </w:r>
+      <w:r>
+        <w:rPr>
+          <w:rFonts w:ascii="Consolas" w:cs="Consolas" w:eastAsia="Consolas" w:hAnsi="Consolas"/>
+          <w:sz w:val="19"/>
+          <w:szCs w:val="19"/>
+          <w:shd w:fill="E2EEF2" w:val="clear"/>
+        </w:rPr>
+        <w:t xml:space="preserve">installer-base --remplacer</w:t>
+      </w:r>
+      <w:r>
+        <w:t xml:space="preserve">.</w:t>
+      </w:r>
+    </w:p>
+    <w:p>
+      <w:pPr>
         <w:pStyle w:val="Heading1"/>
       </w:pPr>
-      <w:bookmarkStart w:name="chap_9" w:id="1"/>
-      <w:r>
-        <w:t xml:space="preserve">7. Installer le serveur d'exécution</w:t>
-      </w:r>
-      <w:bookmarkEnd w:id="1"/>
-    </w:p>
-    <w:p>
-      <w:pPr>
-        <w:pStyle w:val="Heading2"/>
-      </w:pPr>
-      <w:bookmarkStart w:name="chap_10" w:id="1"/>
-      <w:r>
-        <w:t xml:space="preserve">7.1 Configuration et démarrage</w:t>
+      <w:bookmarkStart w:name="chap_20" w:id="1"/>
+      <w:r>
+        <w:t xml:space="preserve">7. Serveur d'exécution hors Docker</w:t>
       </w:r>
       <w:bookmarkEnd w:id="1"/>
     </w:p>
@@ -4530,7 +8546,7 @@
     </w:p>
     <w:p>
       <w:r>
-        <w:t xml:space="preserve">Puis </w:t>
+        <w:t xml:space="preserve">Lancer ensuite </w:t>
       </w:r>
       <w:r>
         <w:rPr>
@@ -4554,23 +8570,24 @@
         <w:t xml:space="preserve">.\demarrer.ps1</w:t>
       </w:r>
       <w:r>
-        <w:t xml:space="preserve">). La base H2 est créée au premier démarrage : il n'y a
-pas de base à installer pour le serveur d'exécution.</w:t>
-      </w:r>
-    </w:p>
-    <w:p>
-      <w:pPr>
-        <w:pStyle w:val="Heading2"/>
-      </w:pPr>
-      <w:bookmarkStart w:name="chap_11" w:id="1"/>
-      <w:r>
-        <w:t xml:space="preserve">7.2 Outils de test</w:t>
-      </w:r>
-      <w:bookmarkEnd w:id="1"/>
-    </w:p>
-    <w:p>
-      <w:r>
-        <w:t xml:space="preserve">Ouvrir </w:t>
+        <w:t xml:space="preserve">). La base H2 est créée au premier démarrage.</w:t>
+      </w:r>
+    </w:p>
+    <w:p>
+      <w:r>
+        <w:t xml:space="preserve">Pour en faire un service :</w:t>
+      </w:r>
+    </w:p>
+    <w:p>
+      <w:pPr>
+        <w:pStyle w:val="ListParagraph"/>
+        <w:numPr>
+          <w:ilvl w:val="0"/>
+          <w:numId w:val="2"/>
+        </w:numPr>
+      </w:pPr>
+      <w:r>
+        <w:t xml:space="preserve">sous Linux : </w:t>
       </w:r>
       <w:r>
         <w:rPr>
@@ -4579,20 +8596,22 @@
           <w:szCs w:val="19"/>
           <w:shd w:fill="E2EEF2" w:val="clear"/>
         </w:rPr>
-        <w:t xml:space="preserve">http://machine-b:8091</w:t>
-      </w:r>
-      <w:r>
-        <w:t xml:space="preserve">, se connecter avec le compte ci-dessus, puis la page </w:t>
-      </w:r>
-      <w:r>
-        <w:rPr>
-          <w:b/>
-          <w:bCs/>
-        </w:rPr>
-        <w:t xml:space="preserve">Outils</w:t>
-      </w:r>
-      <w:r>
-        <w:t xml:space="preserve"> :</w:t>
+        <w:t xml:space="preserve">serveur-execution.service</w:t>
+      </w:r>
+      <w:r>
+        <w:t xml:space="preserve">, à installer comme au §5.3, avec le compte </w:t>
+      </w:r>
+      <w:r>
+        <w:rPr>
+          <w:rFonts w:ascii="Consolas" w:cs="Consolas" w:eastAsia="Consolas" w:hAnsi="Consolas"/>
+          <w:sz w:val="19"/>
+          <w:szCs w:val="19"/>
+          <w:shd w:fill="E2EEF2" w:val="clear"/>
+        </w:rPr>
+        <w:t xml:space="preserve">executeur</w:t>
+      </w:r>
+      <w:r>
+        <w:t xml:space="preserve"> ;</w:t>
       </w:r>
     </w:p>
     <w:p>
@@ -4600,12 +8619,93 @@
         <w:pStyle w:val="ListParagraph"/>
         <w:numPr>
           <w:ilvl w:val="0"/>
-          <w:numId w:val="3"/>
+          <w:numId w:val="2"/>
         </w:numPr>
       </w:pPr>
       <w:r>
-        <w:t xml:space="preserve">les prérequis (Java, Git, Node.js, Python) sont détectés ; ceux qui manquent s'installent avec les
-droits d'administrateur de la machine, en suivant l'aide affichée ;</w:t>
+        <w:t xml:space="preserve">sous Windows : WinSW ou NSSM avec </w:t>
+      </w:r>
+      <w:r>
+        <w:rPr>
+          <w:rFonts w:ascii="Consolas" w:cs="Consolas" w:eastAsia="Consolas" w:hAnsi="Consolas"/>
+          <w:sz w:val="19"/>
+          <w:szCs w:val="19"/>
+          <w:shd w:fill="E2EEF2" w:val="clear"/>
+        </w:rPr>
+        <w:t xml:space="preserve">demarrer.ps1</w:t>
+      </w:r>
+      <w:r>
+        <w:t xml:space="preserve">.</w:t>
+      </w:r>
+    </w:p>
+    <w:p>
+      <w:r>
+        <w:t xml:space="preserve">Les prérequis manquants (Java, Git, Node.js, Python) s'installent avec les droits d'administrateur
+de la machine. La page </w:t>
+      </w:r>
+      <w:r>
+        <w:rPr>
+          <w:b/>
+          <w:bCs/>
+        </w:rPr>
+        <w:t xml:space="preserve">Outils</w:t>
+      </w:r>
+      <w:r>
+        <w:t xml:space="preserve"> du serveur les détecte et explique comment faire (§9.2).</w:t>
+      </w:r>
+    </w:p>
+    <w:p>
+      <w:pPr>
+        <w:pStyle w:val="Heading1"/>
+      </w:pPr>
+      <w:bookmarkStart w:name="chap_21" w:id="1"/>
+      <w:r>
+        <w:t xml:space="preserve">8. Serveur d'exécution en conteneur Docker</w:t>
+      </w:r>
+      <w:bookmarkEnd w:id="1"/>
+    </w:p>
+    <w:p>
+      <w:r>
+        <w:t xml:space="preserve">Dans </w:t>
+      </w:r>
+      <w:r>
+        <w:rPr>
+          <w:rFonts w:ascii="Consolas" w:cs="Consolas" w:eastAsia="Consolas" w:hAnsi="Consolas"/>
+          <w:sz w:val="19"/>
+          <w:szCs w:val="19"/>
+          <w:shd w:fill="E2EEF2" w:val="clear"/>
+        </w:rPr>
+        <w:t xml:space="preserve">serveur-execution/</w:t>
+      </w:r>
+      <w:r>
+        <w:t xml:space="preserve">, copier </w:t>
+      </w:r>
+      <w:r>
+        <w:rPr>
+          <w:rFonts w:ascii="Consolas" w:cs="Consolas" w:eastAsia="Consolas" w:hAnsi="Consolas"/>
+          <w:sz w:val="19"/>
+          <w:szCs w:val="19"/>
+          <w:shd w:fill="E2EEF2" w:val="clear"/>
+        </w:rPr>
+        <w:t xml:space="preserve">serveur-execution.env.exemple</w:t>
+      </w:r>
+      <w:r>
+        <w:t xml:space="preserve"> en </w:t>
+      </w:r>
+      <w:r>
+        <w:rPr>
+          <w:rFonts w:ascii="Consolas" w:cs="Consolas" w:eastAsia="Consolas" w:hAnsi="Consolas"/>
+          <w:b/>
+          <w:bCs/>
+          <w:sz w:val="19"/>
+          <w:szCs w:val="19"/>
+          <w:shd w:fill="E2EEF2" w:val="clear"/>
+        </w:rPr>
+        <w:t xml:space="preserve">.env</w:t>
+      </w:r>
+      <w:r>
+        <w:t xml:space="preserve"> et le régler comme
+au §7, avec ces différences :</w:t>
       </w:r>
     </w:p>
     <w:p>
@@ -4613,24 +8713,9 @@
         <w:pStyle w:val="ListParagraph"/>
         <w:numPr>
           <w:ilvl w:val="0"/>
-          <w:numId w:val="3"/>
+          <w:numId w:val="2"/>
         </w:numPr>
       </w:pPr>
-      <w:r>
-        <w:t xml:space="preserve">l'</w:t>
-      </w:r>
-      <w:r>
-        <w:rPr>
-          <w:b/>
-          <w:bCs/>
-        </w:rPr>
-        <w:t xml:space="preserve">assistant d'installation</w:t>
-      </w:r>
-      <w:r>
-        <w:t xml:space="preserve"> propose, pour les frameworks choisis (Playwright, Cypress,
-Selenium, Robot Framework, JUnit, Maven, JDK, Gatling…), un plan ordonné qui s'installe sans droits
-particuliers dans </w:t>
-      </w:r>
       <w:r>
         <w:rPr>
           <w:rFonts w:ascii="Consolas" w:cs="Consolas" w:eastAsia="Consolas" w:hAnsi="Consolas"/>
@@ -4638,59 +8723,30 @@
           <w:szCs w:val="19"/>
           <w:shd w:fill="E2EEF2" w:val="clear"/>
         </w:rPr>
-        <w:t xml:space="preserve">EXECUTION_SERVER_TOOLS_DIR</w:t>
-      </w:r>
-      <w:r>
-        <w:t xml:space="preserve">.</w:t>
-      </w:r>
-    </w:p>
-    <w:p>
-      <w:r>
-        <w:t xml:space="preserve">Pour rejouer la démo SwagLabs : Node.js et l'outil </w:t>
+        <w:t xml:space="preserve">SERVER_PORT</w:t>
+      </w:r>
+      <w:r>
+        <w:t xml:space="preserve"> est le port </w:t>
       </w:r>
       <w:r>
         <w:rPr>
           <w:b/>
           <w:bCs/>
         </w:rPr>
-        <w:t xml:space="preserve">Playwright</w:t>
-      </w:r>
-      <w:r>
-        <w:t xml:space="preserve"> (avec ses navigateurs).</w:t>
-      </w:r>
-    </w:p>
-    <w:p>
-      <w:pPr>
-        <w:pStyle w:val="Heading2"/>
-      </w:pPr>
-      <w:bookmarkStart w:name="chap_12" w:id="1"/>
-      <w:r>
-        <w:t xml:space="preserve">7.3 Relier TraceAgile au serveur</w:t>
-      </w:r>
-      <w:bookmarkEnd w:id="1"/>
+        <w:t xml:space="preserve">publié sur la machine</w:t>
+      </w:r>
+      <w:r>
+        <w:t xml:space="preserve"> ; le conteneur écoute toujours sur 8091 ;</w:t>
+      </w:r>
     </w:p>
     <w:p>
       <w:pPr>
         <w:pStyle w:val="ListParagraph"/>
         <w:numPr>
           <w:ilvl w:val="0"/>
-          <w:numId w:val="4"/>
+          <w:numId w:val="2"/>
         </w:numPr>
       </w:pPr>
-      <w:r>
-        <w:t xml:space="preserve">Dans TraceAgile, en administrateur : </w:t>
-      </w:r>
-      <w:r>
-        <w:rPr>
-          <w:b/>
-          <w:bCs/>
-        </w:rPr>
-        <w:t xml:space="preserve">Administration → Serveurs d'exécution</w:t>
-      </w:r>
-      <w:r>
-        <w:t xml:space="preserve">. Déclarer le
-serveur avec l'adresse </w:t>
-      </w:r>
       <w:r>
         <w:rPr>
           <w:rFonts w:ascii="Consolas" w:cs="Consolas" w:eastAsia="Consolas" w:hAnsi="Consolas"/>
@@ -4698,11 +8754,10 @@
           <w:szCs w:val="19"/>
           <w:shd w:fill="E2EEF2" w:val="clear"/>
         </w:rPr>
-        <w:t xml:space="preserve">http://machine-b:8091</w:t>
-      </w:r>
-      <w:r>
-        <w:t xml:space="preserve"> (pour la démo, il existe déjà avec l'adresse donnée
-par </w:t>
+        <w:t xml:space="preserve">EXECUTION_SERVER_DATA_DIR</w:t>
+      </w:r>
+      <w:r>
+        <w:t xml:space="preserve"> et </w:t>
       </w:r>
       <w:r>
         <w:rPr>
@@ -4711,30 +8766,186 @@
           <w:szCs w:val="19"/>
           <w:shd w:fill="E2EEF2" w:val="clear"/>
         </w:rPr>
-        <w:t xml:space="preserve">--url-serveur</w:t>
-      </w:r>
-      <w:r>
-        <w:t xml:space="preserve"> ; corriger l'adresse si besoin).</w:t>
-      </w:r>
+        <w:t xml:space="preserve">EXECUTION_SERVER_TOOLS_DIR</w:t>
+      </w:r>
+      <w:r>
+        <w:t xml:space="preserve"> sont ignorées : les données vont dans
+les volumes </w:t>
+      </w:r>
+      <w:r>
+        <w:rPr>
+          <w:rFonts w:ascii="Consolas" w:cs="Consolas" w:eastAsia="Consolas" w:hAnsi="Consolas"/>
+          <w:sz w:val="19"/>
+          <w:szCs w:val="19"/>
+          <w:shd w:fill="E2EEF2" w:val="clear"/>
+        </w:rPr>
+        <w:t xml:space="preserve">donnees</w:t>
+      </w:r>
+      <w:r>
+        <w:t xml:space="preserve"> et </w:t>
+      </w:r>
+      <w:r>
+        <w:rPr>
+          <w:rFonts w:ascii="Consolas" w:cs="Consolas" w:eastAsia="Consolas" w:hAnsi="Consolas"/>
+          <w:sz w:val="19"/>
+          <w:szCs w:val="19"/>
+          <w:shd w:fill="E2EEF2" w:val="clear"/>
+        </w:rPr>
+        <w:t xml:space="preserve">outils</w:t>
+      </w:r>
+      <w:r>
+        <w:t xml:space="preserve">.</w:t>
+      </w:r>
+    </w:p>
+    <w:p>
+      <w:r>
+        <w:t xml:space="preserve">Puis :</w:t>
+      </w:r>
+    </w:p>
+    <w:p>
+      <w:pPr>
+        <w:pStyle w:val="Code"/>
+      </w:pPr>
+      <w:r>
+        <w:t xml:space="preserve">cd /opt/serveur-execution/serveur-execution</w:t>
+      </w:r>
+      <w:r>
+        <w:br/>
+        <w:t xml:space="preserve">docker compose up -d --build</w:t>
+      </w:r>
+      <w:r>
+        <w:br/>
+        <w:t xml:space="preserve">docker compose logs -f serveur-execution</w:t>
+      </w:r>
+    </w:p>
+    <w:p>
+      <w:r>
+        <w:t xml:space="preserve">L'image </w:t>
+      </w:r>
+      <w:r>
+        <w:rPr>
+          <w:rFonts w:ascii="Consolas" w:cs="Consolas" w:eastAsia="Consolas" w:hAnsi="Consolas"/>
+          <w:sz w:val="19"/>
+          <w:szCs w:val="19"/>
+          <w:shd w:fill="E2EEF2" w:val="clear"/>
+        </w:rPr>
+        <w:t xml:space="preserve">traceagile-serveur-execution:local</w:t>
+      </w:r>
+      <w:r>
+        <w:t xml:space="preserve"> est construite à partir du jar. Elle contient déjà
+JDK 21, Git, Node.js 22, Python 3 et les bibliothèques système des navigateurs : la page </w:t>
+      </w:r>
+      <w:r>
+        <w:rPr>
+          <w:b/>
+          <w:bCs/>
+        </w:rPr>
+        <w:t xml:space="preserve">Outils</w:t>
+      </w:r>
+      <w:r>
+        <w:t xml:space="preserve">
+n'a plus qu'à installer les frameworks de test (§9.2), dans le volume </w:t>
+      </w:r>
+      <w:r>
+        <w:rPr>
+          <w:rFonts w:ascii="Consolas" w:cs="Consolas" w:eastAsia="Consolas" w:hAnsi="Consolas"/>
+          <w:sz w:val="19"/>
+          <w:szCs w:val="19"/>
+          <w:shd w:fill="E2EEF2" w:val="clear"/>
+        </w:rPr>
+        <w:t xml:space="preserve">outils</w:t>
+      </w:r>
+      <w:r>
+        <w:t xml:space="preserve">, qui est conservé lors
+des mises à jour. Le conteneur redémarre avec Docker.</w:t>
+      </w:r>
+    </w:p>
+    <w:p>
+      <w:r>
+        <w:t xml:space="preserve">Les tests s'exécutent dans le conteneur, sous Linux et sans écran (navigateurs en mode headless,
+Xvfb fourni). Pour des tests qui ont besoin de Windows, d'un navigateur installé sur la machine ou
+d'un écran, préférer le serveur hors Docker (§7).</w:t>
+      </w:r>
+    </w:p>
+    <w:p>
+      <w:r>
+        <w:t xml:space="preserve">Les dépôts de tests sont clonés depuis leur URL Git, par HTTPS ou SSH. Un dépôt local de la machine
+n'est visible qu'après l'avoir monté dans le conteneur. Exemple, à ajouter sous </w:t>
+      </w:r>
+      <w:r>
+        <w:rPr>
+          <w:rFonts w:ascii="Consolas" w:cs="Consolas" w:eastAsia="Consolas" w:hAnsi="Consolas"/>
+          <w:sz w:val="19"/>
+          <w:szCs w:val="19"/>
+          <w:shd w:fill="E2EEF2" w:val="clear"/>
+        </w:rPr>
+        <w:t xml:space="preserve">volumes</w:t>
+      </w:r>
+      <w:r>
+        <w:t xml:space="preserve"> du service
+dans </w:t>
+      </w:r>
+      <w:r>
+        <w:rPr>
+          <w:rFonts w:ascii="Consolas" w:cs="Consolas" w:eastAsia="Consolas" w:hAnsi="Consolas"/>
+          <w:sz w:val="19"/>
+          <w:szCs w:val="19"/>
+          <w:shd w:fill="E2EEF2" w:val="clear"/>
+        </w:rPr>
+        <w:t xml:space="preserve">docker-compose.yml</w:t>
+      </w:r>
+      <w:r>
+        <w:t xml:space="preserve"> :</w:t>
+      </w:r>
+    </w:p>
+    <w:p>
+      <w:pPr>
+        <w:pStyle w:val="Code"/>
+      </w:pPr>
+      <w:r>
+        <w:t xml:space="preserve">      - /srv/depots:/depots:ro     # puis file:///depots/&lt;projet&gt; dans la fiche des tests</w:t>
+      </w:r>
+    </w:p>
+    <w:p>
+      <w:pPr>
+        <w:pStyle w:val="Heading1"/>
+      </w:pPr>
+      <w:bookmarkStart w:name="chap_22" w:id="1"/>
+      <w:r>
+        <w:t xml:space="preserve">9. Relier TraceAgile et le serveur d'exécution</w:t>
+      </w:r>
+      <w:bookmarkEnd w:id="1"/>
+    </w:p>
+    <w:p>
+      <w:pPr>
+        <w:pStyle w:val="Heading2"/>
+      </w:pPr>
+      <w:bookmarkStart w:name="chap_23" w:id="1"/>
+      <w:r>
+        <w:t xml:space="preserve">9.1 Appairage</w:t>
+      </w:r>
+      <w:bookmarkEnd w:id="1"/>
     </w:p>
     <w:p>
       <w:pPr>
         <w:pStyle w:val="ListParagraph"/>
         <w:numPr>
           <w:ilvl w:val="0"/>
-          <w:numId w:val="4"/>
+          <w:numId w:val="7"/>
         </w:numPr>
       </w:pPr>
+      <w:r>
+        <w:t xml:space="preserve">Dans TraceAgile, en administrateur, ouvrir </w:t>
+      </w:r>
       <w:r>
         <w:rPr>
           <w:b/>
           <w:bCs/>
         </w:rPr>
-        <w:t xml:space="preserve">Appairer</w:t>
-      </w:r>
-      <w:r>
-        <w:t xml:space="preserve"> en saisissant le compte administrateur du serveur d'exécution : TraceAgile demande un
-jeton et un secret de signature des webhooks, les chiffre, puis ne garde plus le mot de passe.</w:t>
+        <w:t xml:space="preserve">Administration → Serveurs d'exécution</w:t>
+      </w:r>
+      <w:r>
+        <w:t xml:space="preserve">.</w:t>
       </w:r>
     </w:p>
     <w:p>
@@ -4742,27 +8953,61 @@
         <w:pStyle w:val="ListParagraph"/>
         <w:numPr>
           <w:ilvl w:val="0"/>
-          <w:numId w:val="4"/>
+          <w:numId w:val="7"/>
         </w:numPr>
       </w:pPr>
       <w:r>
-        <w:t xml:space="preserve">L'état passe à </w:t>
-      </w:r>
+        <w:t xml:space="preserve">Déclarer le serveur avec l'adresse de la colonne « Adresse du serveur dans TraceAgile » du §1.2.
+Pour la démo, le serveur existe déjà avec l'adresse donnée lors de l'injection : la corriger si
+besoin.</w:t>
+      </w:r>
+    </w:p>
+    <w:p>
+      <w:pPr>
+        <w:pStyle w:val="ListParagraph"/>
+        <w:numPr>
+          <w:ilvl w:val="0"/>
+          <w:numId w:val="7"/>
+        </w:numPr>
+      </w:pPr>
       <w:r>
         <w:rPr>
           <w:b/>
           <w:bCs/>
         </w:rPr>
+        <w:t xml:space="preserve">Appairer</w:t>
+      </w:r>
+      <w:r>
+        <w:t xml:space="preserve"> en saisissant le compte administrateur du serveur d'exécution. TraceAgile demande
+un jeton et un secret de signature des webhooks, les chiffre, puis ne garde pas le mot de passe.</w:t>
+      </w:r>
+    </w:p>
+    <w:p>
+      <w:pPr>
+        <w:pStyle w:val="ListParagraph"/>
+        <w:numPr>
+          <w:ilvl w:val="0"/>
+          <w:numId w:val="7"/>
+        </w:numPr>
+      </w:pPr>
+      <w:r>
+        <w:t xml:space="preserve">Au bout de quelques secondes, l'état passe à </w:t>
+      </w:r>
+      <w:r>
+        <w:rPr>
+          <w:b/>
+          <w:bCs/>
+        </w:rPr>
         <w:t xml:space="preserve">En ligne</w:t>
       </w:r>
       <w:r>
-        <w:t xml:space="preserve"> au bout de quelques secondes (sonde de santé périodique).</w:t>
+        <w:t xml:space="preserve"> (sonde de santé périodique).</w:t>
       </w:r>
     </w:p>
     <w:p>
       <w:r>
         <w:t xml:space="preserve">Ensuite, un run automatisé lancé dans TraceAgile envoie un job au serveur. Le serveur clone le dépôt
-Git du projet, exécute les tests et renvoie l'avancement et les résultats à </w:t>
+Git du test, exécute les tests et renvoie l'avancement et les résultats à </w:t>
       </w:r>
       <w:r>
         <w:rPr>
@@ -4775,17 +9020,122 @@
       </w:r>
       <w:r>
         <w:t xml:space="preserve">.
-Les journaux et artefacts (captures, traces) restent sur le serveur d'exécution et sont relus par
-TraceAgile à la demande.</w:t>
+Les journaux et artefacts (captures, traces) restent sur le serveur d'exécution, et TraceAgile les
+relit à la demande.</w:t>
       </w:r>
     </w:p>
     <w:p>
       <w:pPr>
         <w:pStyle w:val="Heading2"/>
       </w:pPr>
-      <w:bookmarkStart w:name="chap_13" w:id="1"/>
-      <w:r>
-        <w:t xml:space="preserve">7.4 Réseau</w:t>
+      <w:bookmarkStart w:name="chap_24" w:id="1"/>
+      <w:r>
+        <w:t xml:space="preserve">9.2 Outils de test</w:t>
+      </w:r>
+      <w:bookmarkEnd w:id="1"/>
+    </w:p>
+    <w:p>
+      <w:r>
+        <w:t xml:space="preserve">Ouvrir l'interface du serveur (</w:t>
+      </w:r>
+      <w:r>
+        <w:rPr>
+          <w:rFonts w:ascii="Consolas" w:cs="Consolas" w:eastAsia="Consolas" w:hAnsi="Consolas"/>
+          <w:sz w:val="19"/>
+          <w:szCs w:val="19"/>
+          <w:shd w:fill="E2EEF2" w:val="clear"/>
+        </w:rPr>
+        <w:t xml:space="preserve">http://machine-b:8091</w:t>
+      </w:r>
+      <w:r>
+        <w:t xml:space="preserve">), se connecter avec son compte
+administrateur, puis aller sur la page </w:t>
+      </w:r>
+      <w:r>
+        <w:rPr>
+          <w:b/>
+          <w:bCs/>
+        </w:rPr>
+        <w:t xml:space="preserve">Outils</w:t>
+      </w:r>
+      <w:r>
+        <w:t xml:space="preserve"> :</w:t>
+      </w:r>
+    </w:p>
+    <w:p>
+      <w:pPr>
+        <w:pStyle w:val="ListParagraph"/>
+        <w:numPr>
+          <w:ilvl w:val="0"/>
+          <w:numId w:val="2"/>
+        </w:numPr>
+      </w:pPr>
+      <w:r>
+        <w:t xml:space="preserve">les prérequis (Java, Git, Node.js, Python) sont détectés ; en conteneur, ils sont déjà présents ;</w:t>
+      </w:r>
+    </w:p>
+    <w:p>
+      <w:pPr>
+        <w:pStyle w:val="ListParagraph"/>
+        <w:numPr>
+          <w:ilvl w:val="0"/>
+          <w:numId w:val="2"/>
+        </w:numPr>
+      </w:pPr>
+      <w:r>
+        <w:t xml:space="preserve">l'</w:t>
+      </w:r>
+      <w:r>
+        <w:rPr>
+          <w:b/>
+          <w:bCs/>
+        </w:rPr>
+        <w:t xml:space="preserve">assistant d'installation</w:t>
+      </w:r>
+      <w:r>
+        <w:t xml:space="preserve"> propose un plan ordonné pour les frameworks choisis (Playwright,
+Cypress, Selenium, Robot Framework, JUnit, Maven, JDK, Gatling…). Ce plan s'installe sans droits
+particuliers dans le dossier ou le volume des outils.</w:t>
+      </w:r>
+    </w:p>
+    <w:p>
+      <w:r>
+        <w:t xml:space="preserve">Pour rejouer la démo SwagLabs, il faut Node.js et l'outil </w:t>
+      </w:r>
+      <w:r>
+        <w:rPr>
+          <w:b/>
+          <w:bCs/>
+        </w:rPr>
+        <w:t xml:space="preserve">Playwright</w:t>
+      </w:r>
+      <w:r>
+        <w:t xml:space="preserve"> avec ses navigateurs.</w:t>
+      </w:r>
+    </w:p>
+    <w:p>
+      <w:r>
+        <w:t xml:space="preserve">Pour un dépôt Git privé, saisir les identifiants de son hôte dans la page </w:t>
+      </w:r>
+      <w:r>
+        <w:rPr>
+          <w:b/>
+          <w:bCs/>
+        </w:rPr>
+        <w:t xml:space="preserve">Paramètres</w:t>
+      </w:r>
+      <w:r>
+        <w:t xml:space="preserve"> du serveur
+d'exécution.</w:t>
+      </w:r>
+    </w:p>
+    <w:p>
+      <w:pPr>
+        <w:pStyle w:val="Heading1"/>
+      </w:pPr>
+      <w:bookmarkStart w:name="chap_25" w:id="1"/>
+      <w:r>
+        <w:t xml:space="preserve">10. Réseau et pare-feu</w:t>
       </w:r>
       <w:bookmarkEnd w:id="1"/>
     </w:p>
@@ -4901,7 +9251,7 @@
           </w:tcPr>
           <w:p>
             <w:r>
-              <w:t xml:space="preserve">postes → machine A</w:t>
+              <w:t xml:space="preserve">postes → TraceAgile</w:t>
             </w:r>
           </w:p>
         </w:tc>
@@ -4951,22 +9301,34 @@
           </w:tcPr>
           <w:p>
             <w:r>
-              <w:t xml:space="preserve">machine A → PostgreSQL</w:t>
-            </w:r>
-          </w:p>
-        </w:tc>
-        <w:tc>
-          <w:tcPr>
-            <w:tcMar>
-              <w:top w:type="dxa" w:w="60"/>
-              <w:left w:type="dxa" w:w="100"/>
-              <w:bottom w:type="dxa" w:w="60"/>
-              <w:right w:type="dxa" w:w="100"/>
-            </w:tcMar>
-          </w:tcPr>
-          <w:p>
-            <w:r>
-              <w:t xml:space="preserve">5432</w:t>
+              <w:t xml:space="preserve">TraceAgile → PostgreSQL</w:t>
+            </w:r>
+          </w:p>
+        </w:tc>
+        <w:tc>
+          <w:tcPr>
+            <w:tcMar>
+              <w:top w:type="dxa" w:w="60"/>
+              <w:left w:type="dxa" w:w="100"/>
+              <w:bottom w:type="dxa" w:w="60"/>
+              <w:right w:type="dxa" w:w="100"/>
+            </w:tcMar>
+          </w:tcPr>
+          <w:p>
+            <w:r>
+              <w:t xml:space="preserve">5432 (interne à Docker avec </w:t>
+            </w:r>
+            <w:r>
+              <w:rPr>
+                <w:rFonts w:ascii="Consolas" w:cs="Consolas" w:eastAsia="Consolas" w:hAnsi="Consolas"/>
+                <w:sz w:val="19"/>
+                <w:szCs w:val="19"/>
+                <w:shd w:fill="E2EEF2" w:val="clear"/>
+              </w:rPr>
+              <w:t xml:space="preserve">base-locale</w:t>
+            </w:r>
+            <w:r>
+              <w:t xml:space="preserve">)</w:t>
             </w:r>
           </w:p>
         </w:tc>
@@ -5001,7 +9363,7 @@
           </w:tcPr>
           <w:p>
             <w:r>
-              <w:t xml:space="preserve">machine A → machine B</w:t>
+              <w:t xml:space="preserve">TraceAgile → serveur d'exécution</w:t>
             </w:r>
           </w:p>
         </w:tc>
@@ -5051,7 +9413,7 @@
           </w:tcPr>
           <w:p>
             <w:r>
-              <w:t xml:space="preserve">machine B → machine A</w:t>
+              <w:t xml:space="preserve">serveur d'exécution → TraceAgile</w:t>
             </w:r>
           </w:p>
         </w:tc>
@@ -5098,6 +9460,56 @@
           </w:tcPr>
           <w:p>
             <w:r>
+              <w:t xml:space="preserve">Interface du serveur d'exécution</w:t>
+            </w:r>
+          </w:p>
+        </w:tc>
+        <w:tc>
+          <w:tcPr>
+            <w:tcMar>
+              <w:top w:type="dxa" w:w="60"/>
+              <w:left w:type="dxa" w:w="100"/>
+              <w:bottom w:type="dxa" w:w="60"/>
+              <w:right w:type="dxa" w:w="100"/>
+            </w:tcMar>
+          </w:tcPr>
+          <w:p>
+            <w:r>
+              <w:t xml:space="preserve">postes des administrateurs → serveur d'exécution</w:t>
+            </w:r>
+          </w:p>
+        </w:tc>
+        <w:tc>
+          <w:tcPr>
+            <w:tcMar>
+              <w:top w:type="dxa" w:w="60"/>
+              <w:left w:type="dxa" w:w="100"/>
+              <w:bottom w:type="dxa" w:w="60"/>
+              <w:right w:type="dxa" w:w="100"/>
+            </w:tcMar>
+          </w:tcPr>
+          <w:p>
+            <w:r>
+              <w:t xml:space="preserve">8091</w:t>
+            </w:r>
+          </w:p>
+        </w:tc>
+      </w:tr>
+      <w:tr>
+        <w:trPr>
+          <w:cantSplit/>
+        </w:trPr>
+        <w:tc>
+          <w:tcPr>
+            <w:tcMar>
+              <w:top w:type="dxa" w:w="60"/>
+              <w:left w:type="dxa" w:w="100"/>
+              <w:bottom w:type="dxa" w:w="60"/>
+              <w:right w:type="dxa" w:w="100"/>
+            </w:tcMar>
+          </w:tcPr>
+          <w:p>
+            <w:r>
               <w:t xml:space="preserve">Clonage des dépôts de tests</w:t>
             </w:r>
           </w:p>
@@ -5113,7 +9525,7 @@
           </w:tcPr>
           <w:p>
             <w:r>
-              <w:t xml:space="preserve">machine B → serveur Git</w:t>
+              <w:t xml:space="preserve">serveur d'exécution → serveur Git</w:t>
             </w:r>
           </w:p>
         </w:tc>
@@ -5141,7 +9553,8 @@
     </w:p>
     <w:p>
       <w:r>
-        <w:t xml:space="preserve">Ouvrir ces ports dans les pare-feu (sous Windows : </w:t>
+        <w:t xml:space="preserve">Sur des machines séparées, ouvrir ces ports en entrée. Sous Windows, par exemple :
+</w:t>
       </w:r>
       <w:r>
         <w:rPr>
@@ -5153,34 +9566,13 @@
         <w:t xml:space="preserve">New-NetFirewallRule -DisplayName TraceAgile -Direction Inbound -Protocol TCP -LocalPort 8085 -Action Allow</w:t>
       </w:r>
       <w:r>
-        <w:t xml:space="preserve">, idem 8091 sur la machine B).
-Les dépôts Git privés : identifiants par hôte dans l'interface du serveur d'exécution (page </w:t>
-      </w:r>
-      <w:r>
-        <w:rPr>
-          <w:b/>
-          <w:bCs/>
-        </w:rPr>
-        <w:t xml:space="preserve">Paramètres</w:t>
-      </w:r>
-      <w:r>
-        <w:t xml:space="preserve">).</w:t>
-      </w:r>
-    </w:p>
-    <w:p>
-      <w:pPr>
-        <w:pStyle w:val="Heading1"/>
-      </w:pPr>
-      <w:bookmarkStart w:name="chap_14" w:id="1"/>
-      <w:r>
-        <w:t xml:space="preserve">8. HTTPS et proxy inverse</w:t>
-      </w:r>
-      <w:bookmarkEnd w:id="1"/>
-    </w:p>
-    <w:p>
-      <w:r>
-        <w:t xml:space="preserve">En production, placer TraceAgile derrière un proxy TLS (nginx, Apache, IIS ARR, Traefik) et régler
-</w:t>
+        <w:t xml:space="preserve">,
+et de même pour 8091 sur la machine du serveur.</w:t>
+      </w:r>
+    </w:p>
+    <w:p>
+      <w:r>
+        <w:t xml:space="preserve">Sous Linux, Docker publie les ports des conteneurs en contournant les règles </w:t>
       </w:r>
       <w:r>
         <w:rPr>
@@ -5189,11 +9581,12 @@
           <w:szCs w:val="19"/>
           <w:shd w:fill="E2EEF2" w:val="clear"/>
         </w:rPr>
-        <w:t xml:space="preserve">TRACEAGILE_COOKIE_SECURE=true</w:t>
-      </w:r>
-      <w:r>
-        <w:t xml:space="preserve">. Le suivi des runs en direct utilise des flux SSE : désactiver la
-mise en mémoire tampon pour </w:t>
+        <w:t xml:space="preserve">ufw</w:t>
+      </w:r>
+      <w:r>
+        <w:t xml:space="preserve"> : restreindre
+l'accès au besoin, par exemple en publiant sur une seule interface
+(</w:t>
       </w:r>
       <w:r>
         <w:rPr>
@@ -5202,49 +9595,27 @@
           <w:szCs w:val="19"/>
           <w:shd w:fill="E2EEF2" w:val="clear"/>
         </w:rPr>
-        <w:t xml:space="preserve">/api/</w:t>
-      </w:r>
-      <w:r>
-        <w:t xml:space="preserve">. Exemple nginx :</w:t>
-      </w:r>
-    </w:p>
-    <w:p>
-      <w:pPr>
-        <w:pStyle w:val="Code"/>
-      </w:pPr>
-      <w:r>
-        <w:t xml:space="preserve">location / {</w:t>
-      </w:r>
-      <w:r>
-        <w:br/>
-        <w:t xml:space="preserve">    proxy_pass http://127.0.0.1:8085;</w:t>
-      </w:r>
-      <w:r>
-        <w:br/>
-        <w:t xml:space="preserve">    proxy_set_header Host $host;</w:t>
-      </w:r>
-      <w:r>
-        <w:br/>
-        <w:t xml:space="preserve">    proxy_set_header X-Forwarded-Proto $scheme;</w:t>
-      </w:r>
-      <w:r>
-        <w:br/>
-        <w:t xml:space="preserve">    proxy_buffering off;</w:t>
-      </w:r>
-      <w:r>
-        <w:br/>
-        <w:t xml:space="preserve">    proxy_read_timeout 1h;</w:t>
-      </w:r>
-      <w:r>
-        <w:br/>
-        <w:t xml:space="preserve">    client_max_body_size 20m;</w:t>
-      </w:r>
-      <w:r>
-        <w:br/>
-        <w:t xml:space="preserve">}</w:t>
-      </w:r>
-    </w:p>
-    <w:p>
+        <w:t xml:space="preserve">"127.0.0.1:${SERVER_PORT:-8085}:8085"</w:t>
+      </w:r>
+      <w:r>
+        <w:t xml:space="preserve"> derrière un proxy local).</w:t>
+      </w:r>
+    </w:p>
+    <w:p>
+      <w:pPr>
+        <w:pStyle w:val="Heading1"/>
+      </w:pPr>
+      <w:bookmarkStart w:name="chap_26" w:id="1"/>
+      <w:r>
+        <w:t xml:space="preserve">11. HTTPS et proxy inverse</w:t>
+      </w:r>
+      <w:bookmarkEnd w:id="1"/>
+    </w:p>
+    <w:p>
+      <w:r>
+        <w:t xml:space="preserve">En production, placer TraceAgile derrière un proxy TLS (nginx, Apache, IIS ARR, Traefik) et régler
+</w:t>
+      </w:r>
       <w:r>
         <w:rPr>
           <w:rFonts w:ascii="Consolas" w:cs="Consolas" w:eastAsia="Consolas" w:hAnsi="Consolas"/>
@@ -5252,11 +9623,11 @@
           <w:szCs w:val="19"/>
           <w:shd w:fill="E2EEF2" w:val="clear"/>
         </w:rPr>
-        <w:t xml:space="preserve">TRACEAGILE_CALLBACK_URL</w:t>
-      </w:r>
-      <w:r>
-        <w:t xml:space="preserve"> prend alors l'adresse HTTPS publique. Le serveur d'exécution peut être
-protégé de la même façon (son adresse dans TraceAgile devient </w:t>
+        <w:t xml:space="preserve">TRACEAGILE_COOKIE_SECURE=true</w:t>
+      </w:r>
+      <w:r>
+        <w:t xml:space="preserve">. Le suivi des runs en direct utilise des flux SSE : désactiver la
+mise en mémoire tampon pour </w:t>
       </w:r>
       <w:r>
         <w:rPr>
@@ -5265,33 +9636,49 @@
           <w:szCs w:val="19"/>
           <w:shd w:fill="E2EEF2" w:val="clear"/>
         </w:rPr>
-        <w:t xml:space="preserve">https://…</w:t>
-      </w:r>
-      <w:r>
-        <w:t xml:space="preserve">).</w:t>
-      </w:r>
-    </w:p>
-    <w:p>
-      <w:pPr>
-        <w:pStyle w:val="Heading1"/>
-      </w:pPr>
-      <w:bookmarkStart w:name="chap_15" w:id="1"/>
-      <w:r>
-        <w:t xml:space="preserve">9. Sauvegarde, mise à jour, désinstallation</w:t>
-      </w:r>
-      <w:bookmarkEnd w:id="1"/>
-    </w:p>
-    <w:p>
-      <w:r>
-        <w:rPr>
-          <w:b/>
-          <w:bCs/>
-        </w:rPr>
-        <w:t xml:space="preserve">Sauvegarde</w:t>
-      </w:r>
-      <w:r>
-        <w:t xml:space="preserve"> : la base (</w:t>
-      </w:r>
+        <w:t xml:space="preserve">/api/</w:t>
+      </w:r>
+      <w:r>
+        <w:t xml:space="preserve">. Exemple nginx :</w:t>
+      </w:r>
+    </w:p>
+    <w:p>
+      <w:pPr>
+        <w:pStyle w:val="Code"/>
+      </w:pPr>
+      <w:r>
+        <w:t xml:space="preserve">location / {</w:t>
+      </w:r>
+      <w:r>
+        <w:br/>
+        <w:t xml:space="preserve">    proxy_pass http://127.0.0.1:8085;</w:t>
+      </w:r>
+      <w:r>
+        <w:br/>
+        <w:t xml:space="preserve">    proxy_set_header Host $host;</w:t>
+      </w:r>
+      <w:r>
+        <w:br/>
+        <w:t xml:space="preserve">    proxy_set_header X-Forwarded-Proto $scheme;</w:t>
+      </w:r>
+      <w:r>
+        <w:br/>
+        <w:t xml:space="preserve">    proxy_buffering off;</w:t>
+      </w:r>
+      <w:r>
+        <w:br/>
+        <w:t xml:space="preserve">    proxy_read_timeout 1h;</w:t>
+      </w:r>
+      <w:r>
+        <w:br/>
+        <w:t xml:space="preserve">    client_max_body_size 20m;</w:t>
+      </w:r>
+      <w:r>
+        <w:br/>
+        <w:t xml:space="preserve">}</w:t>
+      </w:r>
+    </w:p>
+    <w:p>
       <w:r>
         <w:rPr>
           <w:rFonts w:ascii="Consolas" w:cs="Consolas" w:eastAsia="Consolas" w:hAnsi="Consolas"/>
@@ -5299,21 +9686,11 @@
           <w:szCs w:val="19"/>
           <w:shd w:fill="E2EEF2" w:val="clear"/>
         </w:rPr>
-        <w:t xml:space="preserve">pg_dump -Fc -d traceagile &gt; traceagile.dump</w:t>
-      </w:r>
-      <w:r>
-        <w:t xml:space="preserve">) </w:t>
-      </w:r>
-      <w:r>
-        <w:rPr>
-          <w:b/>
-          <w:bCs/>
-        </w:rPr>
-        <w:t xml:space="preserve">et</w:t>
-      </w:r>
-      <w:r>
-        <w:t xml:space="preserve"> le dossier
-</w:t>
+        <w:t xml:space="preserve">TRACEAGILE_CALLBACK_URL</w:t>
+      </w:r>
+      <w:r>
+        <w:t xml:space="preserve"> prend alors l'adresse HTTPS publique. Le serveur d'exécution peut être
+protégé de la même façon ; son adresse dans TraceAgile devient </w:t>
       </w:r>
       <w:r>
         <w:rPr>
@@ -5322,10 +9699,433 @@
           <w:szCs w:val="19"/>
           <w:shd w:fill="E2EEF2" w:val="clear"/>
         </w:rPr>
-        <w:t xml:space="preserve">TRACEAGILE_ATTACHMENTS_DIR</w:t>
-      </w:r>
-      <w:r>
-        <w:t xml:space="preserve">. Côté serveur d'exécution, </w:t>
+        <w:t xml:space="preserve">https://…</w:t>
+      </w:r>
+      <w:r>
+        <w:t xml:space="preserve">.</w:t>
+      </w:r>
+    </w:p>
+    <w:p>
+      <w:pPr>
+        <w:pStyle w:val="Heading1"/>
+      </w:pPr>
+      <w:bookmarkStart w:name="chap_27" w:id="1"/>
+      <w:r>
+        <w:t xml:space="preserve">12. Sauvegarde, mise à jour, désinstallation</w:t>
+      </w:r>
+      <w:bookmarkEnd w:id="1"/>
+    </w:p>
+    <w:tbl>
+      <w:tblPr>
+        <w:tblW w:type="pct" w:w="100%"/>
+        <w:tblBorders>
+          <w:top w:val="single" w:color="auto" w:sz="4"/>
+          <w:left w:val="single" w:color="auto" w:sz="4"/>
+          <w:bottom w:val="single" w:color="auto" w:sz="4"/>
+          <w:right w:val="single" w:color="auto" w:sz="4"/>
+          <w:insideH w:val="single" w:color="auto" w:sz="4"/>
+          <w:insideV w:val="single" w:color="auto" w:sz="4"/>
+        </w:tblBorders>
+      </w:tblPr>
+      <w:tblGrid>
+        <w:gridCol w:w="100"/>
+        <w:gridCol w:w="100"/>
+        <w:gridCol w:w="100"/>
+      </w:tblGrid>
+      <w:tr>
+        <w:trPr>
+          <w:tblHeader/>
+        </w:trPr>
+        <w:tc>
+          <w:tcPr>
+            <w:shd w:fill="E2EEF2" w:val="clear"/>
+            <w:tcMar>
+              <w:top w:type="dxa" w:w="60"/>
+              <w:left w:type="dxa" w:w="100"/>
+              <w:bottom w:type="dxa" w:w="60"/>
+              <w:right w:type="dxa" w:w="100"/>
+            </w:tcMar>
+          </w:tcPr>
+          <w:p/>
+        </w:tc>
+        <w:tc>
+          <w:tcPr>
+            <w:shd w:fill="E2EEF2" w:val="clear"/>
+            <w:tcMar>
+              <w:top w:type="dxa" w:w="60"/>
+              <w:left w:type="dxa" w:w="100"/>
+              <w:bottom w:type="dxa" w:w="60"/>
+              <w:right w:type="dxa" w:w="100"/>
+            </w:tcMar>
+          </w:tcPr>
+          <w:p>
+            <w:r>
+              <w:rPr>
+                <w:b/>
+                <w:bCs/>
+              </w:rPr>
+              <w:t xml:space="preserve">Hors Docker</w:t>
+            </w:r>
+          </w:p>
+        </w:tc>
+        <w:tc>
+          <w:tcPr>
+            <w:shd w:fill="E2EEF2" w:val="clear"/>
+            <w:tcMar>
+              <w:top w:type="dxa" w:w="60"/>
+              <w:left w:type="dxa" w:w="100"/>
+              <w:bottom w:type="dxa" w:w="60"/>
+              <w:right w:type="dxa" w:w="100"/>
+            </w:tcMar>
+          </w:tcPr>
+          <w:p>
+            <w:r>
+              <w:rPr>
+                <w:b/>
+                <w:bCs/>
+              </w:rPr>
+              <w:t xml:space="preserve">En conteneur</w:t>
+            </w:r>
+          </w:p>
+        </w:tc>
+      </w:tr>
+      <w:tr>
+        <w:trPr>
+          <w:cantSplit/>
+        </w:trPr>
+        <w:tc>
+          <w:tcPr>
+            <w:tcMar>
+              <w:top w:type="dxa" w:w="60"/>
+              <w:left w:type="dxa" w:w="100"/>
+              <w:bottom w:type="dxa" w:w="60"/>
+              <w:right w:type="dxa" w:w="100"/>
+            </w:tcMar>
+          </w:tcPr>
+          <w:p>
+            <w:r>
+              <w:t xml:space="preserve">Sauvegarder TraceAgile</w:t>
+            </w:r>
+          </w:p>
+        </w:tc>
+        <w:tc>
+          <w:tcPr>
+            <w:tcMar>
+              <w:top w:type="dxa" w:w="60"/>
+              <w:left w:type="dxa" w:w="100"/>
+              <w:bottom w:type="dxa" w:w="60"/>
+              <w:right w:type="dxa" w:w="100"/>
+            </w:tcMar>
+          </w:tcPr>
+          <w:p>
+            <w:r>
+              <w:t xml:space="preserve">la base (</w:t>
+            </w:r>
+            <w:r>
+              <w:rPr>
+                <w:rFonts w:ascii="Consolas" w:cs="Consolas" w:eastAsia="Consolas" w:hAnsi="Consolas"/>
+                <w:sz w:val="19"/>
+                <w:szCs w:val="19"/>
+                <w:shd w:fill="E2EEF2" w:val="clear"/>
+              </w:rPr>
+              <w:t xml:space="preserve">pg_dump -Fc -d traceagile &gt; traceagile.dump</w:t>
+            </w:r>
+            <w:r>
+              <w:t xml:space="preserve">) et le dossier </w:t>
+            </w:r>
+            <w:r>
+              <w:rPr>
+                <w:rFonts w:ascii="Consolas" w:cs="Consolas" w:eastAsia="Consolas" w:hAnsi="Consolas"/>
+                <w:sz w:val="19"/>
+                <w:szCs w:val="19"/>
+                <w:shd w:fill="E2EEF2" w:val="clear"/>
+              </w:rPr>
+              <w:t xml:space="preserve">TRACEAGILE_ATTACHMENTS_DIR</w:t>
+            </w:r>
+          </w:p>
+        </w:tc>
+        <w:tc>
+          <w:tcPr>
+            <w:tcMar>
+              <w:top w:type="dxa" w:w="60"/>
+              <w:left w:type="dxa" w:w="100"/>
+              <w:bottom w:type="dxa" w:w="60"/>
+              <w:right w:type="dxa" w:w="100"/>
+            </w:tcMar>
+          </w:tcPr>
+          <w:p>
+            <w:r>
+              <w:t xml:space="preserve">la base (avec </w:t>
+            </w:r>
+            <w:r>
+              <w:rPr>
+                <w:rFonts w:ascii="Consolas" w:cs="Consolas" w:eastAsia="Consolas" w:hAnsi="Consolas"/>
+                <w:sz w:val="19"/>
+                <w:szCs w:val="19"/>
+                <w:shd w:fill="E2EEF2" w:val="clear"/>
+              </w:rPr>
+              <w:t xml:space="preserve">base-locale</w:t>
+            </w:r>
+            <w:r>
+              <w:t xml:space="preserve"> : </w:t>
+            </w:r>
+            <w:r>
+              <w:rPr>
+                <w:rFonts w:ascii="Consolas" w:cs="Consolas" w:eastAsia="Consolas" w:hAnsi="Consolas"/>
+                <w:sz w:val="19"/>
+                <w:szCs w:val="19"/>
+                <w:shd w:fill="E2EEF2" w:val="clear"/>
+              </w:rPr>
+              <w:t xml:space="preserve">docker compose exec -T postgres pg_dump -Fc -U traceagile traceagile &gt; traceagile.dump</w:t>
+            </w:r>
+            <w:r>
+              <w:t xml:space="preserve">) et le volume </w:t>
+            </w:r>
+            <w:r>
+              <w:rPr>
+                <w:rFonts w:ascii="Consolas" w:cs="Consolas" w:eastAsia="Consolas" w:hAnsi="Consolas"/>
+                <w:sz w:val="19"/>
+                <w:szCs w:val="19"/>
+                <w:shd w:fill="E2EEF2" w:val="clear"/>
+              </w:rPr>
+              <w:t xml:space="preserve">pieces-jointes</w:t>
+            </w:r>
+          </w:p>
+        </w:tc>
+      </w:tr>
+      <w:tr>
+        <w:trPr>
+          <w:cantSplit/>
+        </w:trPr>
+        <w:tc>
+          <w:tcPr>
+            <w:tcMar>
+              <w:top w:type="dxa" w:w="60"/>
+              <w:left w:type="dxa" w:w="100"/>
+              <w:bottom w:type="dxa" w:w="60"/>
+              <w:right w:type="dxa" w:w="100"/>
+            </w:tcMar>
+          </w:tcPr>
+          <w:p>
+            <w:r>
+              <w:t xml:space="preserve">Sauvegarder le serveur d'exécution</w:t>
+            </w:r>
+          </w:p>
+        </w:tc>
+        <w:tc>
+          <w:tcPr>
+            <w:tcMar>
+              <w:top w:type="dxa" w:w="60"/>
+              <w:left w:type="dxa" w:w="100"/>
+              <w:bottom w:type="dxa" w:w="60"/>
+              <w:right w:type="dxa" w:w="100"/>
+            </w:tcMar>
+          </w:tcPr>
+          <w:p>
+            <w:r>
+              <w:rPr>
+                <w:rFonts w:ascii="Consolas" w:cs="Consolas" w:eastAsia="Consolas" w:hAnsi="Consolas"/>
+                <w:sz w:val="19"/>
+                <w:szCs w:val="19"/>
+                <w:shd w:fill="E2EEF2" w:val="clear"/>
+              </w:rPr>
+              <w:t xml:space="preserve">EXECUTION_SERVER_DATA_DIR</w:t>
+            </w:r>
+            <w:r>
+              <w:t xml:space="preserve"> (jetons, jobs) ; les outils se réinstallent</w:t>
+            </w:r>
+          </w:p>
+        </w:tc>
+        <w:tc>
+          <w:tcPr>
+            <w:tcMar>
+              <w:top w:type="dxa" w:w="60"/>
+              <w:left w:type="dxa" w:w="100"/>
+              <w:bottom w:type="dxa" w:w="60"/>
+              <w:right w:type="dxa" w:w="100"/>
+            </w:tcMar>
+          </w:tcPr>
+          <w:p>
+            <w:r>
+              <w:t xml:space="preserve">le volume </w:t>
+            </w:r>
+            <w:r>
+              <w:rPr>
+                <w:rFonts w:ascii="Consolas" w:cs="Consolas" w:eastAsia="Consolas" w:hAnsi="Consolas"/>
+                <w:sz w:val="19"/>
+                <w:szCs w:val="19"/>
+                <w:shd w:fill="E2EEF2" w:val="clear"/>
+              </w:rPr>
+              <w:t xml:space="preserve">donnees</w:t>
+            </w:r>
+          </w:p>
+        </w:tc>
+      </w:tr>
+      <w:tr>
+        <w:trPr>
+          <w:cantSplit/>
+        </w:trPr>
+        <w:tc>
+          <w:tcPr>
+            <w:tcMar>
+              <w:top w:type="dxa" w:w="60"/>
+              <w:left w:type="dxa" w:w="100"/>
+              <w:bottom w:type="dxa" w:w="60"/>
+              <w:right w:type="dxa" w:w="100"/>
+            </w:tcMar>
+          </w:tcPr>
+          <w:p>
+            <w:r>
+              <w:t xml:space="preserve">Mettre à jour</w:t>
+            </w:r>
+          </w:p>
+        </w:tc>
+        <w:tc>
+          <w:tcPr>
+            <w:tcMar>
+              <w:top w:type="dxa" w:w="60"/>
+              <w:left w:type="dxa" w:w="100"/>
+              <w:bottom w:type="dxa" w:w="60"/>
+              <w:right w:type="dxa" w:w="100"/>
+            </w:tcMar>
+          </w:tcPr>
+          <w:p>
+            <w:r>
+              <w:t xml:space="preserve">arrêter le service, remplacer le jar, redémarrer</w:t>
+            </w:r>
+          </w:p>
+        </w:tc>
+        <w:tc>
+          <w:tcPr>
+            <w:tcMar>
+              <w:top w:type="dxa" w:w="60"/>
+              <w:left w:type="dxa" w:w="100"/>
+              <w:bottom w:type="dxa" w:w="60"/>
+              <w:right w:type="dxa" w:w="100"/>
+            </w:tcMar>
+          </w:tcPr>
+          <w:p>
+            <w:r>
+              <w:t xml:space="preserve">remplacer le jar dans le dossier, puis </w:t>
+            </w:r>
+            <w:r>
+              <w:rPr>
+                <w:rFonts w:ascii="Consolas" w:cs="Consolas" w:eastAsia="Consolas" w:hAnsi="Consolas"/>
+                <w:sz w:val="19"/>
+                <w:szCs w:val="19"/>
+                <w:shd w:fill="E2EEF2" w:val="clear"/>
+              </w:rPr>
+              <w:t xml:space="preserve">docker compose up -d --build</w:t>
+            </w:r>
+          </w:p>
+        </w:tc>
+      </w:tr>
+      <w:tr>
+        <w:trPr>
+          <w:cantSplit/>
+        </w:trPr>
+        <w:tc>
+          <w:tcPr>
+            <w:tcMar>
+              <w:top w:type="dxa" w:w="60"/>
+              <w:left w:type="dxa" w:w="100"/>
+              <w:bottom w:type="dxa" w:w="60"/>
+              <w:right w:type="dxa" w:w="100"/>
+            </w:tcMar>
+          </w:tcPr>
+          <w:p>
+            <w:r>
+              <w:t xml:space="preserve">Désinstaller</w:t>
+            </w:r>
+          </w:p>
+        </w:tc>
+        <w:tc>
+          <w:tcPr>
+            <w:tcMar>
+              <w:top w:type="dxa" w:w="60"/>
+              <w:left w:type="dxa" w:w="100"/>
+              <w:bottom w:type="dxa" w:w="60"/>
+              <w:right w:type="dxa" w:w="100"/>
+            </w:tcMar>
+          </w:tcPr>
+          <w:p>
+            <w:r>
+              <w:t xml:space="preserve">retirer le service, supprimer le dossier, puis </w:t>
+            </w:r>
+            <w:r>
+              <w:rPr>
+                <w:rFonts w:ascii="Consolas" w:cs="Consolas" w:eastAsia="Consolas" w:hAnsi="Consolas"/>
+                <w:sz w:val="19"/>
+                <w:szCs w:val="19"/>
+                <w:shd w:fill="E2EEF2" w:val="clear"/>
+              </w:rPr>
+              <w:t xml:space="preserve">DROP DATABASE traceagile; DROP ROLE traceagile;</w:t>
+            </w:r>
+          </w:p>
+        </w:tc>
+        <w:tc>
+          <w:tcPr>
+            <w:tcMar>
+              <w:top w:type="dxa" w:w="60"/>
+              <w:left w:type="dxa" w:w="100"/>
+              <w:bottom w:type="dxa" w:w="60"/>
+              <w:right w:type="dxa" w:w="100"/>
+            </w:tcMar>
+          </w:tcPr>
+          <w:p>
+            <w:r>
+              <w:rPr>
+                <w:rFonts w:ascii="Consolas" w:cs="Consolas" w:eastAsia="Consolas" w:hAnsi="Consolas"/>
+                <w:sz w:val="19"/>
+                <w:szCs w:val="19"/>
+                <w:shd w:fill="E2EEF2" w:val="clear"/>
+              </w:rPr>
+              <w:t xml:space="preserve">docker compose down</w:t>
+            </w:r>
+            <w:r>
+              <w:t xml:space="preserve"> (garde les volumes) ou </w:t>
+            </w:r>
+            <w:r>
+              <w:rPr>
+                <w:rFonts w:ascii="Consolas" w:cs="Consolas" w:eastAsia="Consolas" w:hAnsi="Consolas"/>
+                <w:sz w:val="19"/>
+                <w:szCs w:val="19"/>
+                <w:shd w:fill="E2EEF2" w:val="clear"/>
+              </w:rPr>
+              <w:t xml:space="preserve">docker compose down -v</w:t>
+            </w:r>
+            <w:r>
+              <w:t xml:space="preserve"> (</w:t>
+            </w:r>
+            <w:r>
+              <w:rPr>
+                <w:b/>
+                <w:bCs/>
+              </w:rPr>
+              <w:t xml:space="preserve">supprime</w:t>
+            </w:r>
+            <w:r>
+              <w:t xml:space="preserve"> les volumes), puis supprimer le dossier</w:t>
+            </w:r>
+          </w:p>
+        </w:tc>
+      </w:tr>
+    </w:tbl>
+    <w:p>
+      <w:pPr>
+        <w:spacing w:after="120"/>
+      </w:pPr>
+    </w:p>
+    <w:p>
+      <w:r>
+        <w:t xml:space="preserve">À chaque mise à jour, les nouvelles migrations Flyway s'appliquent seules au démarrage. Sauvegarder
+avant : une version antérieure ne peut pas rouvrir une base migrée.</w:t>
+      </w:r>
+    </w:p>
+    <w:p>
+      <w:r>
+        <w:t xml:space="preserve">Pour sauvegarder un volume Docker, par exemple :
+</w:t>
       </w:r>
       <w:r>
         <w:rPr>
@@ -5334,38 +10134,51 @@
           <w:szCs w:val="19"/>
           <w:shd w:fill="E2EEF2" w:val="clear"/>
         </w:rPr>
-        <w:t xml:space="preserve">EXECUTION_SERVER_DATA_DIR</w:t>
-      </w:r>
-      <w:r>
-        <w:t xml:space="preserve"> (jetons, jobs) ;
-les outils se réinstallent.</w:t>
-      </w:r>
-    </w:p>
-    <w:p>
-      <w:r>
-        <w:rPr>
-          <w:b/>
-          <w:bCs/>
-        </w:rPr>
-        <w:t xml:space="preserve">Mise à jour</w:t>
-      </w:r>
-      <w:r>
-        <w:t xml:space="preserve"> : arrêter le service, remplacer le jar, redémarrer. Les nouvelles migrations Flyway
-s'appliquent seules au démarrage. Sauvegarder avant ; une version antérieure ne peut pas rouvrir une
-base migrée.</w:t>
-      </w:r>
-    </w:p>
-    <w:p>
-      <w:r>
-        <w:rPr>
-          <w:b/>
-          <w:bCs/>
-        </w:rPr>
-        <w:t xml:space="preserve">Désinstallation</w:t>
-      </w:r>
-      <w:r>
-        <w:t xml:space="preserve"> : arrêter et retirer les services, supprimer les dossiers, puis
-</w:t>
+        <w:t xml:space="preserve">docker run --rm -v traceagile-app_pieces-jointes:/v -v "$PWD":/s alpine tar czf /s/pieces-jointes.tgz -C /v .</w:t>
+      </w:r>
+      <w:r>
+        <w:t xml:space="preserve">.</w:t>
+      </w:r>
+    </w:p>
+    <w:p>
+      <w:r>
+        <w:t xml:space="preserve">Changer de mode plus tard ne demande que de transporter les données :</w:t>
+      </w:r>
+    </w:p>
+    <w:p>
+      <w:pPr>
+        <w:pStyle w:val="ListParagraph"/>
+        <w:numPr>
+          <w:ilvl w:val="0"/>
+          <w:numId w:val="2"/>
+        </w:numPr>
+      </w:pPr>
+      <w:r>
+        <w:t xml:space="preserve">TraceAgile : sa base et ses pièces jointes ;</w:t>
+      </w:r>
+    </w:p>
+    <w:p>
+      <w:pPr>
+        <w:pStyle w:val="ListParagraph"/>
+        <w:numPr>
+          <w:ilvl w:val="0"/>
+          <w:numId w:val="2"/>
+        </w:numPr>
+      </w:pPr>
+      <w:r>
+        <w:t xml:space="preserve">serveur d'exécution : son dossier de données ;</w:t>
+      </w:r>
+    </w:p>
+    <w:p>
+      <w:pPr>
+        <w:pStyle w:val="ListParagraph"/>
+        <w:numPr>
+          <w:ilvl w:val="0"/>
+          <w:numId w:val="2"/>
+        </w:numPr>
+      </w:pPr>
+      <w:r>
+        <w:t xml:space="preserve">une nouvelle base se remplit par </w:t>
       </w:r>
       <w:r>
         <w:rPr>
@@ -5374,19 +10187,31 @@
           <w:szCs w:val="19"/>
           <w:shd w:fill="E2EEF2" w:val="clear"/>
         </w:rPr>
-        <w:t xml:space="preserve">DROP DATABASE traceagile; DROP ROLE traceagile;</w:t>
-      </w:r>
-      <w:r>
-        <w:t xml:space="preserve"> avec un superutilisateur.</w:t>
+        <w:t xml:space="preserve">pg_restore</w:t>
+      </w:r>
+      <w:r>
+        <w:t xml:space="preserve"> ;</w:t>
+      </w:r>
+    </w:p>
+    <w:p>
+      <w:pPr>
+        <w:pStyle w:val="ListParagraph"/>
+        <w:numPr>
+          <w:ilvl w:val="0"/>
+          <w:numId w:val="2"/>
+        </w:numPr>
+      </w:pPr>
+      <w:r>
+        <w:t xml:space="preserve">un serveur d'exécution réinstallé à neuf est simplement à réappairer.</w:t>
       </w:r>
     </w:p>
     <w:p>
       <w:pPr>
         <w:pStyle w:val="Heading1"/>
       </w:pPr>
-      <w:bookmarkStart w:name="chap_16" w:id="1"/>
-      <w:r>
-        <w:t xml:space="preserve">10. Dépannage</w:t>
+      <w:bookmarkStart w:name="chap_28" w:id="1"/>
+      <w:r>
+        <w:t xml:space="preserve">13. Dépannage</w:t>
       </w:r>
       <w:bookmarkEnd w:id="1"/>
     </w:p>
@@ -5499,7 +10324,7 @@
               <w:t xml:space="preserve">TRACEAGILE_DB_*</w:t>
             </w:r>
             <w:r>
-              <w:t xml:space="preserve"> différent de celui du §3 ; ou </w:t>
+              <w:t xml:space="preserve"> différent de celui de la base ; ou </w:t>
             </w:r>
             <w:r>
               <w:rPr>
@@ -5511,7 +10336,7 @@
               <w:t xml:space="preserve">pg_hba.conf</w:t>
             </w:r>
             <w:r>
-              <w:t xml:space="preserve"> n'autorise pas l'hôte de TraceAgile.</w:t>
+              <w:t xml:space="preserve"> n'autorise pas l'hôte de TraceAgile (en conteneur, l'adresse vue est celle du réseau Docker).</w:t>
             </w:r>
           </w:p>
         </w:tc>
@@ -5537,31 +10362,82 @@
                 <w:szCs w:val="19"/>
                 <w:shd w:fill="E2EEF2" w:val="clear"/>
               </w:rPr>
-              <w:t xml:space="preserve">traceagile.security.jwt-secret doit comporter au moins 32 octets</w:t>
-            </w:r>
-          </w:p>
-        </w:tc>
-        <w:tc>
-          <w:tcPr>
-            <w:tcMar>
-              <w:top w:type="dxa" w:w="60"/>
-              <w:left w:type="dxa" w:w="100"/>
-              <w:bottom w:type="dxa" w:w="60"/>
-              <w:right w:type="dxa" w:w="100"/>
-            </w:tcMar>
-          </w:tcPr>
-          <w:p>
-            <w:r>
-              <w:rPr>
-                <w:rFonts w:ascii="Consolas" w:cs="Consolas" w:eastAsia="Consolas" w:hAnsi="Consolas"/>
-                <w:sz w:val="19"/>
-                <w:szCs w:val="19"/>
-                <w:shd w:fill="E2EEF2" w:val="clear"/>
-              </w:rPr>
-              <w:t xml:space="preserve">TRACEAGILE_JWT_SECRET</w:t>
-            </w:r>
-            <w:r>
-              <w:t xml:space="preserve"> trop court.</w:t>
+              <w:t xml:space="preserve">Connection refused</w:t>
+            </w:r>
+            <w:r>
+              <w:t xml:space="preserve"> vers la base depuis le conteneur</w:t>
+            </w:r>
+          </w:p>
+        </w:tc>
+        <w:tc>
+          <w:tcPr>
+            <w:tcMar>
+              <w:top w:type="dxa" w:w="60"/>
+              <w:left w:type="dxa" w:w="100"/>
+              <w:bottom w:type="dxa" w:w="60"/>
+              <w:right w:type="dxa" w:w="100"/>
+            </w:tcMar>
+          </w:tcPr>
+          <w:p>
+            <w:r>
+              <w:rPr>
+                <w:rFonts w:ascii="Consolas" w:cs="Consolas" w:eastAsia="Consolas" w:hAnsi="Consolas"/>
+                <w:sz w:val="19"/>
+                <w:szCs w:val="19"/>
+                <w:shd w:fill="E2EEF2" w:val="clear"/>
+              </w:rPr>
+              <w:t xml:space="preserve">TRACEAGILE_DB_URL</w:t>
+            </w:r>
+            <w:r>
+              <w:t xml:space="preserve"> vise </w:t>
+            </w:r>
+            <w:r>
+              <w:rPr>
+                <w:rFonts w:ascii="Consolas" w:cs="Consolas" w:eastAsia="Consolas" w:hAnsi="Consolas"/>
+                <w:sz w:val="19"/>
+                <w:szCs w:val="19"/>
+                <w:shd w:fill="E2EEF2" w:val="clear"/>
+              </w:rPr>
+              <w:t xml:space="preserve">localhost</w:t>
+            </w:r>
+            <w:r>
+              <w:t xml:space="preserve">, c'est-à-dire le conteneur lui-même : utiliser </w:t>
+            </w:r>
+            <w:r>
+              <w:rPr>
+                <w:rFonts w:ascii="Consolas" w:cs="Consolas" w:eastAsia="Consolas" w:hAnsi="Consolas"/>
+                <w:sz w:val="19"/>
+                <w:szCs w:val="19"/>
+                <w:shd w:fill="E2EEF2" w:val="clear"/>
+              </w:rPr>
+              <w:t xml:space="preserve">postgres</w:t>
+            </w:r>
+            <w:r>
+              <w:t xml:space="preserve"> (profil </w:t>
+            </w:r>
+            <w:r>
+              <w:rPr>
+                <w:rFonts w:ascii="Consolas" w:cs="Consolas" w:eastAsia="Consolas" w:hAnsi="Consolas"/>
+                <w:sz w:val="19"/>
+                <w:szCs w:val="19"/>
+                <w:shd w:fill="E2EEF2" w:val="clear"/>
+              </w:rPr>
+              <w:t xml:space="preserve">base-locale</w:t>
+            </w:r>
+            <w:r>
+              <w:t xml:space="preserve">), </w:t>
+            </w:r>
+            <w:r>
+              <w:rPr>
+                <w:rFonts w:ascii="Consolas" w:cs="Consolas" w:eastAsia="Consolas" w:hAnsi="Consolas"/>
+                <w:sz w:val="19"/>
+                <w:szCs w:val="19"/>
+                <w:shd w:fill="E2EEF2" w:val="clear"/>
+              </w:rPr>
+              <w:t xml:space="preserve">host.docker.internal</w:t>
+            </w:r>
+            <w:r>
+              <w:t xml:space="preserve"> ou le nom de la machine de la base.</w:t>
             </w:r>
           </w:p>
         </w:tc>
@@ -5581,22 +10457,37 @@
           </w:tcPr>
           <w:p>
             <w:r>
-              <w:t xml:space="preserve">Aucun administrateur ne peut se connecter</w:t>
-            </w:r>
-          </w:p>
-        </w:tc>
-        <w:tc>
-          <w:tcPr>
-            <w:tcMar>
-              <w:top w:type="dxa" w:w="60"/>
-              <w:left w:type="dxa" w:w="100"/>
-              <w:bottom w:type="dxa" w:w="60"/>
-              <w:right w:type="dxa" w:w="100"/>
-            </w:tcMar>
-          </w:tcPr>
-          <w:p>
-            <w:r>
-              <w:t xml:space="preserve">Le compte n'est créé que sur une base sans utilisateur : relire le journal du premier démarrage (mot de passe aléatoire) ; sinon le changer depuis un autre administrateur.</w:t>
+              <w:rPr>
+                <w:rFonts w:ascii="Consolas" w:cs="Consolas" w:eastAsia="Consolas" w:hAnsi="Consolas"/>
+                <w:sz w:val="19"/>
+                <w:szCs w:val="19"/>
+                <w:shd w:fill="E2EEF2" w:val="clear"/>
+              </w:rPr>
+              <w:t xml:space="preserve">traceagile.security.jwt-secret doit comporter au moins 32 octets</w:t>
+            </w:r>
+          </w:p>
+        </w:tc>
+        <w:tc>
+          <w:tcPr>
+            <w:tcMar>
+              <w:top w:type="dxa" w:w="60"/>
+              <w:left w:type="dxa" w:w="100"/>
+              <w:bottom w:type="dxa" w:w="60"/>
+              <w:right w:type="dxa" w:w="100"/>
+            </w:tcMar>
+          </w:tcPr>
+          <w:p>
+            <w:r>
+              <w:rPr>
+                <w:rFonts w:ascii="Consolas" w:cs="Consolas" w:eastAsia="Consolas" w:hAnsi="Consolas"/>
+                <w:sz w:val="19"/>
+                <w:szCs w:val="19"/>
+                <w:shd w:fill="E2EEF2" w:val="clear"/>
+              </w:rPr>
+              <w:t xml:space="preserve">TRACEAGILE_JWT_SECRET</w:t>
+            </w:r>
+            <w:r>
+              <w:t xml:space="preserve"> trop court.</w:t>
             </w:r>
           </w:p>
         </w:tc>
@@ -5616,22 +10507,22 @@
           </w:tcPr>
           <w:p>
             <w:r>
-              <w:t xml:space="preserve">Serveur d'exécution « Hors ligne »</w:t>
-            </w:r>
-          </w:p>
-        </w:tc>
-        <w:tc>
-          <w:tcPr>
-            <w:tcMar>
-              <w:top w:type="dxa" w:w="60"/>
-              <w:left w:type="dxa" w:w="100"/>
-              <w:bottom w:type="dxa" w:w="60"/>
-              <w:right w:type="dxa" w:w="100"/>
-            </w:tcMar>
-          </w:tcPr>
-          <w:p>
-            <w:r>
-              <w:t xml:space="preserve">Pare-feu ou adresse déclarée injoignable depuis la machine A.</w:t>
+              <w:t xml:space="preserve">Aucun administrateur ne peut se connecter</w:t>
+            </w:r>
+          </w:p>
+        </w:tc>
+        <w:tc>
+          <w:tcPr>
+            <w:tcMar>
+              <w:top w:type="dxa" w:w="60"/>
+              <w:left w:type="dxa" w:w="100"/>
+              <w:bottom w:type="dxa" w:w="60"/>
+              <w:right w:type="dxa" w:w="100"/>
+            </w:tcMar>
+          </w:tcPr>
+          <w:p>
+            <w:r>
+              <w:t xml:space="preserve">Le compte n'est créé que sur une base sans utilisateur. Relire le journal du premier démarrage (mot de passe aléatoire) ; sinon, changer le mot de passe depuis un autre compte administrateur.</w:t>
             </w:r>
           </w:p>
         </w:tc>
@@ -5651,46 +10542,34 @@
           </w:tcPr>
           <w:p>
             <w:r>
-              <w:t xml:space="preserve">Run bloqué « En cours »</w:t>
-            </w:r>
-          </w:p>
-        </w:tc>
-        <w:tc>
-          <w:tcPr>
-            <w:tcMar>
-              <w:top w:type="dxa" w:w="60"/>
-              <w:left w:type="dxa" w:w="100"/>
-              <w:bottom w:type="dxa" w:w="60"/>
-              <w:right w:type="dxa" w:w="100"/>
-            </w:tcMar>
-          </w:tcPr>
-          <w:p>
-            <w:r>
-              <w:t xml:space="preserve">Le serveur ne joint pas </w:t>
-            </w:r>
-            <w:r>
-              <w:rPr>
-                <w:rFonts w:ascii="Consolas" w:cs="Consolas" w:eastAsia="Consolas" w:hAnsi="Consolas"/>
-                <w:sz w:val="19"/>
-                <w:szCs w:val="19"/>
-                <w:shd w:fill="E2EEF2" w:val="clear"/>
-              </w:rPr>
-              <w:t xml:space="preserve">TRACEAGILE_CALLBACK_URL</w:t>
-            </w:r>
-            <w:r>
-              <w:t xml:space="preserve"> : tester </w:t>
-            </w:r>
-            <w:r>
-              <w:rPr>
-                <w:rFonts w:ascii="Consolas" w:cs="Consolas" w:eastAsia="Consolas" w:hAnsi="Consolas"/>
-                <w:sz w:val="19"/>
-                <w:szCs w:val="19"/>
-                <w:shd w:fill="E2EEF2" w:val="clear"/>
-              </w:rPr>
-              <w:t xml:space="preserve">curl &lt;url&gt;</w:t>
-            </w:r>
-            <w:r>
-              <w:t xml:space="preserve"> depuis la machine B.</w:t>
+              <w:t xml:space="preserve">Serveur d'exécution « Hors ligne »</w:t>
+            </w:r>
+          </w:p>
+        </w:tc>
+        <w:tc>
+          <w:tcPr>
+            <w:tcMar>
+              <w:top w:type="dxa" w:w="60"/>
+              <w:left w:type="dxa" w:w="100"/>
+              <w:bottom w:type="dxa" w:w="60"/>
+              <w:right w:type="dxa" w:w="100"/>
+            </w:tcMar>
+          </w:tcPr>
+          <w:p>
+            <w:r>
+              <w:t xml:space="preserve">L'adresse déclarée n'est pas joignable depuis TraceAgile (§1.2), ou un pare-feu bloque. En conteneur, tester depuis TraceAgile : </w:t>
+            </w:r>
+            <w:r>
+              <w:rPr>
+                <w:rFonts w:ascii="Consolas" w:cs="Consolas" w:eastAsia="Consolas" w:hAnsi="Consolas"/>
+                <w:sz w:val="19"/>
+                <w:szCs w:val="19"/>
+                <w:shd w:fill="E2EEF2" w:val="clear"/>
+              </w:rPr>
+              <w:t xml:space="preserve">docker compose exec traceagile wget -qO- &lt;adresse&gt;/api/v1/health</w:t>
+            </w:r>
+            <w:r>
+              <w:t xml:space="preserve">.</w:t>
             </w:r>
           </w:p>
         </w:tc>
@@ -5710,34 +10589,58 @@
           </w:tcPr>
           <w:p>
             <w:r>
-              <w:t xml:space="preserve">Serveur « Non autorisé »</w:t>
-            </w:r>
-          </w:p>
-        </w:tc>
-        <w:tc>
-          <w:tcPr>
-            <w:tcMar>
-              <w:top w:type="dxa" w:w="60"/>
-              <w:left w:type="dxa" w:w="100"/>
-              <w:bottom w:type="dxa" w:w="60"/>
-              <w:right w:type="dxa" w:w="100"/>
-            </w:tcMar>
-          </w:tcPr>
-          <w:p>
-            <w:r>
-              <w:t xml:space="preserve">Jeton révoqué côté serveur ou </w:t>
-            </w:r>
-            <w:r>
-              <w:rPr>
-                <w:rFonts w:ascii="Consolas" w:cs="Consolas" w:eastAsia="Consolas" w:hAnsi="Consolas"/>
-                <w:sz w:val="19"/>
-                <w:szCs w:val="19"/>
-                <w:shd w:fill="E2EEF2" w:val="clear"/>
-              </w:rPr>
-              <w:t xml:space="preserve">TRACEAGILE_ENCRYPTION_KEY</w:t>
-            </w:r>
-            <w:r>
-              <w:t xml:space="preserve"> changée : appairer à nouveau.</w:t>
+              <w:t xml:space="preserve">Run bloqué « En cours »</w:t>
+            </w:r>
+          </w:p>
+        </w:tc>
+        <w:tc>
+          <w:tcPr>
+            <w:tcMar>
+              <w:top w:type="dxa" w:w="60"/>
+              <w:left w:type="dxa" w:w="100"/>
+              <w:bottom w:type="dxa" w:w="60"/>
+              <w:right w:type="dxa" w:w="100"/>
+            </w:tcMar>
+          </w:tcPr>
+          <w:p>
+            <w:r>
+              <w:t xml:space="preserve">Le serveur ne joint pas </w:t>
+            </w:r>
+            <w:r>
+              <w:rPr>
+                <w:rFonts w:ascii="Consolas" w:cs="Consolas" w:eastAsia="Consolas" w:hAnsi="Consolas"/>
+                <w:sz w:val="19"/>
+                <w:szCs w:val="19"/>
+                <w:shd w:fill="E2EEF2" w:val="clear"/>
+              </w:rPr>
+              <w:t xml:space="preserve">TRACEAGILE_CALLBACK_URL</w:t>
+            </w:r>
+            <w:r>
+              <w:t xml:space="preserve">. Tester depuis la machine ou le conteneur du serveur : </w:t>
+            </w:r>
+            <w:r>
+              <w:rPr>
+                <w:rFonts w:ascii="Consolas" w:cs="Consolas" w:eastAsia="Consolas" w:hAnsi="Consolas"/>
+                <w:sz w:val="19"/>
+                <w:szCs w:val="19"/>
+                <w:shd w:fill="E2EEF2" w:val="clear"/>
+              </w:rPr>
+              <w:t xml:space="preserve">curl &lt;url&gt;</w:t>
+            </w:r>
+            <w:r>
+              <w:t xml:space="preserve"> ou </w:t>
+            </w:r>
+            <w:r>
+              <w:rPr>
+                <w:rFonts w:ascii="Consolas" w:cs="Consolas" w:eastAsia="Consolas" w:hAnsi="Consolas"/>
+                <w:sz w:val="19"/>
+                <w:szCs w:val="19"/>
+                <w:shd w:fill="E2EEF2" w:val="clear"/>
+              </w:rPr>
+              <w:t xml:space="preserve">docker compose exec serveur-execution curl &lt;url&gt;</w:t>
+            </w:r>
+            <w:r>
+              <w:t xml:space="preserve">.</w:t>
             </w:r>
           </w:p>
         </w:tc>
@@ -5757,55 +10660,34 @@
           </w:tcPr>
           <w:p>
             <w:r>
-              <w:t xml:space="preserve">Windows : </w:t>
-            </w:r>
-            <w:r>
-              <w:rPr>
-                <w:rFonts w:ascii="Consolas" w:cs="Consolas" w:eastAsia="Consolas" w:hAnsi="Consolas"/>
-                <w:sz w:val="19"/>
-                <w:szCs w:val="19"/>
-                <w:shd w:fill="E2EEF2" w:val="clear"/>
-              </w:rPr>
-              <w:t xml:space="preserve">Unable to establish loopback connection</w:t>
-            </w:r>
-          </w:p>
-        </w:tc>
-        <w:tc>
-          <w:tcPr>
-            <w:tcMar>
-              <w:top w:type="dxa" w:w="60"/>
-              <w:left w:type="dxa" w:w="100"/>
-              <w:bottom w:type="dxa" w:w="60"/>
-              <w:right w:type="dxa" w:w="100"/>
-            </w:tcMar>
-          </w:tcPr>
-          <w:p>
-            <w:r>
-              <w:t xml:space="preserve">Dossier TEMP en nom court 8.3 ; les deux jars le contournent au démarrage. Si l'erreur persiste, ajouter </w:t>
-            </w:r>
-            <w:r>
-              <w:rPr>
-                <w:rFonts w:ascii="Consolas" w:cs="Consolas" w:eastAsia="Consolas" w:hAnsi="Consolas"/>
-                <w:sz w:val="19"/>
-                <w:szCs w:val="19"/>
-                <w:shd w:fill="E2EEF2" w:val="clear"/>
-              </w:rPr>
-              <w:t xml:space="preserve">-Djdk.net.unixdomain.tmpdir=C:\TraceAgile\tmp</w:t>
-            </w:r>
-            <w:r>
-              <w:t xml:space="preserve"> à </w:t>
-            </w:r>
-            <w:r>
-              <w:rPr>
-                <w:rFonts w:ascii="Consolas" w:cs="Consolas" w:eastAsia="Consolas" w:hAnsi="Consolas"/>
-                <w:sz w:val="19"/>
-                <w:szCs w:val="19"/>
-                <w:shd w:fill="E2EEF2" w:val="clear"/>
-              </w:rPr>
-              <w:t xml:space="preserve">JAVA_OPTS</w:t>
-            </w:r>
-            <w:r>
-              <w:t xml:space="preserve">.</w:t>
+              <w:t xml:space="preserve">Serveur « Non autorisé »</w:t>
+            </w:r>
+          </w:p>
+        </w:tc>
+        <w:tc>
+          <w:tcPr>
+            <w:tcMar>
+              <w:top w:type="dxa" w:w="60"/>
+              <w:left w:type="dxa" w:w="100"/>
+              <w:bottom w:type="dxa" w:w="60"/>
+              <w:right w:type="dxa" w:w="100"/>
+            </w:tcMar>
+          </w:tcPr>
+          <w:p>
+            <w:r>
+              <w:t xml:space="preserve">Jeton révoqué côté serveur, ou </w:t>
+            </w:r>
+            <w:r>
+              <w:rPr>
+                <w:rFonts w:ascii="Consolas" w:cs="Consolas" w:eastAsia="Consolas" w:hAnsi="Consolas"/>
+                <w:sz w:val="19"/>
+                <w:szCs w:val="19"/>
+                <w:shd w:fill="E2EEF2" w:val="clear"/>
+              </w:rPr>
+              <w:t xml:space="preserve">TRACEAGILE_ENCRYPTION_KEY</w:t>
+            </w:r>
+            <w:r>
+              <w:t xml:space="preserve"> changée : appairer à nouveau.</w:t>
             </w:r>
           </w:p>
         </w:tc>
@@ -5825,70 +10707,55 @@
           </w:tcPr>
           <w:p>
             <w:r>
-              <w:t xml:space="preserve">Construction : </w:t>
-            </w:r>
-            <w:r>
-              <w:rPr>
-                <w:rFonts w:ascii="Consolas" w:cs="Consolas" w:eastAsia="Consolas" w:hAnsi="Consolas"/>
-                <w:sz w:val="19"/>
-                <w:szCs w:val="19"/>
-                <w:shd w:fill="E2EEF2" w:val="clear"/>
-              </w:rPr>
-              <w:t xml:space="preserve">npm ci</w:t>
-            </w:r>
-            <w:r>
-              <w:t xml:space="preserve"> échoue avec </w:t>
-            </w:r>
-            <w:r>
-              <w:rPr>
-                <w:rFonts w:ascii="Consolas" w:cs="Consolas" w:eastAsia="Consolas" w:hAnsi="Consolas"/>
-                <w:sz w:val="19"/>
-                <w:szCs w:val="19"/>
-                <w:shd w:fill="E2EEF2" w:val="clear"/>
-              </w:rPr>
-              <w:t xml:space="preserve">EBUSY</w:t>
-            </w:r>
-            <w:r>
-              <w:t xml:space="preserve"> (Windows)</w:t>
-            </w:r>
-          </w:p>
-        </w:tc>
-        <w:tc>
-          <w:tcPr>
-            <w:tcMar>
-              <w:top w:type="dxa" w:w="60"/>
-              <w:left w:type="dxa" w:w="100"/>
-              <w:bottom w:type="dxa" w:w="60"/>
-              <w:right w:type="dxa" w:w="100"/>
-            </w:tcMar>
-          </w:tcPr>
-          <w:p>
-            <w:r>
-              <w:t xml:space="preserve">Le dépôt est dans un dossier synchronisé (OneDrive) qui verrouille </w:t>
-            </w:r>
-            <w:r>
-              <w:rPr>
-                <w:rFonts w:ascii="Consolas" w:cs="Consolas" w:eastAsia="Consolas" w:hAnsi="Consolas"/>
-                <w:sz w:val="19"/>
-                <w:szCs w:val="19"/>
-                <w:shd w:fill="E2EEF2" w:val="clear"/>
-              </w:rPr>
-              <w:t xml:space="preserve">node_modules</w:t>
-            </w:r>
-            <w:r>
-              <w:t xml:space="preserve"> : relancer, ou ajouter </w:t>
-            </w:r>
-            <w:r>
-              <w:rPr>
-                <w:rFonts w:ascii="Consolas" w:cs="Consolas" w:eastAsia="Consolas" w:hAnsi="Consolas"/>
-                <w:sz w:val="19"/>
-                <w:szCs w:val="19"/>
-                <w:shd w:fill="E2EEF2" w:val="clear"/>
-              </w:rPr>
-              <w:t xml:space="preserve">-Ddistribution.npm.install=install</w:t>
-            </w:r>
-            <w:r>
-              <w:t xml:space="preserve"> à la commande Maven.</w:t>
+              <w:rPr>
+                <w:rFonts w:ascii="Consolas" w:cs="Consolas" w:eastAsia="Consolas" w:hAnsi="Consolas"/>
+                <w:sz w:val="19"/>
+                <w:szCs w:val="19"/>
+                <w:shd w:fill="E2EEF2" w:val="clear"/>
+              </w:rPr>
+              <w:t xml:space="preserve">host.docker.internal</w:t>
+            </w:r>
+            <w:r>
+              <w:t xml:space="preserve"> introuvable</w:t>
+            </w:r>
+          </w:p>
+        </w:tc>
+        <w:tc>
+          <w:tcPr>
+            <w:tcMar>
+              <w:top w:type="dxa" w:w="60"/>
+              <w:left w:type="dxa" w:w="100"/>
+              <w:bottom w:type="dxa" w:w="60"/>
+              <w:right w:type="dxa" w:w="100"/>
+            </w:tcMar>
+          </w:tcPr>
+          <w:p>
+            <w:r>
+              <w:t xml:space="preserve">Docker trop ancien (option </w:t>
+            </w:r>
+            <w:r>
+              <w:rPr>
+                <w:rFonts w:ascii="Consolas" w:cs="Consolas" w:eastAsia="Consolas" w:hAnsi="Consolas"/>
+                <w:sz w:val="19"/>
+                <w:szCs w:val="19"/>
+                <w:shd w:fill="E2EEF2" w:val="clear"/>
+              </w:rPr>
+              <w:t xml:space="preserve">host-gateway</w:t>
+            </w:r>
+            <w:r>
+              <w:t xml:space="preserve"> : Docker 20.10+), ou le service a été lancé sans le </w:t>
+            </w:r>
+            <w:r>
+              <w:rPr>
+                <w:rFonts w:ascii="Consolas" w:cs="Consolas" w:eastAsia="Consolas" w:hAnsi="Consolas"/>
+                <w:sz w:val="19"/>
+                <w:szCs w:val="19"/>
+                <w:shd w:fill="E2EEF2" w:val="clear"/>
+              </w:rPr>
+              <w:t xml:space="preserve">docker-compose.yml</w:t>
+            </w:r>
+            <w:r>
+              <w:t xml:space="preserve"> fourni.</w:t>
             </w:r>
           </w:p>
         </w:tc>
@@ -5908,6 +10775,257 @@
           </w:tcPr>
           <w:p>
             <w:r>
+              <w:t xml:space="preserve">Avertissement </w:t>
+            </w:r>
+            <w:r>
+              <w:rPr>
+                <w:rFonts w:ascii="Consolas" w:cs="Consolas" w:eastAsia="Consolas" w:hAnsi="Consolas"/>
+                <w:sz w:val="19"/>
+                <w:szCs w:val="19"/>
+                <w:shd w:fill="E2EEF2" w:val="clear"/>
+              </w:rPr>
+              <w:t xml:space="preserve">a network with name traceagile-reseau exists but was not created for project …</w:t>
+            </w:r>
+          </w:p>
+        </w:tc>
+        <w:tc>
+          <w:tcPr>
+            <w:tcMar>
+              <w:top w:type="dxa" w:w="60"/>
+              <w:left w:type="dxa" w:w="100"/>
+              <w:bottom w:type="dxa" w:w="60"/>
+              <w:right w:type="dxa" w:w="100"/>
+            </w:tcMar>
+          </w:tcPr>
+          <w:p>
+            <w:r>
+              <w:t xml:space="preserve">Normal quand les deux logiciels sont en conteneur sur la même machine : le second rejoint le réseau créé par le premier. De même, </w:t>
+            </w:r>
+            <w:r>
+              <w:rPr>
+                <w:rFonts w:ascii="Consolas" w:cs="Consolas" w:eastAsia="Consolas" w:hAnsi="Consolas"/>
+                <w:sz w:val="19"/>
+                <w:szCs w:val="19"/>
+                <w:shd w:fill="E2EEF2" w:val="clear"/>
+              </w:rPr>
+              <w:t xml:space="preserve">docker compose down</w:t>
+            </w:r>
+            <w:r>
+              <w:t xml:space="preserve"> de l'un signale que le réseau est encore utilisé par l'autre.</w:t>
+            </w:r>
+          </w:p>
+        </w:tc>
+      </w:tr>
+      <w:tr>
+        <w:trPr>
+          <w:cantSplit/>
+        </w:trPr>
+        <w:tc>
+          <w:tcPr>
+            <w:tcMar>
+              <w:top w:type="dxa" w:w="60"/>
+              <w:left w:type="dxa" w:w="100"/>
+              <w:bottom w:type="dxa" w:w="60"/>
+              <w:right w:type="dxa" w:w="100"/>
+            </w:tcMar>
+          </w:tcPr>
+          <w:p>
+            <w:r>
+              <w:rPr>
+                <w:rFonts w:ascii="Consolas" w:cs="Consolas" w:eastAsia="Consolas" w:hAnsi="Consolas"/>
+                <w:sz w:val="19"/>
+                <w:szCs w:val="19"/>
+                <w:shd w:fill="E2EEF2" w:val="clear"/>
+              </w:rPr>
+              <w:t xml:space="preserve">depends_on … required</w:t>
+            </w:r>
+            <w:r>
+              <w:t xml:space="preserve"> refusé</w:t>
+            </w:r>
+          </w:p>
+        </w:tc>
+        <w:tc>
+          <w:tcPr>
+            <w:tcMar>
+              <w:top w:type="dxa" w:w="60"/>
+              <w:left w:type="dxa" w:w="100"/>
+              <w:bottom w:type="dxa" w:w="60"/>
+              <w:right w:type="dxa" w:w="100"/>
+            </w:tcMar>
+          </w:tcPr>
+          <w:p>
+            <w:r>
+              <w:t xml:space="preserve">Docker Compose antérieur à 2.20 : le mettre à jour.</w:t>
+            </w:r>
+          </w:p>
+        </w:tc>
+      </w:tr>
+      <w:tr>
+        <w:trPr>
+          <w:cantSplit/>
+        </w:trPr>
+        <w:tc>
+          <w:tcPr>
+            <w:tcMar>
+              <w:top w:type="dxa" w:w="60"/>
+              <w:left w:type="dxa" w:w="100"/>
+              <w:bottom w:type="dxa" w:w="60"/>
+              <w:right w:type="dxa" w:w="100"/>
+            </w:tcMar>
+          </w:tcPr>
+          <w:p>
+            <w:r>
+              <w:t xml:space="preserve">Windows : </w:t>
+            </w:r>
+            <w:r>
+              <w:rPr>
+                <w:rFonts w:ascii="Consolas" w:cs="Consolas" w:eastAsia="Consolas" w:hAnsi="Consolas"/>
+                <w:sz w:val="19"/>
+                <w:szCs w:val="19"/>
+                <w:shd w:fill="E2EEF2" w:val="clear"/>
+              </w:rPr>
+              <w:t xml:space="preserve">Unable to establish loopback connection</w:t>
+            </w:r>
+          </w:p>
+        </w:tc>
+        <w:tc>
+          <w:tcPr>
+            <w:tcMar>
+              <w:top w:type="dxa" w:w="60"/>
+              <w:left w:type="dxa" w:w="100"/>
+              <w:bottom w:type="dxa" w:w="60"/>
+              <w:right w:type="dxa" w:w="100"/>
+            </w:tcMar>
+          </w:tcPr>
+          <w:p>
+            <w:r>
+              <w:t xml:space="preserve">Dossier TEMP en nom court 8.3 ; les deux jars le contournent au démarrage. Si l'erreur persiste, ajouter </w:t>
+            </w:r>
+            <w:r>
+              <w:rPr>
+                <w:rFonts w:ascii="Consolas" w:cs="Consolas" w:eastAsia="Consolas" w:hAnsi="Consolas"/>
+                <w:sz w:val="19"/>
+                <w:szCs w:val="19"/>
+                <w:shd w:fill="E2EEF2" w:val="clear"/>
+              </w:rPr>
+              <w:t xml:space="preserve">-Djdk.net.unixdomain.tmpdir=C:\TraceAgile\tmp</w:t>
+            </w:r>
+            <w:r>
+              <w:t xml:space="preserve"> à </w:t>
+            </w:r>
+            <w:r>
+              <w:rPr>
+                <w:rFonts w:ascii="Consolas" w:cs="Consolas" w:eastAsia="Consolas" w:hAnsi="Consolas"/>
+                <w:sz w:val="19"/>
+                <w:szCs w:val="19"/>
+                <w:shd w:fill="E2EEF2" w:val="clear"/>
+              </w:rPr>
+              <w:t xml:space="preserve">JAVA_OPTS</w:t>
+            </w:r>
+            <w:r>
+              <w:t xml:space="preserve">.</w:t>
+            </w:r>
+          </w:p>
+        </w:tc>
+      </w:tr>
+      <w:tr>
+        <w:trPr>
+          <w:cantSplit/>
+        </w:trPr>
+        <w:tc>
+          <w:tcPr>
+            <w:tcMar>
+              <w:top w:type="dxa" w:w="60"/>
+              <w:left w:type="dxa" w:w="100"/>
+              <w:bottom w:type="dxa" w:w="60"/>
+              <w:right w:type="dxa" w:w="100"/>
+            </w:tcMar>
+          </w:tcPr>
+          <w:p>
+            <w:r>
+              <w:t xml:space="preserve">Construction : </w:t>
+            </w:r>
+            <w:r>
+              <w:rPr>
+                <w:rFonts w:ascii="Consolas" w:cs="Consolas" w:eastAsia="Consolas" w:hAnsi="Consolas"/>
+                <w:sz w:val="19"/>
+                <w:szCs w:val="19"/>
+                <w:shd w:fill="E2EEF2" w:val="clear"/>
+              </w:rPr>
+              <w:t xml:space="preserve">npm ci</w:t>
+            </w:r>
+            <w:r>
+              <w:t xml:space="preserve"> échoue avec </w:t>
+            </w:r>
+            <w:r>
+              <w:rPr>
+                <w:rFonts w:ascii="Consolas" w:cs="Consolas" w:eastAsia="Consolas" w:hAnsi="Consolas"/>
+                <w:sz w:val="19"/>
+                <w:szCs w:val="19"/>
+                <w:shd w:fill="E2EEF2" w:val="clear"/>
+              </w:rPr>
+              <w:t xml:space="preserve">EBUSY</w:t>
+            </w:r>
+            <w:r>
+              <w:t xml:space="preserve"> (Windows)</w:t>
+            </w:r>
+          </w:p>
+        </w:tc>
+        <w:tc>
+          <w:tcPr>
+            <w:tcMar>
+              <w:top w:type="dxa" w:w="60"/>
+              <w:left w:type="dxa" w:w="100"/>
+              <w:bottom w:type="dxa" w:w="60"/>
+              <w:right w:type="dxa" w:w="100"/>
+            </w:tcMar>
+          </w:tcPr>
+          <w:p>
+            <w:r>
+              <w:t xml:space="preserve">Le dépôt est dans un dossier synchronisé (OneDrive) qui verrouille </w:t>
+            </w:r>
+            <w:r>
+              <w:rPr>
+                <w:rFonts w:ascii="Consolas" w:cs="Consolas" w:eastAsia="Consolas" w:hAnsi="Consolas"/>
+                <w:sz w:val="19"/>
+                <w:szCs w:val="19"/>
+                <w:shd w:fill="E2EEF2" w:val="clear"/>
+              </w:rPr>
+              <w:t xml:space="preserve">node_modules</w:t>
+            </w:r>
+            <w:r>
+              <w:t xml:space="preserve"> : relancer, ou ajouter </w:t>
+            </w:r>
+            <w:r>
+              <w:rPr>
+                <w:rFonts w:ascii="Consolas" w:cs="Consolas" w:eastAsia="Consolas" w:hAnsi="Consolas"/>
+                <w:sz w:val="19"/>
+                <w:szCs w:val="19"/>
+                <w:shd w:fill="E2EEF2" w:val="clear"/>
+              </w:rPr>
+              <w:t xml:space="preserve">-Ddistribution.npm.install=install</w:t>
+            </w:r>
+            <w:r>
+              <w:t xml:space="preserve"> à la commande Maven.</w:t>
+            </w:r>
+          </w:p>
+        </w:tc>
+      </w:tr>
+      <w:tr>
+        <w:trPr>
+          <w:cantSplit/>
+        </w:trPr>
+        <w:tc>
+          <w:tcPr>
+            <w:tcMar>
+              <w:top w:type="dxa" w:w="60"/>
+              <w:left w:type="dxa" w:w="100"/>
+              <w:bottom w:type="dxa" w:w="60"/>
+              <w:right w:type="dxa" w:w="100"/>
+            </w:tcMar>
+          </w:tcPr>
+          <w:p>
+            <w:r>
               <w:t xml:space="preserve">Pages blanches après une mise à jour</w:t>
             </w:r>
           </w:p>
@@ -5938,9 +11056,9 @@
       <w:pPr>
         <w:pStyle w:val="Heading1"/>
       </w:pPr>
-      <w:bookmarkStart w:name="chap_17" w:id="1"/>
-      <w:r>
-        <w:t xml:space="preserve">11. Limites de la démonstration</w:t>
+      <w:bookmarkStart w:name="chap_29" w:id="1"/>
+      <w:r>
+        <w:t xml:space="preserve">14. Limites de la démonstration</w:t>
       </w:r>
       <w:bookmarkEnd w:id="1"/>
     </w:p>
@@ -5949,11 +11067,11 @@
         <w:pStyle w:val="ListParagraph"/>
         <w:numPr>
           <w:ilvl w:val="0"/>
-          <w:numId w:val="3"/>
+          <w:numId w:val="2"/>
         </w:numPr>
       </w:pPr>
       <w:r>
-        <w:t xml:space="preserve">Les runs automatisés de la démo ont été exécutés lors de la génération : leurs résultats, statuts
+        <w:t xml:space="preserve">Les runs automatisés de la démo ont été exécutés lors de la génération. Leurs résultats, statuts
 et rapports sont dans la base, mais leurs journaux et artefacts (captures, traces) sont restés sur
 le serveur d'origine. Rejouer un run sur le nouveau serveur les rend disponibles.</w:t>
       </w:r>
@@ -5963,7 +11081,7 @@
         <w:pStyle w:val="ListParagraph"/>
         <w:numPr>
           <w:ilvl w:val="0"/>
-          <w:numId w:val="3"/>
+          <w:numId w:val="2"/>
         </w:numPr>
       </w:pPr>
       <w:r>
@@ -5975,7 +11093,7 @@
         <w:pStyle w:val="ListParagraph"/>
         <w:numPr>
           <w:ilvl w:val="0"/>
-          <w:numId w:val="3"/>
+          <w:numId w:val="2"/>
         </w:numPr>
       </w:pPr>
       <w:r>
@@ -5992,9 +11110,9 @@
         <w:t xml:space="preserve">file:///depots/traceagile</w:t>
       </w:r>
       <w:r>
-        <w:t xml:space="preserve">) : pour rejouer les runs, indiquer dans la fiche de chaque test
-automatisé (champs Dépôt et Branche) un dépôt accessible depuis le serveur d'exécution qui contient
-le dossier </w:t>
+        <w:t xml:space="preserve">). Pour rejouer les runs, renseigner dans la fiche de chaque test
+automatisé (champs Dépôt et Branche) un dépôt accessible depuis le serveur d'exécution qui
+contient le dossier </w:t>
       </w:r>
       <w:r>
         <w:rPr>
@@ -6024,8 +11142,8 @@
         <w:t xml:space="preserve">install/base-de-donnees/generer-demo-swaglabs.sh</w:t>
       </w:r>
       <w:r>
-        <w:t xml:space="preserve"> (pile Docker démarrée, jar construit avec
-</w:t>
+        <w:t xml:space="preserve">. Il faut la pile Docker de développement
+démarrée et le jar construit avec </w:t>
       </w:r>
       <w:r>
         <w:rPr>
@@ -6037,7 +11155,7 @@
         <w:t xml:space="preserve">-Pdistribution</w:t>
       </w:r>
       <w:r>
-        <w:t xml:space="preserve">).</w:t>
+        <w:t xml:space="preserve">.</w:t>
       </w:r>
     </w:p>
     <w:sectPr>
@@ -6067,7 +11185,7 @@
         <w:sz w:val="16"/>
         <w:szCs w:val="16"/>
       </w:rPr>
-      <w:t xml:space="preserve">Installation de TraceAgile hors Docker — page </w:t>
+      <w:t xml:space="preserve">Installation de TraceAgile et du serveur d’exécution — page </w:t>
     </w:r>
     <w:r>
       <w:rPr>
@@ -6256,18 +11374,36 @@
     </w:lvlOverride>
   </w:num>
   <w:num w:numId="2">
+    <w:abstractNumId w:val="2"/>
+    <w:lvlOverride w:ilvl="0">
+      <w:startOverride w:val="1"/>
+    </w:lvlOverride>
+  </w:num>
+  <w:num w:numId="3">
     <w:abstractNumId w:val="3"/>
     <w:lvlOverride w:ilvl="0">
       <w:startOverride w:val="1"/>
     </w:lvlOverride>
   </w:num>
-  <w:num w:numId="3">
-    <w:abstractNumId w:val="2"/>
+  <w:num w:numId="4">
+    <w:abstractNumId w:val="3"/>
     <w:lvlOverride w:ilvl="0">
       <w:startOverride w:val="1"/>
     </w:lvlOverride>
   </w:num>
-  <w:num w:numId="4">
+  <w:num w:numId="5">
+    <w:abstractNumId w:val="3"/>
+    <w:lvlOverride w:ilvl="0">
+      <w:startOverride w:val="1"/>
+    </w:lvlOverride>
+  </w:num>
+  <w:num w:numId="6">
+    <w:abstractNumId w:val="3"/>
+    <w:lvlOverride w:ilvl="0">
+      <w:startOverride w:val="1"/>
+    </w:lvlOverride>
+  </w:num>
+  <w:num w:numId="7">
     <w:abstractNumId w:val="3"/>
     <w:lvlOverride w:ilvl="0">
       <w:startOverride w:val="1"/>

--- a/docs/installation-traceagile.docx
+++ b/docs/installation-traceagile.docx
@@ -5284,7 +5284,7 @@
       <w:r>
         <w:t xml:space="preserve"> (application Swag Labs, </w:t>
       </w:r>
-      <w:hyperlink w:history="1" r:id="rIddwub40bhpleruutyelhnc">
+      <w:hyperlink w:history="1" r:id="rIdbggc2xk5_thvzla3qu_lw">
         <w:r>
           <w:rPr>
             <w:color w:val="19647E"/>
@@ -7058,7 +7058,7 @@
       <w:r>
         <w:t xml:space="preserve"> Le plus simple est </w:t>
       </w:r>
-      <w:hyperlink w:history="1" r:id="rIdxqdrralkcoeifymizodab">
+      <w:hyperlink w:history="1" r:id="rIdsdd7lt3v0cnckghfyjbu6">
         <w:r>
           <w:rPr>
             <w:color w:val="19647E"/>
@@ -7071,7 +7071,7 @@
         <w:t xml:space="preserve"> ou
 </w:t>
       </w:r>
-      <w:hyperlink w:history="1" r:id="rIdeo_m1osaaldukju8hxbhj">
+      <w:hyperlink w:history="1" r:id="rIdgvuuums2ejevrnsxul5m6">
         <w:r>
           <w:rPr>
             <w:color w:val="19647E"/>
@@ -8905,6 +8905,10 @@
       <w:r>
         <w:t xml:space="preserve">      - /srv/depots:/depots:ro     # puis file:///depots/&lt;projet&gt; dans la fiche des tests</w:t>
       </w:r>
+      <w:r>
+        <w:br/>
+        <w:t xml:space="preserve">      # Docker Desktop sous Windows : - C:/Depots/projet:/depots/projet:ro</w:t>
+      </w:r>
     </w:p>
     <w:p>
       <w:pPr>
@@ -10799,19 +10803,7 @@
           </w:tcPr>
           <w:p>
             <w:r>
-              <w:t xml:space="preserve">Normal quand les deux logiciels sont en conteneur sur la même machine : le second rejoint le réseau créé par le premier. De même, </w:t>
-            </w:r>
-            <w:r>
-              <w:rPr>
-                <w:rFonts w:ascii="Consolas" w:cs="Consolas" w:eastAsia="Consolas" w:hAnsi="Consolas"/>
-                <w:sz w:val="19"/>
-                <w:szCs w:val="19"/>
-                <w:shd w:fill="E2EEF2" w:val="clear"/>
-              </w:rPr>
-              <w:t xml:space="preserve">docker compose down</w:t>
-            </w:r>
-            <w:r>
-              <w:t xml:space="preserve"> de l'un signale que le réseau est encore utilisé par l'autre.</w:t>
+              <w:t xml:space="preserve">Normal quand les deux logiciels sont en conteneur sur la même machine : le second rejoint le réseau créé par le premier.</w:t>
             </w:r>
           </w:p>
         </w:tc>

--- a/docs/installation-traceagile.docx
+++ b/docs/installation-traceagile.docx
@@ -582,10 +582,28 @@
     </w:p>
     <w:p>
       <w:pPr>
+        <w:spacing w:after="20"/>
+        <w:ind w:left="400"/>
+      </w:pPr>
+      <w:hyperlink w:history="1" w:anchor="chap_25">
+        <w:r>
+          <w:rPr>
+            <w:b w:val="false"/>
+            <w:bCs w:val="false"/>
+            <w:color w:val="19647E"/>
+            <w:sz w:val="20"/>
+            <w:szCs w:val="20"/>
+          </w:rPr>
+          <w:t xml:space="preserve">9.3 Dépôts Git des tests</w:t>
+        </w:r>
+      </w:hyperlink>
+    </w:p>
+    <w:p>
+      <w:pPr>
         <w:spacing w:after="60"/>
         <w:ind w:left="0"/>
       </w:pPr>
-      <w:hyperlink w:history="1" w:anchor="chap_25">
+      <w:hyperlink w:history="1" w:anchor="chap_26">
         <w:r>
           <w:rPr>
             <w:b/>
@@ -603,7 +621,7 @@
         <w:spacing w:after="60"/>
         <w:ind w:left="0"/>
       </w:pPr>
-      <w:hyperlink w:history="1" w:anchor="chap_26">
+      <w:hyperlink w:history="1" w:anchor="chap_27">
         <w:r>
           <w:rPr>
             <w:b/>
@@ -621,7 +639,7 @@
         <w:spacing w:after="60"/>
         <w:ind w:left="0"/>
       </w:pPr>
-      <w:hyperlink w:history="1" w:anchor="chap_27">
+      <w:hyperlink w:history="1" w:anchor="chap_28">
         <w:r>
           <w:rPr>
             <w:b/>
@@ -639,7 +657,7 @@
         <w:spacing w:after="60"/>
         <w:ind w:left="0"/>
       </w:pPr>
-      <w:hyperlink w:history="1" w:anchor="chap_28">
+      <w:hyperlink w:history="1" w:anchor="chap_29">
         <w:r>
           <w:rPr>
             <w:b/>
@@ -657,7 +675,7 @@
         <w:spacing w:after="60"/>
         <w:ind w:left="0"/>
       </w:pPr>
-      <w:hyperlink w:history="1" w:anchor="chap_29">
+      <w:hyperlink w:history="1" w:anchor="chap_30">
         <w:r>
           <w:rPr>
             <w:b/>
@@ -5284,7 +5302,7 @@
       <w:r>
         <w:t xml:space="preserve"> (application Swag Labs, </w:t>
       </w:r>
-      <w:hyperlink w:history="1" r:id="rIdbggc2xk5_thvzla3qu_lw">
+      <w:hyperlink w:history="1" r:id="rIdsglxzajljygmd3ltjfunu">
         <w:r>
           <w:rPr>
             <w:color w:val="19647E"/>
@@ -7058,7 +7076,7 @@
       <w:r>
         <w:t xml:space="preserve"> Le plus simple est </w:t>
       </w:r>
-      <w:hyperlink w:history="1" r:id="rIdsdd7lt3v0cnckghfyjbu6">
+      <w:hyperlink w:history="1" r:id="rIdk41huofiys-rts9ufenmt">
         <w:r>
           <w:rPr>
             <w:color w:val="19647E"/>
@@ -7071,7 +7089,7 @@
         <w:t xml:space="preserve"> ou
 </w:t>
       </w:r>
-      <w:hyperlink w:history="1" r:id="rIdgvuuums2ejevrnsxul5m6">
+      <w:hyperlink w:history="1" r:id="rIdstbkzi4avcvne7ohqreq5">
         <w:r>
           <w:rPr>
             <w:color w:val="19647E"/>
@@ -9118,30 +9136,107 @@
       </w:r>
     </w:p>
     <w:p>
-      <w:r>
-        <w:t xml:space="preserve">Pour un dépôt Git privé, saisir les identifiants de son hôte dans la page </w:t>
+      <w:pPr>
+        <w:pStyle w:val="Heading2"/>
+      </w:pPr>
+      <w:bookmarkStart w:name="chap_25" w:id="1"/>
+      <w:r>
+        <w:t xml:space="preserve">9.3 Dépôts Git des tests</w:t>
+      </w:r>
+      <w:bookmarkEnd w:id="1"/>
+    </w:p>
+    <w:p>
+      <w:r>
+        <w:t xml:space="preserve">Les dépôts des tests automatisés se déclarent dans TraceAgile, </w:t>
       </w:r>
       <w:r>
         <w:rPr>
           <w:b/>
           <w:bCs/>
         </w:rPr>
-        <w:t xml:space="preserve">Paramètres</w:t>
-      </w:r>
-      <w:r>
-        <w:t xml:space="preserve"> du serveur
-d'exécution.</w:t>
-      </w:r>
-    </w:p>
-    <w:p>
-      <w:pPr>
-        <w:pStyle w:val="Heading1"/>
-      </w:pPr>
-      <w:bookmarkStart w:name="chap_25" w:id="1"/>
-      <w:r>
-        <w:t xml:space="preserve">10. Réseau et pare-feu</w:t>
-      </w:r>
-      <w:bookmarkEnd w:id="1"/>
+        <w:t xml:space="preserve">Administration › Dépôts Git</w:t>
+      </w:r>
+      <w:r>
+        <w:t xml:space="preserve"> :</w:t>
+      </w:r>
+    </w:p>
+    <w:p>
+      <w:pPr>
+        <w:pStyle w:val="ListParagraph"/>
+        <w:numPr>
+          <w:ilvl w:val="0"/>
+          <w:numId w:val="2"/>
+        </w:numPr>
+      </w:pPr>
+      <w:r>
+        <w:t xml:space="preserve">un dépôt est l'adresse d'un compte ou d'une organisation (</w:t>
+      </w:r>
+      <w:r>
+        <w:rPr>
+          <w:rFonts w:ascii="Consolas" w:cs="Consolas" w:eastAsia="Consolas" w:hAnsi="Consolas"/>
+          <w:sz w:val="19"/>
+          <w:szCs w:val="19"/>
+          <w:shd w:fill="E2EEF2" w:val="clear"/>
+        </w:rPr>
+        <w:t xml:space="preserve">https://github.com/kerware</w:t>
+      </w:r>
+      <w:r>
+        <w:t xml:space="preserve">,
+</w:t>
+      </w:r>
+      <w:r>
+        <w:rPr>
+          <w:rFonts w:ascii="Consolas" w:cs="Consolas" w:eastAsia="Consolas" w:hAnsi="Consolas"/>
+          <w:sz w:val="19"/>
+          <w:szCs w:val="19"/>
+          <w:shd w:fill="E2EEF2" w:val="clear"/>
+        </w:rPr>
+        <w:t xml:space="preserve">git@gitlab.example.org:qa</w:t>
+      </w:r>
+      <w:r>
+        <w:t xml:space="preserve">) ;</w:t>
+      </w:r>
+    </w:p>
+    <w:p>
+      <w:pPr>
+        <w:pStyle w:val="ListParagraph"/>
+        <w:numPr>
+          <w:ilvl w:val="0"/>
+          <w:numId w:val="2"/>
+        </w:numPr>
+      </w:pPr>
+      <w:r>
+        <w:t xml:space="preserve">on y déclare ses projets (</w:t>
+      </w:r>
+      <w:r>
+        <w:rPr>
+          <w:rFonts w:ascii="Consolas" w:cs="Consolas" w:eastAsia="Consolas" w:hAnsi="Consolas"/>
+          <w:sz w:val="19"/>
+          <w:szCs w:val="19"/>
+          <w:shd w:fill="E2EEF2" w:val="clear"/>
+        </w:rPr>
+        <w:t xml:space="preserve">saucedemo-e2e</w:t>
+      </w:r>
+      <w:r>
+        <w:t xml:space="preserve">), avec leur branche par défaut ;</w:t>
+      </w:r>
+    </w:p>
+    <w:p>
+      <w:pPr>
+        <w:pStyle w:val="ListParagraph"/>
+        <w:numPr>
+          <w:ilvl w:val="0"/>
+          <w:numId w:val="2"/>
+        </w:numPr>
+      </w:pPr>
+      <w:r>
+        <w:t xml:space="preserve">les fiches de tests automatisés proposent ces projets.</w:t>
+      </w:r>
+    </w:p>
+    <w:p>
+      <w:r>
+        <w:t xml:space="preserve">Authentification d'un dépôt privé :</w:t>
+      </w:r>
     </w:p>
     <w:tbl>
       <w:tblPr>
@@ -9180,7 +9275,7 @@
                 <w:b/>
                 <w:bCs/>
               </w:rPr>
-              <w:t xml:space="preserve">Flux</w:t>
+              <w:t xml:space="preserve">Mode</w:t>
             </w:r>
           </w:p>
         </w:tc>
@@ -9200,7 +9295,7 @@
                 <w:b/>
                 <w:bCs/>
               </w:rPr>
-              <w:t xml:space="preserve">De → vers</w:t>
+              <w:t xml:space="preserve">À saisir</w:t>
             </w:r>
           </w:p>
         </w:tc>
@@ -9220,7 +9315,7 @@
                 <w:b/>
                 <w:bCs/>
               </w:rPr>
-              <w:t xml:space="preserve">Port</w:t>
+              <w:t xml:space="preserve">Clone par le serveur d'exécution</w:t>
             </w:r>
           </w:p>
         </w:tc>
@@ -9240,37 +9335,43 @@
           </w:tcPr>
           <w:p>
             <w:r>
-              <w:t xml:space="preserve">Navigateurs des utilisateurs</w:t>
-            </w:r>
-          </w:p>
-        </w:tc>
-        <w:tc>
-          <w:tcPr>
-            <w:tcMar>
-              <w:top w:type="dxa" w:w="60"/>
-              <w:left w:type="dxa" w:w="100"/>
-              <w:bottom w:type="dxa" w:w="60"/>
-              <w:right w:type="dxa" w:w="100"/>
-            </w:tcMar>
-          </w:tcPr>
-          <w:p>
-            <w:r>
-              <w:t xml:space="preserve">postes → TraceAgile</w:t>
-            </w:r>
-          </w:p>
-        </w:tc>
-        <w:tc>
-          <w:tcPr>
-            <w:tcMar>
-              <w:top w:type="dxa" w:w="60"/>
-              <w:left w:type="dxa" w:w="100"/>
-              <w:bottom w:type="dxa" w:w="60"/>
-              <w:right w:type="dxa" w:w="100"/>
-            </w:tcMar>
-          </w:tcPr>
-          <w:p>
-            <w:r>
-              <w:t xml:space="preserve">8085 (ou 443 derrière un proxy)</w:t>
+              <w:t xml:space="preserve">Public</w:t>
+            </w:r>
+          </w:p>
+        </w:tc>
+        <w:tc>
+          <w:tcPr>
+            <w:tcMar>
+              <w:top w:type="dxa" w:w="60"/>
+              <w:left w:type="dxa" w:w="100"/>
+              <w:bottom w:type="dxa" w:w="60"/>
+              <w:right w:type="dxa" w:w="100"/>
+            </w:tcMar>
+          </w:tcPr>
+          <w:p>
+            <w:r>
+              <w:t xml:space="preserve">rien</w:t>
+            </w:r>
+          </w:p>
+        </w:tc>
+        <w:tc>
+          <w:tcPr>
+            <w:tcMar>
+              <w:top w:type="dxa" w:w="60"/>
+              <w:left w:type="dxa" w:w="100"/>
+              <w:bottom w:type="dxa" w:w="60"/>
+              <w:right w:type="dxa" w:w="100"/>
+            </w:tcMar>
+          </w:tcPr>
+          <w:p>
+            <w:r>
+              <w:rPr>
+                <w:rFonts w:ascii="Consolas" w:cs="Consolas" w:eastAsia="Consolas" w:hAnsi="Consolas"/>
+                <w:sz w:val="19"/>
+                <w:szCs w:val="19"/>
+                <w:shd w:fill="E2EEF2" w:val="clear"/>
+              </w:rPr>
+              <w:t xml:space="preserve">https://…/projet</w:t>
             </w:r>
           </w:p>
         </w:tc>
@@ -9290,49 +9391,43 @@
           </w:tcPr>
           <w:p>
             <w:r>
-              <w:t xml:space="preserve">Connexion à la base</w:t>
-            </w:r>
-          </w:p>
-        </w:tc>
-        <w:tc>
-          <w:tcPr>
-            <w:tcMar>
-              <w:top w:type="dxa" w:w="60"/>
-              <w:left w:type="dxa" w:w="100"/>
-              <w:bottom w:type="dxa" w:w="60"/>
-              <w:right w:type="dxa" w:w="100"/>
-            </w:tcMar>
-          </w:tcPr>
-          <w:p>
-            <w:r>
-              <w:t xml:space="preserve">TraceAgile → PostgreSQL</w:t>
-            </w:r>
-          </w:p>
-        </w:tc>
-        <w:tc>
-          <w:tcPr>
-            <w:tcMar>
-              <w:top w:type="dxa" w:w="60"/>
-              <w:left w:type="dxa" w:w="100"/>
-              <w:bottom w:type="dxa" w:w="60"/>
-              <w:right w:type="dxa" w:w="100"/>
-            </w:tcMar>
-          </w:tcPr>
-          <w:p>
-            <w:r>
-              <w:t xml:space="preserve">5432 (interne à Docker avec </w:t>
-            </w:r>
-            <w:r>
-              <w:rPr>
-                <w:rFonts w:ascii="Consolas" w:cs="Consolas" w:eastAsia="Consolas" w:hAnsi="Consolas"/>
-                <w:sz w:val="19"/>
-                <w:szCs w:val="19"/>
-                <w:shd w:fill="E2EEF2" w:val="clear"/>
-              </w:rPr>
-              <w:t xml:space="preserve">base-locale</w:t>
-            </w:r>
-            <w:r>
-              <w:t xml:space="preserve">)</w:t>
+              <w:t xml:space="preserve">Jeton d'accès</w:t>
+            </w:r>
+          </w:p>
+        </w:tc>
+        <w:tc>
+          <w:tcPr>
+            <w:tcMar>
+              <w:top w:type="dxa" w:w="60"/>
+              <w:left w:type="dxa" w:w="100"/>
+              <w:bottom w:type="dxa" w:w="60"/>
+              <w:right w:type="dxa" w:w="100"/>
+            </w:tcMar>
+          </w:tcPr>
+          <w:p>
+            <w:r>
+              <w:t xml:space="preserve">jeton personnel (lecture des dépôts) ; utilisateur facultatif sur GitHub</w:t>
+            </w:r>
+          </w:p>
+        </w:tc>
+        <w:tc>
+          <w:tcPr>
+            <w:tcMar>
+              <w:top w:type="dxa" w:w="60"/>
+              <w:left w:type="dxa" w:w="100"/>
+              <w:bottom w:type="dxa" w:w="60"/>
+              <w:right w:type="dxa" w:w="100"/>
+            </w:tcMar>
+          </w:tcPr>
+          <w:p>
+            <w:r>
+              <w:rPr>
+                <w:rFonts w:ascii="Consolas" w:cs="Consolas" w:eastAsia="Consolas" w:hAnsi="Consolas"/>
+                <w:sz w:val="19"/>
+                <w:szCs w:val="19"/>
+                <w:shd w:fill="E2EEF2" w:val="clear"/>
+              </w:rPr>
+              <w:t xml:space="preserve">https://utilisateur:jeton@…/projet</w:t>
             </w:r>
           </w:p>
         </w:tc>
@@ -9352,199 +9447,46 @@
           </w:tcPr>
           <w:p>
             <w:r>
-              <w:t xml:space="preserve">Jobs, santé, artefacts</w:t>
-            </w:r>
-          </w:p>
-        </w:tc>
-        <w:tc>
-          <w:tcPr>
-            <w:tcMar>
-              <w:top w:type="dxa" w:w="60"/>
-              <w:left w:type="dxa" w:w="100"/>
-              <w:bottom w:type="dxa" w:w="60"/>
-              <w:right w:type="dxa" w:w="100"/>
-            </w:tcMar>
-          </w:tcPr>
-          <w:p>
-            <w:r>
-              <w:t xml:space="preserve">TraceAgile → serveur d'exécution</w:t>
-            </w:r>
-          </w:p>
-        </w:tc>
-        <w:tc>
-          <w:tcPr>
-            <w:tcMar>
-              <w:top w:type="dxa" w:w="60"/>
-              <w:left w:type="dxa" w:w="100"/>
-              <w:bottom w:type="dxa" w:w="60"/>
-              <w:right w:type="dxa" w:w="100"/>
-            </w:tcMar>
-          </w:tcPr>
-          <w:p>
-            <w:r>
-              <w:t xml:space="preserve">8091</w:t>
-            </w:r>
-          </w:p>
-        </w:tc>
-      </w:tr>
-      <w:tr>
-        <w:trPr>
-          <w:cantSplit/>
-        </w:trPr>
-        <w:tc>
-          <w:tcPr>
-            <w:tcMar>
-              <w:top w:type="dxa" w:w="60"/>
-              <w:left w:type="dxa" w:w="100"/>
-              <w:bottom w:type="dxa" w:w="60"/>
-              <w:right w:type="dxa" w:w="100"/>
-            </w:tcMar>
-          </w:tcPr>
-          <w:p>
-            <w:r>
-              <w:t xml:space="preserve">Webhooks de résultats</w:t>
-            </w:r>
-          </w:p>
-        </w:tc>
-        <w:tc>
-          <w:tcPr>
-            <w:tcMar>
-              <w:top w:type="dxa" w:w="60"/>
-              <w:left w:type="dxa" w:w="100"/>
-              <w:bottom w:type="dxa" w:w="60"/>
-              <w:right w:type="dxa" w:w="100"/>
-            </w:tcMar>
-          </w:tcPr>
-          <w:p>
-            <w:r>
-              <w:t xml:space="preserve">serveur d'exécution → TraceAgile</w:t>
-            </w:r>
-          </w:p>
-        </w:tc>
-        <w:tc>
-          <w:tcPr>
-            <w:tcMar>
-              <w:top w:type="dxa" w:w="60"/>
-              <w:left w:type="dxa" w:w="100"/>
-              <w:bottom w:type="dxa" w:w="60"/>
-              <w:right w:type="dxa" w:w="100"/>
-            </w:tcMar>
-          </w:tcPr>
-          <w:p>
-            <w:r>
-              <w:t xml:space="preserve">8085 (</w:t>
-            </w:r>
-            <w:r>
-              <w:rPr>
-                <w:rFonts w:ascii="Consolas" w:cs="Consolas" w:eastAsia="Consolas" w:hAnsi="Consolas"/>
-                <w:sz w:val="19"/>
-                <w:szCs w:val="19"/>
-                <w:shd w:fill="E2EEF2" w:val="clear"/>
-              </w:rPr>
-              <w:t xml:space="preserve">TRACEAGILE_CALLBACK_URL</w:t>
-            </w:r>
-            <w:r>
-              <w:t xml:space="preserve">)</w:t>
-            </w:r>
-          </w:p>
-        </w:tc>
-      </w:tr>
-      <w:tr>
-        <w:trPr>
-          <w:cantSplit/>
-        </w:trPr>
-        <w:tc>
-          <w:tcPr>
-            <w:tcMar>
-              <w:top w:type="dxa" w:w="60"/>
-              <w:left w:type="dxa" w:w="100"/>
-              <w:bottom w:type="dxa" w:w="60"/>
-              <w:right w:type="dxa" w:w="100"/>
-            </w:tcMar>
-          </w:tcPr>
-          <w:p>
-            <w:r>
-              <w:t xml:space="preserve">Interface du serveur d'exécution</w:t>
-            </w:r>
-          </w:p>
-        </w:tc>
-        <w:tc>
-          <w:tcPr>
-            <w:tcMar>
-              <w:top w:type="dxa" w:w="60"/>
-              <w:left w:type="dxa" w:w="100"/>
-              <w:bottom w:type="dxa" w:w="60"/>
-              <w:right w:type="dxa" w:w="100"/>
-            </w:tcMar>
-          </w:tcPr>
-          <w:p>
-            <w:r>
-              <w:t xml:space="preserve">postes des administrateurs → serveur d'exécution</w:t>
-            </w:r>
-          </w:p>
-        </w:tc>
-        <w:tc>
-          <w:tcPr>
-            <w:tcMar>
-              <w:top w:type="dxa" w:w="60"/>
-              <w:left w:type="dxa" w:w="100"/>
-              <w:bottom w:type="dxa" w:w="60"/>
-              <w:right w:type="dxa" w:w="100"/>
-            </w:tcMar>
-          </w:tcPr>
-          <w:p>
-            <w:r>
-              <w:t xml:space="preserve">8091</w:t>
-            </w:r>
-          </w:p>
-        </w:tc>
-      </w:tr>
-      <w:tr>
-        <w:trPr>
-          <w:cantSplit/>
-        </w:trPr>
-        <w:tc>
-          <w:tcPr>
-            <w:tcMar>
-              <w:top w:type="dxa" w:w="60"/>
-              <w:left w:type="dxa" w:w="100"/>
-              <w:bottom w:type="dxa" w:w="60"/>
-              <w:right w:type="dxa" w:w="100"/>
-            </w:tcMar>
-          </w:tcPr>
-          <w:p>
-            <w:r>
-              <w:t xml:space="preserve">Clonage des dépôts de tests</w:t>
-            </w:r>
-          </w:p>
-        </w:tc>
-        <w:tc>
-          <w:tcPr>
-            <w:tcMar>
-              <w:top w:type="dxa" w:w="60"/>
-              <w:left w:type="dxa" w:w="100"/>
-              <w:bottom w:type="dxa" w:w="60"/>
-              <w:right w:type="dxa" w:w="100"/>
-            </w:tcMar>
-          </w:tcPr>
-          <w:p>
-            <w:r>
-              <w:t xml:space="preserve">serveur d'exécution → serveur Git</w:t>
-            </w:r>
-          </w:p>
-        </w:tc>
-        <w:tc>
-          <w:tcPr>
-            <w:tcMar>
-              <w:top w:type="dxa" w:w="60"/>
-              <w:left w:type="dxa" w:w="100"/>
-              <w:bottom w:type="dxa" w:w="60"/>
-              <w:right w:type="dxa" w:w="100"/>
-            </w:tcMar>
-          </w:tcPr>
-          <w:p>
-            <w:r>
-              <w:t xml:space="preserve">443 / 22</w:t>
+              <w:t xml:space="preserve">Clé SSH</w:t>
+            </w:r>
+          </w:p>
+        </w:tc>
+        <w:tc>
+          <w:tcPr>
+            <w:tcMar>
+              <w:top w:type="dxa" w:w="60"/>
+              <w:left w:type="dxa" w:w="100"/>
+              <w:bottom w:type="dxa" w:w="60"/>
+              <w:right w:type="dxa" w:w="100"/>
+            </w:tcMar>
+          </w:tcPr>
+          <w:p>
+            <w:r>
+              <w:t xml:space="preserve">clé privée OpenSSH, sans phrase de passe ; la clé publique est déclarée sur le dépôt (clé de déploiement)</w:t>
+            </w:r>
+          </w:p>
+        </w:tc>
+        <w:tc>
+          <w:tcPr>
+            <w:tcMar>
+              <w:top w:type="dxa" w:w="60"/>
+              <w:left w:type="dxa" w:w="100"/>
+              <w:bottom w:type="dxa" w:w="60"/>
+              <w:right w:type="dxa" w:w="100"/>
+            </w:tcMar>
+          </w:tcPr>
+          <w:p>
+            <w:r>
+              <w:rPr>
+                <w:rFonts w:ascii="Consolas" w:cs="Consolas" w:eastAsia="Consolas" w:hAnsi="Consolas"/>
+                <w:sz w:val="19"/>
+                <w:szCs w:val="19"/>
+                <w:shd w:fill="E2EEF2" w:val="clear"/>
+              </w:rPr>
+              <w:t xml:space="preserve">git@hôte:compte/projet.git</w:t>
+            </w:r>
+            <w:r>
+              <w:t xml:space="preserve">, avec une clé écrite pour le seul clone</w:t>
             </w:r>
           </w:p>
         </w:tc>
@@ -9557,52 +9499,91 @@
     </w:p>
     <w:p>
       <w:r>
-        <w:t xml:space="preserve">Sur des machines séparées, ouvrir ces ports en entrée. Sous Windows, par exemple :
-</w:t>
-      </w:r>
-      <w:r>
-        <w:rPr>
-          <w:rFonts w:ascii="Consolas" w:cs="Consolas" w:eastAsia="Consolas" w:hAnsi="Consolas"/>
-          <w:sz w:val="19"/>
-          <w:szCs w:val="19"/>
-          <w:shd w:fill="E2EEF2" w:val="clear"/>
-        </w:rPr>
-        <w:t xml:space="preserve">New-NetFirewallRule -DisplayName TraceAgile -Direction Inbound -Protocol TCP -LocalPort 8085 -Action Allow</w:t>
-      </w:r>
-      <w:r>
-        <w:t xml:space="preserve">,
-et de même pour 8091 sur la machine du serveur.</w:t>
-      </w:r>
-    </w:p>
-    <w:p>
-      <w:r>
-        <w:t xml:space="preserve">Sous Linux, Docker publie les ports des conteneurs en contournant les règles </w:t>
-      </w:r>
-      <w:r>
-        <w:rPr>
-          <w:rFonts w:ascii="Consolas" w:cs="Consolas" w:eastAsia="Consolas" w:hAnsi="Consolas"/>
-          <w:sz w:val="19"/>
-          <w:szCs w:val="19"/>
-          <w:shd w:fill="E2EEF2" w:val="clear"/>
-        </w:rPr>
-        <w:t xml:space="preserve">ufw</w:t>
-      </w:r>
-      <w:r>
-        <w:t xml:space="preserve"> : restreindre
-l'accès au besoin, par exemple en publiant sur une seule interface
-(</w:t>
-      </w:r>
-      <w:r>
-        <w:rPr>
-          <w:rFonts w:ascii="Consolas" w:cs="Consolas" w:eastAsia="Consolas" w:hAnsi="Consolas"/>
-          <w:sz w:val="19"/>
-          <w:szCs w:val="19"/>
-          <w:shd w:fill="E2EEF2" w:val="clear"/>
-        </w:rPr>
-        <w:t xml:space="preserve">"127.0.0.1:${SERVER_PORT:-8085}:8085"</w:t>
-      </w:r>
-      <w:r>
-        <w:t xml:space="preserve"> derrière un proxy local).</w:t>
+        <w:t xml:space="preserve">Le jeton ou la clé est chiffré par TraceAgile (</w:t>
+      </w:r>
+      <w:r>
+        <w:rPr>
+          <w:rFonts w:ascii="Consolas" w:cs="Consolas" w:eastAsia="Consolas" w:hAnsi="Consolas"/>
+          <w:sz w:val="19"/>
+          <w:szCs w:val="19"/>
+          <w:shd w:fill="E2EEF2" w:val="clear"/>
+        </w:rPr>
+        <w:t xml:space="preserve">TRACEAGILE_ENCRYPTION_KEY</w:t>
+      </w:r>
+      <w:r>
+        <w:t xml:space="preserve">), n'est jamais réaffiché,
+et accompagne chaque job envoyé au serveur d'exécution. Le serveur l'utilise pour le clone puis
+l'oublie : il ne l'enregistre pas et le masque dans ses journaux. Servez donc le serveur
+d'exécution en HTTPS dès qu'il est sur une autre machine (§11).</w:t>
+      </w:r>
+    </w:p>
+    <w:p>
+      <w:r>
+        <w:t xml:space="preserve">Un </w:t>
+      </w:r>
+      <w:r>
+        <w:rPr>
+          <w:b/>
+          <w:bCs/>
+        </w:rPr>
+        <w:t xml:space="preserve">dépôt local</w:t>
+      </w:r>
+      <w:r>
+        <w:t xml:space="preserve"> se déclare avec une adresse </w:t>
+      </w:r>
+      <w:r>
+        <w:rPr>
+          <w:rFonts w:ascii="Consolas" w:cs="Consolas" w:eastAsia="Consolas" w:hAnsi="Consolas"/>
+          <w:sz w:val="19"/>
+          <w:szCs w:val="19"/>
+          <w:shd w:fill="E2EEF2" w:val="clear"/>
+        </w:rPr>
+        <w:t xml:space="preserve">file:///dossier</w:t>
+      </w:r>
+      <w:r>
+        <w:t xml:space="preserve">, sans authentification : c'est le
+dossier tel que le voit le serveur d'exécution. En conteneur, il faut le monter dans le conteneur
+(§8). C'est ce que fait la démonstration (</w:t>
+      </w:r>
+      <w:r>
+        <w:rPr>
+          <w:rFonts w:ascii="Consolas" w:cs="Consolas" w:eastAsia="Consolas" w:hAnsi="Consolas"/>
+          <w:sz w:val="19"/>
+          <w:szCs w:val="19"/>
+          <w:shd w:fill="E2EEF2" w:val="clear"/>
+        </w:rPr>
+        <w:t xml:space="preserve">file:///depots</w:t>
+      </w:r>
+      <w:r>
+        <w:t xml:space="preserve">, projet </w:t>
+      </w:r>
+      <w:r>
+        <w:rPr>
+          <w:rFonts w:ascii="Consolas" w:cs="Consolas" w:eastAsia="Consolas" w:hAnsi="Consolas"/>
+          <w:sz w:val="19"/>
+          <w:szCs w:val="19"/>
+          <w:shd w:fill="E2EEF2" w:val="clear"/>
+        </w:rPr>
+        <w:t xml:space="preserve">traceagile</w:t>
+      </w:r>
+      <w:r>
+        <w:t xml:space="preserve">).</w:t>
+      </w:r>
+    </w:p>
+    <w:p>
+      <w:r>
+        <w:t xml:space="preserve">Les identifiants par hôte de la page </w:t>
+      </w:r>
+      <w:r>
+        <w:rPr>
+          <w:b/>
+          <w:bCs/>
+        </w:rPr>
+        <w:t xml:space="preserve">Paramètres</w:t>
+      </w:r>
+      <w:r>
+        <w:t xml:space="preserve"> du serveur d'exécution restent possibles. Ils
+servent aux tests saisis avec une adresse libre.</w:t>
       </w:r>
     </w:p>
     <w:p>
@@ -9611,111 +9592,7 @@
       </w:pPr>
       <w:bookmarkStart w:name="chap_26" w:id="1"/>
       <w:r>
-        <w:t xml:space="preserve">11. HTTPS et proxy inverse</w:t>
-      </w:r>
-      <w:bookmarkEnd w:id="1"/>
-    </w:p>
-    <w:p>
-      <w:r>
-        <w:t xml:space="preserve">En production, placer TraceAgile derrière un proxy TLS (nginx, Apache, IIS ARR, Traefik) et régler
-</w:t>
-      </w:r>
-      <w:r>
-        <w:rPr>
-          <w:rFonts w:ascii="Consolas" w:cs="Consolas" w:eastAsia="Consolas" w:hAnsi="Consolas"/>
-          <w:sz w:val="19"/>
-          <w:szCs w:val="19"/>
-          <w:shd w:fill="E2EEF2" w:val="clear"/>
-        </w:rPr>
-        <w:t xml:space="preserve">TRACEAGILE_COOKIE_SECURE=true</w:t>
-      </w:r>
-      <w:r>
-        <w:t xml:space="preserve">. Le suivi des runs en direct utilise des flux SSE : désactiver la
-mise en mémoire tampon pour </w:t>
-      </w:r>
-      <w:r>
-        <w:rPr>
-          <w:rFonts w:ascii="Consolas" w:cs="Consolas" w:eastAsia="Consolas" w:hAnsi="Consolas"/>
-          <w:sz w:val="19"/>
-          <w:szCs w:val="19"/>
-          <w:shd w:fill="E2EEF2" w:val="clear"/>
-        </w:rPr>
-        <w:t xml:space="preserve">/api/</w:t>
-      </w:r>
-      <w:r>
-        <w:t xml:space="preserve">. Exemple nginx :</w:t>
-      </w:r>
-    </w:p>
-    <w:p>
-      <w:pPr>
-        <w:pStyle w:val="Code"/>
-      </w:pPr>
-      <w:r>
-        <w:t xml:space="preserve">location / {</w:t>
-      </w:r>
-      <w:r>
-        <w:br/>
-        <w:t xml:space="preserve">    proxy_pass http://127.0.0.1:8085;</w:t>
-      </w:r>
-      <w:r>
-        <w:br/>
-        <w:t xml:space="preserve">    proxy_set_header Host $host;</w:t>
-      </w:r>
-      <w:r>
-        <w:br/>
-        <w:t xml:space="preserve">    proxy_set_header X-Forwarded-Proto $scheme;</w:t>
-      </w:r>
-      <w:r>
-        <w:br/>
-        <w:t xml:space="preserve">    proxy_buffering off;</w:t>
-      </w:r>
-      <w:r>
-        <w:br/>
-        <w:t xml:space="preserve">    proxy_read_timeout 1h;</w:t>
-      </w:r>
-      <w:r>
-        <w:br/>
-        <w:t xml:space="preserve">    client_max_body_size 20m;</w:t>
-      </w:r>
-      <w:r>
-        <w:br/>
-        <w:t xml:space="preserve">}</w:t>
-      </w:r>
-    </w:p>
-    <w:p>
-      <w:r>
-        <w:rPr>
-          <w:rFonts w:ascii="Consolas" w:cs="Consolas" w:eastAsia="Consolas" w:hAnsi="Consolas"/>
-          <w:sz w:val="19"/>
-          <w:szCs w:val="19"/>
-          <w:shd w:fill="E2EEF2" w:val="clear"/>
-        </w:rPr>
-        <w:t xml:space="preserve">TRACEAGILE_CALLBACK_URL</w:t>
-      </w:r>
-      <w:r>
-        <w:t xml:space="preserve"> prend alors l'adresse HTTPS publique. Le serveur d'exécution peut être
-protégé de la même façon ; son adresse dans TraceAgile devient </w:t>
-      </w:r>
-      <w:r>
-        <w:rPr>
-          <w:rFonts w:ascii="Consolas" w:cs="Consolas" w:eastAsia="Consolas" w:hAnsi="Consolas"/>
-          <w:sz w:val="19"/>
-          <w:szCs w:val="19"/>
-          <w:shd w:fill="E2EEF2" w:val="clear"/>
-        </w:rPr>
-        <w:t xml:space="preserve">https://…</w:t>
-      </w:r>
-      <w:r>
-        <w:t xml:space="preserve">.</w:t>
-      </w:r>
-    </w:p>
-    <w:p>
-      <w:pPr>
-        <w:pStyle w:val="Heading1"/>
-      </w:pPr>
-      <w:bookmarkStart w:name="chap_27" w:id="1"/>
-      <w:r>
-        <w:t xml:space="preserve">12. Sauvegarde, mise à jour, désinstallation</w:t>
+        <w:t xml:space="preserve">10. Réseau et pare-feu</w:t>
       </w:r>
       <w:bookmarkEnd w:id="1"/>
     </w:p>
@@ -9750,25 +9627,13 @@
               <w:right w:type="dxa" w:w="100"/>
             </w:tcMar>
           </w:tcPr>
-          <w:p/>
-        </w:tc>
-        <w:tc>
-          <w:tcPr>
-            <w:shd w:fill="E2EEF2" w:val="clear"/>
-            <w:tcMar>
-              <w:top w:type="dxa" w:w="60"/>
-              <w:left w:type="dxa" w:w="100"/>
-              <w:bottom w:type="dxa" w:w="60"/>
-              <w:right w:type="dxa" w:w="100"/>
-            </w:tcMar>
-          </w:tcPr>
           <w:p>
             <w:r>
               <w:rPr>
                 <w:b/>
                 <w:bCs/>
               </w:rPr>
-              <w:t xml:space="preserve">Hors Docker</w:t>
+              <w:t xml:space="preserve">Flux</w:t>
             </w:r>
           </w:p>
         </w:tc>
@@ -9788,7 +9653,27 @@
                 <w:b/>
                 <w:bCs/>
               </w:rPr>
-              <w:t xml:space="preserve">En conteneur</w:t>
+              <w:t xml:space="preserve">De → vers</w:t>
+            </w:r>
+          </w:p>
+        </w:tc>
+        <w:tc>
+          <w:tcPr>
+            <w:shd w:fill="E2EEF2" w:val="clear"/>
+            <w:tcMar>
+              <w:top w:type="dxa" w:w="60"/>
+              <w:left w:type="dxa" w:w="100"/>
+              <w:bottom w:type="dxa" w:w="60"/>
+              <w:right w:type="dxa" w:w="100"/>
+            </w:tcMar>
+          </w:tcPr>
+          <w:p>
+            <w:r>
+              <w:rPr>
+                <w:b/>
+                <w:bCs/>
+              </w:rPr>
+              <w:t xml:space="preserve">Port</w:t>
             </w:r>
           </w:p>
         </w:tc>
@@ -9808,91 +9693,37 @@
           </w:tcPr>
           <w:p>
             <w:r>
-              <w:t xml:space="preserve">Sauvegarder TraceAgile</w:t>
-            </w:r>
-          </w:p>
-        </w:tc>
-        <w:tc>
-          <w:tcPr>
-            <w:tcMar>
-              <w:top w:type="dxa" w:w="60"/>
-              <w:left w:type="dxa" w:w="100"/>
-              <w:bottom w:type="dxa" w:w="60"/>
-              <w:right w:type="dxa" w:w="100"/>
-            </w:tcMar>
-          </w:tcPr>
-          <w:p>
-            <w:r>
-              <w:t xml:space="preserve">la base (</w:t>
-            </w:r>
-            <w:r>
-              <w:rPr>
-                <w:rFonts w:ascii="Consolas" w:cs="Consolas" w:eastAsia="Consolas" w:hAnsi="Consolas"/>
-                <w:sz w:val="19"/>
-                <w:szCs w:val="19"/>
-                <w:shd w:fill="E2EEF2" w:val="clear"/>
-              </w:rPr>
-              <w:t xml:space="preserve">pg_dump -Fc -d traceagile &gt; traceagile.dump</w:t>
-            </w:r>
-            <w:r>
-              <w:t xml:space="preserve">) et le dossier </w:t>
-            </w:r>
-            <w:r>
-              <w:rPr>
-                <w:rFonts w:ascii="Consolas" w:cs="Consolas" w:eastAsia="Consolas" w:hAnsi="Consolas"/>
-                <w:sz w:val="19"/>
-                <w:szCs w:val="19"/>
-                <w:shd w:fill="E2EEF2" w:val="clear"/>
-              </w:rPr>
-              <w:t xml:space="preserve">TRACEAGILE_ATTACHMENTS_DIR</w:t>
-            </w:r>
-          </w:p>
-        </w:tc>
-        <w:tc>
-          <w:tcPr>
-            <w:tcMar>
-              <w:top w:type="dxa" w:w="60"/>
-              <w:left w:type="dxa" w:w="100"/>
-              <w:bottom w:type="dxa" w:w="60"/>
-              <w:right w:type="dxa" w:w="100"/>
-            </w:tcMar>
-          </w:tcPr>
-          <w:p>
-            <w:r>
-              <w:t xml:space="preserve">la base (avec </w:t>
-            </w:r>
-            <w:r>
-              <w:rPr>
-                <w:rFonts w:ascii="Consolas" w:cs="Consolas" w:eastAsia="Consolas" w:hAnsi="Consolas"/>
-                <w:sz w:val="19"/>
-                <w:szCs w:val="19"/>
-                <w:shd w:fill="E2EEF2" w:val="clear"/>
-              </w:rPr>
-              <w:t xml:space="preserve">base-locale</w:t>
-            </w:r>
-            <w:r>
-              <w:t xml:space="preserve"> : </w:t>
-            </w:r>
-            <w:r>
-              <w:rPr>
-                <w:rFonts w:ascii="Consolas" w:cs="Consolas" w:eastAsia="Consolas" w:hAnsi="Consolas"/>
-                <w:sz w:val="19"/>
-                <w:szCs w:val="19"/>
-                <w:shd w:fill="E2EEF2" w:val="clear"/>
-              </w:rPr>
-              <w:t xml:space="preserve">docker compose exec -T postgres pg_dump -Fc -U traceagile traceagile &gt; traceagile.dump</w:t>
-            </w:r>
-            <w:r>
-              <w:t xml:space="preserve">) et le volume </w:t>
-            </w:r>
-            <w:r>
-              <w:rPr>
-                <w:rFonts w:ascii="Consolas" w:cs="Consolas" w:eastAsia="Consolas" w:hAnsi="Consolas"/>
-                <w:sz w:val="19"/>
-                <w:szCs w:val="19"/>
-                <w:shd w:fill="E2EEF2" w:val="clear"/>
-              </w:rPr>
-              <w:t xml:space="preserve">pieces-jointes</w:t>
+              <w:t xml:space="preserve">Navigateurs des utilisateurs</w:t>
+            </w:r>
+          </w:p>
+        </w:tc>
+        <w:tc>
+          <w:tcPr>
+            <w:tcMar>
+              <w:top w:type="dxa" w:w="60"/>
+              <w:left w:type="dxa" w:w="100"/>
+              <w:bottom w:type="dxa" w:w="60"/>
+              <w:right w:type="dxa" w:w="100"/>
+            </w:tcMar>
+          </w:tcPr>
+          <w:p>
+            <w:r>
+              <w:t xml:space="preserve">postes → TraceAgile</w:t>
+            </w:r>
+          </w:p>
+        </w:tc>
+        <w:tc>
+          <w:tcPr>
+            <w:tcMar>
+              <w:top w:type="dxa" w:w="60"/>
+              <w:left w:type="dxa" w:w="100"/>
+              <w:bottom w:type="dxa" w:w="60"/>
+              <w:right w:type="dxa" w:w="100"/>
+            </w:tcMar>
+          </w:tcPr>
+          <w:p>
+            <w:r>
+              <w:t xml:space="preserve">8085 (ou 443 derrière un proxy)</w:t>
             </w:r>
           </w:p>
         </w:tc>
@@ -9912,55 +9743,49 @@
           </w:tcPr>
           <w:p>
             <w:r>
-              <w:t xml:space="preserve">Sauvegarder le serveur d'exécution</w:t>
-            </w:r>
-          </w:p>
-        </w:tc>
-        <w:tc>
-          <w:tcPr>
-            <w:tcMar>
-              <w:top w:type="dxa" w:w="60"/>
-              <w:left w:type="dxa" w:w="100"/>
-              <w:bottom w:type="dxa" w:w="60"/>
-              <w:right w:type="dxa" w:w="100"/>
-            </w:tcMar>
-          </w:tcPr>
-          <w:p>
-            <w:r>
-              <w:rPr>
-                <w:rFonts w:ascii="Consolas" w:cs="Consolas" w:eastAsia="Consolas" w:hAnsi="Consolas"/>
-                <w:sz w:val="19"/>
-                <w:szCs w:val="19"/>
-                <w:shd w:fill="E2EEF2" w:val="clear"/>
-              </w:rPr>
-              <w:t xml:space="preserve">EXECUTION_SERVER_DATA_DIR</w:t>
-            </w:r>
-            <w:r>
-              <w:t xml:space="preserve"> (jetons, jobs) ; les outils se réinstallent</w:t>
-            </w:r>
-          </w:p>
-        </w:tc>
-        <w:tc>
-          <w:tcPr>
-            <w:tcMar>
-              <w:top w:type="dxa" w:w="60"/>
-              <w:left w:type="dxa" w:w="100"/>
-              <w:bottom w:type="dxa" w:w="60"/>
-              <w:right w:type="dxa" w:w="100"/>
-            </w:tcMar>
-          </w:tcPr>
-          <w:p>
-            <w:r>
-              <w:t xml:space="preserve">le volume </w:t>
-            </w:r>
-            <w:r>
-              <w:rPr>
-                <w:rFonts w:ascii="Consolas" w:cs="Consolas" w:eastAsia="Consolas" w:hAnsi="Consolas"/>
-                <w:sz w:val="19"/>
-                <w:szCs w:val="19"/>
-                <w:shd w:fill="E2EEF2" w:val="clear"/>
-              </w:rPr>
-              <w:t xml:space="preserve">donnees</w:t>
+              <w:t xml:space="preserve">Connexion à la base</w:t>
+            </w:r>
+          </w:p>
+        </w:tc>
+        <w:tc>
+          <w:tcPr>
+            <w:tcMar>
+              <w:top w:type="dxa" w:w="60"/>
+              <w:left w:type="dxa" w:w="100"/>
+              <w:bottom w:type="dxa" w:w="60"/>
+              <w:right w:type="dxa" w:w="100"/>
+            </w:tcMar>
+          </w:tcPr>
+          <w:p>
+            <w:r>
+              <w:t xml:space="preserve">TraceAgile → PostgreSQL</w:t>
+            </w:r>
+          </w:p>
+        </w:tc>
+        <w:tc>
+          <w:tcPr>
+            <w:tcMar>
+              <w:top w:type="dxa" w:w="60"/>
+              <w:left w:type="dxa" w:w="100"/>
+              <w:bottom w:type="dxa" w:w="60"/>
+              <w:right w:type="dxa" w:w="100"/>
+            </w:tcMar>
+          </w:tcPr>
+          <w:p>
+            <w:r>
+              <w:t xml:space="preserve">5432 (interne à Docker avec </w:t>
+            </w:r>
+            <w:r>
+              <w:rPr>
+                <w:rFonts w:ascii="Consolas" w:cs="Consolas" w:eastAsia="Consolas" w:hAnsi="Consolas"/>
+                <w:sz w:val="19"/>
+                <w:szCs w:val="19"/>
+                <w:shd w:fill="E2EEF2" w:val="clear"/>
+              </w:rPr>
+              <w:t xml:space="preserve">base-locale</w:t>
+            </w:r>
+            <w:r>
+              <w:t xml:space="preserve">)</w:t>
             </w:r>
           </w:p>
         </w:tc>
@@ -9980,46 +9805,37 @@
           </w:tcPr>
           <w:p>
             <w:r>
-              <w:t xml:space="preserve">Mettre à jour</w:t>
-            </w:r>
-          </w:p>
-        </w:tc>
-        <w:tc>
-          <w:tcPr>
-            <w:tcMar>
-              <w:top w:type="dxa" w:w="60"/>
-              <w:left w:type="dxa" w:w="100"/>
-              <w:bottom w:type="dxa" w:w="60"/>
-              <w:right w:type="dxa" w:w="100"/>
-            </w:tcMar>
-          </w:tcPr>
-          <w:p>
-            <w:r>
-              <w:t xml:space="preserve">arrêter le service, remplacer le jar, redémarrer</w:t>
-            </w:r>
-          </w:p>
-        </w:tc>
-        <w:tc>
-          <w:tcPr>
-            <w:tcMar>
-              <w:top w:type="dxa" w:w="60"/>
-              <w:left w:type="dxa" w:w="100"/>
-              <w:bottom w:type="dxa" w:w="60"/>
-              <w:right w:type="dxa" w:w="100"/>
-            </w:tcMar>
-          </w:tcPr>
-          <w:p>
-            <w:r>
-              <w:t xml:space="preserve">remplacer le jar dans le dossier, puis </w:t>
-            </w:r>
-            <w:r>
-              <w:rPr>
-                <w:rFonts w:ascii="Consolas" w:cs="Consolas" w:eastAsia="Consolas" w:hAnsi="Consolas"/>
-                <w:sz w:val="19"/>
-                <w:szCs w:val="19"/>
-                <w:shd w:fill="E2EEF2" w:val="clear"/>
-              </w:rPr>
-              <w:t xml:space="preserve">docker compose up -d --build</w:t>
+              <w:t xml:space="preserve">Jobs, santé, artefacts</w:t>
+            </w:r>
+          </w:p>
+        </w:tc>
+        <w:tc>
+          <w:tcPr>
+            <w:tcMar>
+              <w:top w:type="dxa" w:w="60"/>
+              <w:left w:type="dxa" w:w="100"/>
+              <w:bottom w:type="dxa" w:w="60"/>
+              <w:right w:type="dxa" w:w="100"/>
+            </w:tcMar>
+          </w:tcPr>
+          <w:p>
+            <w:r>
+              <w:t xml:space="preserve">TraceAgile → serveur d'exécution</w:t>
+            </w:r>
+          </w:p>
+        </w:tc>
+        <w:tc>
+          <w:tcPr>
+            <w:tcMar>
+              <w:top w:type="dxa" w:w="60"/>
+              <w:left w:type="dxa" w:w="100"/>
+              <w:bottom w:type="dxa" w:w="60"/>
+              <w:right w:type="dxa" w:w="100"/>
+            </w:tcMar>
+          </w:tcPr>
+          <w:p>
+            <w:r>
+              <w:t xml:space="preserve">8091</w:t>
             </w:r>
           </w:p>
         </w:tc>
@@ -10039,6 +9855,643 @@
           </w:tcPr>
           <w:p>
             <w:r>
+              <w:t xml:space="preserve">Webhooks de résultats</w:t>
+            </w:r>
+          </w:p>
+        </w:tc>
+        <w:tc>
+          <w:tcPr>
+            <w:tcMar>
+              <w:top w:type="dxa" w:w="60"/>
+              <w:left w:type="dxa" w:w="100"/>
+              <w:bottom w:type="dxa" w:w="60"/>
+              <w:right w:type="dxa" w:w="100"/>
+            </w:tcMar>
+          </w:tcPr>
+          <w:p>
+            <w:r>
+              <w:t xml:space="preserve">serveur d'exécution → TraceAgile</w:t>
+            </w:r>
+          </w:p>
+        </w:tc>
+        <w:tc>
+          <w:tcPr>
+            <w:tcMar>
+              <w:top w:type="dxa" w:w="60"/>
+              <w:left w:type="dxa" w:w="100"/>
+              <w:bottom w:type="dxa" w:w="60"/>
+              <w:right w:type="dxa" w:w="100"/>
+            </w:tcMar>
+          </w:tcPr>
+          <w:p>
+            <w:r>
+              <w:t xml:space="preserve">8085 (</w:t>
+            </w:r>
+            <w:r>
+              <w:rPr>
+                <w:rFonts w:ascii="Consolas" w:cs="Consolas" w:eastAsia="Consolas" w:hAnsi="Consolas"/>
+                <w:sz w:val="19"/>
+                <w:szCs w:val="19"/>
+                <w:shd w:fill="E2EEF2" w:val="clear"/>
+              </w:rPr>
+              <w:t xml:space="preserve">TRACEAGILE_CALLBACK_URL</w:t>
+            </w:r>
+            <w:r>
+              <w:t xml:space="preserve">)</w:t>
+            </w:r>
+          </w:p>
+        </w:tc>
+      </w:tr>
+      <w:tr>
+        <w:trPr>
+          <w:cantSplit/>
+        </w:trPr>
+        <w:tc>
+          <w:tcPr>
+            <w:tcMar>
+              <w:top w:type="dxa" w:w="60"/>
+              <w:left w:type="dxa" w:w="100"/>
+              <w:bottom w:type="dxa" w:w="60"/>
+              <w:right w:type="dxa" w:w="100"/>
+            </w:tcMar>
+          </w:tcPr>
+          <w:p>
+            <w:r>
+              <w:t xml:space="preserve">Interface du serveur d'exécution</w:t>
+            </w:r>
+          </w:p>
+        </w:tc>
+        <w:tc>
+          <w:tcPr>
+            <w:tcMar>
+              <w:top w:type="dxa" w:w="60"/>
+              <w:left w:type="dxa" w:w="100"/>
+              <w:bottom w:type="dxa" w:w="60"/>
+              <w:right w:type="dxa" w:w="100"/>
+            </w:tcMar>
+          </w:tcPr>
+          <w:p>
+            <w:r>
+              <w:t xml:space="preserve">postes des administrateurs → serveur d'exécution</w:t>
+            </w:r>
+          </w:p>
+        </w:tc>
+        <w:tc>
+          <w:tcPr>
+            <w:tcMar>
+              <w:top w:type="dxa" w:w="60"/>
+              <w:left w:type="dxa" w:w="100"/>
+              <w:bottom w:type="dxa" w:w="60"/>
+              <w:right w:type="dxa" w:w="100"/>
+            </w:tcMar>
+          </w:tcPr>
+          <w:p>
+            <w:r>
+              <w:t xml:space="preserve">8091</w:t>
+            </w:r>
+          </w:p>
+        </w:tc>
+      </w:tr>
+      <w:tr>
+        <w:trPr>
+          <w:cantSplit/>
+        </w:trPr>
+        <w:tc>
+          <w:tcPr>
+            <w:tcMar>
+              <w:top w:type="dxa" w:w="60"/>
+              <w:left w:type="dxa" w:w="100"/>
+              <w:bottom w:type="dxa" w:w="60"/>
+              <w:right w:type="dxa" w:w="100"/>
+            </w:tcMar>
+          </w:tcPr>
+          <w:p>
+            <w:r>
+              <w:t xml:space="preserve">Clonage des dépôts de tests</w:t>
+            </w:r>
+          </w:p>
+        </w:tc>
+        <w:tc>
+          <w:tcPr>
+            <w:tcMar>
+              <w:top w:type="dxa" w:w="60"/>
+              <w:left w:type="dxa" w:w="100"/>
+              <w:bottom w:type="dxa" w:w="60"/>
+              <w:right w:type="dxa" w:w="100"/>
+            </w:tcMar>
+          </w:tcPr>
+          <w:p>
+            <w:r>
+              <w:t xml:space="preserve">serveur d'exécution → serveur Git</w:t>
+            </w:r>
+          </w:p>
+        </w:tc>
+        <w:tc>
+          <w:tcPr>
+            <w:tcMar>
+              <w:top w:type="dxa" w:w="60"/>
+              <w:left w:type="dxa" w:w="100"/>
+              <w:bottom w:type="dxa" w:w="60"/>
+              <w:right w:type="dxa" w:w="100"/>
+            </w:tcMar>
+          </w:tcPr>
+          <w:p>
+            <w:r>
+              <w:t xml:space="preserve">443 / 22</w:t>
+            </w:r>
+          </w:p>
+        </w:tc>
+      </w:tr>
+    </w:tbl>
+    <w:p>
+      <w:pPr>
+        <w:spacing w:after="120"/>
+      </w:pPr>
+    </w:p>
+    <w:p>
+      <w:r>
+        <w:t xml:space="preserve">Sur des machines séparées, ouvrir ces ports en entrée. Sous Windows, par exemple :
+</w:t>
+      </w:r>
+      <w:r>
+        <w:rPr>
+          <w:rFonts w:ascii="Consolas" w:cs="Consolas" w:eastAsia="Consolas" w:hAnsi="Consolas"/>
+          <w:sz w:val="19"/>
+          <w:szCs w:val="19"/>
+          <w:shd w:fill="E2EEF2" w:val="clear"/>
+        </w:rPr>
+        <w:t xml:space="preserve">New-NetFirewallRule -DisplayName TraceAgile -Direction Inbound -Protocol TCP -LocalPort 8085 -Action Allow</w:t>
+      </w:r>
+      <w:r>
+        <w:t xml:space="preserve">,
+et de même pour 8091 sur la machine du serveur.</w:t>
+      </w:r>
+    </w:p>
+    <w:p>
+      <w:r>
+        <w:t xml:space="preserve">Sous Linux, Docker publie les ports des conteneurs en contournant les règles </w:t>
+      </w:r>
+      <w:r>
+        <w:rPr>
+          <w:rFonts w:ascii="Consolas" w:cs="Consolas" w:eastAsia="Consolas" w:hAnsi="Consolas"/>
+          <w:sz w:val="19"/>
+          <w:szCs w:val="19"/>
+          <w:shd w:fill="E2EEF2" w:val="clear"/>
+        </w:rPr>
+        <w:t xml:space="preserve">ufw</w:t>
+      </w:r>
+      <w:r>
+        <w:t xml:space="preserve"> : restreindre
+l'accès au besoin, par exemple en publiant sur une seule interface
+(</w:t>
+      </w:r>
+      <w:r>
+        <w:rPr>
+          <w:rFonts w:ascii="Consolas" w:cs="Consolas" w:eastAsia="Consolas" w:hAnsi="Consolas"/>
+          <w:sz w:val="19"/>
+          <w:szCs w:val="19"/>
+          <w:shd w:fill="E2EEF2" w:val="clear"/>
+        </w:rPr>
+        <w:t xml:space="preserve">"127.0.0.1:${SERVER_PORT:-8085}:8085"</w:t>
+      </w:r>
+      <w:r>
+        <w:t xml:space="preserve"> derrière un proxy local).</w:t>
+      </w:r>
+    </w:p>
+    <w:p>
+      <w:pPr>
+        <w:pStyle w:val="Heading1"/>
+      </w:pPr>
+      <w:bookmarkStart w:name="chap_27" w:id="1"/>
+      <w:r>
+        <w:t xml:space="preserve">11. HTTPS et proxy inverse</w:t>
+      </w:r>
+      <w:bookmarkEnd w:id="1"/>
+    </w:p>
+    <w:p>
+      <w:r>
+        <w:t xml:space="preserve">En production, placer TraceAgile derrière un proxy TLS (nginx, Apache, IIS ARR, Traefik) et régler
+</w:t>
+      </w:r>
+      <w:r>
+        <w:rPr>
+          <w:rFonts w:ascii="Consolas" w:cs="Consolas" w:eastAsia="Consolas" w:hAnsi="Consolas"/>
+          <w:sz w:val="19"/>
+          <w:szCs w:val="19"/>
+          <w:shd w:fill="E2EEF2" w:val="clear"/>
+        </w:rPr>
+        <w:t xml:space="preserve">TRACEAGILE_COOKIE_SECURE=true</w:t>
+      </w:r>
+      <w:r>
+        <w:t xml:space="preserve">. Le suivi des runs en direct utilise des flux SSE : désactiver la
+mise en mémoire tampon pour </w:t>
+      </w:r>
+      <w:r>
+        <w:rPr>
+          <w:rFonts w:ascii="Consolas" w:cs="Consolas" w:eastAsia="Consolas" w:hAnsi="Consolas"/>
+          <w:sz w:val="19"/>
+          <w:szCs w:val="19"/>
+          <w:shd w:fill="E2EEF2" w:val="clear"/>
+        </w:rPr>
+        <w:t xml:space="preserve">/api/</w:t>
+      </w:r>
+      <w:r>
+        <w:t xml:space="preserve">. Exemple nginx :</w:t>
+      </w:r>
+    </w:p>
+    <w:p>
+      <w:pPr>
+        <w:pStyle w:val="Code"/>
+      </w:pPr>
+      <w:r>
+        <w:t xml:space="preserve">location / {</w:t>
+      </w:r>
+      <w:r>
+        <w:br/>
+        <w:t xml:space="preserve">    proxy_pass http://127.0.0.1:8085;</w:t>
+      </w:r>
+      <w:r>
+        <w:br/>
+        <w:t xml:space="preserve">    proxy_set_header Host $host;</w:t>
+      </w:r>
+      <w:r>
+        <w:br/>
+        <w:t xml:space="preserve">    proxy_set_header X-Forwarded-Proto $scheme;</w:t>
+      </w:r>
+      <w:r>
+        <w:br/>
+        <w:t xml:space="preserve">    proxy_buffering off;</w:t>
+      </w:r>
+      <w:r>
+        <w:br/>
+        <w:t xml:space="preserve">    proxy_read_timeout 1h;</w:t>
+      </w:r>
+      <w:r>
+        <w:br/>
+        <w:t xml:space="preserve">    client_max_body_size 20m;</w:t>
+      </w:r>
+      <w:r>
+        <w:br/>
+        <w:t xml:space="preserve">}</w:t>
+      </w:r>
+    </w:p>
+    <w:p>
+      <w:r>
+        <w:rPr>
+          <w:rFonts w:ascii="Consolas" w:cs="Consolas" w:eastAsia="Consolas" w:hAnsi="Consolas"/>
+          <w:sz w:val="19"/>
+          <w:szCs w:val="19"/>
+          <w:shd w:fill="E2EEF2" w:val="clear"/>
+        </w:rPr>
+        <w:t xml:space="preserve">TRACEAGILE_CALLBACK_URL</w:t>
+      </w:r>
+      <w:r>
+        <w:t xml:space="preserve"> prend alors l'adresse HTTPS publique. Le serveur d'exécution peut être
+protégé de la même façon ; son adresse dans TraceAgile devient </w:t>
+      </w:r>
+      <w:r>
+        <w:rPr>
+          <w:rFonts w:ascii="Consolas" w:cs="Consolas" w:eastAsia="Consolas" w:hAnsi="Consolas"/>
+          <w:sz w:val="19"/>
+          <w:szCs w:val="19"/>
+          <w:shd w:fill="E2EEF2" w:val="clear"/>
+        </w:rPr>
+        <w:t xml:space="preserve">https://…</w:t>
+      </w:r>
+      <w:r>
+        <w:t xml:space="preserve">.</w:t>
+      </w:r>
+    </w:p>
+    <w:p>
+      <w:pPr>
+        <w:pStyle w:val="Heading1"/>
+      </w:pPr>
+      <w:bookmarkStart w:name="chap_28" w:id="1"/>
+      <w:r>
+        <w:t xml:space="preserve">12. Sauvegarde, mise à jour, désinstallation</w:t>
+      </w:r>
+      <w:bookmarkEnd w:id="1"/>
+    </w:p>
+    <w:tbl>
+      <w:tblPr>
+        <w:tblW w:type="pct" w:w="100%"/>
+        <w:tblBorders>
+          <w:top w:val="single" w:color="auto" w:sz="4"/>
+          <w:left w:val="single" w:color="auto" w:sz="4"/>
+          <w:bottom w:val="single" w:color="auto" w:sz="4"/>
+          <w:right w:val="single" w:color="auto" w:sz="4"/>
+          <w:insideH w:val="single" w:color="auto" w:sz="4"/>
+          <w:insideV w:val="single" w:color="auto" w:sz="4"/>
+        </w:tblBorders>
+      </w:tblPr>
+      <w:tblGrid>
+        <w:gridCol w:w="100"/>
+        <w:gridCol w:w="100"/>
+        <w:gridCol w:w="100"/>
+      </w:tblGrid>
+      <w:tr>
+        <w:trPr>
+          <w:tblHeader/>
+        </w:trPr>
+        <w:tc>
+          <w:tcPr>
+            <w:shd w:fill="E2EEF2" w:val="clear"/>
+            <w:tcMar>
+              <w:top w:type="dxa" w:w="60"/>
+              <w:left w:type="dxa" w:w="100"/>
+              <w:bottom w:type="dxa" w:w="60"/>
+              <w:right w:type="dxa" w:w="100"/>
+            </w:tcMar>
+          </w:tcPr>
+          <w:p/>
+        </w:tc>
+        <w:tc>
+          <w:tcPr>
+            <w:shd w:fill="E2EEF2" w:val="clear"/>
+            <w:tcMar>
+              <w:top w:type="dxa" w:w="60"/>
+              <w:left w:type="dxa" w:w="100"/>
+              <w:bottom w:type="dxa" w:w="60"/>
+              <w:right w:type="dxa" w:w="100"/>
+            </w:tcMar>
+          </w:tcPr>
+          <w:p>
+            <w:r>
+              <w:rPr>
+                <w:b/>
+                <w:bCs/>
+              </w:rPr>
+              <w:t xml:space="preserve">Hors Docker</w:t>
+            </w:r>
+          </w:p>
+        </w:tc>
+        <w:tc>
+          <w:tcPr>
+            <w:shd w:fill="E2EEF2" w:val="clear"/>
+            <w:tcMar>
+              <w:top w:type="dxa" w:w="60"/>
+              <w:left w:type="dxa" w:w="100"/>
+              <w:bottom w:type="dxa" w:w="60"/>
+              <w:right w:type="dxa" w:w="100"/>
+            </w:tcMar>
+          </w:tcPr>
+          <w:p>
+            <w:r>
+              <w:rPr>
+                <w:b/>
+                <w:bCs/>
+              </w:rPr>
+              <w:t xml:space="preserve">En conteneur</w:t>
+            </w:r>
+          </w:p>
+        </w:tc>
+      </w:tr>
+      <w:tr>
+        <w:trPr>
+          <w:cantSplit/>
+        </w:trPr>
+        <w:tc>
+          <w:tcPr>
+            <w:tcMar>
+              <w:top w:type="dxa" w:w="60"/>
+              <w:left w:type="dxa" w:w="100"/>
+              <w:bottom w:type="dxa" w:w="60"/>
+              <w:right w:type="dxa" w:w="100"/>
+            </w:tcMar>
+          </w:tcPr>
+          <w:p>
+            <w:r>
+              <w:t xml:space="preserve">Sauvegarder TraceAgile</w:t>
+            </w:r>
+          </w:p>
+        </w:tc>
+        <w:tc>
+          <w:tcPr>
+            <w:tcMar>
+              <w:top w:type="dxa" w:w="60"/>
+              <w:left w:type="dxa" w:w="100"/>
+              <w:bottom w:type="dxa" w:w="60"/>
+              <w:right w:type="dxa" w:w="100"/>
+            </w:tcMar>
+          </w:tcPr>
+          <w:p>
+            <w:r>
+              <w:t xml:space="preserve">la base (</w:t>
+            </w:r>
+            <w:r>
+              <w:rPr>
+                <w:rFonts w:ascii="Consolas" w:cs="Consolas" w:eastAsia="Consolas" w:hAnsi="Consolas"/>
+                <w:sz w:val="19"/>
+                <w:szCs w:val="19"/>
+                <w:shd w:fill="E2EEF2" w:val="clear"/>
+              </w:rPr>
+              <w:t xml:space="preserve">pg_dump -Fc -d traceagile &gt; traceagile.dump</w:t>
+            </w:r>
+            <w:r>
+              <w:t xml:space="preserve">) et le dossier </w:t>
+            </w:r>
+            <w:r>
+              <w:rPr>
+                <w:rFonts w:ascii="Consolas" w:cs="Consolas" w:eastAsia="Consolas" w:hAnsi="Consolas"/>
+                <w:sz w:val="19"/>
+                <w:szCs w:val="19"/>
+                <w:shd w:fill="E2EEF2" w:val="clear"/>
+              </w:rPr>
+              <w:t xml:space="preserve">TRACEAGILE_ATTACHMENTS_DIR</w:t>
+            </w:r>
+          </w:p>
+        </w:tc>
+        <w:tc>
+          <w:tcPr>
+            <w:tcMar>
+              <w:top w:type="dxa" w:w="60"/>
+              <w:left w:type="dxa" w:w="100"/>
+              <w:bottom w:type="dxa" w:w="60"/>
+              <w:right w:type="dxa" w:w="100"/>
+            </w:tcMar>
+          </w:tcPr>
+          <w:p>
+            <w:r>
+              <w:t xml:space="preserve">la base (avec </w:t>
+            </w:r>
+            <w:r>
+              <w:rPr>
+                <w:rFonts w:ascii="Consolas" w:cs="Consolas" w:eastAsia="Consolas" w:hAnsi="Consolas"/>
+                <w:sz w:val="19"/>
+                <w:szCs w:val="19"/>
+                <w:shd w:fill="E2EEF2" w:val="clear"/>
+              </w:rPr>
+              <w:t xml:space="preserve">base-locale</w:t>
+            </w:r>
+            <w:r>
+              <w:t xml:space="preserve"> : </w:t>
+            </w:r>
+            <w:r>
+              <w:rPr>
+                <w:rFonts w:ascii="Consolas" w:cs="Consolas" w:eastAsia="Consolas" w:hAnsi="Consolas"/>
+                <w:sz w:val="19"/>
+                <w:szCs w:val="19"/>
+                <w:shd w:fill="E2EEF2" w:val="clear"/>
+              </w:rPr>
+              <w:t xml:space="preserve">docker compose exec -T postgres pg_dump -Fc -U traceagile traceagile &gt; traceagile.dump</w:t>
+            </w:r>
+            <w:r>
+              <w:t xml:space="preserve">) et le volume </w:t>
+            </w:r>
+            <w:r>
+              <w:rPr>
+                <w:rFonts w:ascii="Consolas" w:cs="Consolas" w:eastAsia="Consolas" w:hAnsi="Consolas"/>
+                <w:sz w:val="19"/>
+                <w:szCs w:val="19"/>
+                <w:shd w:fill="E2EEF2" w:val="clear"/>
+              </w:rPr>
+              <w:t xml:space="preserve">pieces-jointes</w:t>
+            </w:r>
+          </w:p>
+        </w:tc>
+      </w:tr>
+      <w:tr>
+        <w:trPr>
+          <w:cantSplit/>
+        </w:trPr>
+        <w:tc>
+          <w:tcPr>
+            <w:tcMar>
+              <w:top w:type="dxa" w:w="60"/>
+              <w:left w:type="dxa" w:w="100"/>
+              <w:bottom w:type="dxa" w:w="60"/>
+              <w:right w:type="dxa" w:w="100"/>
+            </w:tcMar>
+          </w:tcPr>
+          <w:p>
+            <w:r>
+              <w:t xml:space="preserve">Sauvegarder le serveur d'exécution</w:t>
+            </w:r>
+          </w:p>
+        </w:tc>
+        <w:tc>
+          <w:tcPr>
+            <w:tcMar>
+              <w:top w:type="dxa" w:w="60"/>
+              <w:left w:type="dxa" w:w="100"/>
+              <w:bottom w:type="dxa" w:w="60"/>
+              <w:right w:type="dxa" w:w="100"/>
+            </w:tcMar>
+          </w:tcPr>
+          <w:p>
+            <w:r>
+              <w:rPr>
+                <w:rFonts w:ascii="Consolas" w:cs="Consolas" w:eastAsia="Consolas" w:hAnsi="Consolas"/>
+                <w:sz w:val="19"/>
+                <w:szCs w:val="19"/>
+                <w:shd w:fill="E2EEF2" w:val="clear"/>
+              </w:rPr>
+              <w:t xml:space="preserve">EXECUTION_SERVER_DATA_DIR</w:t>
+            </w:r>
+            <w:r>
+              <w:t xml:space="preserve"> (jetons, jobs) ; les outils se réinstallent</w:t>
+            </w:r>
+          </w:p>
+        </w:tc>
+        <w:tc>
+          <w:tcPr>
+            <w:tcMar>
+              <w:top w:type="dxa" w:w="60"/>
+              <w:left w:type="dxa" w:w="100"/>
+              <w:bottom w:type="dxa" w:w="60"/>
+              <w:right w:type="dxa" w:w="100"/>
+            </w:tcMar>
+          </w:tcPr>
+          <w:p>
+            <w:r>
+              <w:t xml:space="preserve">le volume </w:t>
+            </w:r>
+            <w:r>
+              <w:rPr>
+                <w:rFonts w:ascii="Consolas" w:cs="Consolas" w:eastAsia="Consolas" w:hAnsi="Consolas"/>
+                <w:sz w:val="19"/>
+                <w:szCs w:val="19"/>
+                <w:shd w:fill="E2EEF2" w:val="clear"/>
+              </w:rPr>
+              <w:t xml:space="preserve">donnees</w:t>
+            </w:r>
+          </w:p>
+        </w:tc>
+      </w:tr>
+      <w:tr>
+        <w:trPr>
+          <w:cantSplit/>
+        </w:trPr>
+        <w:tc>
+          <w:tcPr>
+            <w:tcMar>
+              <w:top w:type="dxa" w:w="60"/>
+              <w:left w:type="dxa" w:w="100"/>
+              <w:bottom w:type="dxa" w:w="60"/>
+              <w:right w:type="dxa" w:w="100"/>
+            </w:tcMar>
+          </w:tcPr>
+          <w:p>
+            <w:r>
+              <w:t xml:space="preserve">Mettre à jour</w:t>
+            </w:r>
+          </w:p>
+        </w:tc>
+        <w:tc>
+          <w:tcPr>
+            <w:tcMar>
+              <w:top w:type="dxa" w:w="60"/>
+              <w:left w:type="dxa" w:w="100"/>
+              <w:bottom w:type="dxa" w:w="60"/>
+              <w:right w:type="dxa" w:w="100"/>
+            </w:tcMar>
+          </w:tcPr>
+          <w:p>
+            <w:r>
+              <w:t xml:space="preserve">arrêter le service, remplacer le jar, redémarrer</w:t>
+            </w:r>
+          </w:p>
+        </w:tc>
+        <w:tc>
+          <w:tcPr>
+            <w:tcMar>
+              <w:top w:type="dxa" w:w="60"/>
+              <w:left w:type="dxa" w:w="100"/>
+              <w:bottom w:type="dxa" w:w="60"/>
+              <w:right w:type="dxa" w:w="100"/>
+            </w:tcMar>
+          </w:tcPr>
+          <w:p>
+            <w:r>
+              <w:t xml:space="preserve">remplacer le jar dans le dossier, puis </w:t>
+            </w:r>
+            <w:r>
+              <w:rPr>
+                <w:rFonts w:ascii="Consolas" w:cs="Consolas" w:eastAsia="Consolas" w:hAnsi="Consolas"/>
+                <w:sz w:val="19"/>
+                <w:szCs w:val="19"/>
+                <w:shd w:fill="E2EEF2" w:val="clear"/>
+              </w:rPr>
+              <w:t xml:space="preserve">docker compose up -d --build</w:t>
+            </w:r>
+          </w:p>
+        </w:tc>
+      </w:tr>
+      <w:tr>
+        <w:trPr>
+          <w:cantSplit/>
+        </w:trPr>
+        <w:tc>
+          <w:tcPr>
+            <w:tcMar>
+              <w:top w:type="dxa" w:w="60"/>
+              <w:left w:type="dxa" w:w="100"/>
+              <w:bottom w:type="dxa" w:w="60"/>
+              <w:right w:type="dxa" w:w="100"/>
+            </w:tcMar>
+          </w:tcPr>
+          <w:p>
+            <w:r>
               <w:t xml:space="preserve">Désinstaller</w:t>
             </w:r>
           </w:p>
@@ -10213,7 +10666,7 @@
       <w:pPr>
         <w:pStyle w:val="Heading1"/>
       </w:pPr>
-      <w:bookmarkStart w:name="chap_28" w:id="1"/>
+      <w:bookmarkStart w:name="chap_29" w:id="1"/>
       <w:r>
         <w:t xml:space="preserve">13. Dépannage</w:t>
       </w:r>
@@ -11048,7 +11501,7 @@
       <w:pPr>
         <w:pStyle w:val="Heading1"/>
       </w:pPr>
-      <w:bookmarkStart w:name="chap_29" w:id="1"/>
+      <w:bookmarkStart w:name="chap_30" w:id="1"/>
       <w:r>
         <w:t xml:space="preserve">14. Limites de la démonstration</w:t>
       </w:r>
